--- a/00-首页/学生讲义Word/晶体结构深化-超级充实版（自学完整）.docx
+++ b/00-首页/学生讲义Word/晶体结构深化-超级充实版（自学完整）.docx
@@ -518,7 +518,20 @@
         <w:rPr>
           <w:rFonts w:ascii="Times New Roman" w:hAnsi="Times New Roman" w:eastAsia="Times New Roman" w:cs="Times New Roman"/>
         </w:rPr>
-        <w:t xml:space="preserve">NaCl / CsCl / ZnS / CaF₂ / </w:t>
+        <w:t>NaCl / CsCl / ZnS / CaF</w:t>
+      </w:r>
+      <w:r>
+        <w:rPr>
+          <w:rFonts w:ascii="Times New Roman" w:hAnsi="Times New Roman" w:eastAsia="Times New Roman" w:cs="Times New Roman"/>
+          <w:vertAlign w:val="subscript"/>
+        </w:rPr>
+        <w:t>2</w:t>
+      </w:r>
+      <w:r>
+        <w:rPr>
+          <w:rFonts w:ascii="Times New Roman" w:hAnsi="Times New Roman" w:eastAsia="Times New Roman" w:cs="Times New Roman"/>
+        </w:rPr>
+        <w:t xml:space="preserve"> / </w:t>
       </w:r>
       <w:r>
         <w:rPr>
@@ -1647,119 +1660,101 @@
     </w:p>
     <w:p>
       <w:pPr>
-        <w:pStyle w:val="BlockText"/>
-      </w:pPr>
-      <w:r>
-        <w:rPr>
-          <w:rFonts w:hint="eastAsia" w:ascii="Times New Roman" w:hAnsi="Times New Roman" w:eastAsia="SimSun" w:cs="Times New Roman"/>
-          <w:b/>
-          <w:bCs/>
-          <w:color w:val="1E40AF"/>
+        <w:pStyle w:val="MethodologyBlock"/>
+      </w:pPr>
+      <w:r>
+        <w:rPr>
+          <w:rFonts w:hint="eastAsia" w:ascii="Times New Roman" w:hAnsi="Times New Roman" w:eastAsia="SimSun" w:cs="Times New Roman"/>
         </w:rPr>
         <w:t xml:space="preserve">理解要点</w:t>
       </w:r>
       <w:r>
         <w:rPr>
-          <w:rFonts w:hint="eastAsia" w:ascii="Times New Roman" w:hAnsi="Times New Roman" w:eastAsia="Times New Roman" w:cs="Times New Roman"/>
-          <w:color w:val="1E40AF"/>
-        </w:rPr>
-        <w:t>：</w:t>
-      </w:r>
-      <w:r>
-        <w:rPr>
-          <w:rFonts w:hint="eastAsia" w:ascii="Times New Roman" w:hAnsi="Times New Roman" w:eastAsia="SimSun" w:cs="Times New Roman"/>
-          <w:color w:val="1E40AF"/>
+          <w:rFonts w:ascii="Times New Roman" w:hAnsi="Times New Roman" w:eastAsia="Times New Roman" w:cs="Times New Roman"/>
+        </w:rPr>
+        <w:t xml:space="preserve"> </w:t>
+      </w:r>
+      <w:r>
+        <w:rPr>
+          <w:rFonts w:hint="eastAsia" w:ascii="Times New Roman" w:hAnsi="Times New Roman" w:eastAsia="SimSun" w:cs="Times New Roman"/>
         </w:rPr>
         <w:t>晶体题最怕一上来就背结构名词</w:t>
       </w:r>
       <w:r>
         <w:rPr>
           <w:rFonts w:hint="eastAsia" w:ascii="Times New Roman" w:hAnsi="Times New Roman" w:eastAsia="Times New Roman" w:cs="Times New Roman"/>
-          <w:color w:val="1E40AF"/>
         </w:rPr>
         <w:t>。</w:t>
       </w:r>
       <w:r>
         <w:rPr>
           <w:rFonts w:hint="eastAsia" w:ascii="Times New Roman" w:hAnsi="Times New Roman" w:eastAsia="SimSun" w:cs="Times New Roman"/>
-          <w:color w:val="1E40AF"/>
         </w:rPr>
         <w:t>先把</w:t>
       </w:r>
       <w:r>
         <w:rPr>
           <w:rFonts w:hint="eastAsia" w:ascii="Times New Roman" w:hAnsi="Times New Roman" w:eastAsia="Times New Roman" w:cs="Times New Roman"/>
-          <w:color w:val="1E40AF"/>
         </w:rPr>
         <w:t>“</w:t>
       </w:r>
       <w:r>
         <w:rPr>
           <w:rFonts w:hint="eastAsia" w:ascii="Times New Roman" w:hAnsi="Times New Roman" w:eastAsia="SimSun" w:cs="Times New Roman"/>
-          <w:color w:val="1E40AF"/>
         </w:rPr>
         <w:t>计数</w:t>
       </w:r>
       <w:r>
         <w:rPr>
           <w:rFonts w:hint="eastAsia" w:ascii="Times New Roman" w:hAnsi="Times New Roman" w:eastAsia="Times New Roman" w:cs="Times New Roman"/>
-          <w:color w:val="1E40AF"/>
         </w:rPr>
         <w:t>”</w:t>
       </w:r>
       <w:r>
         <w:rPr>
           <w:rFonts w:hint="eastAsia" w:ascii="Times New Roman" w:hAnsi="Times New Roman" w:eastAsia="SimSun" w:cs="Times New Roman"/>
-          <w:color w:val="1E40AF"/>
         </w:rPr>
         <w:t>和</w:t>
       </w:r>
       <w:r>
         <w:rPr>
           <w:rFonts w:hint="eastAsia" w:ascii="Times New Roman" w:hAnsi="Times New Roman" w:eastAsia="Times New Roman" w:cs="Times New Roman"/>
-          <w:color w:val="1E40AF"/>
         </w:rPr>
         <w:t>“</w:t>
       </w:r>
       <w:r>
         <w:rPr>
           <w:rFonts w:hint="eastAsia" w:ascii="Times New Roman" w:hAnsi="Times New Roman" w:eastAsia="SimSun" w:cs="Times New Roman"/>
-          <w:color w:val="1E40AF"/>
         </w:rPr>
         <w:t>骨架</w:t>
       </w:r>
       <w:r>
         <w:rPr>
           <w:rFonts w:hint="eastAsia" w:ascii="Times New Roman" w:hAnsi="Times New Roman" w:eastAsia="Times New Roman" w:cs="Times New Roman"/>
-          <w:color w:val="1E40AF"/>
         </w:rPr>
         <w:t>”</w:t>
       </w:r>
       <w:r>
         <w:rPr>
           <w:rFonts w:hint="eastAsia" w:ascii="Times New Roman" w:hAnsi="Times New Roman" w:eastAsia="SimSun" w:cs="Times New Roman"/>
-          <w:color w:val="1E40AF"/>
         </w:rPr>
         <w:t>钉死</w:t>
       </w:r>
       <w:r>
         <w:rPr>
           <w:rFonts w:hint="eastAsia" w:ascii="Times New Roman" w:hAnsi="Times New Roman" w:eastAsia="Times New Roman" w:cs="Times New Roman"/>
-          <w:color w:val="1E40AF"/>
         </w:rPr>
         <w:t>，</w:t>
       </w:r>
       <w:r>
         <w:rPr>
           <w:rFonts w:hint="eastAsia" w:ascii="Times New Roman" w:hAnsi="Times New Roman" w:eastAsia="SimSun" w:cs="Times New Roman"/>
-          <w:color w:val="1E40AF"/>
         </w:rPr>
         <w:t>后面很多判断会自然缩小范围</w:t>
       </w:r>
       <w:r>
         <w:rPr>
           <w:rFonts w:hint="eastAsia" w:ascii="Times New Roman" w:hAnsi="Times New Roman" w:eastAsia="Times New Roman" w:cs="Times New Roman"/>
-          <w:color w:val="1E40AF"/>
         </w:rPr>
         <w:t>。</w:t>
       </w:r>
@@ -2702,7 +2697,7 @@
               <a:graphicData uri="http://schemas.openxmlformats.org/drawingml/2006/picture">
                 <pic:pic>
                   <pic:nvPicPr>
-                    <pic:cNvPr descr="media/miller-basic-planes.png" id="18" name="Picture"/>
+                    <pic:cNvPr descr="5895babe1e4323d0720a5e3454cabee35f81911a4ec212c5e8428e1cb4fc372c.png" id="18" name="Picture"/>
                     <pic:cNvPicPr>
                       <a:picLocks noChangeArrowheads="1" noChangeAspect="1"/>
                     </pic:cNvPicPr>
@@ -4036,7 +4031,7 @@
               <a:graphicData uri="http://schemas.openxmlformats.org/drawingml/2006/picture">
                 <pic:pic>
                   <pic:nvPicPr>
-                    <pic:cNvPr descr="media/bragg-powder-concept.png" id="25" name="Picture"/>
+                    <pic:cNvPr descr="a0df0d6f5853f877dfb0546a02163e8335d8cc6c8c3dc1681445480ec55f78a4.png" id="25" name="Picture"/>
                     <pic:cNvPicPr>
                       <a:picLocks noChangeArrowheads="1" noChangeAspect="1"/>
                     </pic:cNvPicPr>
@@ -5242,77 +5237,65 @@
     </w:p>
     <w:p>
       <w:pPr>
-        <w:pStyle w:val="BlockText"/>
-      </w:pPr>
-      <w:r>
-        <w:rPr>
-          <w:rFonts w:hint="eastAsia" w:ascii="Times New Roman" w:hAnsi="Times New Roman" w:eastAsia="SimSun" w:cs="Times New Roman"/>
-          <w:b/>
-          <w:bCs/>
-          <w:color w:val="1E40AF"/>
+        <w:pStyle w:val="MethodologyBlock"/>
+      </w:pPr>
+      <w:r>
+        <w:rPr>
+          <w:rFonts w:hint="eastAsia" w:ascii="Times New Roman" w:hAnsi="Times New Roman" w:eastAsia="SimSun" w:cs="Times New Roman"/>
         </w:rPr>
         <w:t xml:space="preserve">理解要点</w:t>
       </w:r>
       <w:r>
         <w:rPr>
-          <w:rFonts w:hint="eastAsia" w:ascii="Times New Roman" w:hAnsi="Times New Roman" w:eastAsia="Times New Roman" w:cs="Times New Roman"/>
-          <w:color w:val="1E40AF"/>
-        </w:rPr>
-        <w:t>：</w:t>
-      </w:r>
-      <w:r>
-        <w:rPr>
-          <w:rFonts w:hint="eastAsia" w:ascii="Times New Roman" w:hAnsi="Times New Roman" w:eastAsia="SimSun" w:cs="Times New Roman"/>
-          <w:color w:val="1E40AF"/>
+          <w:rFonts w:ascii="Times New Roman" w:hAnsi="Times New Roman" w:eastAsia="Times New Roman" w:cs="Times New Roman"/>
+        </w:rPr>
+        <w:t xml:space="preserve"> </w:t>
+      </w:r>
+      <w:r>
+        <w:rPr>
+          <w:rFonts w:hint="eastAsia" w:ascii="Times New Roman" w:hAnsi="Times New Roman" w:eastAsia="SimSun" w:cs="Times New Roman"/>
         </w:rPr>
         <w:t>系统消光不是</w:t>
       </w:r>
       <w:r>
         <w:rPr>
           <w:rFonts w:hint="eastAsia" w:ascii="Times New Roman" w:hAnsi="Times New Roman" w:eastAsia="Times New Roman" w:cs="Times New Roman"/>
-          <w:color w:val="1E40AF"/>
         </w:rPr>
         <w:t>“</w:t>
       </w:r>
       <w:r>
         <w:rPr>
           <w:rFonts w:hint="eastAsia" w:ascii="Times New Roman" w:hAnsi="Times New Roman" w:eastAsia="SimSun" w:cs="Times New Roman"/>
-          <w:color w:val="1E40AF"/>
         </w:rPr>
         <w:t>某个晶面不存在</w:t>
       </w:r>
       <w:r>
         <w:rPr>
           <w:rFonts w:hint="eastAsia" w:ascii="Times New Roman" w:hAnsi="Times New Roman" w:eastAsia="Times New Roman" w:cs="Times New Roman"/>
-          <w:color w:val="1E40AF"/>
         </w:rPr>
         <w:t>”，</w:t>
       </w:r>
       <w:r>
         <w:rPr>
           <w:rFonts w:hint="eastAsia" w:ascii="Times New Roman" w:hAnsi="Times New Roman" w:eastAsia="SimSun" w:cs="Times New Roman"/>
-          <w:color w:val="1E40AF"/>
         </w:rPr>
         <w:t>而是</w:t>
       </w:r>
       <w:r>
         <w:rPr>
           <w:rFonts w:hint="eastAsia" w:ascii="Times New Roman" w:hAnsi="Times New Roman" w:eastAsia="Times New Roman" w:cs="Times New Roman"/>
-          <w:color w:val="1E40AF"/>
         </w:rPr>
         <w:t>“</w:t>
       </w:r>
       <w:r>
         <w:rPr>
           <w:rFonts w:hint="eastAsia" w:ascii="Times New Roman" w:hAnsi="Times New Roman" w:eastAsia="SimSun" w:cs="Times New Roman"/>
-          <w:color w:val="1E40AF"/>
         </w:rPr>
         <w:t>该晶面的散射在这个晶格里恰好相消</w:t>
       </w:r>
       <w:r>
         <w:rPr>
           <w:rFonts w:hint="eastAsia" w:ascii="Times New Roman" w:hAnsi="Times New Roman" w:eastAsia="Times New Roman" w:cs="Times New Roman"/>
-          <w:color w:val="1E40AF"/>
         </w:rPr>
         <w:t>”。</w:t>
       </w:r>
@@ -5839,7 +5822,7 @@
               <a:graphicData uri="http://schemas.openxmlformats.org/drawingml/2006/picture">
                 <pic:pic>
                   <pic:nvPicPr>
-                    <pic:cNvPr descr="media/13-9a-hcp-stacking-layer-sequence-abab.jpg" id="33" name="Picture"/>
+                    <pic:cNvPr descr="54277987d1294c791ffc1c7e96e4a249612c3a2465efa94168ef9d5ba61e3cec.jpg" id="33" name="Picture"/>
                     <pic:cNvPicPr>
                       <a:picLocks noChangeArrowheads="1" noChangeAspect="1"/>
                     </pic:cNvPicPr>
@@ -6105,7 +6088,24 @@
           <w:b/>
           <w:bCs/>
         </w:rPr>
-        <w:t xml:space="preserve">CdI₂ </w:t>
+        <w:t>CdI</w:t>
+      </w:r>
+      <w:r>
+        <w:rPr>
+          <w:rFonts w:ascii="Times New Roman" w:hAnsi="Times New Roman" w:eastAsia="Times New Roman" w:cs="Times New Roman"/>
+          <w:b/>
+          <w:bCs/>
+          <w:vertAlign w:val="subscript"/>
+        </w:rPr>
+        <w:t>2</w:t>
+      </w:r>
+      <w:r>
+        <w:rPr>
+          <w:rFonts w:ascii="Times New Roman" w:hAnsi="Times New Roman" w:eastAsia="Times New Roman" w:cs="Times New Roman"/>
+          <w:b/>
+          <w:bCs/>
+        </w:rPr>
+        <w:t xml:space="preserve"> </w:t>
       </w:r>
       <w:r>
         <w:rPr>
@@ -6721,7 +6721,20 @@
         <w:rPr>
           <w:rFonts w:ascii="Times New Roman" w:hAnsi="Times New Roman" w:eastAsia="Times New Roman" w:cs="Times New Roman"/>
         </w:rPr>
-        <w:t xml:space="preserve"> TiO₂ </w:t>
+        <w:t xml:space="preserve"> TiO</w:t>
+      </w:r>
+      <w:r>
+        <w:rPr>
+          <w:rFonts w:ascii="Times New Roman" w:hAnsi="Times New Roman" w:eastAsia="Times New Roman" w:cs="Times New Roman"/>
+          <w:vertAlign w:val="subscript"/>
+        </w:rPr>
+        <w:t>2</w:t>
+      </w:r>
+      <w:r>
+        <w:rPr>
+          <w:rFonts w:ascii="Times New Roman" w:hAnsi="Times New Roman" w:eastAsia="Times New Roman" w:cs="Times New Roman"/>
+        </w:rPr>
+        <w:t xml:space="preserve"> </w:t>
       </w:r>
       <w:r>
         <w:rPr>
@@ -6838,7 +6851,20 @@
         <w:rPr>
           <w:rFonts w:ascii="Times New Roman" w:hAnsi="Times New Roman" w:eastAsia="Times New Roman" w:cs="Times New Roman"/>
         </w:rPr>
-        <w:t xml:space="preserve">TiO₆ </w:t>
+        <w:t>TiO</w:t>
+      </w:r>
+      <w:r>
+        <w:rPr>
+          <w:rFonts w:ascii="Times New Roman" w:hAnsi="Times New Roman" w:eastAsia="Times New Roman" w:cs="Times New Roman"/>
+          <w:vertAlign w:val="subscript"/>
+        </w:rPr>
+        <w:t>6</w:t>
+      </w:r>
+      <w:r>
+        <w:rPr>
+          <w:rFonts w:ascii="Times New Roman" w:hAnsi="Times New Roman" w:eastAsia="Times New Roman" w:cs="Times New Roman"/>
+        </w:rPr>
+        <w:t xml:space="preserve"> </w:t>
       </w:r>
       <w:r>
         <w:rPr>
@@ -6881,7 +6907,7 @@
               <a:graphicData uri="http://schemas.openxmlformats.org/drawingml/2006/picture">
                 <pic:pic>
                   <pic:nvPicPr>
-                    <pic:cNvPr descr="media/tio2-rutile-structure.png" id="40" name="Picture"/>
+                    <pic:cNvPr descr="7f721b0336f2647bc8970fcc2738e60be7e3d8140182d09e7b771785bc8f063a.png" id="40" name="Picture"/>
                     <pic:cNvPicPr>
                       <a:picLocks noChangeArrowheads="1" noChangeAspect="1"/>
                     </pic:cNvPicPr>
@@ -7147,7 +7173,33 @@
         <w:rPr>
           <w:rFonts w:ascii="Times New Roman" w:hAnsi="Times New Roman" w:eastAsia="Times New Roman" w:cs="Times New Roman"/>
         </w:rPr>
-        <w:t xml:space="preserve"> MgAl₂O₄ </w:t>
+        <w:t xml:space="preserve"> MgAl</w:t>
+      </w:r>
+      <w:r>
+        <w:rPr>
+          <w:rFonts w:ascii="Times New Roman" w:hAnsi="Times New Roman" w:eastAsia="Times New Roman" w:cs="Times New Roman"/>
+          <w:vertAlign w:val="subscript"/>
+        </w:rPr>
+        <w:t>2</w:t>
+      </w:r>
+      <w:r>
+        <w:rPr>
+          <w:rFonts w:ascii="Times New Roman" w:hAnsi="Times New Roman" w:eastAsia="Times New Roman" w:cs="Times New Roman"/>
+        </w:rPr>
+        <w:t>O</w:t>
+      </w:r>
+      <w:r>
+        <w:rPr>
+          <w:rFonts w:ascii="Times New Roman" w:hAnsi="Times New Roman" w:eastAsia="Times New Roman" w:cs="Times New Roman"/>
+          <w:vertAlign w:val="subscript"/>
+        </w:rPr>
+        <w:t>4</w:t>
+      </w:r>
+      <w:r>
+        <w:rPr>
+          <w:rFonts w:ascii="Times New Roman" w:hAnsi="Times New Roman" w:eastAsia="Times New Roman" w:cs="Times New Roman"/>
+        </w:rPr>
+        <w:t xml:space="preserve"> </w:t>
       </w:r>
       <w:r>
         <w:rPr>
@@ -7174,7 +7226,20 @@
         <w:rPr>
           <w:rFonts w:ascii="Times New Roman" w:hAnsi="Times New Roman" w:eastAsia="Times New Roman" w:cs="Times New Roman"/>
         </w:rPr>
-        <w:t xml:space="preserve">O²⁻ </w:t>
+        <w:t>O</w:t>
+      </w:r>
+      <w:r>
+        <w:rPr>
+          <w:rFonts w:ascii="Times New Roman" w:hAnsi="Times New Roman" w:eastAsia="Times New Roman" w:cs="Times New Roman"/>
+          <w:vertAlign w:val="superscript"/>
+        </w:rPr>
+        <w:t>2-</w:t>
+      </w:r>
+      <w:r>
+        <w:rPr>
+          <w:rFonts w:ascii="Times New Roman" w:hAnsi="Times New Roman" w:eastAsia="Times New Roman" w:cs="Times New Roman"/>
+        </w:rPr>
+        <w:t xml:space="preserve"> </w:t>
       </w:r>
       <w:r>
         <w:rPr>
@@ -7207,7 +7272,20 @@
         <w:rPr>
           <w:rFonts w:ascii="Times New Roman" w:hAnsi="Times New Roman" w:eastAsia="Times New Roman" w:cs="Times New Roman"/>
         </w:rPr>
-        <w:t xml:space="preserve">Mg²⁺ </w:t>
+        <w:t>Mg</w:t>
+      </w:r>
+      <w:r>
+        <w:rPr>
+          <w:rFonts w:ascii="Times New Roman" w:hAnsi="Times New Roman" w:eastAsia="Times New Roman" w:cs="Times New Roman"/>
+          <w:vertAlign w:val="superscript"/>
+        </w:rPr>
+        <w:t>2+</w:t>
+      </w:r>
+      <w:r>
+        <w:rPr>
+          <w:rFonts w:ascii="Times New Roman" w:hAnsi="Times New Roman" w:eastAsia="Times New Roman" w:cs="Times New Roman"/>
+        </w:rPr>
+        <w:t xml:space="preserve"> </w:t>
       </w:r>
       <w:r>
         <w:rPr>
@@ -7228,7 +7306,20 @@
         <w:rPr>
           <w:rFonts w:ascii="Times New Roman" w:hAnsi="Times New Roman" w:eastAsia="Times New Roman" w:cs="Times New Roman"/>
         </w:rPr>
-        <w:t xml:space="preserve">Al³⁺ </w:t>
+        <w:t>Al</w:t>
+      </w:r>
+      <w:r>
+        <w:rPr>
+          <w:rFonts w:ascii="Times New Roman" w:hAnsi="Times New Roman" w:eastAsia="Times New Roman" w:cs="Times New Roman"/>
+          <w:vertAlign w:val="superscript"/>
+        </w:rPr>
+        <w:t>3+</w:t>
+      </w:r>
+      <w:r>
+        <w:rPr>
+          <w:rFonts w:ascii="Times New Roman" w:hAnsi="Times New Roman" w:eastAsia="Times New Roman" w:cs="Times New Roman"/>
+        </w:rPr>
+        <w:t xml:space="preserve"> </w:t>
       </w:r>
       <w:r>
         <w:rPr>
@@ -7259,7 +7350,7 @@
               <a:graphicData uri="http://schemas.openxmlformats.org/drawingml/2006/picture">
                 <pic:pic>
                   <pic:nvPicPr>
-                    <pic:cNvPr descr="media/spinel_mgal2o4_structure.jpg" id="44" name="Picture"/>
+                    <pic:cNvPr descr="fd7469f05061ba33a1b28c6542d0999b83c486eccd2a088089caca2a5dcbb4b7.jpg" id="44" name="Picture"/>
                     <pic:cNvPicPr>
                       <a:picLocks noChangeArrowheads="1" noChangeAspect="1"/>
                     </pic:cNvPicPr>
@@ -7496,7 +7587,30 @@
           <w:rStyle w:val="VerbatimChar"/>
           <w:rFonts w:ascii="Times New Roman" w:hAnsi="Times New Roman" w:eastAsia="Times New Roman" w:cs="Times New Roman"/>
         </w:rPr>
-        <w:t xml:space="preserve">AB₂O₄</w:t>
+        <w:t>AB</w:t>
+      </w:r>
+      <w:r>
+        <w:rPr>
+          <w:rStyle w:val="VerbatimChar"/>
+          <w:rFonts w:ascii="Times New Roman" w:hAnsi="Times New Roman" w:eastAsia="Times New Roman" w:cs="Times New Roman"/>
+          <w:vertAlign w:val="subscript"/>
+        </w:rPr>
+        <w:t>2</w:t>
+      </w:r>
+      <w:r>
+        <w:rPr>
+          <w:rStyle w:val="VerbatimChar"/>
+          <w:rFonts w:ascii="Times New Roman" w:hAnsi="Times New Roman" w:eastAsia="Times New Roman" w:cs="Times New Roman"/>
+        </w:rPr>
+        <w:t>O</w:t>
+      </w:r>
+      <w:r>
+        <w:rPr>
+          <w:rStyle w:val="VerbatimChar"/>
+          <w:rFonts w:ascii="Times New Roman" w:hAnsi="Times New Roman" w:eastAsia="Times New Roman" w:cs="Times New Roman"/>
+          <w:vertAlign w:val="subscript"/>
+        </w:rPr>
+        <w:t>4</w:t>
       </w:r>
       <w:r>
         <w:rPr>
@@ -7605,7 +7719,20 @@
         <w:rPr>
           <w:rFonts w:ascii="Times New Roman" w:hAnsi="Times New Roman" w:eastAsia="Times New Roman" w:cs="Times New Roman"/>
         </w:rPr>
-        <w:t xml:space="preserve"> ABO₃ </w:t>
+        <w:t xml:space="preserve"> ABO</w:t>
+      </w:r>
+      <w:r>
+        <w:rPr>
+          <w:rFonts w:ascii="Times New Roman" w:hAnsi="Times New Roman" w:eastAsia="Times New Roman" w:cs="Times New Roman"/>
+          <w:vertAlign w:val="subscript"/>
+        </w:rPr>
+        <w:t>3</w:t>
+      </w:r>
+      <w:r>
+        <w:rPr>
+          <w:rFonts w:ascii="Times New Roman" w:hAnsi="Times New Roman" w:eastAsia="Times New Roman" w:cs="Times New Roman"/>
+        </w:rPr>
+        <w:t xml:space="preserve"> </w:t>
       </w:r>
       <w:r>
         <w:rPr>
@@ -7720,7 +7847,7 @@
               <a:graphicData uri="http://schemas.openxmlformats.org/drawingml/2006/picture">
                 <pic:pic>
                   <pic:nvPicPr>
-                    <pic:cNvPr descr="media/perovskite-full.jpg" id="48" name="Picture"/>
+                    <pic:cNvPr descr="5ffdf0f9ea2339f07dd11ff7e178215fa2b546e24a2d6efed0ff0c691c9e7ca4.jpg" id="48" name="Picture"/>
                     <pic:cNvPicPr>
                       <a:picLocks noChangeArrowheads="1" noChangeAspect="1"/>
                     </pic:cNvPicPr>
@@ -8363,7 +8490,20 @@
         <w:rPr>
           <w:rFonts w:ascii="Times New Roman" w:hAnsi="Times New Roman" w:eastAsia="Times New Roman" w:cs="Times New Roman"/>
         </w:rPr>
-        <w:t xml:space="preserve"> Fe₁₋δO </w:t>
+        <w:t xml:space="preserve"> Fe</w:t>
+      </w:r>
+      <w:r>
+        <w:rPr>
+          <w:rFonts w:ascii="Times New Roman" w:hAnsi="Times New Roman" w:eastAsia="Times New Roman" w:cs="Times New Roman"/>
+          <w:vertAlign w:val="subscript"/>
+        </w:rPr>
+        <w:t>1-</w:t>
+      </w:r>
+      <w:r>
+        <w:rPr>
+          <w:rFonts w:ascii="Times New Roman" w:hAnsi="Times New Roman" w:eastAsia="Times New Roman" w:cs="Times New Roman"/>
+        </w:rPr>
+        <w:t xml:space="preserve">δO </w:t>
       </w:r>
       <w:r>
         <w:rPr>
@@ -10576,7 +10716,30 @@
                 <w:rStyle w:val="VerbatimChar"/>
                 <w:rFonts w:ascii="Times New Roman" w:hAnsi="Times New Roman" w:eastAsia="Times New Roman" w:cs="Times New Roman"/>
               </w:rPr>
-              <w:t xml:space="preserve">AB₂O₄</w:t>
+              <w:t>AB</w:t>
+            </w:r>
+            <w:r>
+              <w:rPr>
+                <w:rStyle w:val="VerbatimChar"/>
+                <w:rFonts w:ascii="Times New Roman" w:hAnsi="Times New Roman" w:eastAsia="Times New Roman" w:cs="Times New Roman"/>
+                <w:vertAlign w:val="subscript"/>
+              </w:rPr>
+              <w:t>2</w:t>
+            </w:r>
+            <w:r>
+              <w:rPr>
+                <w:rStyle w:val="VerbatimChar"/>
+                <w:rFonts w:ascii="Times New Roman" w:hAnsi="Times New Roman" w:eastAsia="Times New Roman" w:cs="Times New Roman"/>
+              </w:rPr>
+              <w:t>O</w:t>
+            </w:r>
+            <w:r>
+              <w:rPr>
+                <w:rStyle w:val="VerbatimChar"/>
+                <w:rFonts w:ascii="Times New Roman" w:hAnsi="Times New Roman" w:eastAsia="Times New Roman" w:cs="Times New Roman"/>
+                <w:vertAlign w:val="subscript"/>
+              </w:rPr>
+              <w:t>4</w:t>
             </w:r>
             <w:r>
               <w:rPr>
@@ -10759,7 +10922,15 @@
                 <w:rStyle w:val="VerbatimChar"/>
                 <w:rFonts w:ascii="Times New Roman" w:hAnsi="Times New Roman" w:eastAsia="Times New Roman" w:cs="Times New Roman"/>
               </w:rPr>
-              <w:t xml:space="preserve">ABO₃</w:t>
+              <w:t>ABO</w:t>
+            </w:r>
+            <w:r>
+              <w:rPr>
+                <w:rStyle w:val="VerbatimChar"/>
+                <w:rFonts w:ascii="Times New Roman" w:hAnsi="Times New Roman" w:eastAsia="Times New Roman" w:cs="Times New Roman"/>
+                <w:vertAlign w:val="subscript"/>
+              </w:rPr>
+              <w:t>3</w:t>
             </w:r>
             <w:r>
               <w:rPr>
@@ -11768,7 +11939,20 @@
         <w:rPr>
           <w:rFonts w:ascii="Times New Roman" w:hAnsi="Times New Roman" w:eastAsia="Times New Roman" w:cs="Times New Roman"/>
         </w:rPr>
-        <w:t xml:space="preserve"> CdI₂ </w:t>
+        <w:t xml:space="preserve"> CdI</w:t>
+      </w:r>
+      <w:r>
+        <w:rPr>
+          <w:rFonts w:ascii="Times New Roman" w:hAnsi="Times New Roman" w:eastAsia="Times New Roman" w:cs="Times New Roman"/>
+          <w:vertAlign w:val="subscript"/>
+        </w:rPr>
+        <w:t>2</w:t>
+      </w:r>
+      <w:r>
+        <w:rPr>
+          <w:rFonts w:ascii="Times New Roman" w:hAnsi="Times New Roman" w:eastAsia="Times New Roman" w:cs="Times New Roman"/>
+        </w:rPr>
+        <w:t xml:space="preserve"> </w:t>
       </w:r>
       <w:r>
         <w:rPr>
@@ -11910,7 +12094,20 @@
         <w:rPr>
           <w:rFonts w:ascii="Times New Roman" w:hAnsi="Times New Roman" w:eastAsia="Times New Roman" w:cs="Times New Roman"/>
         </w:rPr>
-        <w:t xml:space="preserve">CdI₂ </w:t>
+        <w:t>CdI</w:t>
+      </w:r>
+      <w:r>
+        <w:rPr>
+          <w:rFonts w:ascii="Times New Roman" w:hAnsi="Times New Roman" w:eastAsia="Times New Roman" w:cs="Times New Roman"/>
+          <w:vertAlign w:val="subscript"/>
+        </w:rPr>
+        <w:t>2</w:t>
+      </w:r>
+      <w:r>
+        <w:rPr>
+          <w:rFonts w:ascii="Times New Roman" w:hAnsi="Times New Roman" w:eastAsia="Times New Roman" w:cs="Times New Roman"/>
+        </w:rPr>
+        <w:t xml:space="preserve"> </w:t>
       </w:r>
       <w:r>
         <w:rPr>
@@ -12185,7 +12382,20 @@
         <w:rPr>
           <w:rFonts w:ascii="Times New Roman" w:hAnsi="Times New Roman" w:eastAsia="Times New Roman" w:cs="Times New Roman"/>
         </w:rPr>
-        <w:t xml:space="preserve"> O²⁻ </w:t>
+        <w:t xml:space="preserve"> O</w:t>
+      </w:r>
+      <w:r>
+        <w:rPr>
+          <w:rFonts w:ascii="Times New Roman" w:hAnsi="Times New Roman" w:eastAsia="Times New Roman" w:cs="Times New Roman"/>
+          <w:vertAlign w:val="superscript"/>
+        </w:rPr>
+        <w:t>2-</w:t>
+      </w:r>
+      <w:r>
+        <w:rPr>
+          <w:rFonts w:ascii="Times New Roman" w:hAnsi="Times New Roman" w:eastAsia="Times New Roman" w:cs="Times New Roman"/>
+        </w:rPr>
+        <w:t xml:space="preserve"> </w:t>
       </w:r>
       <w:r>
         <w:rPr>
@@ -15730,7 +15940,6 @@
       <ns0:rFonts ns0:ascii="Times New Roman" ns0:cs="Times New Roman" ns0:eastAsia="SimSun" ns0:hAnsi="Times New Roman"/>
       <ns0:b ns0:val="0"/>
       <ns0:color ns0:val="5B6975"/>
-      <ns0:spacing ns0:val="15"/>
       <ns0:sz ns0:val="24"/>
       <ns0:szCs ns0:val="28"/>
     </ns0:rPr>
@@ -15744,7 +15953,6 @@
     <ns0:rPr>
       <ns0:rFonts ns0:ascii="Times New Roman" ns0:hAnsi="Times New Roman" ns0:eastAsia="SimSun" ns0:cs="Times New Roman"/>
       <ns0:color ns0:themeColor="text1" ns0:themeTint="A6" ns0:val="595959"/>
-      <ns0:spacing ns0:val="15"/>
       <ns0:sz ns0:val="28"/>
       <ns0:szCs ns0:val="28"/>
     </ns0:rPr>
@@ -16347,6 +16555,14 @@
       <ns0:color ns0:themeColor="accent1" ns0:themeShade="BF" ns0:val="365F91"/>
     </ns0:rPr>
   </ns0:style>
+  <w:style w:type="paragraph" w:customStyle="1" w:styleId="MethodologyBlock">
+    <w:name w:val="Methodology Block"/>
+    <w:basedOn w:val="BodyText"/>
+    <w:qFormat/>
+    <ns0:rPr>
+      <w:rFonts ns0:ascii="Times New Roman" ns0:hAnsi="Times New Roman" ns0:eastAsia="SimSun" ns0:cs="Times New Roman"/>
+    </ns0:rPr>
+  </w:style>
   <w:style w:type="paragraph" w:customStyle="1" w:styleId="SourceCode">
     <w:name w:val="Source Code"/>
     <w:basedOn w:val="Normal"/>

--- a/00-首页/学生讲义Word/晶体结构深化-超级充实版（自学完整）.docx
+++ b/00-首页/学生讲义Word/晶体结构深化-超级充实版（自学完整）.docx
@@ -51,7 +51,7 @@
       </w:pPr>
       <w:r>
         <w:rPr>
-          <w:rFonts w:hint="eastAsia" w:ascii="Times New Roman" w:hAnsi="Times New Roman" w:eastAsia="SimSun" w:cs="Times New Roman"/>
+          <w:rFonts w:hint="eastAsia" w:ascii="Times New Roman" w:hAnsi="Times New Roman" w:eastAsia="FangSong" w:cs="Times New Roman"/>
         </w:rPr>
         <w:t>能把晶体结构题最稳的四条线串起来</w:t>
       </w:r>
@@ -64,7 +64,7 @@
       <w:r>
         <w:rPr>
           <w:rStyle w:val="VerbatimChar"/>
-          <w:rFonts w:hint="eastAsia" w:ascii="Times New Roman" w:hAnsi="Times New Roman" w:eastAsia="SimSun" w:cs="Times New Roman"/>
+          <w:rFonts w:hint="eastAsia" w:ascii="Times New Roman" w:hAnsi="Times New Roman" w:eastAsia="FangSong" w:cs="Times New Roman"/>
         </w:rPr>
         <w:t xml:space="preserve">组成与计数</w:t>
       </w:r>
@@ -77,7 +77,7 @@
       <w:r>
         <w:rPr>
           <w:rStyle w:val="VerbatimChar"/>
-          <w:rFonts w:hint="eastAsia" w:ascii="Times New Roman" w:hAnsi="Times New Roman" w:eastAsia="SimSun" w:cs="Times New Roman"/>
+          <w:rFonts w:hint="eastAsia" w:ascii="Times New Roman" w:hAnsi="Times New Roman" w:eastAsia="FangSong" w:cs="Times New Roman"/>
         </w:rPr>
         <w:t xml:space="preserve">堆积与配位</w:t>
       </w:r>
@@ -90,7 +90,7 @@
       <w:r>
         <w:rPr>
           <w:rStyle w:val="VerbatimChar"/>
-          <w:rFonts w:hint="eastAsia" w:ascii="Times New Roman" w:hAnsi="Times New Roman" w:eastAsia="SimSun" w:cs="Times New Roman"/>
+          <w:rFonts w:hint="eastAsia" w:ascii="Times New Roman" w:hAnsi="Times New Roman" w:eastAsia="FangSong" w:cs="Times New Roman"/>
         </w:rPr>
         <w:t xml:space="preserve">衍射与对称</w:t>
       </w:r>
@@ -103,7 +103,7 @@
       <w:r>
         <w:rPr>
           <w:rStyle w:val="VerbatimChar"/>
-          <w:rFonts w:hint="eastAsia" w:ascii="Times New Roman" w:hAnsi="Times New Roman" w:eastAsia="SimSun" w:cs="Times New Roman"/>
+          <w:rFonts w:hint="eastAsia" w:ascii="Times New Roman" w:hAnsi="Times New Roman" w:eastAsia="FangSong" w:cs="Times New Roman"/>
         </w:rPr>
         <w:t xml:space="preserve">结构与物性</w:t>
       </w:r>
@@ -118,7 +118,7 @@
       </w:pPr>
       <w:r>
         <w:rPr>
-          <w:rFonts w:hint="eastAsia" w:ascii="Times New Roman" w:hAnsi="Times New Roman" w:eastAsia="SimSun" w:cs="Times New Roman"/>
+          <w:rFonts w:hint="eastAsia" w:ascii="Times New Roman" w:hAnsi="Times New Roman" w:eastAsia="FangSong" w:cs="Times New Roman"/>
         </w:rPr>
         <w:t xml:space="preserve">能用</w:t>
       </w:r>
@@ -130,7 +130,7 @@
       </w:r>
       <w:r>
         <w:rPr>
-          <w:rFonts w:hint="eastAsia" w:ascii="Times New Roman" w:hAnsi="Times New Roman" w:eastAsia="SimSun" w:cs="Times New Roman"/>
+          <w:rFonts w:hint="eastAsia" w:ascii="Times New Roman" w:hAnsi="Times New Roman" w:eastAsia="FangSong" w:cs="Times New Roman"/>
         </w:rPr>
         <w:t xml:space="preserve">指数和</w:t>
       </w:r>
@@ -155,7 +155,7 @@
       </w:r>
       <w:r>
         <w:rPr>
-          <w:rFonts w:hint="eastAsia" w:ascii="Times New Roman" w:hAnsi="Times New Roman" w:eastAsia="SimSun" w:cs="Times New Roman"/>
+          <w:rFonts w:hint="eastAsia" w:ascii="Times New Roman" w:hAnsi="Times New Roman" w:eastAsia="FangSong" w:cs="Times New Roman"/>
         </w:rPr>
         <w:t>公式把</w:t>
       </w:r>
@@ -167,7 +167,7 @@
       </w:r>
       <w:r>
         <w:rPr>
-          <w:rFonts w:hint="eastAsia" w:ascii="Times New Roman" w:hAnsi="Times New Roman" w:eastAsia="SimSun" w:cs="Times New Roman"/>
+          <w:rFonts w:hint="eastAsia" w:ascii="Times New Roman" w:hAnsi="Times New Roman" w:eastAsia="FangSong" w:cs="Times New Roman"/>
         </w:rPr>
         <w:t>图像中的晶面</w:t>
       </w:r>
@@ -179,7 +179,7 @@
       </w:r>
       <w:r>
         <w:rPr>
-          <w:rFonts w:hint="eastAsia" w:ascii="Times New Roman" w:hAnsi="Times New Roman" w:eastAsia="SimSun" w:cs="Times New Roman"/>
+          <w:rFonts w:hint="eastAsia" w:ascii="Times New Roman" w:hAnsi="Times New Roman" w:eastAsia="FangSong" w:cs="Times New Roman"/>
         </w:rPr>
         <w:t>翻译成可计算对象</w:t>
       </w:r>
@@ -194,7 +194,7 @@
       </w:pPr>
       <w:r>
         <w:rPr>
-          <w:rFonts w:hint="eastAsia" w:ascii="Times New Roman" w:hAnsi="Times New Roman" w:eastAsia="SimSun" w:cs="Times New Roman"/>
+          <w:rFonts w:hint="eastAsia" w:ascii="Times New Roman" w:hAnsi="Times New Roman" w:eastAsia="FangSong" w:cs="Times New Roman"/>
         </w:rPr>
         <w:t xml:space="preserve">能用</w:t>
       </w:r>
@@ -206,7 +206,7 @@
       </w:r>
       <w:r>
         <w:rPr>
-          <w:rFonts w:hint="eastAsia" w:ascii="Times New Roman" w:hAnsi="Times New Roman" w:eastAsia="SimSun" w:cs="Times New Roman"/>
+          <w:rFonts w:hint="eastAsia" w:ascii="Times New Roman" w:hAnsi="Times New Roman" w:eastAsia="FangSong" w:cs="Times New Roman"/>
         </w:rPr>
         <w:t>方程和粉末衍射峰序列快判简单立方</w:t>
       </w:r>
@@ -218,7 +218,7 @@
       </w:r>
       <w:r>
         <w:rPr>
-          <w:rFonts w:hint="eastAsia" w:ascii="Times New Roman" w:hAnsi="Times New Roman" w:eastAsia="SimSun" w:cs="Times New Roman"/>
+          <w:rFonts w:hint="eastAsia" w:ascii="Times New Roman" w:hAnsi="Times New Roman" w:eastAsia="FangSong" w:cs="Times New Roman"/>
         </w:rPr>
         <w:t>体心立方</w:t>
       </w:r>
@@ -230,7 +230,7 @@
       </w:r>
       <w:r>
         <w:rPr>
-          <w:rFonts w:hint="eastAsia" w:ascii="Times New Roman" w:hAnsi="Times New Roman" w:eastAsia="SimSun" w:cs="Times New Roman"/>
+          <w:rFonts w:hint="eastAsia" w:ascii="Times New Roman" w:hAnsi="Times New Roman" w:eastAsia="FangSong" w:cs="Times New Roman"/>
         </w:rPr>
         <w:t>面心立方</w:t>
       </w:r>
@@ -245,7 +245,7 @@
       </w:pPr>
       <w:r>
         <w:rPr>
-          <w:rFonts w:hint="eastAsia" w:ascii="Times New Roman" w:hAnsi="Times New Roman" w:eastAsia="SimSun" w:cs="Times New Roman"/>
+          <w:rFonts w:hint="eastAsia" w:ascii="Times New Roman" w:hAnsi="Times New Roman" w:eastAsia="FangSong" w:cs="Times New Roman"/>
         </w:rPr>
         <w:t>能理解系统消光为什么出现</w:t>
       </w:r>
@@ -257,7 +257,7 @@
       </w:r>
       <w:r>
         <w:rPr>
-          <w:rFonts w:hint="eastAsia" w:ascii="Times New Roman" w:hAnsi="Times New Roman" w:eastAsia="SimSun" w:cs="Times New Roman"/>
+          <w:rFonts w:hint="eastAsia" w:ascii="Times New Roman" w:hAnsi="Times New Roman" w:eastAsia="FangSong" w:cs="Times New Roman"/>
         </w:rPr>
         <w:t>而不是只背</w:t>
       </w:r>
@@ -269,7 +269,7 @@
       </w:r>
       <w:r>
         <w:rPr>
-          <w:rFonts w:hint="eastAsia" w:ascii="Times New Roman" w:hAnsi="Times New Roman" w:eastAsia="SimSun" w:cs="Times New Roman"/>
+          <w:rFonts w:hint="eastAsia" w:ascii="Times New Roman" w:hAnsi="Times New Roman" w:eastAsia="FangSong" w:cs="Times New Roman"/>
         </w:rPr>
         <w:t xml:space="preserve">结论</w:t>
       </w:r>
@@ -284,7 +284,7 @@
       </w:pPr>
       <w:r>
         <w:rPr>
-          <w:rFonts w:hint="eastAsia" w:ascii="Times New Roman" w:hAnsi="Times New Roman" w:eastAsia="SimSun" w:cs="Times New Roman"/>
+          <w:rFonts w:hint="eastAsia" w:ascii="Times New Roman" w:hAnsi="Times New Roman" w:eastAsia="FangSong" w:cs="Times New Roman"/>
         </w:rPr>
         <w:t xml:space="preserve">能把</w:t>
       </w:r>
@@ -296,7 +296,7 @@
       </w:r>
       <w:r>
         <w:rPr>
-          <w:rFonts w:hint="eastAsia" w:ascii="Times New Roman" w:hAnsi="Times New Roman" w:eastAsia="SimSun" w:cs="Times New Roman"/>
+          <w:rFonts w:hint="eastAsia" w:ascii="Times New Roman" w:hAnsi="Times New Roman" w:eastAsia="FangSong" w:cs="Times New Roman"/>
         </w:rPr>
         <w:t xml:space="preserve">骨架下的填隙比例变化串成一条结构家族主线</w:t>
       </w:r>
@@ -311,7 +311,7 @@
       </w:pPr>
       <w:r>
         <w:rPr>
-          <w:rFonts w:hint="eastAsia" w:ascii="Times New Roman" w:hAnsi="Times New Roman" w:eastAsia="SimSun" w:cs="Times New Roman"/>
+          <w:rFonts w:hint="eastAsia" w:ascii="Times New Roman" w:hAnsi="Times New Roman" w:eastAsia="FangSong" w:cs="Times New Roman"/>
         </w:rPr>
         <w:t>能用金红石</w:t>
       </w:r>
@@ -323,7 +323,7 @@
       </w:r>
       <w:r>
         <w:rPr>
-          <w:rFonts w:hint="eastAsia" w:ascii="Times New Roman" w:hAnsi="Times New Roman" w:eastAsia="SimSun" w:cs="Times New Roman"/>
+          <w:rFonts w:hint="eastAsia" w:ascii="Times New Roman" w:hAnsi="Times New Roman" w:eastAsia="FangSong" w:cs="Times New Roman"/>
         </w:rPr>
         <w:t>尖晶石</w:t>
       </w:r>
@@ -335,7 +335,7 @@
       </w:r>
       <w:r>
         <w:rPr>
-          <w:rFonts w:hint="eastAsia" w:ascii="Times New Roman" w:hAnsi="Times New Roman" w:eastAsia="SimSun" w:cs="Times New Roman"/>
+          <w:rFonts w:hint="eastAsia" w:ascii="Times New Roman" w:hAnsi="Times New Roman" w:eastAsia="FangSong" w:cs="Times New Roman"/>
         </w:rPr>
         <w:t>钙钛矿三类典型结构建立复杂晶型直觉</w:t>
       </w:r>
@@ -350,7 +350,7 @@
       </w:pPr>
       <w:r>
         <w:rPr>
-          <w:rFonts w:hint="eastAsia" w:ascii="Times New Roman" w:hAnsi="Times New Roman" w:eastAsia="SimSun" w:cs="Times New Roman"/>
+          <w:rFonts w:hint="eastAsia" w:ascii="Times New Roman" w:hAnsi="Times New Roman" w:eastAsia="FangSong" w:cs="Times New Roman"/>
         </w:rPr>
         <w:t>能把非化学计量</w:t>
       </w:r>
@@ -362,7 +362,7 @@
       </w:r>
       <w:r>
         <w:rPr>
-          <w:rFonts w:hint="eastAsia" w:ascii="Times New Roman" w:hAnsi="Times New Roman" w:eastAsia="SimSun" w:cs="Times New Roman"/>
+          <w:rFonts w:hint="eastAsia" w:ascii="Times New Roman" w:hAnsi="Times New Roman" w:eastAsia="FangSong" w:cs="Times New Roman"/>
         </w:rPr>
         <w:t>缺位</w:t>
       </w:r>
@@ -374,7 +374,7 @@
       </w:r>
       <w:r>
         <w:rPr>
-          <w:rFonts w:hint="eastAsia" w:ascii="Times New Roman" w:hAnsi="Times New Roman" w:eastAsia="SimSun" w:cs="Times New Roman"/>
+          <w:rFonts w:hint="eastAsia" w:ascii="Times New Roman" w:hAnsi="Times New Roman" w:eastAsia="FangSong" w:cs="Times New Roman"/>
         </w:rPr>
         <w:t>相变这些</w:t>
       </w:r>
@@ -386,7 +386,7 @@
       </w:r>
       <w:r>
         <w:rPr>
-          <w:rFonts w:hint="eastAsia" w:ascii="Times New Roman" w:hAnsi="Times New Roman" w:eastAsia="SimSun" w:cs="Times New Roman"/>
+          <w:rFonts w:hint="eastAsia" w:ascii="Times New Roman" w:hAnsi="Times New Roman" w:eastAsia="FangSong" w:cs="Times New Roman"/>
         </w:rPr>
         <w:t>真实晶体偏离理想模型</w:t>
       </w:r>
@@ -398,7 +398,7 @@
       </w:r>
       <w:r>
         <w:rPr>
-          <w:rFonts w:hint="eastAsia" w:ascii="Times New Roman" w:hAnsi="Times New Roman" w:eastAsia="SimSun" w:cs="Times New Roman"/>
+          <w:rFonts w:hint="eastAsia" w:ascii="Times New Roman" w:hAnsi="Times New Roman" w:eastAsia="FangSong" w:cs="Times New Roman"/>
         </w:rPr>
         <w:t>的现象接回真题</w:t>
       </w:r>
@@ -435,7 +435,7 @@
       </w:pPr>
       <w:r>
         <w:rPr>
-          <w:rFonts w:hint="eastAsia" w:ascii="Times New Roman" w:hAnsi="Times New Roman" w:eastAsia="SimSun" w:cs="Times New Roman"/>
+          <w:rFonts w:hint="eastAsia" w:ascii="Times New Roman" w:hAnsi="Times New Roman" w:eastAsia="FangSong" w:cs="Times New Roman"/>
         </w:rPr>
         <w:t>第一轮晶体结构已经给了我们一套很能打的基础语言</w:t>
       </w:r>
@@ -456,7 +456,7 @@
       </w:pPr>
       <w:r>
         <w:rPr>
-          <w:rFonts w:hint="eastAsia" w:ascii="Times New Roman" w:hAnsi="Times New Roman" w:eastAsia="SimSun" w:cs="Times New Roman"/>
+          <w:rFonts w:hint="eastAsia" w:ascii="Times New Roman" w:hAnsi="Times New Roman" w:eastAsia="FangSong" w:cs="Times New Roman"/>
         </w:rPr>
         <w:t xml:space="preserve">晶体与非晶体</w:t>
       </w:r>
@@ -471,7 +471,7 @@
       </w:pPr>
       <w:r>
         <w:rPr>
-          <w:rFonts w:hint="eastAsia" w:ascii="Times New Roman" w:hAnsi="Times New Roman" w:eastAsia="SimSun" w:cs="Times New Roman"/>
+          <w:rFonts w:hint="eastAsia" w:ascii="Times New Roman" w:hAnsi="Times New Roman" w:eastAsia="FangSong" w:cs="Times New Roman"/>
         </w:rPr>
         <w:t xml:space="preserve">七大晶系与布拉维格子</w:t>
       </w:r>
@@ -486,7 +486,7 @@
       </w:pPr>
       <w:r>
         <w:rPr>
-          <w:rFonts w:hint="eastAsia" w:ascii="Times New Roman" w:hAnsi="Times New Roman" w:eastAsia="SimSun" w:cs="Times New Roman"/>
+          <w:rFonts w:hint="eastAsia" w:ascii="Times New Roman" w:hAnsi="Times New Roman" w:eastAsia="FangSong" w:cs="Times New Roman"/>
         </w:rPr>
         <w:t xml:space="preserve">晶胞原子计数</w:t>
       </w:r>
@@ -501,7 +501,7 @@
       </w:pPr>
       <w:r>
         <w:rPr>
-          <w:rFonts w:hint="eastAsia" w:ascii="Times New Roman" w:hAnsi="Times New Roman" w:eastAsia="SimSun" w:cs="Times New Roman"/>
+          <w:rFonts w:hint="eastAsia" w:ascii="Times New Roman" w:hAnsi="Times New Roman" w:eastAsia="FangSong" w:cs="Times New Roman"/>
         </w:rPr>
         <w:t xml:space="preserve">金属密堆积</w:t>
       </w:r>
@@ -535,7 +535,7 @@
       </w:r>
       <w:r>
         <w:rPr>
-          <w:rFonts w:hint="eastAsia" w:ascii="Times New Roman" w:hAnsi="Times New Roman" w:eastAsia="SimSun" w:cs="Times New Roman"/>
+          <w:rFonts w:hint="eastAsia" w:ascii="Times New Roman" w:hAnsi="Times New Roman" w:eastAsia="FangSong" w:cs="Times New Roman"/>
         </w:rPr>
         <w:t xml:space="preserve">金红石等典型结构</w:t>
       </w:r>
@@ -550,7 +550,7 @@
       </w:pPr>
       <w:r>
         <w:rPr>
-          <w:rFonts w:hint="eastAsia" w:ascii="Times New Roman" w:hAnsi="Times New Roman" w:eastAsia="SimSun" w:cs="Times New Roman"/>
+          <w:rFonts w:hint="eastAsia" w:ascii="Times New Roman" w:hAnsi="Times New Roman" w:eastAsia="FangSong" w:cs="Times New Roman"/>
         </w:rPr>
         <w:t xml:space="preserve">半径比规则与</w:t>
       </w:r>
@@ -562,7 +562,7 @@
       </w:r>
       <w:r>
         <w:rPr>
-          <w:rFonts w:hint="eastAsia" w:ascii="Times New Roman" w:hAnsi="Times New Roman" w:eastAsia="SimSun" w:cs="Times New Roman"/>
+          <w:rFonts w:hint="eastAsia" w:ascii="Times New Roman" w:hAnsi="Times New Roman" w:eastAsia="FangSong" w:cs="Times New Roman"/>
         </w:rPr>
         <w:t xml:space="preserve">规则</w:t>
       </w:r>
@@ -573,7 +573,7 @@
       </w:pPr>
       <w:r>
         <w:rPr>
-          <w:rFonts w:hint="eastAsia" w:ascii="Times New Roman" w:hAnsi="Times New Roman" w:eastAsia="SimSun" w:cs="Times New Roman"/>
+          <w:rFonts w:hint="eastAsia" w:ascii="Times New Roman" w:hAnsi="Times New Roman" w:eastAsia="FangSong" w:cs="Times New Roman"/>
         </w:rPr>
         <w:t>但到了第三轮或决赛</w:t>
       </w:r>
@@ -585,7 +585,7 @@
       </w:r>
       <w:r>
         <w:rPr>
-          <w:rFonts w:hint="eastAsia" w:ascii="Times New Roman" w:hAnsi="Times New Roman" w:eastAsia="SimSun" w:cs="Times New Roman"/>
+          <w:rFonts w:hint="eastAsia" w:ascii="Times New Roman" w:hAnsi="Times New Roman" w:eastAsia="FangSong" w:cs="Times New Roman"/>
         </w:rPr>
         <w:t>题目会在四个地方明显加深</w:t>
       </w:r>
@@ -605,7 +605,7 @@
       </w:pPr>
       <w:r>
         <w:rPr>
-          <w:rFonts w:hint="eastAsia" w:ascii="Times New Roman" w:hAnsi="Times New Roman" w:eastAsia="SimSun" w:cs="Times New Roman"/>
+          <w:rFonts w:hint="eastAsia" w:ascii="Times New Roman" w:hAnsi="Times New Roman" w:eastAsia="FangSong" w:cs="Times New Roman"/>
           <w:b/>
           <w:bCs/>
         </w:rPr>
@@ -621,7 +621,7 @@
       </w:r>
       <w:r>
         <w:rPr>
-          <w:rFonts w:hint="eastAsia" w:ascii="Times New Roman" w:hAnsi="Times New Roman" w:eastAsia="SimSun" w:cs="Times New Roman"/>
+          <w:rFonts w:hint="eastAsia" w:ascii="Times New Roman" w:hAnsi="Times New Roman" w:eastAsia="FangSong" w:cs="Times New Roman"/>
           <w:b/>
           <w:bCs/>
         </w:rPr>
@@ -637,7 +637,7 @@
       </w:r>
       <w:r>
         <w:rPr>
-          <w:rFonts w:hint="eastAsia" w:ascii="Times New Roman" w:hAnsi="Times New Roman" w:eastAsia="SimSun" w:cs="Times New Roman"/>
+          <w:rFonts w:hint="eastAsia" w:ascii="Times New Roman" w:hAnsi="Times New Roman" w:eastAsia="FangSong" w:cs="Times New Roman"/>
           <w:b/>
           <w:bCs/>
         </w:rPr>
@@ -653,7 +653,7 @@
       </w:r>
       <w:r>
         <w:rPr>
-          <w:rFonts w:hint="eastAsia" w:ascii="Times New Roman" w:hAnsi="Times New Roman" w:eastAsia="SimSun" w:cs="Times New Roman"/>
+          <w:rFonts w:hint="eastAsia" w:ascii="Times New Roman" w:hAnsi="Times New Roman" w:eastAsia="FangSong" w:cs="Times New Roman"/>
           <w:b/>
           <w:bCs/>
         </w:rPr>
@@ -669,7 +669,7 @@
       </w:r>
       <w:r>
         <w:rPr>
-          <w:rFonts w:hint="eastAsia" w:ascii="Times New Roman" w:hAnsi="Times New Roman" w:eastAsia="SimSun" w:cs="Times New Roman"/>
+          <w:rFonts w:hint="eastAsia" w:ascii="Times New Roman" w:hAnsi="Times New Roman" w:eastAsia="FangSong" w:cs="Times New Roman"/>
           <w:b/>
           <w:bCs/>
         </w:rPr>
@@ -685,7 +685,7 @@
       </w:r>
       <w:r>
         <w:rPr>
-          <w:rFonts w:hint="eastAsia" w:ascii="Times New Roman" w:hAnsi="Times New Roman" w:eastAsia="SimSun" w:cs="Times New Roman"/>
+          <w:rFonts w:hint="eastAsia" w:ascii="Times New Roman" w:hAnsi="Times New Roman" w:eastAsia="FangSong" w:cs="Times New Roman"/>
           <w:b/>
           <w:bCs/>
         </w:rPr>
@@ -707,7 +707,7 @@
       </w:r>
       <w:r>
         <w:rPr>
-          <w:rFonts w:hint="eastAsia" w:ascii="Times New Roman" w:hAnsi="Times New Roman" w:eastAsia="SimSun" w:cs="Times New Roman"/>
+          <w:rFonts w:hint="eastAsia" w:ascii="Times New Roman" w:hAnsi="Times New Roman" w:eastAsia="FangSong" w:cs="Times New Roman"/>
         </w:rPr>
         <w:t xml:space="preserve">这就需要</w:t>
       </w:r>
@@ -719,7 +719,7 @@
       </w:r>
       <w:r>
         <w:rPr>
-          <w:rFonts w:hint="eastAsia" w:ascii="Times New Roman" w:hAnsi="Times New Roman" w:eastAsia="SimSun" w:cs="Times New Roman"/>
+          <w:rFonts w:hint="eastAsia" w:ascii="Times New Roman" w:hAnsi="Times New Roman" w:eastAsia="FangSong" w:cs="Times New Roman"/>
         </w:rPr>
         <w:t>指数</w:t>
       </w:r>
@@ -737,7 +737,7 @@
       </w:r>
       <w:r>
         <w:rPr>
-          <w:rFonts w:hint="eastAsia" w:ascii="Times New Roman" w:hAnsi="Times New Roman" w:eastAsia="SimSun" w:cs="Times New Roman"/>
+          <w:rFonts w:hint="eastAsia" w:ascii="Times New Roman" w:hAnsi="Times New Roman" w:eastAsia="FangSong" w:cs="Times New Roman"/>
         </w:rPr>
         <w:t>方程和系统消光</w:t>
       </w:r>
@@ -757,7 +757,7 @@
       </w:pPr>
       <w:r>
         <w:rPr>
-          <w:rFonts w:hint="eastAsia" w:ascii="Times New Roman" w:hAnsi="Times New Roman" w:eastAsia="SimSun" w:cs="Times New Roman"/>
+          <w:rFonts w:hint="eastAsia" w:ascii="Times New Roman" w:hAnsi="Times New Roman" w:eastAsia="FangSong" w:cs="Times New Roman"/>
           <w:b/>
           <w:bCs/>
         </w:rPr>
@@ -773,7 +773,7 @@
       </w:r>
       <w:r>
         <w:rPr>
-          <w:rFonts w:hint="eastAsia" w:ascii="Times New Roman" w:hAnsi="Times New Roman" w:eastAsia="SimSun" w:cs="Times New Roman"/>
+          <w:rFonts w:hint="eastAsia" w:ascii="Times New Roman" w:hAnsi="Times New Roman" w:eastAsia="FangSong" w:cs="Times New Roman"/>
           <w:b/>
           <w:bCs/>
         </w:rPr>
@@ -789,7 +789,7 @@
       </w:r>
       <w:r>
         <w:rPr>
-          <w:rFonts w:hint="eastAsia" w:ascii="Times New Roman" w:hAnsi="Times New Roman" w:eastAsia="SimSun" w:cs="Times New Roman"/>
+          <w:rFonts w:hint="eastAsia" w:ascii="Times New Roman" w:hAnsi="Times New Roman" w:eastAsia="FangSong" w:cs="Times New Roman"/>
           <w:b/>
           <w:bCs/>
         </w:rPr>
@@ -805,7 +805,7 @@
       </w:r>
       <w:r>
         <w:rPr>
-          <w:rFonts w:hint="eastAsia" w:ascii="Times New Roman" w:hAnsi="Times New Roman" w:eastAsia="SimSun" w:cs="Times New Roman"/>
+          <w:rFonts w:hint="eastAsia" w:ascii="Times New Roman" w:hAnsi="Times New Roman" w:eastAsia="FangSong" w:cs="Times New Roman"/>
           <w:b/>
           <w:bCs/>
         </w:rPr>
@@ -827,7 +827,7 @@
       </w:r>
       <w:r>
         <w:rPr>
-          <w:rFonts w:hint="eastAsia" w:ascii="Times New Roman" w:hAnsi="Times New Roman" w:eastAsia="SimSun" w:cs="Times New Roman"/>
+          <w:rFonts w:hint="eastAsia" w:ascii="Times New Roman" w:hAnsi="Times New Roman" w:eastAsia="FangSong" w:cs="Times New Roman"/>
         </w:rPr>
         <w:t xml:space="preserve">这就需要把</w:t>
       </w:r>
@@ -839,7 +839,7 @@
       </w:r>
       <w:r>
         <w:rPr>
-          <w:rFonts w:hint="eastAsia" w:ascii="Times New Roman" w:hAnsi="Times New Roman" w:eastAsia="SimSun" w:cs="Times New Roman"/>
+          <w:rFonts w:hint="eastAsia" w:ascii="Times New Roman" w:hAnsi="Times New Roman" w:eastAsia="FangSong" w:cs="Times New Roman"/>
         </w:rPr>
         <w:t>和填隙比例串起来看</w:t>
       </w:r>
@@ -859,7 +859,7 @@
       </w:pPr>
       <w:r>
         <w:rPr>
-          <w:rFonts w:hint="eastAsia" w:ascii="Times New Roman" w:hAnsi="Times New Roman" w:eastAsia="SimSun" w:cs="Times New Roman"/>
+          <w:rFonts w:hint="eastAsia" w:ascii="Times New Roman" w:hAnsi="Times New Roman" w:eastAsia="FangSong" w:cs="Times New Roman"/>
           <w:b/>
           <w:bCs/>
         </w:rPr>
@@ -875,7 +875,7 @@
       </w:r>
       <w:r>
         <w:rPr>
-          <w:rFonts w:hint="eastAsia" w:ascii="Times New Roman" w:hAnsi="Times New Roman" w:eastAsia="SimSun" w:cs="Times New Roman"/>
+          <w:rFonts w:hint="eastAsia" w:ascii="Times New Roman" w:hAnsi="Times New Roman" w:eastAsia="FangSong" w:cs="Times New Roman"/>
           <w:b/>
           <w:bCs/>
         </w:rPr>
@@ -891,7 +891,7 @@
       </w:r>
       <w:r>
         <w:rPr>
-          <w:rFonts w:hint="eastAsia" w:ascii="Times New Roman" w:hAnsi="Times New Roman" w:eastAsia="SimSun" w:cs="Times New Roman"/>
+          <w:rFonts w:hint="eastAsia" w:ascii="Times New Roman" w:hAnsi="Times New Roman" w:eastAsia="FangSong" w:cs="Times New Roman"/>
           <w:b/>
           <w:bCs/>
         </w:rPr>
@@ -907,7 +907,7 @@
       </w:r>
       <w:r>
         <w:rPr>
-          <w:rFonts w:hint="eastAsia" w:ascii="Times New Roman" w:hAnsi="Times New Roman" w:eastAsia="SimSun" w:cs="Times New Roman"/>
+          <w:rFonts w:hint="eastAsia" w:ascii="Times New Roman" w:hAnsi="Times New Roman" w:eastAsia="FangSong" w:cs="Times New Roman"/>
           <w:b/>
           <w:bCs/>
         </w:rPr>
@@ -923,7 +923,7 @@
       </w:r>
       <w:r>
         <w:rPr>
-          <w:rFonts w:hint="eastAsia" w:ascii="Times New Roman" w:hAnsi="Times New Roman" w:eastAsia="SimSun" w:cs="Times New Roman"/>
+          <w:rFonts w:hint="eastAsia" w:ascii="Times New Roman" w:hAnsi="Times New Roman" w:eastAsia="FangSong" w:cs="Times New Roman"/>
           <w:b/>
           <w:bCs/>
         </w:rPr>
@@ -945,7 +945,7 @@
       </w:r>
       <w:r>
         <w:rPr>
-          <w:rFonts w:hint="eastAsia" w:ascii="Times New Roman" w:hAnsi="Times New Roman" w:eastAsia="SimSun" w:cs="Times New Roman"/>
+          <w:rFonts w:hint="eastAsia" w:ascii="Times New Roman" w:hAnsi="Times New Roman" w:eastAsia="FangSong" w:cs="Times New Roman"/>
         </w:rPr>
         <w:t>这就需要尖晶石</w:t>
       </w:r>
@@ -957,7 +957,7 @@
       </w:r>
       <w:r>
         <w:rPr>
-          <w:rFonts w:hint="eastAsia" w:ascii="Times New Roman" w:hAnsi="Times New Roman" w:eastAsia="SimSun" w:cs="Times New Roman"/>
+          <w:rFonts w:hint="eastAsia" w:ascii="Times New Roman" w:hAnsi="Times New Roman" w:eastAsia="FangSong" w:cs="Times New Roman"/>
         </w:rPr>
         <w:t>钙钛矿</w:t>
       </w:r>
@@ -969,7 +969,7 @@
       </w:r>
       <w:r>
         <w:rPr>
-          <w:rFonts w:hint="eastAsia" w:ascii="Times New Roman" w:hAnsi="Times New Roman" w:eastAsia="SimSun" w:cs="Times New Roman"/>
+          <w:rFonts w:hint="eastAsia" w:ascii="Times New Roman" w:hAnsi="Times New Roman" w:eastAsia="FangSong" w:cs="Times New Roman"/>
         </w:rPr>
         <w:t>金红石一类复杂晶型的组织方法</w:t>
       </w:r>
@@ -989,7 +989,7 @@
       </w:pPr>
       <w:r>
         <w:rPr>
-          <w:rFonts w:hint="eastAsia" w:ascii="Times New Roman" w:hAnsi="Times New Roman" w:eastAsia="SimSun" w:cs="Times New Roman"/>
+          <w:rFonts w:hint="eastAsia" w:ascii="Times New Roman" w:hAnsi="Times New Roman" w:eastAsia="FangSong" w:cs="Times New Roman"/>
           <w:b/>
           <w:bCs/>
         </w:rPr>
@@ -1005,7 +1005,7 @@
       </w:r>
       <w:r>
         <w:rPr>
-          <w:rFonts w:hint="eastAsia" w:ascii="Times New Roman" w:hAnsi="Times New Roman" w:eastAsia="SimSun" w:cs="Times New Roman"/>
+          <w:rFonts w:hint="eastAsia" w:ascii="Times New Roman" w:hAnsi="Times New Roman" w:eastAsia="FangSong" w:cs="Times New Roman"/>
           <w:b/>
           <w:bCs/>
         </w:rPr>
@@ -1021,7 +1021,7 @@
       </w:r>
       <w:r>
         <w:rPr>
-          <w:rFonts w:hint="eastAsia" w:ascii="Times New Roman" w:hAnsi="Times New Roman" w:eastAsia="SimSun" w:cs="Times New Roman"/>
+          <w:rFonts w:hint="eastAsia" w:ascii="Times New Roman" w:hAnsi="Times New Roman" w:eastAsia="FangSong" w:cs="Times New Roman"/>
           <w:b/>
           <w:bCs/>
         </w:rPr>
@@ -1035,7 +1035,7 @@
       </w:r>
       <w:r>
         <w:rPr>
-          <w:rFonts w:hint="eastAsia" w:ascii="Times New Roman" w:hAnsi="Times New Roman" w:eastAsia="SimSun" w:cs="Times New Roman"/>
+          <w:rFonts w:hint="eastAsia" w:ascii="Times New Roman" w:hAnsi="Times New Roman" w:eastAsia="FangSong" w:cs="Times New Roman"/>
         </w:rPr>
         <w:t>这就要把真实晶体和理想模型之间的差别讲清</w:t>
       </w:r>
@@ -1052,7 +1052,7 @@
       </w:pPr>
       <w:r>
         <w:rPr>
-          <w:rFonts w:hint="eastAsia" w:ascii="Times New Roman" w:hAnsi="Times New Roman" w:eastAsia="SimSun" w:cs="Times New Roman"/>
+          <w:rFonts w:hint="eastAsia" w:ascii="Times New Roman" w:hAnsi="Times New Roman" w:eastAsia="FangSong" w:cs="Times New Roman"/>
         </w:rPr>
         <w:t>所以这讲真正要补的是五套决赛工具</w:t>
       </w:r>
@@ -1073,7 +1073,7 @@
       </w:pPr>
       <w:r>
         <w:rPr>
-          <w:rFonts w:hint="eastAsia" w:ascii="Times New Roman" w:hAnsi="Times New Roman" w:eastAsia="SimSun" w:cs="Times New Roman"/>
+          <w:rFonts w:hint="eastAsia" w:ascii="Times New Roman" w:hAnsi="Times New Roman" w:eastAsia="FangSong" w:cs="Times New Roman"/>
           <w:b/>
           <w:bCs/>
         </w:rPr>
@@ -1090,7 +1090,7 @@
       </w:pPr>
       <w:r>
         <w:rPr>
-          <w:rFonts w:hint="eastAsia" w:ascii="Times New Roman" w:hAnsi="Times New Roman" w:eastAsia="SimSun" w:cs="Times New Roman"/>
+          <w:rFonts w:hint="eastAsia" w:ascii="Times New Roman" w:hAnsi="Times New Roman" w:eastAsia="FangSong" w:cs="Times New Roman"/>
           <w:b/>
           <w:bCs/>
         </w:rPr>
@@ -1115,7 +1115,7 @@
       </w:r>
       <w:r>
         <w:rPr>
-          <w:rFonts w:hint="eastAsia" w:ascii="Times New Roman" w:hAnsi="Times New Roman" w:eastAsia="SimSun" w:cs="Times New Roman"/>
+          <w:rFonts w:hint="eastAsia" w:ascii="Times New Roman" w:hAnsi="Times New Roman" w:eastAsia="FangSong" w:cs="Times New Roman"/>
           <w:b/>
           <w:bCs/>
         </w:rPr>
@@ -1132,7 +1132,7 @@
       </w:pPr>
       <w:r>
         <w:rPr>
-          <w:rFonts w:hint="eastAsia" w:ascii="Times New Roman" w:hAnsi="Times New Roman" w:eastAsia="SimSun" w:cs="Times New Roman"/>
+          <w:rFonts w:hint="eastAsia" w:ascii="Times New Roman" w:hAnsi="Times New Roman" w:eastAsia="FangSong" w:cs="Times New Roman"/>
           <w:b/>
           <w:bCs/>
         </w:rPr>
@@ -1149,7 +1149,7 @@
       </w:pPr>
       <w:r>
         <w:rPr>
-          <w:rFonts w:hint="eastAsia" w:ascii="Times New Roman" w:hAnsi="Times New Roman" w:eastAsia="SimSun" w:cs="Times New Roman"/>
+          <w:rFonts w:hint="eastAsia" w:ascii="Times New Roman" w:hAnsi="Times New Roman" w:eastAsia="FangSong" w:cs="Times New Roman"/>
           <w:b/>
           <w:bCs/>
         </w:rPr>
@@ -1249,7 +1249,7 @@
       </w:pPr>
       <w:r>
         <w:rPr>
-          <w:rFonts w:hint="eastAsia" w:ascii="Times New Roman" w:hAnsi="Times New Roman" w:eastAsia="SimSun" w:cs="Times New Roman"/>
+          <w:rFonts w:hint="eastAsia" w:ascii="Times New Roman" w:hAnsi="Times New Roman" w:eastAsia="FangSong" w:cs="Times New Roman"/>
         </w:rPr>
         <w:t>题目可能长成</w:t>
       </w:r>
@@ -1270,7 +1270,7 @@
       </w:pPr>
       <w:r>
         <w:rPr>
-          <w:rFonts w:hint="eastAsia" w:ascii="Times New Roman" w:hAnsi="Times New Roman" w:eastAsia="SimSun" w:cs="Times New Roman"/>
+          <w:rFonts w:hint="eastAsia" w:ascii="Times New Roman" w:hAnsi="Times New Roman" w:eastAsia="FangSong" w:cs="Times New Roman"/>
         </w:rPr>
         <w:t xml:space="preserve">晶胞参数与密度计算</w:t>
       </w:r>
@@ -1285,7 +1285,7 @@
       </w:pPr>
       <w:r>
         <w:rPr>
-          <w:rFonts w:hint="eastAsia" w:ascii="Times New Roman" w:hAnsi="Times New Roman" w:eastAsia="SimSun" w:cs="Times New Roman"/>
+          <w:rFonts w:hint="eastAsia" w:ascii="Times New Roman" w:hAnsi="Times New Roman" w:eastAsia="FangSong" w:cs="Times New Roman"/>
         </w:rPr>
         <w:t xml:space="preserve">粉末衍射峰序列判型</w:t>
       </w:r>
@@ -1300,7 +1300,7 @@
       </w:pPr>
       <w:r>
         <w:rPr>
-          <w:rFonts w:hint="eastAsia" w:ascii="Times New Roman" w:hAnsi="Times New Roman" w:eastAsia="SimSun" w:cs="Times New Roman"/>
+          <w:rFonts w:hint="eastAsia" w:ascii="Times New Roman" w:hAnsi="Times New Roman" w:eastAsia="FangSong" w:cs="Times New Roman"/>
         </w:rPr>
         <w:t xml:space="preserve">层状堆积与填隙问题</w:t>
       </w:r>
@@ -1315,7 +1315,7 @@
       </w:pPr>
       <w:r>
         <w:rPr>
-          <w:rFonts w:hint="eastAsia" w:ascii="Times New Roman" w:hAnsi="Times New Roman" w:eastAsia="SimSun" w:cs="Times New Roman"/>
+          <w:rFonts w:hint="eastAsia" w:ascii="Times New Roman" w:hAnsi="Times New Roman" w:eastAsia="FangSong" w:cs="Times New Roman"/>
         </w:rPr>
         <w:t xml:space="preserve">钙钛矿</w:t>
       </w:r>
@@ -1327,7 +1327,7 @@
       </w:r>
       <w:r>
         <w:rPr>
-          <w:rFonts w:hint="eastAsia" w:ascii="Times New Roman" w:hAnsi="Times New Roman" w:eastAsia="SimSun" w:cs="Times New Roman"/>
+          <w:rFonts w:hint="eastAsia" w:ascii="Times New Roman" w:hAnsi="Times New Roman" w:eastAsia="FangSong" w:cs="Times New Roman"/>
         </w:rPr>
         <w:t xml:space="preserve">尖晶石</w:t>
       </w:r>
@@ -1339,7 +1339,7 @@
       </w:r>
       <w:r>
         <w:rPr>
-          <w:rFonts w:hint="eastAsia" w:ascii="Times New Roman" w:hAnsi="Times New Roman" w:eastAsia="SimSun" w:cs="Times New Roman"/>
+          <w:rFonts w:hint="eastAsia" w:ascii="Times New Roman" w:hAnsi="Times New Roman" w:eastAsia="FangSong" w:cs="Times New Roman"/>
         </w:rPr>
         <w:t xml:space="preserve">相结构</w:t>
       </w:r>
@@ -1354,7 +1354,7 @@
       </w:pPr>
       <w:r>
         <w:rPr>
-          <w:rFonts w:hint="eastAsia" w:ascii="Times New Roman" w:hAnsi="Times New Roman" w:eastAsia="SimSun" w:cs="Times New Roman"/>
+          <w:rFonts w:hint="eastAsia" w:ascii="Times New Roman" w:hAnsi="Times New Roman" w:eastAsia="FangSong" w:cs="Times New Roman"/>
         </w:rPr>
         <w:t xml:space="preserve">高压相变与非化学计量氧化物</w:t>
       </w:r>
@@ -1365,7 +1365,7 @@
       </w:pPr>
       <w:r>
         <w:rPr>
-          <w:rFonts w:hint="eastAsia" w:ascii="Times New Roman" w:hAnsi="Times New Roman" w:eastAsia="SimSun" w:cs="Times New Roman"/>
+          <w:rFonts w:hint="eastAsia" w:ascii="Times New Roman" w:hAnsi="Times New Roman" w:eastAsia="FangSong" w:cs="Times New Roman"/>
         </w:rPr>
         <w:t>但真正稳定的底层顺序往往是</w:t>
       </w:r>
@@ -1386,7 +1386,7 @@
       </w:pPr>
       <w:r>
         <w:rPr>
-          <w:rFonts w:hint="eastAsia" w:ascii="Times New Roman" w:hAnsi="Times New Roman" w:eastAsia="SimSun" w:cs="Times New Roman"/>
+          <w:rFonts w:hint="eastAsia" w:ascii="Times New Roman" w:hAnsi="Times New Roman" w:eastAsia="FangSong" w:cs="Times New Roman"/>
           <w:b/>
           <w:bCs/>
         </w:rPr>
@@ -1403,7 +1403,7 @@
       </w:pPr>
       <w:r>
         <w:rPr>
-          <w:rFonts w:hint="eastAsia" w:ascii="Times New Roman" w:hAnsi="Times New Roman" w:eastAsia="SimSun" w:cs="Times New Roman"/>
+          <w:rFonts w:hint="eastAsia" w:ascii="Times New Roman" w:hAnsi="Times New Roman" w:eastAsia="FangSong" w:cs="Times New Roman"/>
           <w:b/>
           <w:bCs/>
         </w:rPr>
@@ -1420,7 +1420,7 @@
       </w:pPr>
       <w:r>
         <w:rPr>
-          <w:rFonts w:hint="eastAsia" w:ascii="Times New Roman" w:hAnsi="Times New Roman" w:eastAsia="SimSun" w:cs="Times New Roman"/>
+          <w:rFonts w:hint="eastAsia" w:ascii="Times New Roman" w:hAnsi="Times New Roman" w:eastAsia="FangSong" w:cs="Times New Roman"/>
           <w:b/>
           <w:bCs/>
         </w:rPr>
@@ -1437,7 +1437,7 @@
       </w:pPr>
       <w:r>
         <w:rPr>
-          <w:rFonts w:hint="eastAsia" w:ascii="Times New Roman" w:hAnsi="Times New Roman" w:eastAsia="SimSun" w:cs="Times New Roman"/>
+          <w:rFonts w:hint="eastAsia" w:ascii="Times New Roman" w:hAnsi="Times New Roman" w:eastAsia="FangSong" w:cs="Times New Roman"/>
           <w:b/>
           <w:bCs/>
         </w:rPr>
@@ -1450,7 +1450,7 @@
       </w:pPr>
       <w:r>
         <w:rPr>
-          <w:rFonts w:hint="eastAsia" w:ascii="Times New Roman" w:hAnsi="Times New Roman" w:eastAsia="SimSun" w:cs="Times New Roman"/>
+          <w:rFonts w:hint="eastAsia" w:ascii="Times New Roman" w:hAnsi="Times New Roman" w:eastAsia="FangSong" w:cs="Times New Roman"/>
         </w:rPr>
         <w:t>很多题表面在问第四步</w:t>
       </w:r>
@@ -1462,7 +1462,7 @@
       </w:r>
       <w:r>
         <w:rPr>
-          <w:rFonts w:hint="eastAsia" w:ascii="Times New Roman" w:hAnsi="Times New Roman" w:eastAsia="SimSun" w:cs="Times New Roman"/>
+          <w:rFonts w:hint="eastAsia" w:ascii="Times New Roman" w:hAnsi="Times New Roman" w:eastAsia="FangSong" w:cs="Times New Roman"/>
         </w:rPr>
         <w:t>本质仍然得从第一步开</w:t>
       </w:r>
@@ -1499,7 +1499,7 @@
       </w:pPr>
       <w:r>
         <w:rPr>
-          <w:rFonts w:hint="eastAsia" w:ascii="Times New Roman" w:hAnsi="Times New Roman" w:eastAsia="SimSun" w:cs="Times New Roman"/>
+          <w:rFonts w:hint="eastAsia" w:ascii="Times New Roman" w:hAnsi="Times New Roman" w:eastAsia="FangSong" w:cs="Times New Roman"/>
         </w:rPr>
         <w:t>我更推荐这样开题</w:t>
       </w:r>
@@ -1520,7 +1520,7 @@
       </w:pPr>
       <w:r>
         <w:rPr>
-          <w:rFonts w:hint="eastAsia" w:ascii="Times New Roman" w:hAnsi="Times New Roman" w:eastAsia="SimSun" w:cs="Times New Roman"/>
+          <w:rFonts w:hint="eastAsia" w:ascii="Times New Roman" w:hAnsi="Times New Roman" w:eastAsia="FangSong" w:cs="Times New Roman"/>
         </w:rPr>
         <w:t xml:space="preserve">先定晶胞里到底有多少个化学式单位</w:t>
       </w:r>
@@ -1535,7 +1535,7 @@
       </w:pPr>
       <w:r>
         <w:rPr>
-          <w:rFonts w:hint="eastAsia" w:ascii="Times New Roman" w:hAnsi="Times New Roman" w:eastAsia="SimSun" w:cs="Times New Roman"/>
+          <w:rFonts w:hint="eastAsia" w:ascii="Times New Roman" w:hAnsi="Times New Roman" w:eastAsia="FangSong" w:cs="Times New Roman"/>
         </w:rPr>
         <w:t>再判断骨架是谁在堆积</w:t>
       </w:r>
@@ -1547,7 +1547,7 @@
       </w:r>
       <w:r>
         <w:rPr>
-          <w:rFonts w:hint="eastAsia" w:ascii="Times New Roman" w:hAnsi="Times New Roman" w:eastAsia="SimSun" w:cs="Times New Roman"/>
+          <w:rFonts w:hint="eastAsia" w:ascii="Times New Roman" w:hAnsi="Times New Roman" w:eastAsia="FangSong" w:cs="Times New Roman"/>
         </w:rPr>
         <w:t>谁在填隙</w:t>
       </w:r>
@@ -1562,7 +1562,7 @@
       </w:pPr>
       <w:r>
         <w:rPr>
-          <w:rFonts w:hint="eastAsia" w:ascii="Times New Roman" w:hAnsi="Times New Roman" w:eastAsia="SimSun" w:cs="Times New Roman"/>
+          <w:rFonts w:hint="eastAsia" w:ascii="Times New Roman" w:hAnsi="Times New Roman" w:eastAsia="FangSong" w:cs="Times New Roman"/>
         </w:rPr>
         <w:t xml:space="preserve">再看配位数和典型结构类型</w:t>
       </w:r>
@@ -1577,7 +1577,7 @@
       </w:pPr>
       <w:r>
         <w:rPr>
-          <w:rFonts w:hint="eastAsia" w:ascii="Times New Roman" w:hAnsi="Times New Roman" w:eastAsia="SimSun" w:cs="Times New Roman"/>
+          <w:rFonts w:hint="eastAsia" w:ascii="Times New Roman" w:hAnsi="Times New Roman" w:eastAsia="FangSong" w:cs="Times New Roman"/>
         </w:rPr>
         <w:t>若给衍射数据</w:t>
       </w:r>
@@ -1589,7 +1589,7 @@
       </w:r>
       <w:r>
         <w:rPr>
-          <w:rFonts w:hint="eastAsia" w:ascii="Times New Roman" w:hAnsi="Times New Roman" w:eastAsia="SimSun" w:cs="Times New Roman"/>
+          <w:rFonts w:hint="eastAsia" w:ascii="Times New Roman" w:hAnsi="Times New Roman" w:eastAsia="FangSong" w:cs="Times New Roman"/>
         </w:rPr>
         <w:t>再切到</w:t>
       </w:r>
@@ -1614,7 +1614,7 @@
       </w:r>
       <w:r>
         <w:rPr>
-          <w:rFonts w:hint="eastAsia" w:ascii="Times New Roman" w:hAnsi="Times New Roman" w:eastAsia="SimSun" w:cs="Times New Roman"/>
+          <w:rFonts w:hint="eastAsia" w:ascii="Times New Roman" w:hAnsi="Times New Roman" w:eastAsia="FangSong" w:cs="Times New Roman"/>
         </w:rPr>
         <w:t xml:space="preserve">方程和消光规则</w:t>
       </w:r>
@@ -1629,7 +1629,7 @@
       </w:pPr>
       <w:r>
         <w:rPr>
-          <w:rFonts w:hint="eastAsia" w:ascii="Times New Roman" w:hAnsi="Times New Roman" w:eastAsia="SimSun" w:cs="Times New Roman"/>
+          <w:rFonts w:hint="eastAsia" w:ascii="Times New Roman" w:hAnsi="Times New Roman" w:eastAsia="FangSong" w:cs="Times New Roman"/>
         </w:rPr>
         <w:t>最后才谈缺陷</w:t>
       </w:r>
@@ -1641,7 +1641,7 @@
       </w:r>
       <w:r>
         <w:rPr>
-          <w:rFonts w:hint="eastAsia" w:ascii="Times New Roman" w:hAnsi="Times New Roman" w:eastAsia="SimSun" w:cs="Times New Roman"/>
+          <w:rFonts w:hint="eastAsia" w:ascii="Times New Roman" w:hAnsi="Times New Roman" w:eastAsia="FangSong" w:cs="Times New Roman"/>
         </w:rPr>
         <w:t>相变</w:t>
       </w:r>
@@ -1653,7 +1653,7 @@
       </w:r>
       <w:r>
         <w:rPr>
-          <w:rFonts w:hint="eastAsia" w:ascii="Times New Roman" w:hAnsi="Times New Roman" w:eastAsia="SimSun" w:cs="Times New Roman"/>
+          <w:rFonts w:hint="eastAsia" w:ascii="Times New Roman" w:hAnsi="Times New Roman" w:eastAsia="FangSong" w:cs="Times New Roman"/>
         </w:rPr>
         <w:t>导电性或稳定性</w:t>
       </w:r>
@@ -1664,7 +1664,7 @@
       </w:pPr>
       <w:r>
         <w:rPr>
-          <w:rFonts w:hint="eastAsia" w:ascii="Times New Roman" w:hAnsi="Times New Roman" w:eastAsia="SimSun" w:cs="Times New Roman"/>
+          <w:rFonts w:hint="eastAsia" w:ascii="Times New Roman" w:hAnsi="Times New Roman" w:eastAsia="FangSong" w:cs="Times New Roman"/>
         </w:rPr>
         <w:t xml:space="preserve">理解要点</w:t>
       </w:r>
@@ -1676,7 +1676,7 @@
       </w:r>
       <w:r>
         <w:rPr>
-          <w:rFonts w:hint="eastAsia" w:ascii="Times New Roman" w:hAnsi="Times New Roman" w:eastAsia="SimSun" w:cs="Times New Roman"/>
+          <w:rFonts w:hint="eastAsia" w:ascii="Times New Roman" w:hAnsi="Times New Roman" w:eastAsia="FangSong" w:cs="Times New Roman"/>
         </w:rPr>
         <w:t>晶体题最怕一上来就背结构名词</w:t>
       </w:r>
@@ -1688,7 +1688,7 @@
       </w:r>
       <w:r>
         <w:rPr>
-          <w:rFonts w:hint="eastAsia" w:ascii="Times New Roman" w:hAnsi="Times New Roman" w:eastAsia="SimSun" w:cs="Times New Roman"/>
+          <w:rFonts w:hint="eastAsia" w:ascii="Times New Roman" w:hAnsi="Times New Roman" w:eastAsia="FangSong" w:cs="Times New Roman"/>
         </w:rPr>
         <w:t>先把</w:t>
       </w:r>
@@ -1700,7 +1700,7 @@
       </w:r>
       <w:r>
         <w:rPr>
-          <w:rFonts w:hint="eastAsia" w:ascii="Times New Roman" w:hAnsi="Times New Roman" w:eastAsia="SimSun" w:cs="Times New Roman"/>
+          <w:rFonts w:hint="eastAsia" w:ascii="Times New Roman" w:hAnsi="Times New Roman" w:eastAsia="FangSong" w:cs="Times New Roman"/>
         </w:rPr>
         <w:t>计数</w:t>
       </w:r>
@@ -1712,7 +1712,7 @@
       </w:r>
       <w:r>
         <w:rPr>
-          <w:rFonts w:hint="eastAsia" w:ascii="Times New Roman" w:hAnsi="Times New Roman" w:eastAsia="SimSun" w:cs="Times New Roman"/>
+          <w:rFonts w:hint="eastAsia" w:ascii="Times New Roman" w:hAnsi="Times New Roman" w:eastAsia="FangSong" w:cs="Times New Roman"/>
         </w:rPr>
         <w:t>和</w:t>
       </w:r>
@@ -1724,7 +1724,7 @@
       </w:r>
       <w:r>
         <w:rPr>
-          <w:rFonts w:hint="eastAsia" w:ascii="Times New Roman" w:hAnsi="Times New Roman" w:eastAsia="SimSun" w:cs="Times New Roman"/>
+          <w:rFonts w:hint="eastAsia" w:ascii="Times New Roman" w:hAnsi="Times New Roman" w:eastAsia="FangSong" w:cs="Times New Roman"/>
         </w:rPr>
         <w:t>骨架</w:t>
       </w:r>
@@ -1736,7 +1736,7 @@
       </w:r>
       <w:r>
         <w:rPr>
-          <w:rFonts w:hint="eastAsia" w:ascii="Times New Roman" w:hAnsi="Times New Roman" w:eastAsia="SimSun" w:cs="Times New Roman"/>
+          <w:rFonts w:hint="eastAsia" w:ascii="Times New Roman" w:hAnsi="Times New Roman" w:eastAsia="FangSong" w:cs="Times New Roman"/>
         </w:rPr>
         <w:t>钉死</w:t>
       </w:r>
@@ -1748,7 +1748,7 @@
       </w:r>
       <w:r>
         <w:rPr>
-          <w:rFonts w:hint="eastAsia" w:ascii="Times New Roman" w:hAnsi="Times New Roman" w:eastAsia="SimSun" w:cs="Times New Roman"/>
+          <w:rFonts w:hint="eastAsia" w:ascii="Times New Roman" w:hAnsi="Times New Roman" w:eastAsia="FangSong" w:cs="Times New Roman"/>
         </w:rPr>
         <w:t>后面很多判断会自然缩小范围</w:t>
       </w:r>
@@ -1785,7 +1785,7 @@
       </w:pPr>
       <w:r>
         <w:rPr>
-          <w:rFonts w:hint="eastAsia" w:ascii="Times New Roman" w:hAnsi="Times New Roman" w:eastAsia="SimSun" w:cs="Times New Roman"/>
+          <w:rFonts w:hint="eastAsia" w:ascii="Times New Roman" w:hAnsi="Times New Roman" w:eastAsia="FangSong" w:cs="Times New Roman"/>
         </w:rPr>
         <w:t>晶体结构</w:t>
       </w:r>
@@ -1797,7 +1797,7 @@
       </w:r>
       <w:r>
         <w:rPr>
-          <w:rFonts w:hint="eastAsia" w:ascii="Times New Roman" w:hAnsi="Times New Roman" w:eastAsia="SimSun" w:cs="Times New Roman"/>
+          <w:rFonts w:hint="eastAsia" w:ascii="Times New Roman" w:hAnsi="Times New Roman" w:eastAsia="FangSong" w:cs="Times New Roman"/>
         </w:rPr>
         <w:t>决赛横向对比</w:t>
       </w:r>
@@ -1809,7 +1809,7 @@
       </w:r>
       <w:r>
         <w:rPr>
-          <w:rFonts w:hint="eastAsia" w:ascii="Times New Roman" w:hAnsi="Times New Roman" w:eastAsia="SimSun" w:cs="Times New Roman"/>
+          <w:rFonts w:hint="eastAsia" w:ascii="Times New Roman" w:hAnsi="Times New Roman" w:eastAsia="FangSong" w:cs="Times New Roman"/>
         </w:rPr>
         <w:t>已经把近年主线总结得很清楚</w:t>
       </w:r>
@@ -1821,7 +1821,7 @@
       </w:r>
       <w:r>
         <w:rPr>
-          <w:rFonts w:hint="eastAsia" w:ascii="Times New Roman" w:hAnsi="Times New Roman" w:eastAsia="SimSun" w:cs="Times New Roman"/>
+          <w:rFonts w:hint="eastAsia" w:ascii="Times New Roman" w:hAnsi="Times New Roman" w:eastAsia="FangSong" w:cs="Times New Roman"/>
         </w:rPr>
         <w:t>尤其高频的是</w:t>
       </w:r>
@@ -1842,7 +1842,7 @@
       </w:pPr>
       <w:r>
         <w:rPr>
-          <w:rFonts w:hint="eastAsia" w:ascii="Times New Roman" w:hAnsi="Times New Roman" w:eastAsia="SimSun" w:cs="Times New Roman"/>
+          <w:rFonts w:hint="eastAsia" w:ascii="Times New Roman" w:hAnsi="Times New Roman" w:eastAsia="FangSong" w:cs="Times New Roman"/>
         </w:rPr>
         <w:t>题</w:t>
       </w:r>
@@ -1854,7 +1854,7 @@
       </w:r>
       <w:r>
         <w:rPr>
-          <w:rFonts w:hint="eastAsia" w:ascii="Times New Roman" w:hAnsi="Times New Roman" w:eastAsia="SimSun" w:cs="Times New Roman"/>
+          <w:rFonts w:hint="eastAsia" w:ascii="Times New Roman" w:hAnsi="Times New Roman" w:eastAsia="FangSong" w:cs="Times New Roman"/>
         </w:rPr>
         <w:t>决理</w:t>
       </w:r>
@@ -1866,7 +1866,7 @@
       </w:r>
       <w:r>
         <w:rPr>
-          <w:rFonts w:hint="eastAsia" w:ascii="Times New Roman" w:hAnsi="Times New Roman" w:eastAsia="SimSun" w:cs="Times New Roman"/>
+          <w:rFonts w:hint="eastAsia" w:ascii="Times New Roman" w:hAnsi="Times New Roman" w:eastAsia="FangSong" w:cs="Times New Roman"/>
         </w:rPr>
         <w:t>密堆积结构的变换和组合</w:t>
       </w:r>
@@ -1879,7 +1879,7 @@
       <w:r>
         <w:rPr>
           <w:rStyle w:val="VerbatimChar"/>
-          <w:rFonts w:hint="eastAsia" w:ascii="Times New Roman" w:hAnsi="Times New Roman" w:eastAsia="SimSun" w:cs="Times New Roman"/>
+          <w:rFonts w:hint="eastAsia" w:ascii="Times New Roman" w:hAnsi="Times New Roman" w:eastAsia="FangSong" w:cs="Times New Roman"/>
         </w:rPr>
         <w:t xml:space="preserve">堆积层序</w:t>
       </w:r>
@@ -1893,7 +1893,7 @@
       <w:r>
         <w:rPr>
           <w:rStyle w:val="VerbatimChar"/>
-          <w:rFonts w:hint="eastAsia" w:ascii="Times New Roman" w:hAnsi="Times New Roman" w:eastAsia="SimSun" w:cs="Times New Roman"/>
+          <w:rFonts w:hint="eastAsia" w:ascii="Times New Roman" w:hAnsi="Times New Roman" w:eastAsia="FangSong" w:cs="Times New Roman"/>
         </w:rPr>
         <w:t xml:space="preserve">填隙</w:t>
       </w:r>
@@ -1907,7 +1907,7 @@
       <w:r>
         <w:rPr>
           <w:rStyle w:val="VerbatimChar"/>
-          <w:rFonts w:hint="eastAsia" w:ascii="Times New Roman" w:hAnsi="Times New Roman" w:eastAsia="SimSun" w:cs="Times New Roman"/>
+          <w:rFonts w:hint="eastAsia" w:ascii="Times New Roman" w:hAnsi="Times New Roman" w:eastAsia="FangSong" w:cs="Times New Roman"/>
         </w:rPr>
         <w:t xml:space="preserve">结构变换</w:t>
       </w:r>
@@ -1922,7 +1922,7 @@
       </w:pPr>
       <w:r>
         <w:rPr>
-          <w:rFonts w:hint="eastAsia" w:ascii="Times New Roman" w:hAnsi="Times New Roman" w:eastAsia="SimSun" w:cs="Times New Roman"/>
+          <w:rFonts w:hint="eastAsia" w:ascii="Times New Roman" w:hAnsi="Times New Roman" w:eastAsia="FangSong" w:cs="Times New Roman"/>
         </w:rPr>
         <w:t>题</w:t>
       </w:r>
@@ -1934,7 +1934,7 @@
       </w:r>
       <w:r>
         <w:rPr>
-          <w:rFonts w:hint="eastAsia" w:ascii="Times New Roman" w:hAnsi="Times New Roman" w:eastAsia="SimSun" w:cs="Times New Roman"/>
+          <w:rFonts w:hint="eastAsia" w:ascii="Times New Roman" w:hAnsi="Times New Roman" w:eastAsia="FangSong" w:cs="Times New Roman"/>
         </w:rPr>
         <w:t>决</w:t>
       </w:r>
@@ -1946,7 +1946,7 @@
       </w:r>
       <w:r>
         <w:rPr>
-          <w:rFonts w:hint="eastAsia" w:ascii="Times New Roman" w:hAnsi="Times New Roman" w:eastAsia="SimSun" w:cs="Times New Roman"/>
+          <w:rFonts w:hint="eastAsia" w:ascii="Times New Roman" w:hAnsi="Times New Roman" w:eastAsia="FangSong" w:cs="Times New Roman"/>
         </w:rPr>
         <w:t>钙钛矿晶体结构</w:t>
       </w:r>
@@ -1959,7 +1959,7 @@
       <w:r>
         <w:rPr>
           <w:rStyle w:val="VerbatimChar"/>
-          <w:rFonts w:hint="eastAsia" w:ascii="Times New Roman" w:hAnsi="Times New Roman" w:eastAsia="SimSun" w:cs="Times New Roman"/>
+          <w:rFonts w:hint="eastAsia" w:ascii="Times New Roman" w:hAnsi="Times New Roman" w:eastAsia="FangSong" w:cs="Times New Roman"/>
         </w:rPr>
         <w:t xml:space="preserve">配位多面体</w:t>
       </w:r>
@@ -1973,7 +1973,7 @@
       <w:r>
         <w:rPr>
           <w:rStyle w:val="VerbatimChar"/>
-          <w:rFonts w:hint="eastAsia" w:ascii="Times New Roman" w:hAnsi="Times New Roman" w:eastAsia="SimSun" w:cs="Times New Roman"/>
+          <w:rFonts w:hint="eastAsia" w:ascii="Times New Roman" w:hAnsi="Times New Roman" w:eastAsia="FangSong" w:cs="Times New Roman"/>
         </w:rPr>
         <w:t xml:space="preserve">晶胞计数</w:t>
       </w:r>
@@ -1987,7 +1987,7 @@
       <w:r>
         <w:rPr>
           <w:rStyle w:val="VerbatimChar"/>
-          <w:rFonts w:hint="eastAsia" w:ascii="Times New Roman" w:hAnsi="Times New Roman" w:eastAsia="SimSun" w:cs="Times New Roman"/>
+          <w:rFonts w:hint="eastAsia" w:ascii="Times New Roman" w:hAnsi="Times New Roman" w:eastAsia="FangSong" w:cs="Times New Roman"/>
         </w:rPr>
         <w:t xml:space="preserve">结构稳定性</w:t>
       </w:r>
@@ -2002,7 +2002,7 @@
       </w:pPr>
       <w:r>
         <w:rPr>
-          <w:rFonts w:hint="eastAsia" w:ascii="Times New Roman" w:hAnsi="Times New Roman" w:eastAsia="SimSun" w:cs="Times New Roman"/>
+          <w:rFonts w:hint="eastAsia" w:ascii="Times New Roman" w:hAnsi="Times New Roman" w:eastAsia="FangSong" w:cs="Times New Roman"/>
         </w:rPr>
         <w:t>题</w:t>
       </w:r>
@@ -2014,7 +2014,7 @@
       </w:r>
       <w:r>
         <w:rPr>
-          <w:rFonts w:hint="eastAsia" w:ascii="Times New Roman" w:hAnsi="Times New Roman" w:eastAsia="SimSun" w:cs="Times New Roman"/>
+          <w:rFonts w:hint="eastAsia" w:ascii="Times New Roman" w:hAnsi="Times New Roman" w:eastAsia="FangSong" w:cs="Times New Roman"/>
         </w:rPr>
         <w:t>决</w:t>
       </w:r>
@@ -2026,7 +2026,7 @@
       </w:r>
       <w:r>
         <w:rPr>
-          <w:rFonts w:hint="eastAsia" w:ascii="Times New Roman" w:hAnsi="Times New Roman" w:eastAsia="SimSun" w:cs="Times New Roman"/>
+          <w:rFonts w:hint="eastAsia" w:ascii="Times New Roman" w:hAnsi="Times New Roman" w:eastAsia="FangSong" w:cs="Times New Roman"/>
         </w:rPr>
         <w:t>相晶体结构</w:t>
       </w:r>
@@ -2039,7 +2039,7 @@
       <w:r>
         <w:rPr>
           <w:rStyle w:val="VerbatimChar"/>
-          <w:rFonts w:hint="eastAsia" w:ascii="Times New Roman" w:hAnsi="Times New Roman" w:eastAsia="SimSun" w:cs="Times New Roman"/>
+          <w:rFonts w:hint="eastAsia" w:ascii="Times New Roman" w:hAnsi="Times New Roman" w:eastAsia="FangSong" w:cs="Times New Roman"/>
         </w:rPr>
         <w:t xml:space="preserve">层状结构</w:t>
       </w:r>
@@ -2053,7 +2053,7 @@
       <w:r>
         <w:rPr>
           <w:rStyle w:val="VerbatimChar"/>
-          <w:rFonts w:hint="eastAsia" w:ascii="Times New Roman" w:hAnsi="Times New Roman" w:eastAsia="SimSun" w:cs="Times New Roman"/>
+          <w:rFonts w:hint="eastAsia" w:ascii="Times New Roman" w:hAnsi="Times New Roman" w:eastAsia="FangSong" w:cs="Times New Roman"/>
         </w:rPr>
         <w:t xml:space="preserve">晶胞组成</w:t>
       </w:r>
@@ -2067,7 +2067,7 @@
       <w:r>
         <w:rPr>
           <w:rStyle w:val="VerbatimChar"/>
-          <w:rFonts w:hint="eastAsia" w:ascii="Times New Roman" w:hAnsi="Times New Roman" w:eastAsia="SimSun" w:cs="Times New Roman"/>
+          <w:rFonts w:hint="eastAsia" w:ascii="Times New Roman" w:hAnsi="Times New Roman" w:eastAsia="FangSong" w:cs="Times New Roman"/>
         </w:rPr>
         <w:t xml:space="preserve">配位环境</w:t>
       </w:r>
@@ -2082,7 +2082,7 @@
       </w:pPr>
       <w:r>
         <w:rPr>
-          <w:rFonts w:hint="eastAsia" w:ascii="Times New Roman" w:hAnsi="Times New Roman" w:eastAsia="SimSun" w:cs="Times New Roman"/>
+          <w:rFonts w:hint="eastAsia" w:ascii="Times New Roman" w:hAnsi="Times New Roman" w:eastAsia="FangSong" w:cs="Times New Roman"/>
         </w:rPr>
         <w:t>题</w:t>
       </w:r>
@@ -2094,7 +2094,7 @@
       </w:r>
       <w:r>
         <w:rPr>
-          <w:rFonts w:hint="eastAsia" w:ascii="Times New Roman" w:hAnsi="Times New Roman" w:eastAsia="SimSun" w:cs="Times New Roman"/>
+          <w:rFonts w:hint="eastAsia" w:ascii="Times New Roman" w:hAnsi="Times New Roman" w:eastAsia="FangSong" w:cs="Times New Roman"/>
         </w:rPr>
         <w:t>决</w:t>
       </w:r>
@@ -2106,7 +2106,7 @@
       </w:r>
       <w:r>
         <w:rPr>
-          <w:rFonts w:hint="eastAsia" w:ascii="Times New Roman" w:hAnsi="Times New Roman" w:eastAsia="SimSun" w:cs="Times New Roman"/>
+          <w:rFonts w:hint="eastAsia" w:ascii="Times New Roman" w:hAnsi="Times New Roman" w:eastAsia="FangSong" w:cs="Times New Roman"/>
         </w:rPr>
         <w:t>锗酸铋晶体计算</w:t>
       </w:r>
@@ -2119,7 +2119,7 @@
       <w:r>
         <w:rPr>
           <w:rStyle w:val="VerbatimChar"/>
-          <w:rFonts w:hint="eastAsia" w:ascii="Times New Roman" w:hAnsi="Times New Roman" w:eastAsia="SimSun" w:cs="Times New Roman"/>
+          <w:rFonts w:hint="eastAsia" w:ascii="Times New Roman" w:hAnsi="Times New Roman" w:eastAsia="FangSong" w:cs="Times New Roman"/>
         </w:rPr>
         <w:t xml:space="preserve">晶胞参数</w:t>
       </w:r>
@@ -2133,7 +2133,7 @@
       <w:r>
         <w:rPr>
           <w:rStyle w:val="VerbatimChar"/>
-          <w:rFonts w:hint="eastAsia" w:ascii="Times New Roman" w:hAnsi="Times New Roman" w:eastAsia="SimSun" w:cs="Times New Roman"/>
+          <w:rFonts w:hint="eastAsia" w:ascii="Times New Roman" w:hAnsi="Times New Roman" w:eastAsia="FangSong" w:cs="Times New Roman"/>
         </w:rPr>
         <w:t xml:space="preserve">体积</w:t>
       </w:r>
@@ -2147,7 +2147,7 @@
       <w:r>
         <w:rPr>
           <w:rStyle w:val="VerbatimChar"/>
-          <w:rFonts w:hint="eastAsia" w:ascii="Times New Roman" w:hAnsi="Times New Roman" w:eastAsia="SimSun" w:cs="Times New Roman"/>
+          <w:rFonts w:hint="eastAsia" w:ascii="Times New Roman" w:hAnsi="Times New Roman" w:eastAsia="FangSong" w:cs="Times New Roman"/>
         </w:rPr>
         <w:t xml:space="preserve">组成</w:t>
       </w:r>
@@ -2161,7 +2161,7 @@
       <w:r>
         <w:rPr>
           <w:rStyle w:val="VerbatimChar"/>
-          <w:rFonts w:hint="eastAsia" w:ascii="Times New Roman" w:hAnsi="Times New Roman" w:eastAsia="SimSun" w:cs="Times New Roman"/>
+          <w:rFonts w:hint="eastAsia" w:ascii="Times New Roman" w:hAnsi="Times New Roman" w:eastAsia="FangSong" w:cs="Times New Roman"/>
         </w:rPr>
         <w:t xml:space="preserve">密度</w:t>
       </w:r>
@@ -2176,7 +2176,7 @@
       </w:pPr>
       <w:r>
         <w:rPr>
-          <w:rFonts w:hint="eastAsia" w:ascii="Times New Roman" w:hAnsi="Times New Roman" w:eastAsia="SimSun" w:cs="Times New Roman"/>
+          <w:rFonts w:hint="eastAsia" w:ascii="Times New Roman" w:hAnsi="Times New Roman" w:eastAsia="FangSong" w:cs="Times New Roman"/>
         </w:rPr>
         <w:t>题</w:t>
       </w:r>
@@ -2188,7 +2188,7 @@
       </w:r>
       <w:r>
         <w:rPr>
-          <w:rFonts w:hint="eastAsia" w:ascii="Times New Roman" w:hAnsi="Times New Roman" w:eastAsia="SimSun" w:cs="Times New Roman"/>
+          <w:rFonts w:hint="eastAsia" w:ascii="Times New Roman" w:hAnsi="Times New Roman" w:eastAsia="FangSong" w:cs="Times New Roman"/>
         </w:rPr>
         <w:t>决理</w:t>
       </w:r>
@@ -2200,7 +2200,7 @@
       </w:r>
       <w:r>
         <w:rPr>
-          <w:rFonts w:hint="eastAsia" w:ascii="Times New Roman" w:hAnsi="Times New Roman" w:eastAsia="SimSun" w:cs="Times New Roman"/>
+          <w:rFonts w:hint="eastAsia" w:ascii="Times New Roman" w:hAnsi="Times New Roman" w:eastAsia="FangSong" w:cs="Times New Roman"/>
         </w:rPr>
         <w:t>晶体交错生长</w:t>
       </w:r>
@@ -2213,7 +2213,7 @@
       <w:r>
         <w:rPr>
           <w:rStyle w:val="VerbatimChar"/>
-          <w:rFonts w:hint="eastAsia" w:ascii="Times New Roman" w:hAnsi="Times New Roman" w:eastAsia="SimSun" w:cs="Times New Roman"/>
+          <w:rFonts w:hint="eastAsia" w:ascii="Times New Roman" w:hAnsi="Times New Roman" w:eastAsia="FangSong" w:cs="Times New Roman"/>
         </w:rPr>
         <w:t xml:space="preserve">真实晶体生长方式</w:t>
       </w:r>
@@ -2227,7 +2227,7 @@
       <w:r>
         <w:rPr>
           <w:rStyle w:val="VerbatimChar"/>
-          <w:rFonts w:hint="eastAsia" w:ascii="Times New Roman" w:hAnsi="Times New Roman" w:eastAsia="SimSun" w:cs="Times New Roman"/>
+          <w:rFonts w:hint="eastAsia" w:ascii="Times New Roman" w:hAnsi="Times New Roman" w:eastAsia="FangSong" w:cs="Times New Roman"/>
         </w:rPr>
         <w:t xml:space="preserve">结构拼接</w:t>
       </w:r>
@@ -2241,7 +2241,7 @@
       <w:r>
         <w:rPr>
           <w:rStyle w:val="VerbatimChar"/>
-          <w:rFonts w:hint="eastAsia" w:ascii="Times New Roman" w:hAnsi="Times New Roman" w:eastAsia="SimSun" w:cs="Times New Roman"/>
+          <w:rFonts w:hint="eastAsia" w:ascii="Times New Roman" w:hAnsi="Times New Roman" w:eastAsia="FangSong" w:cs="Times New Roman"/>
         </w:rPr>
         <w:t xml:space="preserve">空间想象</w:t>
       </w:r>
@@ -2252,7 +2252,7 @@
       </w:pPr>
       <w:r>
         <w:rPr>
-          <w:rFonts w:hint="eastAsia" w:ascii="Times New Roman" w:hAnsi="Times New Roman" w:eastAsia="SimSun" w:cs="Times New Roman"/>
+          <w:rFonts w:hint="eastAsia" w:ascii="Times New Roman" w:hAnsi="Times New Roman" w:eastAsia="FangSong" w:cs="Times New Roman"/>
         </w:rPr>
         <w:t>所以这讲的本质</w:t>
       </w:r>
@@ -2264,7 +2264,7 @@
       </w:r>
       <w:r>
         <w:rPr>
-          <w:rFonts w:hint="eastAsia" w:ascii="Times New Roman" w:hAnsi="Times New Roman" w:eastAsia="SimSun" w:cs="Times New Roman"/>
+          <w:rFonts w:hint="eastAsia" w:ascii="Times New Roman" w:hAnsi="Times New Roman" w:eastAsia="FangSong" w:cs="Times New Roman"/>
         </w:rPr>
         <w:t>不是</w:t>
       </w:r>
@@ -2276,7 +2276,7 @@
       </w:r>
       <w:r>
         <w:rPr>
-          <w:rFonts w:hint="eastAsia" w:ascii="Times New Roman" w:hAnsi="Times New Roman" w:eastAsia="SimSun" w:cs="Times New Roman"/>
+          <w:rFonts w:hint="eastAsia" w:ascii="Times New Roman" w:hAnsi="Times New Roman" w:eastAsia="FangSong" w:cs="Times New Roman"/>
         </w:rPr>
         <w:t>再背更多结构名词</w:t>
       </w:r>
@@ -2288,7 +2288,7 @@
       </w:r>
       <w:r>
         <w:rPr>
-          <w:rFonts w:hint="eastAsia" w:ascii="Times New Roman" w:hAnsi="Times New Roman" w:eastAsia="SimSun" w:cs="Times New Roman"/>
+          <w:rFonts w:hint="eastAsia" w:ascii="Times New Roman" w:hAnsi="Times New Roman" w:eastAsia="FangSong" w:cs="Times New Roman"/>
         </w:rPr>
         <w:t>而是学会把这条四连问在不同题壳里稳定复用</w:t>
       </w:r>
@@ -2411,7 +2411,7 @@
       </w:pPr>
       <w:r>
         <w:rPr>
-          <w:rFonts w:hint="eastAsia" w:ascii="Times New Roman" w:hAnsi="Times New Roman" w:eastAsia="SimSun" w:cs="Times New Roman"/>
+          <w:rFonts w:hint="eastAsia" w:ascii="Times New Roman" w:hAnsi="Times New Roman" w:eastAsia="FangSong" w:cs="Times New Roman"/>
         </w:rPr>
         <w:t>第一轮里我们常常只需要认识晶胞</w:t>
       </w:r>
@@ -2429,7 +2429,7 @@
       </w:r>
       <w:r>
         <w:rPr>
-          <w:rFonts w:hint="eastAsia" w:ascii="Times New Roman" w:hAnsi="Times New Roman" w:eastAsia="SimSun" w:cs="Times New Roman"/>
+          <w:rFonts w:hint="eastAsia" w:ascii="Times New Roman" w:hAnsi="Times New Roman" w:eastAsia="FangSong" w:cs="Times New Roman"/>
         </w:rPr>
         <w:t>但一旦题目开始给</w:t>
       </w:r>
@@ -2450,7 +2450,7 @@
       </w:pPr>
       <w:r>
         <w:rPr>
-          <w:rFonts w:hint="eastAsia" w:ascii="Times New Roman" w:hAnsi="Times New Roman" w:eastAsia="SimSun" w:cs="Times New Roman"/>
+          <w:rFonts w:hint="eastAsia" w:ascii="Times New Roman" w:hAnsi="Times New Roman" w:eastAsia="FangSong" w:cs="Times New Roman"/>
         </w:rPr>
         <w:t xml:space="preserve">晶面</w:t>
       </w:r>
@@ -2465,7 +2465,7 @@
       </w:pPr>
       <w:r>
         <w:rPr>
-          <w:rFonts w:hint="eastAsia" w:ascii="Times New Roman" w:hAnsi="Times New Roman" w:eastAsia="SimSun" w:cs="Times New Roman"/>
+          <w:rFonts w:hint="eastAsia" w:ascii="Times New Roman" w:hAnsi="Times New Roman" w:eastAsia="FangSong" w:cs="Times New Roman"/>
         </w:rPr>
         <w:t xml:space="preserve">衍射角</w:t>
       </w:r>
@@ -2480,7 +2480,7 @@
       </w:pPr>
       <w:r>
         <w:rPr>
-          <w:rFonts w:hint="eastAsia" w:ascii="Times New Roman" w:hAnsi="Times New Roman" w:eastAsia="SimSun" w:cs="Times New Roman"/>
+          <w:rFonts w:hint="eastAsia" w:ascii="Times New Roman" w:hAnsi="Times New Roman" w:eastAsia="FangSong" w:cs="Times New Roman"/>
         </w:rPr>
         <w:t xml:space="preserve">晶向</w:t>
       </w:r>
@@ -2495,7 +2495,7 @@
       </w:pPr>
       <w:r>
         <w:rPr>
-          <w:rFonts w:hint="eastAsia" w:ascii="Times New Roman" w:hAnsi="Times New Roman" w:eastAsia="SimSun" w:cs="Times New Roman"/>
+          <w:rFonts w:hint="eastAsia" w:ascii="Times New Roman" w:hAnsi="Times New Roman" w:eastAsia="FangSong" w:cs="Times New Roman"/>
         </w:rPr>
         <w:t xml:space="preserve">投影图</w:t>
       </w:r>
@@ -2506,7 +2506,7 @@
       </w:pPr>
       <w:r>
         <w:rPr>
-          <w:rFonts w:hint="eastAsia" w:ascii="Times New Roman" w:hAnsi="Times New Roman" w:eastAsia="SimSun" w:cs="Times New Roman"/>
+          <w:rFonts w:hint="eastAsia" w:ascii="Times New Roman" w:hAnsi="Times New Roman" w:eastAsia="FangSong" w:cs="Times New Roman"/>
         </w:rPr>
         <w:t>你就必须把几何图像翻译成可计算对象</w:t>
       </w:r>
@@ -2530,7 +2530,7 @@
       </w:r>
       <w:r>
         <w:rPr>
-          <w:rFonts w:hint="eastAsia" w:ascii="Times New Roman" w:hAnsi="Times New Roman" w:eastAsia="SimSun" w:cs="Times New Roman"/>
+          <w:rFonts w:hint="eastAsia" w:ascii="Times New Roman" w:hAnsi="Times New Roman" w:eastAsia="FangSong" w:cs="Times New Roman"/>
         </w:rPr>
         <w:t>指数就是这套翻译语言</w:t>
       </w:r>
@@ -2579,7 +2579,7 @@
       </w:pPr>
       <w:r>
         <w:rPr>
-          <w:rFonts w:hint="eastAsia" w:ascii="Times New Roman" w:hAnsi="Times New Roman" w:eastAsia="SimSun" w:cs="Times New Roman"/>
+          <w:rFonts w:hint="eastAsia" w:ascii="Times New Roman" w:hAnsi="Times New Roman" w:eastAsia="FangSong" w:cs="Times New Roman"/>
         </w:rPr>
         <w:t xml:space="preserve">求一组晶面的</w:t>
       </w:r>
@@ -2604,7 +2604,7 @@
       </w:r>
       <w:r>
         <w:rPr>
-          <w:rFonts w:hint="eastAsia" w:ascii="Times New Roman" w:hAnsi="Times New Roman" w:eastAsia="SimSun" w:cs="Times New Roman"/>
+          <w:rFonts w:hint="eastAsia" w:ascii="Times New Roman" w:hAnsi="Times New Roman" w:eastAsia="FangSong" w:cs="Times New Roman"/>
         </w:rPr>
         <w:t>步骤永远是</w:t>
       </w:r>
@@ -2625,7 +2625,7 @@
       </w:pPr>
       <w:r>
         <w:rPr>
-          <w:rFonts w:hint="eastAsia" w:ascii="Times New Roman" w:hAnsi="Times New Roman" w:eastAsia="SimSun" w:cs="Times New Roman"/>
+          <w:rFonts w:hint="eastAsia" w:ascii="Times New Roman" w:hAnsi="Times New Roman" w:eastAsia="FangSong" w:cs="Times New Roman"/>
         </w:rPr>
         <w:t xml:space="preserve">看它和三个晶轴的截距</w:t>
       </w:r>
@@ -2640,7 +2640,7 @@
       </w:pPr>
       <w:r>
         <w:rPr>
-          <w:rFonts w:hint="eastAsia" w:ascii="Times New Roman" w:hAnsi="Times New Roman" w:eastAsia="SimSun" w:cs="Times New Roman"/>
+          <w:rFonts w:hint="eastAsia" w:ascii="Times New Roman" w:hAnsi="Times New Roman" w:eastAsia="FangSong" w:cs="Times New Roman"/>
         </w:rPr>
         <w:t xml:space="preserve">把截距写成晶胞边长的倍数</w:t>
       </w:r>
@@ -2655,7 +2655,7 @@
       </w:pPr>
       <w:r>
         <w:rPr>
-          <w:rFonts w:hint="eastAsia" w:ascii="Times New Roman" w:hAnsi="Times New Roman" w:eastAsia="SimSun" w:cs="Times New Roman"/>
+          <w:rFonts w:hint="eastAsia" w:ascii="Times New Roman" w:hAnsi="Times New Roman" w:eastAsia="FangSong" w:cs="Times New Roman"/>
         </w:rPr>
         <w:t xml:space="preserve">取倒数</w:t>
       </w:r>
@@ -2670,7 +2670,7 @@
       </w:pPr>
       <w:r>
         <w:rPr>
-          <w:rFonts w:hint="eastAsia" w:ascii="Times New Roman" w:hAnsi="Times New Roman" w:eastAsia="SimSun" w:cs="Times New Roman"/>
+          <w:rFonts w:hint="eastAsia" w:ascii="Times New Roman" w:hAnsi="Times New Roman" w:eastAsia="FangSong" w:cs="Times New Roman"/>
         </w:rPr>
         <w:t xml:space="preserve">化成最小整数比</w:t>
       </w:r>
@@ -2795,7 +2795,7 @@
       </w:pPr>
       <w:r>
         <w:rPr>
-          <w:rFonts w:hint="eastAsia" w:ascii="Times New Roman" w:hAnsi="Times New Roman" w:eastAsia="SimSun" w:cs="Times New Roman"/>
+          <w:rFonts w:hint="eastAsia" w:ascii="Times New Roman" w:hAnsi="Times New Roman" w:eastAsia="FangSong" w:cs="Times New Roman"/>
         </w:rPr>
         <w:t>最先要形成的直觉是</w:t>
       </w:r>
@@ -2829,7 +2829,7 @@
       </w:r>
       <w:r>
         <w:rPr>
-          <w:rFonts w:hint="eastAsia" w:ascii="Times New Roman" w:hAnsi="Times New Roman" w:eastAsia="SimSun" w:cs="Times New Roman"/>
+          <w:rFonts w:hint="eastAsia" w:ascii="Times New Roman" w:hAnsi="Times New Roman" w:eastAsia="FangSong" w:cs="Times New Roman"/>
         </w:rPr>
         <w:t>表示平行于</w:t>
       </w:r>
@@ -2841,7 +2841,7 @@
       </w:r>
       <w:r>
         <w:rPr>
-          <w:rFonts w:hint="eastAsia" w:ascii="Times New Roman" w:hAnsi="Times New Roman" w:eastAsia="SimSun" w:cs="Times New Roman"/>
+          <w:rFonts w:hint="eastAsia" w:ascii="Times New Roman" w:hAnsi="Times New Roman" w:eastAsia="FangSong" w:cs="Times New Roman"/>
         </w:rPr>
         <w:t xml:space="preserve">轴</w:t>
       </w:r>
@@ -2869,7 +2869,7 @@
       </w:r>
       <w:r>
         <w:rPr>
-          <w:rFonts w:hint="eastAsia" w:ascii="Times New Roman" w:hAnsi="Times New Roman" w:eastAsia="SimSun" w:cs="Times New Roman"/>
+          <w:rFonts w:hint="eastAsia" w:ascii="Times New Roman" w:hAnsi="Times New Roman" w:eastAsia="FangSong" w:cs="Times New Roman"/>
         </w:rPr>
         <w:t>表示平行于</w:t>
       </w:r>
@@ -2881,7 +2881,7 @@
       </w:r>
       <w:r>
         <w:rPr>
-          <w:rFonts w:hint="eastAsia" w:ascii="Times New Roman" w:hAnsi="Times New Roman" w:eastAsia="SimSun" w:cs="Times New Roman"/>
+          <w:rFonts w:hint="eastAsia" w:ascii="Times New Roman" w:hAnsi="Times New Roman" w:eastAsia="FangSong" w:cs="Times New Roman"/>
         </w:rPr>
         <w:t xml:space="preserve">轴</w:t>
       </w:r>
@@ -2909,7 +2909,7 @@
       </w:r>
       <w:r>
         <w:rPr>
-          <w:rFonts w:hint="eastAsia" w:ascii="Times New Roman" w:hAnsi="Times New Roman" w:eastAsia="SimSun" w:cs="Times New Roman"/>
+          <w:rFonts w:hint="eastAsia" w:ascii="Times New Roman" w:hAnsi="Times New Roman" w:eastAsia="FangSong" w:cs="Times New Roman"/>
         </w:rPr>
         <w:t>表示平行于</w:t>
       </w:r>
@@ -2921,7 +2921,7 @@
       </w:r>
       <w:r>
         <w:rPr>
-          <w:rFonts w:hint="eastAsia" w:ascii="Times New Roman" w:hAnsi="Times New Roman" w:eastAsia="SimSun" w:cs="Times New Roman"/>
+          <w:rFonts w:hint="eastAsia" w:ascii="Times New Roman" w:hAnsi="Times New Roman" w:eastAsia="FangSong" w:cs="Times New Roman"/>
         </w:rPr>
         <w:t xml:space="preserve">轴</w:t>
       </w:r>
@@ -2936,7 +2936,7 @@
       </w:pPr>
       <w:r>
         <w:rPr>
-          <w:rFonts w:hint="eastAsia" w:ascii="Times New Roman" w:hAnsi="Times New Roman" w:eastAsia="SimSun" w:cs="Times New Roman"/>
+          <w:rFonts w:hint="eastAsia" w:ascii="Times New Roman" w:hAnsi="Times New Roman" w:eastAsia="FangSong" w:cs="Times New Roman"/>
         </w:rPr>
         <w:t>数字越大</w:t>
       </w:r>
@@ -2948,7 +2948,7 @@
       </w:r>
       <w:r>
         <w:rPr>
-          <w:rFonts w:hint="eastAsia" w:ascii="Times New Roman" w:hAnsi="Times New Roman" w:eastAsia="SimSun" w:cs="Times New Roman"/>
+          <w:rFonts w:hint="eastAsia" w:ascii="Times New Roman" w:hAnsi="Times New Roman" w:eastAsia="FangSong" w:cs="Times New Roman"/>
         </w:rPr>
         <w:t>说明这组晶面切得越密</w:t>
       </w:r>
@@ -2960,7 +2960,7 @@
       </w:r>
       <w:r>
         <w:rPr>
-          <w:rFonts w:hint="eastAsia" w:ascii="Times New Roman" w:hAnsi="Times New Roman" w:eastAsia="SimSun" w:cs="Times New Roman"/>
+          <w:rFonts w:hint="eastAsia" w:ascii="Times New Roman" w:hAnsi="Times New Roman" w:eastAsia="FangSong" w:cs="Times New Roman"/>
         </w:rPr>
         <w:t>晶面间距越小</w:t>
       </w:r>
@@ -2971,7 +2971,7 @@
       </w:pPr>
       <w:r>
         <w:rPr>
-          <w:rFonts w:hint="eastAsia" w:ascii="Times New Roman" w:hAnsi="Times New Roman" w:eastAsia="SimSun" w:cs="Times New Roman"/>
+          <w:rFonts w:hint="eastAsia" w:ascii="Times New Roman" w:hAnsi="Times New Roman" w:eastAsia="FangSong" w:cs="Times New Roman"/>
           <w:b/>
           <w:bCs/>
         </w:rPr>
@@ -2991,7 +2991,7 @@
       </w:r>
       <w:r>
         <w:rPr>
-          <w:rFonts w:hint="eastAsia" w:ascii="Times New Roman" w:hAnsi="Times New Roman" w:eastAsia="SimSun" w:cs="Times New Roman"/>
+          <w:rFonts w:hint="eastAsia" w:ascii="Times New Roman" w:hAnsi="Times New Roman" w:eastAsia="FangSong" w:cs="Times New Roman"/>
         </w:rPr>
         <w:t>指数是在给</w:t>
       </w:r>
@@ -3003,7 +3003,7 @@
       </w:r>
       <w:r>
         <w:rPr>
-          <w:rFonts w:hint="eastAsia" w:ascii="Times New Roman" w:hAnsi="Times New Roman" w:eastAsia="SimSun" w:cs="Times New Roman"/>
+          <w:rFonts w:hint="eastAsia" w:ascii="Times New Roman" w:hAnsi="Times New Roman" w:eastAsia="FangSong" w:cs="Times New Roman"/>
         </w:rPr>
         <w:t>晶面家族编号</w:t>
       </w:r>
@@ -3015,7 +3015,7 @@
       </w:r>
       <w:r>
         <w:rPr>
-          <w:rFonts w:hint="eastAsia" w:ascii="Times New Roman" w:hAnsi="Times New Roman" w:eastAsia="SimSun" w:cs="Times New Roman"/>
+          <w:rFonts w:hint="eastAsia" w:ascii="Times New Roman" w:hAnsi="Times New Roman" w:eastAsia="FangSong" w:cs="Times New Roman"/>
         </w:rPr>
         <w:t>不是直接写出截距长度</w:t>
       </w:r>
@@ -3052,7 +3052,7 @@
       </w:pPr>
       <w:r>
         <w:rPr>
-          <w:rFonts w:hint="eastAsia" w:ascii="Times New Roman" w:hAnsi="Times New Roman" w:eastAsia="SimSun" w:cs="Times New Roman"/>
+          <w:rFonts w:hint="eastAsia" w:ascii="Times New Roman" w:hAnsi="Times New Roman" w:eastAsia="FangSong" w:cs="Times New Roman"/>
         </w:rPr>
         <w:t>在立方晶系中</w:t>
       </w:r>
@@ -3064,7 +3064,7 @@
       </w:r>
       <w:r>
         <w:rPr>
-          <w:rFonts w:hint="eastAsia" w:ascii="Times New Roman" w:hAnsi="Times New Roman" w:eastAsia="SimSun" w:cs="Times New Roman"/>
+          <w:rFonts w:hint="eastAsia" w:ascii="Times New Roman" w:hAnsi="Times New Roman" w:eastAsia="FangSong" w:cs="Times New Roman"/>
         </w:rPr>
         <w:t>最常用的是</w:t>
       </w:r>
@@ -3191,7 +3191,7 @@
       </w:pPr>
       <w:r>
         <w:rPr>
-          <w:rFonts w:hint="eastAsia" w:ascii="Times New Roman" w:hAnsi="Times New Roman" w:eastAsia="SimSun" w:cs="Times New Roman"/>
+          <w:rFonts w:hint="eastAsia" w:ascii="Times New Roman" w:hAnsi="Times New Roman" w:eastAsia="FangSong" w:cs="Times New Roman"/>
         </w:rPr>
         <w:t>它意味着</w:t>
       </w:r>
@@ -3212,7 +3212,7 @@
       </w:pPr>
       <w:r>
         <w:rPr>
-          <w:rFonts w:hint="eastAsia" w:ascii="Times New Roman" w:hAnsi="Times New Roman" w:eastAsia="SimSun" w:cs="Times New Roman"/>
+          <w:rFonts w:hint="eastAsia" w:ascii="Times New Roman" w:hAnsi="Times New Roman" w:eastAsia="FangSong" w:cs="Times New Roman"/>
         </w:rPr>
         <w:t xml:space="preserve">同一个晶胞参数</w:t>
       </w:r>
@@ -3237,7 +3237,7 @@
       </w:r>
       <w:r>
         <w:rPr>
-          <w:rFonts w:hint="eastAsia" w:ascii="Times New Roman" w:hAnsi="Times New Roman" w:eastAsia="SimSun" w:cs="Times New Roman"/>
+          <w:rFonts w:hint="eastAsia" w:ascii="Times New Roman" w:hAnsi="Times New Roman" w:eastAsia="FangSong" w:cs="Times New Roman"/>
         </w:rPr>
         <w:t>下</w:t>
       </w:r>
@@ -3249,7 +3249,7 @@
       </w:r>
       <w:r>
         <w:rPr>
-          <w:rFonts w:hint="eastAsia" w:ascii="Times New Roman" w:hAnsi="Times New Roman" w:eastAsia="SimSun" w:cs="Times New Roman"/>
+          <w:rFonts w:hint="eastAsia" w:ascii="Times New Roman" w:hAnsi="Times New Roman" w:eastAsia="FangSong" w:cs="Times New Roman"/>
         </w:rPr>
         <w:t>真正拉开不同晶面的</w:t>
       </w:r>
@@ -3261,7 +3261,7 @@
       </w:r>
       <w:r>
         <w:rPr>
-          <w:rFonts w:hint="eastAsia" w:ascii="Times New Roman" w:hAnsi="Times New Roman" w:eastAsia="SimSun" w:cs="Times New Roman"/>
+          <w:rFonts w:hint="eastAsia" w:ascii="Times New Roman" w:hAnsi="Times New Roman" w:eastAsia="FangSong" w:cs="Times New Roman"/>
         </w:rPr>
         <w:t>是</w:t>
       </w:r>
@@ -3289,7 +3289,7 @@
       </w:pPr>
       <w:r>
         <w:rPr>
-          <w:rFonts w:hint="eastAsia" w:ascii="Times New Roman" w:hAnsi="Times New Roman" w:eastAsia="SimSun" w:cs="Times New Roman"/>
+          <w:rFonts w:hint="eastAsia" w:ascii="Times New Roman" w:hAnsi="Times New Roman" w:eastAsia="FangSong" w:cs="Times New Roman"/>
         </w:rPr>
         <w:t>粉末衍射峰序列之所以能快判</w:t>
       </w:r>
@@ -3301,7 +3301,7 @@
       </w:r>
       <w:r>
         <w:rPr>
-          <w:rFonts w:hint="eastAsia" w:ascii="Times New Roman" w:hAnsi="Times New Roman" w:eastAsia="SimSun" w:cs="Times New Roman"/>
+          <w:rFonts w:hint="eastAsia" w:ascii="Times New Roman" w:hAnsi="Times New Roman" w:eastAsia="FangSong" w:cs="Times New Roman"/>
         </w:rPr>
         <w:t>本质就在这里</w:t>
       </w:r>
@@ -3312,7 +3312,7 @@
       </w:pPr>
       <w:r>
         <w:rPr>
-          <w:rFonts w:hint="eastAsia" w:ascii="Times New Roman" w:hAnsi="Times New Roman" w:eastAsia="SimSun" w:cs="Times New Roman"/>
+          <w:rFonts w:hint="eastAsia" w:ascii="Times New Roman" w:hAnsi="Times New Roman" w:eastAsia="FangSong" w:cs="Times New Roman"/>
         </w:rPr>
         <w:t>高频直觉</w:t>
       </w:r>
@@ -3393,7 +3393,7 @@
       </w:pPr>
       <w:r>
         <w:rPr>
-          <w:rFonts w:hint="eastAsia" w:ascii="Times New Roman" w:hAnsi="Times New Roman" w:eastAsia="SimSun" w:cs="Times New Roman"/>
+          <w:rFonts w:hint="eastAsia" w:ascii="Times New Roman" w:hAnsi="Times New Roman" w:eastAsia="FangSong" w:cs="Times New Roman"/>
         </w:rPr>
         <w:t>所以同一立方晶体里</w:t>
       </w:r>
@@ -3418,7 +3418,7 @@
       </w:r>
       <w:r>
         <w:rPr>
-          <w:rFonts w:hint="eastAsia" w:ascii="Times New Roman" w:hAnsi="Times New Roman" w:eastAsia="SimSun" w:cs="Times New Roman"/>
+          <w:rFonts w:hint="eastAsia" w:ascii="Times New Roman" w:hAnsi="Times New Roman" w:eastAsia="FangSong" w:cs="Times New Roman"/>
         </w:rPr>
         <w:t xml:space="preserve">的晶面间距一定小于</w:t>
       </w:r>
@@ -3468,7 +3468,7 @@
       </w:pPr>
       <w:r>
         <w:rPr>
-          <w:rFonts w:hint="eastAsia" w:ascii="Times New Roman" w:hAnsi="Times New Roman" w:eastAsia="SimSun" w:cs="Times New Roman"/>
+          <w:rFonts w:hint="eastAsia" w:ascii="Times New Roman" w:hAnsi="Times New Roman" w:eastAsia="FangSong" w:cs="Times New Roman"/>
         </w:rPr>
         <w:t>最典型的问法有三类</w:t>
       </w:r>
@@ -3489,7 +3489,7 @@
       </w:pPr>
       <w:r>
         <w:rPr>
-          <w:rFonts w:hint="eastAsia" w:ascii="Times New Roman" w:hAnsi="Times New Roman" w:eastAsia="SimSun" w:cs="Times New Roman"/>
+          <w:rFonts w:hint="eastAsia" w:ascii="Times New Roman" w:hAnsi="Times New Roman" w:eastAsia="FangSong" w:cs="Times New Roman"/>
         </w:rPr>
         <w:t>直接给晶胞参数</w:t>
       </w:r>
@@ -3501,7 +3501,7 @@
       </w:r>
       <w:r>
         <w:rPr>
-          <w:rFonts w:hint="eastAsia" w:ascii="Times New Roman" w:hAnsi="Times New Roman" w:eastAsia="SimSun" w:cs="Times New Roman"/>
+          <w:rFonts w:hint="eastAsia" w:ascii="Times New Roman" w:hAnsi="Times New Roman" w:eastAsia="FangSong" w:cs="Times New Roman"/>
         </w:rPr>
         <w:t>求某晶面的</w:t>
       </w:r>
@@ -3529,7 +3529,7 @@
       </w:pPr>
       <w:r>
         <w:rPr>
-          <w:rFonts w:hint="eastAsia" w:ascii="Times New Roman" w:hAnsi="Times New Roman" w:eastAsia="SimSun" w:cs="Times New Roman"/>
+          <w:rFonts w:hint="eastAsia" w:ascii="Times New Roman" w:hAnsi="Times New Roman" w:eastAsia="FangSong" w:cs="Times New Roman"/>
         </w:rPr>
         <w:t>给一组峰位</w:t>
       </w:r>
@@ -3541,7 +3541,7 @@
       </w:r>
       <w:r>
         <w:rPr>
-          <w:rFonts w:hint="eastAsia" w:ascii="Times New Roman" w:hAnsi="Times New Roman" w:eastAsia="SimSun" w:cs="Times New Roman"/>
+          <w:rFonts w:hint="eastAsia" w:ascii="Times New Roman" w:hAnsi="Times New Roman" w:eastAsia="FangSong" w:cs="Times New Roman"/>
         </w:rPr>
         <w:t>倒推出</w:t>
       </w:r>
@@ -3566,7 +3566,7 @@
       </w:r>
       <w:r>
         <w:rPr>
-          <w:rFonts w:hint="eastAsia" w:ascii="Times New Roman" w:hAnsi="Times New Roman" w:eastAsia="SimSun" w:cs="Times New Roman"/>
+          <w:rFonts w:hint="eastAsia" w:ascii="Times New Roman" w:hAnsi="Times New Roman" w:eastAsia="FangSong" w:cs="Times New Roman"/>
         </w:rPr>
         <w:t xml:space="preserve">序列</w:t>
       </w:r>
@@ -3581,7 +3581,7 @@
       </w:pPr>
       <w:r>
         <w:rPr>
-          <w:rFonts w:hint="eastAsia" w:ascii="Times New Roman" w:hAnsi="Times New Roman" w:eastAsia="SimSun" w:cs="Times New Roman"/>
+          <w:rFonts w:hint="eastAsia" w:ascii="Times New Roman" w:hAnsi="Times New Roman" w:eastAsia="FangSong" w:cs="Times New Roman"/>
         </w:rPr>
         <w:t>给投影图或晶面图</w:t>
       </w:r>
@@ -3593,7 +3593,7 @@
       </w:r>
       <w:r>
         <w:rPr>
-          <w:rFonts w:hint="eastAsia" w:ascii="Times New Roman" w:hAnsi="Times New Roman" w:eastAsia="SimSun" w:cs="Times New Roman"/>
+          <w:rFonts w:hint="eastAsia" w:ascii="Times New Roman" w:hAnsi="Times New Roman" w:eastAsia="FangSong" w:cs="Times New Roman"/>
         </w:rPr>
         <w:t>让你判断某晶面或某晶向</w:t>
       </w:r>
@@ -3604,7 +3604,7 @@
       </w:pPr>
       <w:r>
         <w:rPr>
-          <w:rFonts w:hint="eastAsia" w:ascii="Times New Roman" w:hAnsi="Times New Roman" w:eastAsia="SimSun" w:cs="Times New Roman"/>
+          <w:rFonts w:hint="eastAsia" w:ascii="Times New Roman" w:hAnsi="Times New Roman" w:eastAsia="FangSong" w:cs="Times New Roman"/>
           <w:b/>
           <w:bCs/>
         </w:rPr>
@@ -3618,7 +3618,7 @@
       </w:r>
       <w:r>
         <w:rPr>
-          <w:rFonts w:hint="eastAsia" w:ascii="Times New Roman" w:hAnsi="Times New Roman" w:eastAsia="SimSun" w:cs="Times New Roman"/>
+          <w:rFonts w:hint="eastAsia" w:ascii="Times New Roman" w:hAnsi="Times New Roman" w:eastAsia="FangSong" w:cs="Times New Roman"/>
         </w:rPr>
         <w:t>只要题目里出现晶面</w:t>
       </w:r>
@@ -3630,7 +3630,7 @@
       </w:r>
       <w:r>
         <w:rPr>
-          <w:rFonts w:hint="eastAsia" w:ascii="Times New Roman" w:hAnsi="Times New Roman" w:eastAsia="SimSun" w:cs="Times New Roman"/>
+          <w:rFonts w:hint="eastAsia" w:ascii="Times New Roman" w:hAnsi="Times New Roman" w:eastAsia="FangSong" w:cs="Times New Roman"/>
         </w:rPr>
         <w:t>衍射角或投影方向</w:t>
       </w:r>
@@ -3642,7 +3642,7 @@
       </w:r>
       <w:r>
         <w:rPr>
-          <w:rFonts w:hint="eastAsia" w:ascii="Times New Roman" w:hAnsi="Times New Roman" w:eastAsia="SimSun" w:cs="Times New Roman"/>
+          <w:rFonts w:hint="eastAsia" w:ascii="Times New Roman" w:hAnsi="Times New Roman" w:eastAsia="FangSong" w:cs="Times New Roman"/>
         </w:rPr>
         <w:t>先把它翻译成</w:t>
       </w:r>
@@ -3667,7 +3667,7 @@
       </w:r>
       <w:r>
         <w:rPr>
-          <w:rFonts w:hint="eastAsia" w:ascii="Times New Roman" w:hAnsi="Times New Roman" w:eastAsia="SimSun" w:cs="Times New Roman"/>
+          <w:rFonts w:hint="eastAsia" w:ascii="Times New Roman" w:hAnsi="Times New Roman" w:eastAsia="FangSong" w:cs="Times New Roman"/>
         </w:rPr>
         <w:t>语言</w:t>
       </w:r>
@@ -3679,7 +3679,7 @@
       </w:r>
       <w:r>
         <w:rPr>
-          <w:rFonts w:hint="eastAsia" w:ascii="Times New Roman" w:hAnsi="Times New Roman" w:eastAsia="SimSun" w:cs="Times New Roman"/>
+          <w:rFonts w:hint="eastAsia" w:ascii="Times New Roman" w:hAnsi="Times New Roman" w:eastAsia="FangSong" w:cs="Times New Roman"/>
         </w:rPr>
         <w:t>再谈后面的结构结论</w:t>
       </w:r>
@@ -3766,7 +3766,7 @@
       </w:r>
       <w:r>
         <w:rPr>
-          <w:rFonts w:hint="eastAsia" w:ascii="Times New Roman" w:hAnsi="Times New Roman" w:eastAsia="SimSun" w:cs="Times New Roman"/>
+          <w:rFonts w:hint="eastAsia" w:ascii="Times New Roman" w:hAnsi="Times New Roman" w:eastAsia="FangSong" w:cs="Times New Roman"/>
         </w:rPr>
         <w:t>方程</w:t>
       </w:r>
@@ -3828,7 +3828,7 @@
       </w:pPr>
       <w:r>
         <w:rPr>
-          <w:rFonts w:hint="eastAsia" w:ascii="Times New Roman" w:hAnsi="Times New Roman" w:eastAsia="SimSun" w:cs="Times New Roman"/>
+          <w:rFonts w:hint="eastAsia" w:ascii="Times New Roman" w:hAnsi="Times New Roman" w:eastAsia="FangSong" w:cs="Times New Roman"/>
         </w:rPr>
         <w:t>在竞赛常用语境里</w:t>
       </w:r>
@@ -3840,7 +3840,7 @@
       </w:r>
       <w:r>
         <w:rPr>
-          <w:rFonts w:hint="eastAsia" w:ascii="Times New Roman" w:hAnsi="Times New Roman" w:eastAsia="SimSun" w:cs="Times New Roman"/>
+          <w:rFonts w:hint="eastAsia" w:ascii="Times New Roman" w:hAnsi="Times New Roman" w:eastAsia="FangSong" w:cs="Times New Roman"/>
         </w:rPr>
         <w:t>常把它理解成</w:t>
       </w:r>
@@ -3861,7 +3861,7 @@
       </w:pPr>
       <w:r>
         <w:rPr>
-          <w:rFonts w:hint="eastAsia" w:ascii="Times New Roman" w:hAnsi="Times New Roman" w:eastAsia="SimSun" w:cs="Times New Roman"/>
+          <w:rFonts w:hint="eastAsia" w:ascii="Times New Roman" w:hAnsi="Times New Roman" w:eastAsia="FangSong" w:cs="Times New Roman"/>
         </w:rPr>
         <w:t xml:space="preserve">已知</w:t>
       </w:r>
@@ -3886,7 +3886,7 @@
       </w:r>
       <w:r>
         <w:rPr>
-          <w:rFonts w:hint="eastAsia" w:ascii="Times New Roman" w:hAnsi="Times New Roman" w:eastAsia="SimSun" w:cs="Times New Roman"/>
+          <w:rFonts w:hint="eastAsia" w:ascii="Times New Roman" w:hAnsi="Times New Roman" w:eastAsia="FangSong" w:cs="Times New Roman"/>
         </w:rPr>
         <w:t>就能求</w:t>
       </w:r>
@@ -3914,7 +3914,7 @@
       </w:pPr>
       <w:r>
         <w:rPr>
-          <w:rFonts w:hint="eastAsia" w:ascii="Times New Roman" w:hAnsi="Times New Roman" w:eastAsia="SimSun" w:cs="Times New Roman"/>
+          <w:rFonts w:hint="eastAsia" w:ascii="Times New Roman" w:hAnsi="Times New Roman" w:eastAsia="FangSong" w:cs="Times New Roman"/>
         </w:rPr>
         <w:t xml:space="preserve">已知</w:t>
       </w:r>
@@ -3939,7 +3939,7 @@
       </w:r>
       <w:r>
         <w:rPr>
-          <w:rFonts w:hint="eastAsia" w:ascii="Times New Roman" w:hAnsi="Times New Roman" w:eastAsia="SimSun" w:cs="Times New Roman"/>
+          <w:rFonts w:hint="eastAsia" w:ascii="Times New Roman" w:hAnsi="Times New Roman" w:eastAsia="FangSong" w:cs="Times New Roman"/>
         </w:rPr>
         <w:t xml:space="preserve">和</w:t>
       </w:r>
@@ -3964,7 +3964,7 @@
       </w:r>
       <w:r>
         <w:rPr>
-          <w:rFonts w:hint="eastAsia" w:ascii="Times New Roman" w:hAnsi="Times New Roman" w:eastAsia="SimSun" w:cs="Times New Roman"/>
+          <w:rFonts w:hint="eastAsia" w:ascii="Times New Roman" w:hAnsi="Times New Roman" w:eastAsia="FangSong" w:cs="Times New Roman"/>
         </w:rPr>
         <w:t>就能求</w:t>
       </w:r>
@@ -3992,7 +3992,7 @@
       </w:pPr>
       <w:r>
         <w:rPr>
-          <w:rFonts w:hint="eastAsia" w:ascii="Times New Roman" w:hAnsi="Times New Roman" w:eastAsia="SimSun" w:cs="Times New Roman"/>
+          <w:rFonts w:hint="eastAsia" w:ascii="Times New Roman" w:hAnsi="Times New Roman" w:eastAsia="FangSong" w:cs="Times New Roman"/>
         </w:rPr>
         <w:t>已知一串峰位比值</w:t>
       </w:r>
@@ -4004,7 +4004,7 @@
       </w:r>
       <w:r>
         <w:rPr>
-          <w:rFonts w:hint="eastAsia" w:ascii="Times New Roman" w:hAnsi="Times New Roman" w:eastAsia="SimSun" w:cs="Times New Roman"/>
+          <w:rFonts w:hint="eastAsia" w:ascii="Times New Roman" w:hAnsi="Times New Roman" w:eastAsia="FangSong" w:cs="Times New Roman"/>
         </w:rPr>
         <w:t>就能反推晶格类型</w:t>
       </w:r>
@@ -4129,7 +4129,7 @@
       </w:pPr>
       <w:r>
         <w:rPr>
-          <w:rFonts w:hint="eastAsia" w:ascii="Times New Roman" w:hAnsi="Times New Roman" w:eastAsia="SimSun" w:cs="Times New Roman"/>
+          <w:rFonts w:hint="eastAsia" w:ascii="Times New Roman" w:hAnsi="Times New Roman" w:eastAsia="FangSong" w:cs="Times New Roman"/>
         </w:rPr>
         <w:t>对粉末衍射</w:t>
       </w:r>
@@ -4141,7 +4141,7 @@
       </w:r>
       <w:r>
         <w:rPr>
-          <w:rFonts w:hint="eastAsia" w:ascii="Times New Roman" w:hAnsi="Times New Roman" w:eastAsia="SimSun" w:cs="Times New Roman"/>
+          <w:rFonts w:hint="eastAsia" w:ascii="Times New Roman" w:hAnsi="Times New Roman" w:eastAsia="FangSong" w:cs="Times New Roman"/>
         </w:rPr>
         <w:t>最重要的不是把仪器原理背很全</w:t>
       </w:r>
@@ -4153,7 +4153,7 @@
       </w:r>
       <w:r>
         <w:rPr>
-          <w:rFonts w:hint="eastAsia" w:ascii="Times New Roman" w:hAnsi="Times New Roman" w:eastAsia="SimSun" w:cs="Times New Roman"/>
+          <w:rFonts w:hint="eastAsia" w:ascii="Times New Roman" w:hAnsi="Times New Roman" w:eastAsia="FangSong" w:cs="Times New Roman"/>
         </w:rPr>
         <w:t>而是抓住一句话</w:t>
       </w:r>
@@ -4170,7 +4170,7 @@
       </w:pPr>
       <w:r>
         <w:rPr>
-          <w:rFonts w:hint="eastAsia" w:ascii="Times New Roman" w:hAnsi="Times New Roman" w:eastAsia="SimSun" w:cs="Times New Roman"/>
+          <w:rFonts w:hint="eastAsia" w:ascii="Times New Roman" w:hAnsi="Times New Roman" w:eastAsia="FangSong" w:cs="Times New Roman"/>
           <w:b/>
           <w:bCs/>
         </w:rPr>
@@ -4186,7 +4186,7 @@
       </w:r>
       <w:r>
         <w:rPr>
-          <w:rFonts w:hint="eastAsia" w:ascii="Times New Roman" w:hAnsi="Times New Roman" w:eastAsia="SimSun" w:cs="Times New Roman"/>
+          <w:rFonts w:hint="eastAsia" w:ascii="Times New Roman" w:hAnsi="Times New Roman" w:eastAsia="FangSong" w:cs="Times New Roman"/>
           <w:b/>
           <w:bCs/>
         </w:rPr>
@@ -4202,7 +4202,7 @@
       </w:r>
       <w:r>
         <w:rPr>
-          <w:rFonts w:hint="eastAsia" w:ascii="Times New Roman" w:hAnsi="Times New Roman" w:eastAsia="SimSun" w:cs="Times New Roman"/>
+          <w:rFonts w:hint="eastAsia" w:ascii="Times New Roman" w:hAnsi="Times New Roman" w:eastAsia="FangSong" w:cs="Times New Roman"/>
           <w:b/>
           <w:bCs/>
         </w:rPr>
@@ -4255,7 +4255,7 @@
       </w:pPr>
       <w:r>
         <w:rPr>
-          <w:rFonts w:hint="eastAsia" w:ascii="Times New Roman" w:hAnsi="Times New Roman" w:eastAsia="SimSun" w:cs="Times New Roman"/>
+          <w:rFonts w:hint="eastAsia" w:ascii="Times New Roman" w:hAnsi="Times New Roman" w:eastAsia="FangSong" w:cs="Times New Roman"/>
         </w:rPr>
         <w:t xml:space="preserve">把</w:t>
       </w:r>
@@ -4267,7 +4267,7 @@
       </w:r>
       <w:r>
         <w:rPr>
-          <w:rFonts w:hint="eastAsia" w:ascii="Times New Roman" w:hAnsi="Times New Roman" w:eastAsia="SimSun" w:cs="Times New Roman"/>
+          <w:rFonts w:hint="eastAsia" w:ascii="Times New Roman" w:hAnsi="Times New Roman" w:eastAsia="FangSong" w:cs="Times New Roman"/>
         </w:rPr>
         <w:t xml:space="preserve">方程和立方晶系</w:t>
       </w:r>
@@ -4292,7 +4292,7 @@
       </w:r>
       <w:r>
         <w:rPr>
-          <w:rFonts w:hint="eastAsia" w:ascii="Times New Roman" w:hAnsi="Times New Roman" w:eastAsia="SimSun" w:cs="Times New Roman"/>
+          <w:rFonts w:hint="eastAsia" w:ascii="Times New Roman" w:hAnsi="Times New Roman" w:eastAsia="FangSong" w:cs="Times New Roman"/>
         </w:rPr>
         <w:t>公式连起来</w:t>
       </w:r>
@@ -4400,7 +4400,7 @@
       </w:pPr>
       <w:r>
         <w:rPr>
-          <w:rFonts w:hint="eastAsia" w:ascii="Times New Roman" w:hAnsi="Times New Roman" w:eastAsia="SimSun" w:cs="Times New Roman"/>
+          <w:rFonts w:hint="eastAsia" w:ascii="Times New Roman" w:hAnsi="Times New Roman" w:eastAsia="FangSong" w:cs="Times New Roman"/>
         </w:rPr>
         <w:t>于是粉末衍射最核心的快判工具就出来了</w:t>
       </w:r>
@@ -4500,7 +4500,7 @@
             </w:pPr>
             <w:r>
               <w:rPr>
-                <w:rFonts w:hint="eastAsia" w:ascii="Times New Roman" w:hAnsi="Times New Roman" w:eastAsia="SimSun" w:cs="Times New Roman"/>
+                <w:rFonts w:hint="eastAsia" w:ascii="Times New Roman" w:hAnsi="Times New Roman" w:eastAsia="FangSong" w:cs="Times New Roman"/>
               </w:rPr>
               <w:t xml:space="preserve">简单立方</w:t>
             </w:r>
@@ -4561,7 +4561,7 @@
             </w:pPr>
             <w:r>
               <w:rPr>
-                <w:rFonts w:hint="eastAsia" w:ascii="Times New Roman" w:hAnsi="Times New Roman" w:eastAsia="SimSun" w:cs="Times New Roman"/>
+                <w:rFonts w:hint="eastAsia" w:ascii="Times New Roman" w:hAnsi="Times New Roman" w:eastAsia="FangSong" w:cs="Times New Roman"/>
               </w:rPr>
               <w:t xml:space="preserve">体心立方</w:t>
             </w:r>
@@ -4622,7 +4622,7 @@
             </w:pPr>
             <w:r>
               <w:rPr>
-                <w:rFonts w:hint="eastAsia" w:ascii="Times New Roman" w:hAnsi="Times New Roman" w:eastAsia="SimSun" w:cs="Times New Roman"/>
+                <w:rFonts w:hint="eastAsia" w:ascii="Times New Roman" w:hAnsi="Times New Roman" w:eastAsia="FangSong" w:cs="Times New Roman"/>
               </w:rPr>
               <w:t xml:space="preserve">面心立方</w:t>
             </w:r>
@@ -4681,7 +4681,7 @@
       </w:pPr>
       <w:r>
         <w:rPr>
-          <w:rFonts w:hint="eastAsia" w:ascii="Times New Roman" w:hAnsi="Times New Roman" w:eastAsia="SimSun" w:cs="Times New Roman"/>
+          <w:rFonts w:hint="eastAsia" w:ascii="Times New Roman" w:hAnsi="Times New Roman" w:eastAsia="FangSong" w:cs="Times New Roman"/>
         </w:rPr>
         <w:t>这张表值得你拿来当指纹表</w:t>
       </w:r>
@@ -4730,7 +4730,7 @@
       </w:pPr>
       <w:r>
         <w:rPr>
-          <w:rFonts w:hint="eastAsia" w:ascii="Times New Roman" w:hAnsi="Times New Roman" w:eastAsia="SimSun" w:cs="Times New Roman"/>
+          <w:rFonts w:hint="eastAsia" w:ascii="Times New Roman" w:hAnsi="Times New Roman" w:eastAsia="FangSong" w:cs="Times New Roman"/>
         </w:rPr>
         <w:t>系统消光本质是</w:t>
       </w:r>
@@ -4747,7 +4747,7 @@
       </w:pPr>
       <w:r>
         <w:rPr>
-          <w:rFonts w:hint="eastAsia" w:ascii="Times New Roman" w:hAnsi="Times New Roman" w:eastAsia="SimSun" w:cs="Times New Roman"/>
+          <w:rFonts w:hint="eastAsia" w:ascii="Times New Roman" w:hAnsi="Times New Roman" w:eastAsia="FangSong" w:cs="Times New Roman"/>
           <w:b/>
           <w:bCs/>
         </w:rPr>
@@ -4763,7 +4763,7 @@
       </w:r>
       <w:r>
         <w:rPr>
-          <w:rFonts w:hint="eastAsia" w:ascii="Times New Roman" w:hAnsi="Times New Roman" w:eastAsia="SimSun" w:cs="Times New Roman"/>
+          <w:rFonts w:hint="eastAsia" w:ascii="Times New Roman" w:hAnsi="Times New Roman" w:eastAsia="FangSong" w:cs="Times New Roman"/>
           <w:b/>
           <w:bCs/>
         </w:rPr>
@@ -4784,7 +4784,7 @@
       </w:pPr>
       <w:r>
         <w:rPr>
-          <w:rFonts w:hint="eastAsia" w:ascii="Times New Roman" w:hAnsi="Times New Roman" w:eastAsia="SimSun" w:cs="Times New Roman"/>
+          <w:rFonts w:hint="eastAsia" w:ascii="Times New Roman" w:hAnsi="Times New Roman" w:eastAsia="FangSong" w:cs="Times New Roman"/>
         </w:rPr>
         <w:t>对最常见的两类立方点阵</w:t>
       </w:r>
@@ -4926,7 +4926,7 @@
       </w:pPr>
       <w:r>
         <w:rPr>
-          <w:rFonts w:hint="eastAsia" w:ascii="Times New Roman" w:hAnsi="Times New Roman" w:eastAsia="SimSun" w:cs="Times New Roman"/>
+          <w:rFonts w:hint="eastAsia" w:ascii="Times New Roman" w:hAnsi="Times New Roman" w:eastAsia="FangSong" w:cs="Times New Roman"/>
         </w:rPr>
         <w:t xml:space="preserve">所以当</w:t>
       </w:r>
@@ -4951,7 +4951,7 @@
       </w:r>
       <w:r>
         <w:rPr>
-          <w:rFonts w:hint="eastAsia" w:ascii="Times New Roman" w:hAnsi="Times New Roman" w:eastAsia="SimSun" w:cs="Times New Roman"/>
+          <w:rFonts w:hint="eastAsia" w:ascii="Times New Roman" w:hAnsi="Times New Roman" w:eastAsia="FangSong" w:cs="Times New Roman"/>
         </w:rPr>
         <w:t>为奇数时</w:t>
       </w:r>
@@ -4976,7 +4976,7 @@
       </w:r>
       <w:r>
         <w:rPr>
-          <w:rFonts w:hint="eastAsia" w:ascii="Times New Roman" w:hAnsi="Times New Roman" w:eastAsia="SimSun" w:cs="Times New Roman"/>
+          <w:rFonts w:hint="eastAsia" w:ascii="Times New Roman" w:hAnsi="Times New Roman" w:eastAsia="FangSong" w:cs="Times New Roman"/>
         </w:rPr>
         <w:t>反射消失</w:t>
       </w:r>
@@ -5199,7 +5199,7 @@
       </w:pPr>
       <w:r>
         <w:rPr>
-          <w:rFonts w:hint="eastAsia" w:ascii="Times New Roman" w:hAnsi="Times New Roman" w:eastAsia="SimSun" w:cs="Times New Roman"/>
+          <w:rFonts w:hint="eastAsia" w:ascii="Times New Roman" w:hAnsi="Times New Roman" w:eastAsia="FangSong" w:cs="Times New Roman"/>
         </w:rPr>
         <w:t xml:space="preserve">所以只有</w:t>
       </w:r>
@@ -5224,7 +5224,7 @@
       </w:r>
       <w:r>
         <w:rPr>
-          <w:rFonts w:hint="eastAsia" w:ascii="Times New Roman" w:hAnsi="Times New Roman" w:eastAsia="SimSun" w:cs="Times New Roman"/>
+          <w:rFonts w:hint="eastAsia" w:ascii="Times New Roman" w:hAnsi="Times New Roman" w:eastAsia="FangSong" w:cs="Times New Roman"/>
         </w:rPr>
         <w:t>全奇或全偶时才允许</w:t>
       </w:r>
@@ -5241,7 +5241,7 @@
       </w:pPr>
       <w:r>
         <w:rPr>
-          <w:rFonts w:hint="eastAsia" w:ascii="Times New Roman" w:hAnsi="Times New Roman" w:eastAsia="SimSun" w:cs="Times New Roman"/>
+          <w:rFonts w:hint="eastAsia" w:ascii="Times New Roman" w:hAnsi="Times New Roman" w:eastAsia="FangSong" w:cs="Times New Roman"/>
         </w:rPr>
         <w:t xml:space="preserve">理解要点</w:t>
       </w:r>
@@ -5253,7 +5253,7 @@
       </w:r>
       <w:r>
         <w:rPr>
-          <w:rFonts w:hint="eastAsia" w:ascii="Times New Roman" w:hAnsi="Times New Roman" w:eastAsia="SimSun" w:cs="Times New Roman"/>
+          <w:rFonts w:hint="eastAsia" w:ascii="Times New Roman" w:hAnsi="Times New Roman" w:eastAsia="FangSong" w:cs="Times New Roman"/>
         </w:rPr>
         <w:t>系统消光不是</w:t>
       </w:r>
@@ -5265,7 +5265,7 @@
       </w:r>
       <w:r>
         <w:rPr>
-          <w:rFonts w:hint="eastAsia" w:ascii="Times New Roman" w:hAnsi="Times New Roman" w:eastAsia="SimSun" w:cs="Times New Roman"/>
+          <w:rFonts w:hint="eastAsia" w:ascii="Times New Roman" w:hAnsi="Times New Roman" w:eastAsia="FangSong" w:cs="Times New Roman"/>
         </w:rPr>
         <w:t>某个晶面不存在</w:t>
       </w:r>
@@ -5277,7 +5277,7 @@
       </w:r>
       <w:r>
         <w:rPr>
-          <w:rFonts w:hint="eastAsia" w:ascii="Times New Roman" w:hAnsi="Times New Roman" w:eastAsia="SimSun" w:cs="Times New Roman"/>
+          <w:rFonts w:hint="eastAsia" w:ascii="Times New Roman" w:hAnsi="Times New Roman" w:eastAsia="FangSong" w:cs="Times New Roman"/>
         </w:rPr>
         <w:t>而是</w:t>
       </w:r>
@@ -5289,7 +5289,7 @@
       </w:r>
       <w:r>
         <w:rPr>
-          <w:rFonts w:hint="eastAsia" w:ascii="Times New Roman" w:hAnsi="Times New Roman" w:eastAsia="SimSun" w:cs="Times New Roman"/>
+          <w:rFonts w:hint="eastAsia" w:ascii="Times New Roman" w:hAnsi="Times New Roman" w:eastAsia="FangSong" w:cs="Times New Roman"/>
         </w:rPr>
         <w:t>该晶面的散射在这个晶格里恰好相消</w:t>
       </w:r>
@@ -5326,7 +5326,7 @@
       </w:pPr>
       <w:r>
         <w:rPr>
-          <w:rFonts w:hint="eastAsia" w:ascii="Times New Roman" w:hAnsi="Times New Roman" w:eastAsia="SimSun" w:cs="Times New Roman"/>
+          <w:rFonts w:hint="eastAsia" w:ascii="Times New Roman" w:hAnsi="Times New Roman" w:eastAsia="FangSong" w:cs="Times New Roman"/>
         </w:rPr>
         <w:t xml:space="preserve">若给一串峰位或</w:t>
       </w:r>
@@ -5351,7 +5351,7 @@
       </w:r>
       <w:r>
         <w:rPr>
-          <w:rFonts w:hint="eastAsia" w:ascii="Times New Roman" w:hAnsi="Times New Roman" w:eastAsia="SimSun" w:cs="Times New Roman"/>
+          <w:rFonts w:hint="eastAsia" w:ascii="Times New Roman" w:hAnsi="Times New Roman" w:eastAsia="FangSong" w:cs="Times New Roman"/>
         </w:rPr>
         <w:t>推荐你按这个顺序</w:t>
       </w:r>
@@ -5372,7 +5372,7 @@
       </w:pPr>
       <w:r>
         <w:rPr>
-          <w:rFonts w:hint="eastAsia" w:ascii="Times New Roman" w:hAnsi="Times New Roman" w:eastAsia="SimSun" w:cs="Times New Roman"/>
+          <w:rFonts w:hint="eastAsia" w:ascii="Times New Roman" w:hAnsi="Times New Roman" w:eastAsia="FangSong" w:cs="Times New Roman"/>
         </w:rPr>
         <w:t xml:space="preserve">算或比较</w:t>
       </w:r>
@@ -5400,7 +5400,7 @@
       </w:pPr>
       <w:r>
         <w:rPr>
-          <w:rFonts w:hint="eastAsia" w:ascii="Times New Roman" w:hAnsi="Times New Roman" w:eastAsia="SimSun" w:cs="Times New Roman"/>
+          <w:rFonts w:hint="eastAsia" w:ascii="Times New Roman" w:hAnsi="Times New Roman" w:eastAsia="FangSong" w:cs="Times New Roman"/>
         </w:rPr>
         <w:t xml:space="preserve">看更像</w:t>
       </w:r>
@@ -5438,7 +5438,7 @@
       </w:r>
       <w:r>
         <w:rPr>
-          <w:rFonts w:hint="eastAsia" w:ascii="Times New Roman" w:hAnsi="Times New Roman" w:eastAsia="SimSun" w:cs="Times New Roman"/>
+          <w:rFonts w:hint="eastAsia" w:ascii="Times New Roman" w:hAnsi="Times New Roman" w:eastAsia="FangSong" w:cs="Times New Roman"/>
         </w:rPr>
         <w:t xml:space="preserve">还是</w:t>
       </w:r>
@@ -5466,7 +5466,7 @@
       </w:pPr>
       <w:r>
         <w:rPr>
-          <w:rFonts w:hint="eastAsia" w:ascii="Times New Roman" w:hAnsi="Times New Roman" w:eastAsia="SimSun" w:cs="Times New Roman"/>
+          <w:rFonts w:hint="eastAsia" w:ascii="Times New Roman" w:hAnsi="Times New Roman" w:eastAsia="FangSong" w:cs="Times New Roman"/>
         </w:rPr>
         <w:t xml:space="preserve">再用消光规则校验</w:t>
       </w:r>
@@ -5481,7 +5481,7 @@
       </w:pPr>
       <w:r>
         <w:rPr>
-          <w:rFonts w:hint="eastAsia" w:ascii="Times New Roman" w:hAnsi="Times New Roman" w:eastAsia="SimSun" w:cs="Times New Roman"/>
+          <w:rFonts w:hint="eastAsia" w:ascii="Times New Roman" w:hAnsi="Times New Roman" w:eastAsia="FangSong" w:cs="Times New Roman"/>
         </w:rPr>
         <w:t xml:space="preserve">最后才代回求晶胞参数</w:t>
       </w:r>
@@ -5492,7 +5492,7 @@
       </w:pPr>
       <w:r>
         <w:rPr>
-          <w:rFonts w:hint="eastAsia" w:ascii="Times New Roman" w:hAnsi="Times New Roman" w:eastAsia="SimSun" w:cs="Times New Roman"/>
+          <w:rFonts w:hint="eastAsia" w:ascii="Times New Roman" w:hAnsi="Times New Roman" w:eastAsia="FangSong" w:cs="Times New Roman"/>
         </w:rPr>
         <w:t xml:space="preserve">这比一开始就猜</w:t>
       </w:r>
@@ -5530,7 +5530,7 @@
       </w:r>
       <w:r>
         <w:rPr>
-          <w:rFonts w:hint="eastAsia" w:ascii="Times New Roman" w:hAnsi="Times New Roman" w:eastAsia="SimSun" w:cs="Times New Roman"/>
+          <w:rFonts w:hint="eastAsia" w:ascii="Times New Roman" w:hAnsi="Times New Roman" w:eastAsia="FangSong" w:cs="Times New Roman"/>
         </w:rPr>
         <w:t>稳得多</w:t>
       </w:r>
@@ -5653,7 +5653,7 @@
       </w:pPr>
       <w:r>
         <w:rPr>
-          <w:rFonts w:hint="eastAsia" w:ascii="Times New Roman" w:hAnsi="Times New Roman" w:eastAsia="SimSun" w:cs="Times New Roman"/>
+          <w:rFonts w:hint="eastAsia" w:ascii="Times New Roman" w:hAnsi="Times New Roman" w:eastAsia="FangSong" w:cs="Times New Roman"/>
         </w:rPr>
         <w:t xml:space="preserve">第一轮我们学会了</w:t>
       </w:r>
@@ -5665,7 +5665,7 @@
       </w:r>
       <w:r>
         <w:rPr>
-          <w:rFonts w:hint="eastAsia" w:ascii="Times New Roman" w:hAnsi="Times New Roman" w:eastAsia="SimSun" w:cs="Times New Roman"/>
+          <w:rFonts w:hint="eastAsia" w:ascii="Times New Roman" w:hAnsi="Times New Roman" w:eastAsia="FangSong" w:cs="Times New Roman"/>
         </w:rPr>
         <w:t xml:space="preserve">是</w:t>
       </w:r>
@@ -5696,7 +5696,7 @@
       </w:r>
       <w:r>
         <w:rPr>
-          <w:rFonts w:hint="eastAsia" w:ascii="Times New Roman" w:hAnsi="Times New Roman" w:eastAsia="SimSun" w:cs="Times New Roman"/>
+          <w:rFonts w:hint="eastAsia" w:ascii="Times New Roman" w:hAnsi="Times New Roman" w:eastAsia="FangSong" w:cs="Times New Roman"/>
         </w:rPr>
         <w:t>但到了第三轮</w:t>
       </w:r>
@@ -5708,7 +5708,7 @@
       </w:r>
       <w:r>
         <w:rPr>
-          <w:rFonts w:hint="eastAsia" w:ascii="Times New Roman" w:hAnsi="Times New Roman" w:eastAsia="SimSun" w:cs="Times New Roman"/>
+          <w:rFonts w:hint="eastAsia" w:ascii="Times New Roman" w:hAnsi="Times New Roman" w:eastAsia="FangSong" w:cs="Times New Roman"/>
         </w:rPr>
         <w:t>这还不够</w:t>
       </w:r>
@@ -5720,7 +5720,7 @@
       </w:r>
       <w:r>
         <w:rPr>
-          <w:rFonts w:hint="eastAsia" w:ascii="Times New Roman" w:hAnsi="Times New Roman" w:eastAsia="SimSun" w:cs="Times New Roman"/>
+          <w:rFonts w:hint="eastAsia" w:ascii="Times New Roman" w:hAnsi="Times New Roman" w:eastAsia="FangSong" w:cs="Times New Roman"/>
         </w:rPr>
         <w:t>更关键的是</w:t>
       </w:r>
@@ -5737,7 +5737,7 @@
       </w:pPr>
       <w:r>
         <w:rPr>
-          <w:rFonts w:hint="eastAsia" w:ascii="Times New Roman" w:hAnsi="Times New Roman" w:eastAsia="SimSun" w:cs="Times New Roman"/>
+          <w:rFonts w:hint="eastAsia" w:ascii="Times New Roman" w:hAnsi="Times New Roman" w:eastAsia="FangSong" w:cs="Times New Roman"/>
           <w:b/>
           <w:bCs/>
         </w:rPr>
@@ -5753,7 +5753,7 @@
       </w:r>
       <w:r>
         <w:rPr>
-          <w:rFonts w:hint="eastAsia" w:ascii="Times New Roman" w:hAnsi="Times New Roman" w:eastAsia="SimSun" w:cs="Times New Roman"/>
+          <w:rFonts w:hint="eastAsia" w:ascii="Times New Roman" w:hAnsi="Times New Roman" w:eastAsia="FangSong" w:cs="Times New Roman"/>
           <w:b/>
           <w:bCs/>
         </w:rPr>
@@ -5769,7 +5769,7 @@
       </w:r>
       <w:r>
         <w:rPr>
-          <w:rFonts w:hint="eastAsia" w:ascii="Times New Roman" w:hAnsi="Times New Roman" w:eastAsia="SimSun" w:cs="Times New Roman"/>
+          <w:rFonts w:hint="eastAsia" w:ascii="Times New Roman" w:hAnsi="Times New Roman" w:eastAsia="FangSong" w:cs="Times New Roman"/>
           <w:b/>
           <w:bCs/>
         </w:rPr>
@@ -5785,7 +5785,7 @@
       </w:r>
       <w:r>
         <w:rPr>
-          <w:rFonts w:hint="eastAsia" w:ascii="Times New Roman" w:hAnsi="Times New Roman" w:eastAsia="SimSun" w:cs="Times New Roman"/>
+          <w:rFonts w:hint="eastAsia" w:ascii="Times New Roman" w:hAnsi="Times New Roman" w:eastAsia="FangSong" w:cs="Times New Roman"/>
           <w:b/>
           <w:bCs/>
         </w:rPr>
@@ -5930,7 +5930,7 @@
       </w:pPr>
       <w:r>
         <w:rPr>
-          <w:rFonts w:hint="eastAsia" w:ascii="Times New Roman" w:hAnsi="Times New Roman" w:eastAsia="SimSun" w:cs="Times New Roman"/>
+          <w:rFonts w:hint="eastAsia" w:ascii="Times New Roman" w:hAnsi="Times New Roman" w:eastAsia="FangSong" w:cs="Times New Roman"/>
         </w:rPr>
         <w:t>这类题最常见的深挖方向是</w:t>
       </w:r>
@@ -5951,7 +5951,7 @@
       </w:pPr>
       <w:r>
         <w:rPr>
-          <w:rFonts w:hint="eastAsia" w:ascii="Times New Roman" w:hAnsi="Times New Roman" w:eastAsia="SimSun" w:cs="Times New Roman"/>
+          <w:rFonts w:hint="eastAsia" w:ascii="Times New Roman" w:hAnsi="Times New Roman" w:eastAsia="FangSong" w:cs="Times New Roman"/>
         </w:rPr>
         <w:t xml:space="preserve">八面体空隙填多少</w:t>
       </w:r>
@@ -5966,7 +5966,7 @@
       </w:pPr>
       <w:r>
         <w:rPr>
-          <w:rFonts w:hint="eastAsia" w:ascii="Times New Roman" w:hAnsi="Times New Roman" w:eastAsia="SimSun" w:cs="Times New Roman"/>
+          <w:rFonts w:hint="eastAsia" w:ascii="Times New Roman" w:hAnsi="Times New Roman" w:eastAsia="FangSong" w:cs="Times New Roman"/>
         </w:rPr>
         <w:t xml:space="preserve">四面体空隙填多少</w:t>
       </w:r>
@@ -5981,7 +5981,7 @@
       </w:pPr>
       <w:r>
         <w:rPr>
-          <w:rFonts w:hint="eastAsia" w:ascii="Times New Roman" w:hAnsi="Times New Roman" w:eastAsia="SimSun" w:cs="Times New Roman"/>
+          <w:rFonts w:hint="eastAsia" w:ascii="Times New Roman" w:hAnsi="Times New Roman" w:eastAsia="FangSong" w:cs="Times New Roman"/>
         </w:rPr>
         <w:t>哪一层填</w:t>
       </w:r>
@@ -5993,7 +5993,7 @@
       </w:r>
       <w:r>
         <w:rPr>
-          <w:rFonts w:hint="eastAsia" w:ascii="Times New Roman" w:hAnsi="Times New Roman" w:eastAsia="SimSun" w:cs="Times New Roman"/>
+          <w:rFonts w:hint="eastAsia" w:ascii="Times New Roman" w:hAnsi="Times New Roman" w:eastAsia="FangSong" w:cs="Times New Roman"/>
         </w:rPr>
         <w:t>哪一层空</w:t>
       </w:r>
@@ -6008,7 +6008,7 @@
       </w:pPr>
       <w:r>
         <w:rPr>
-          <w:rFonts w:hint="eastAsia" w:ascii="Times New Roman" w:hAnsi="Times New Roman" w:eastAsia="SimSun" w:cs="Times New Roman"/>
+          <w:rFonts w:hint="eastAsia" w:ascii="Times New Roman" w:hAnsi="Times New Roman" w:eastAsia="FangSong" w:cs="Times New Roman"/>
         </w:rPr>
         <w:t xml:space="preserve">层状结构与块状结构怎样互相变换</w:t>
       </w:r>
@@ -6051,7 +6051,7 @@
       </w:pPr>
       <w:r>
         <w:rPr>
-          <w:rFonts w:hint="eastAsia" w:ascii="Times New Roman" w:hAnsi="Times New Roman" w:eastAsia="SimSun" w:cs="Times New Roman"/>
+          <w:rFonts w:hint="eastAsia" w:ascii="Times New Roman" w:hAnsi="Times New Roman" w:eastAsia="FangSong" w:cs="Times New Roman"/>
         </w:rPr>
         <w:t>最值得带走的不是零散结论</w:t>
       </w:r>
@@ -6063,7 +6063,7 @@
       </w:r>
       <w:r>
         <w:rPr>
-          <w:rFonts w:hint="eastAsia" w:ascii="Times New Roman" w:hAnsi="Times New Roman" w:eastAsia="SimSun" w:cs="Times New Roman"/>
+          <w:rFonts w:hint="eastAsia" w:ascii="Times New Roman" w:hAnsi="Times New Roman" w:eastAsia="FangSong" w:cs="Times New Roman"/>
         </w:rPr>
         <w:t>而是这条主线</w:t>
       </w:r>
@@ -6109,7 +6109,7 @@
       </w:r>
       <w:r>
         <w:rPr>
-          <w:rFonts w:hint="eastAsia" w:ascii="Times New Roman" w:hAnsi="Times New Roman" w:eastAsia="SimSun" w:cs="Times New Roman"/>
+          <w:rFonts w:hint="eastAsia" w:ascii="Times New Roman" w:hAnsi="Times New Roman" w:eastAsia="FangSong" w:cs="Times New Roman"/>
           <w:b/>
           <w:bCs/>
         </w:rPr>
@@ -6129,7 +6129,7 @@
       </w:r>
       <w:r>
         <w:rPr>
-          <w:rFonts w:hint="eastAsia" w:ascii="Times New Roman" w:hAnsi="Times New Roman" w:eastAsia="SimSun" w:cs="Times New Roman"/>
+          <w:rFonts w:hint="eastAsia" w:ascii="Times New Roman" w:hAnsi="Times New Roman" w:eastAsia="FangSong" w:cs="Times New Roman"/>
         </w:rPr>
         <w:t>阴离子骨架</w:t>
       </w:r>
@@ -6141,7 +6141,7 @@
       </w:r>
       <w:r>
         <w:rPr>
-          <w:rFonts w:hint="eastAsia" w:ascii="Times New Roman" w:hAnsi="Times New Roman" w:eastAsia="SimSun" w:cs="Times New Roman"/>
+          <w:rFonts w:hint="eastAsia" w:ascii="Times New Roman" w:hAnsi="Times New Roman" w:eastAsia="FangSong" w:cs="Times New Roman"/>
         </w:rPr>
         <w:t>只填一半八面体空隙</w:t>
       </w:r>
@@ -6153,7 +6153,7 @@
       </w:r>
       <w:r>
         <w:rPr>
-          <w:rFonts w:hint="eastAsia" w:ascii="Times New Roman" w:hAnsi="Times New Roman" w:eastAsia="SimSun" w:cs="Times New Roman"/>
+          <w:rFonts w:hint="eastAsia" w:ascii="Times New Roman" w:hAnsi="Times New Roman" w:eastAsia="FangSong" w:cs="Times New Roman"/>
         </w:rPr>
         <w:t>得到层状结构</w:t>
       </w:r>
@@ -6176,7 +6176,7 @@
       </w:r>
       <w:r>
         <w:rPr>
-          <w:rFonts w:hint="eastAsia" w:ascii="Times New Roman" w:hAnsi="Times New Roman" w:eastAsia="SimSun" w:cs="Times New Roman"/>
+          <w:rFonts w:hint="eastAsia" w:ascii="Times New Roman" w:hAnsi="Times New Roman" w:eastAsia="FangSong" w:cs="Times New Roman"/>
           <w:b/>
           <w:bCs/>
         </w:rPr>
@@ -6196,7 +6196,7 @@
       </w:r>
       <w:r>
         <w:rPr>
-          <w:rFonts w:hint="eastAsia" w:ascii="Times New Roman" w:hAnsi="Times New Roman" w:eastAsia="SimSun" w:cs="Times New Roman"/>
+          <w:rFonts w:hint="eastAsia" w:ascii="Times New Roman" w:hAnsi="Times New Roman" w:eastAsia="FangSong" w:cs="Times New Roman"/>
         </w:rPr>
         <w:t>阴离子骨架</w:t>
       </w:r>
@@ -6208,7 +6208,7 @@
       </w:r>
       <w:r>
         <w:rPr>
-          <w:rFonts w:hint="eastAsia" w:ascii="Times New Roman" w:hAnsi="Times New Roman" w:eastAsia="SimSun" w:cs="Times New Roman"/>
+          <w:rFonts w:hint="eastAsia" w:ascii="Times New Roman" w:hAnsi="Times New Roman" w:eastAsia="FangSong" w:cs="Times New Roman"/>
         </w:rPr>
         <w:t>填满八面体空隙</w:t>
       </w:r>
@@ -6220,7 +6220,7 @@
       </w:r>
       <w:r>
         <w:rPr>
-          <w:rFonts w:hint="eastAsia" w:ascii="Times New Roman" w:hAnsi="Times New Roman" w:eastAsia="SimSun" w:cs="Times New Roman"/>
+          <w:rFonts w:hint="eastAsia" w:ascii="Times New Roman" w:hAnsi="Times New Roman" w:eastAsia="FangSong" w:cs="Times New Roman"/>
         </w:rPr>
         <w:t>得到更致密的三维结构</w:t>
       </w:r>
@@ -6235,7 +6235,7 @@
       </w:pPr>
       <w:r>
         <w:rPr>
-          <w:rFonts w:hint="eastAsia" w:ascii="Times New Roman" w:hAnsi="Times New Roman" w:eastAsia="SimSun" w:cs="Times New Roman"/>
+          <w:rFonts w:hint="eastAsia" w:ascii="Times New Roman" w:hAnsi="Times New Roman" w:eastAsia="FangSong" w:cs="Times New Roman"/>
           <w:b/>
           <w:bCs/>
         </w:rPr>
@@ -6255,7 +6255,7 @@
       </w:r>
       <w:r>
         <w:rPr>
-          <w:rFonts w:hint="eastAsia" w:ascii="Times New Roman" w:hAnsi="Times New Roman" w:eastAsia="SimSun" w:cs="Times New Roman"/>
+          <w:rFonts w:hint="eastAsia" w:ascii="Times New Roman" w:hAnsi="Times New Roman" w:eastAsia="FangSong" w:cs="Times New Roman"/>
         </w:rPr>
         <w:t>阴离子骨架</w:t>
       </w:r>
@@ -6267,7 +6267,7 @@
       </w:r>
       <w:r>
         <w:rPr>
-          <w:rFonts w:hint="eastAsia" w:ascii="Times New Roman" w:hAnsi="Times New Roman" w:eastAsia="SimSun" w:cs="Times New Roman"/>
+          <w:rFonts w:hint="eastAsia" w:ascii="Times New Roman" w:hAnsi="Times New Roman" w:eastAsia="FangSong" w:cs="Times New Roman"/>
         </w:rPr>
         <w:t>填入</w:t>
       </w:r>
@@ -6292,7 +6292,7 @@
       </w:r>
       <w:r>
         <w:rPr>
-          <w:rFonts w:hint="eastAsia" w:ascii="Times New Roman" w:hAnsi="Times New Roman" w:eastAsia="SimSun" w:cs="Times New Roman"/>
+          <w:rFonts w:hint="eastAsia" w:ascii="Times New Roman" w:hAnsi="Times New Roman" w:eastAsia="FangSong" w:cs="Times New Roman"/>
         </w:rPr>
         <w:t xml:space="preserve">的八面体空隙</w:t>
       </w:r>
@@ -6307,7 +6307,7 @@
       </w:pPr>
       <w:r>
         <w:rPr>
-          <w:rFonts w:hint="eastAsia" w:ascii="Times New Roman" w:hAnsi="Times New Roman" w:eastAsia="SimSun" w:cs="Times New Roman"/>
+          <w:rFonts w:hint="eastAsia" w:ascii="Times New Roman" w:hAnsi="Times New Roman" w:eastAsia="FangSong" w:cs="Times New Roman"/>
           <w:b/>
           <w:bCs/>
         </w:rPr>
@@ -6323,7 +6323,7 @@
       </w:r>
       <w:r>
         <w:rPr>
-          <w:rFonts w:hint="eastAsia" w:ascii="Times New Roman" w:hAnsi="Times New Roman" w:eastAsia="SimSun" w:cs="Times New Roman"/>
+          <w:rFonts w:hint="eastAsia" w:ascii="Times New Roman" w:hAnsi="Times New Roman" w:eastAsia="FangSong" w:cs="Times New Roman"/>
           <w:b/>
           <w:bCs/>
         </w:rPr>
@@ -6343,7 +6343,7 @@
       </w:r>
       <w:r>
         <w:rPr>
-          <w:rFonts w:hint="eastAsia" w:ascii="Times New Roman" w:hAnsi="Times New Roman" w:eastAsia="SimSun" w:cs="Times New Roman"/>
+          <w:rFonts w:hint="eastAsia" w:ascii="Times New Roman" w:hAnsi="Times New Roman" w:eastAsia="FangSong" w:cs="Times New Roman"/>
         </w:rPr>
         <w:t>阴离子骨架</w:t>
       </w:r>
@@ -6355,7 +6355,7 @@
       </w:r>
       <w:r>
         <w:rPr>
-          <w:rFonts w:hint="eastAsia" w:ascii="Times New Roman" w:hAnsi="Times New Roman" w:eastAsia="SimSun" w:cs="Times New Roman"/>
+          <w:rFonts w:hint="eastAsia" w:ascii="Times New Roman" w:hAnsi="Times New Roman" w:eastAsia="FangSong" w:cs="Times New Roman"/>
         </w:rPr>
         <w:t>填一半四面体空隙</w:t>
       </w:r>
@@ -6366,7 +6366,7 @@
       </w:pPr>
       <w:r>
         <w:rPr>
-          <w:rFonts w:hint="eastAsia" w:ascii="Times New Roman" w:hAnsi="Times New Roman" w:eastAsia="SimSun" w:cs="Times New Roman"/>
+          <w:rFonts w:hint="eastAsia" w:ascii="Times New Roman" w:hAnsi="Times New Roman" w:eastAsia="FangSong" w:cs="Times New Roman"/>
         </w:rPr>
         <w:t>于是很多题都可以转化成一句话</w:t>
       </w:r>
@@ -6383,7 +6383,7 @@
       </w:pPr>
       <w:r>
         <w:rPr>
-          <w:rFonts w:hint="eastAsia" w:ascii="Times New Roman" w:hAnsi="Times New Roman" w:eastAsia="SimSun" w:cs="Times New Roman"/>
+          <w:rFonts w:hint="eastAsia" w:ascii="Times New Roman" w:hAnsi="Times New Roman" w:eastAsia="FangSong" w:cs="Times New Roman"/>
           <w:b/>
           <w:bCs/>
         </w:rPr>
@@ -6399,7 +6399,7 @@
       </w:r>
       <w:r>
         <w:rPr>
-          <w:rFonts w:hint="eastAsia" w:ascii="Times New Roman" w:hAnsi="Times New Roman" w:eastAsia="SimSun" w:cs="Times New Roman"/>
+          <w:rFonts w:hint="eastAsia" w:ascii="Times New Roman" w:hAnsi="Times New Roman" w:eastAsia="FangSong" w:cs="Times New Roman"/>
           <w:b/>
           <w:bCs/>
         </w:rPr>
@@ -6415,7 +6415,7 @@
       </w:r>
       <w:r>
         <w:rPr>
-          <w:rFonts w:hint="eastAsia" w:ascii="Times New Roman" w:hAnsi="Times New Roman" w:eastAsia="SimSun" w:cs="Times New Roman"/>
+          <w:rFonts w:hint="eastAsia" w:ascii="Times New Roman" w:hAnsi="Times New Roman" w:eastAsia="FangSong" w:cs="Times New Roman"/>
           <w:b/>
           <w:bCs/>
         </w:rPr>
@@ -6456,7 +6456,7 @@
       </w:pPr>
       <w:r>
         <w:rPr>
-          <w:rFonts w:hint="eastAsia" w:ascii="Times New Roman" w:hAnsi="Times New Roman" w:eastAsia="SimSun" w:cs="Times New Roman"/>
+          <w:rFonts w:hint="eastAsia" w:ascii="Times New Roman" w:hAnsi="Times New Roman" w:eastAsia="FangSong" w:cs="Times New Roman"/>
         </w:rPr>
         <w:t>因为它能同时考</w:t>
       </w:r>
@@ -6477,7 +6477,7 @@
       </w:pPr>
       <w:r>
         <w:rPr>
-          <w:rFonts w:hint="eastAsia" w:ascii="Times New Roman" w:hAnsi="Times New Roman" w:eastAsia="SimSun" w:cs="Times New Roman"/>
+          <w:rFonts w:hint="eastAsia" w:ascii="Times New Roman" w:hAnsi="Times New Roman" w:eastAsia="FangSong" w:cs="Times New Roman"/>
         </w:rPr>
         <w:t xml:space="preserve">空间想象</w:t>
       </w:r>
@@ -6492,7 +6492,7 @@
       </w:pPr>
       <w:r>
         <w:rPr>
-          <w:rFonts w:hint="eastAsia" w:ascii="Times New Roman" w:hAnsi="Times New Roman" w:eastAsia="SimSun" w:cs="Times New Roman"/>
+          <w:rFonts w:hint="eastAsia" w:ascii="Times New Roman" w:hAnsi="Times New Roman" w:eastAsia="FangSong" w:cs="Times New Roman"/>
         </w:rPr>
         <w:t xml:space="preserve">配位数</w:t>
       </w:r>
@@ -6507,7 +6507,7 @@
       </w:pPr>
       <w:r>
         <w:rPr>
-          <w:rFonts w:hint="eastAsia" w:ascii="Times New Roman" w:hAnsi="Times New Roman" w:eastAsia="SimSun" w:cs="Times New Roman"/>
+          <w:rFonts w:hint="eastAsia" w:ascii="Times New Roman" w:hAnsi="Times New Roman" w:eastAsia="FangSong" w:cs="Times New Roman"/>
         </w:rPr>
         <w:t xml:space="preserve">晶胞计数</w:t>
       </w:r>
@@ -6522,7 +6522,7 @@
       </w:pPr>
       <w:r>
         <w:rPr>
-          <w:rFonts w:hint="eastAsia" w:ascii="Times New Roman" w:hAnsi="Times New Roman" w:eastAsia="SimSun" w:cs="Times New Roman"/>
+          <w:rFonts w:hint="eastAsia" w:ascii="Times New Roman" w:hAnsi="Times New Roman" w:eastAsia="FangSong" w:cs="Times New Roman"/>
         </w:rPr>
         <w:t xml:space="preserve">层状与三维结构的对比</w:t>
       </w:r>
@@ -6537,7 +6537,7 @@
       </w:pPr>
       <w:r>
         <w:rPr>
-          <w:rFonts w:hint="eastAsia" w:ascii="Times New Roman" w:hAnsi="Times New Roman" w:eastAsia="SimSun" w:cs="Times New Roman"/>
+          <w:rFonts w:hint="eastAsia" w:ascii="Times New Roman" w:hAnsi="Times New Roman" w:eastAsia="FangSong" w:cs="Times New Roman"/>
         </w:rPr>
         <w:t xml:space="preserve">相变或结构变换</w:t>
       </w:r>
@@ -6548,7 +6548,7 @@
       </w:pPr>
       <w:r>
         <w:rPr>
-          <w:rFonts w:hint="eastAsia" w:ascii="Times New Roman" w:hAnsi="Times New Roman" w:eastAsia="SimSun" w:cs="Times New Roman"/>
+          <w:rFonts w:hint="eastAsia" w:ascii="Times New Roman" w:hAnsi="Times New Roman" w:eastAsia="FangSong" w:cs="Times New Roman"/>
         </w:rPr>
         <w:t>题</w:t>
       </w:r>
@@ -6560,7 +6560,7 @@
       </w:r>
       <w:r>
         <w:rPr>
-          <w:rFonts w:hint="eastAsia" w:ascii="Times New Roman" w:hAnsi="Times New Roman" w:eastAsia="SimSun" w:cs="Times New Roman"/>
+          <w:rFonts w:hint="eastAsia" w:ascii="Times New Roman" w:hAnsi="Times New Roman" w:eastAsia="FangSong" w:cs="Times New Roman"/>
         </w:rPr>
         <w:t>决理</w:t>
       </w:r>
@@ -6572,7 +6572,7 @@
       </w:r>
       <w:r>
         <w:rPr>
-          <w:rFonts w:hint="eastAsia" w:ascii="Times New Roman" w:hAnsi="Times New Roman" w:eastAsia="SimSun" w:cs="Times New Roman"/>
+          <w:rFonts w:hint="eastAsia" w:ascii="Times New Roman" w:hAnsi="Times New Roman" w:eastAsia="FangSong" w:cs="Times New Roman"/>
         </w:rPr>
         <w:t>密堆积结构的变换和组合</w:t>
       </w:r>
@@ -6584,7 +6584,7 @@
       </w:r>
       <w:r>
         <w:rPr>
-          <w:rFonts w:hint="eastAsia" w:ascii="Times New Roman" w:hAnsi="Times New Roman" w:eastAsia="SimSun" w:cs="Times New Roman"/>
+          <w:rFonts w:hint="eastAsia" w:ascii="Times New Roman" w:hAnsi="Times New Roman" w:eastAsia="FangSong" w:cs="Times New Roman"/>
         </w:rPr>
         <w:t>基本就把这条主线考得很彻底</w:t>
       </w:r>
@@ -6713,7 +6713,7 @@
       </w:pPr>
       <w:r>
         <w:rPr>
-          <w:rFonts w:hint="eastAsia" w:ascii="Times New Roman" w:hAnsi="Times New Roman" w:eastAsia="SimSun" w:cs="Times New Roman"/>
+          <w:rFonts w:hint="eastAsia" w:ascii="Times New Roman" w:hAnsi="Times New Roman" w:eastAsia="FangSong" w:cs="Times New Roman"/>
         </w:rPr>
         <w:t xml:space="preserve">金红石型</w:t>
       </w:r>
@@ -6738,7 +6738,7 @@
       </w:r>
       <w:r>
         <w:rPr>
-          <w:rFonts w:hint="eastAsia" w:ascii="Times New Roman" w:hAnsi="Times New Roman" w:eastAsia="SimSun" w:cs="Times New Roman"/>
+          <w:rFonts w:hint="eastAsia" w:ascii="Times New Roman" w:hAnsi="Times New Roman" w:eastAsia="FangSong" w:cs="Times New Roman"/>
         </w:rPr>
         <w:t>最值得记的</w:t>
       </w:r>
@@ -6750,7 +6750,7 @@
       </w:r>
       <w:r>
         <w:rPr>
-          <w:rFonts w:hint="eastAsia" w:ascii="Times New Roman" w:hAnsi="Times New Roman" w:eastAsia="SimSun" w:cs="Times New Roman"/>
+          <w:rFonts w:hint="eastAsia" w:ascii="Times New Roman" w:hAnsi="Times New Roman" w:eastAsia="FangSong" w:cs="Times New Roman"/>
         </w:rPr>
         <w:t>不是化学式</w:t>
       </w:r>
@@ -6762,7 +6762,7 @@
       </w:r>
       <w:r>
         <w:rPr>
-          <w:rFonts w:hint="eastAsia" w:ascii="Times New Roman" w:hAnsi="Times New Roman" w:eastAsia="SimSun" w:cs="Times New Roman"/>
+          <w:rFonts w:hint="eastAsia" w:ascii="Times New Roman" w:hAnsi="Times New Roman" w:eastAsia="FangSong" w:cs="Times New Roman"/>
         </w:rPr>
         <w:t>而是</w:t>
       </w:r>
@@ -6789,7 +6789,7 @@
       </w:r>
       <w:r>
         <w:rPr>
-          <w:rFonts w:hint="eastAsia" w:ascii="Times New Roman" w:hAnsi="Times New Roman" w:eastAsia="SimSun" w:cs="Times New Roman"/>
+          <w:rFonts w:hint="eastAsia" w:ascii="Times New Roman" w:hAnsi="Times New Roman" w:eastAsia="FangSong" w:cs="Times New Roman"/>
         </w:rPr>
         <w:t xml:space="preserve">是</w:t>
       </w:r>
@@ -6801,7 +6801,7 @@
       </w:r>
       <w:r>
         <w:rPr>
-          <w:rFonts w:hint="eastAsia" w:ascii="Times New Roman" w:hAnsi="Times New Roman" w:eastAsia="SimSun" w:cs="Times New Roman"/>
+          <w:rFonts w:hint="eastAsia" w:ascii="Times New Roman" w:hAnsi="Times New Roman" w:eastAsia="FangSong" w:cs="Times New Roman"/>
         </w:rPr>
         <w:t xml:space="preserve">配位</w:t>
       </w:r>
@@ -6822,7 +6822,7 @@
       </w:r>
       <w:r>
         <w:rPr>
-          <w:rFonts w:hint="eastAsia" w:ascii="Times New Roman" w:hAnsi="Times New Roman" w:eastAsia="SimSun" w:cs="Times New Roman"/>
+          <w:rFonts w:hint="eastAsia" w:ascii="Times New Roman" w:hAnsi="Times New Roman" w:eastAsia="FangSong" w:cs="Times New Roman"/>
         </w:rPr>
         <w:t xml:space="preserve">是</w:t>
       </w:r>
@@ -6834,7 +6834,7 @@
       </w:r>
       <w:r>
         <w:rPr>
-          <w:rFonts w:hint="eastAsia" w:ascii="Times New Roman" w:hAnsi="Times New Roman" w:eastAsia="SimSun" w:cs="Times New Roman"/>
+          <w:rFonts w:hint="eastAsia" w:ascii="Times New Roman" w:hAnsi="Times New Roman" w:eastAsia="FangSong" w:cs="Times New Roman"/>
         </w:rPr>
         <w:t xml:space="preserve">配位</w:t>
       </w:r>
@@ -6868,7 +6868,7 @@
       </w:r>
       <w:r>
         <w:rPr>
-          <w:rFonts w:hint="eastAsia" w:ascii="Times New Roman" w:hAnsi="Times New Roman" w:eastAsia="SimSun" w:cs="Times New Roman"/>
+          <w:rFonts w:hint="eastAsia" w:ascii="Times New Roman" w:hAnsi="Times New Roman" w:eastAsia="FangSong" w:cs="Times New Roman"/>
         </w:rPr>
         <w:t>八面体之间既有共顶点</w:t>
       </w:r>
@@ -6880,7 +6880,7 @@
       </w:r>
       <w:r>
         <w:rPr>
-          <w:rFonts w:hint="eastAsia" w:ascii="Times New Roman" w:hAnsi="Times New Roman" w:eastAsia="SimSun" w:cs="Times New Roman"/>
+          <w:rFonts w:hint="eastAsia" w:ascii="Times New Roman" w:hAnsi="Times New Roman" w:eastAsia="FangSong" w:cs="Times New Roman"/>
         </w:rPr>
         <w:t>也有沿链方向的共棱关系</w:t>
       </w:r>
@@ -6985,7 +6985,7 @@
       </w:pPr>
       <w:r>
         <w:rPr>
-          <w:rFonts w:hint="eastAsia" w:ascii="Times New Roman" w:hAnsi="Times New Roman" w:eastAsia="SimSun" w:cs="Times New Roman"/>
+          <w:rFonts w:hint="eastAsia" w:ascii="Times New Roman" w:hAnsi="Times New Roman" w:eastAsia="FangSong" w:cs="Times New Roman"/>
         </w:rPr>
         <w:t>它的价值在于让你第一次真正看到</w:t>
       </w:r>
@@ -7012,7 +7012,7 @@
       </w:r>
       <w:r>
         <w:rPr>
-          <w:rFonts w:hint="eastAsia" w:ascii="Times New Roman" w:hAnsi="Times New Roman" w:eastAsia="SimSun" w:cs="Times New Roman"/>
+          <w:rFonts w:hint="eastAsia" w:ascii="Times New Roman" w:hAnsi="Times New Roman" w:eastAsia="FangSong" w:cs="Times New Roman"/>
         </w:rPr>
         <w:t>配位数</w:t>
       </w:r>
@@ -7024,7 +7024,7 @@
       </w:r>
       <w:r>
         <w:rPr>
-          <w:rFonts w:hint="eastAsia" w:ascii="Times New Roman" w:hAnsi="Times New Roman" w:eastAsia="SimSun" w:cs="Times New Roman"/>
+          <w:rFonts w:hint="eastAsia" w:ascii="Times New Roman" w:hAnsi="Times New Roman" w:eastAsia="FangSong" w:cs="Times New Roman"/>
         </w:rPr>
         <w:t>之外</w:t>
       </w:r>
@@ -7036,7 +7036,7 @@
       </w:r>
       <w:r>
         <w:rPr>
-          <w:rFonts w:hint="eastAsia" w:ascii="Times New Roman" w:hAnsi="Times New Roman" w:eastAsia="SimSun" w:cs="Times New Roman"/>
+          <w:rFonts w:hint="eastAsia" w:ascii="Times New Roman" w:hAnsi="Times New Roman" w:eastAsia="FangSong" w:cs="Times New Roman"/>
         </w:rPr>
         <w:t>还要看</w:t>
       </w:r>
@@ -7048,7 +7048,7 @@
       </w:r>
       <w:r>
         <w:rPr>
-          <w:rFonts w:hint="eastAsia" w:ascii="Times New Roman" w:hAnsi="Times New Roman" w:eastAsia="SimSun" w:cs="Times New Roman"/>
+          <w:rFonts w:hint="eastAsia" w:ascii="Times New Roman" w:hAnsi="Times New Roman" w:eastAsia="FangSong" w:cs="Times New Roman"/>
         </w:rPr>
         <w:t>多面体怎样连接</w:t>
       </w:r>
@@ -7069,7 +7069,7 @@
       </w:pPr>
       <w:r>
         <w:rPr>
-          <w:rFonts w:hint="eastAsia" w:ascii="Times New Roman" w:hAnsi="Times New Roman" w:eastAsia="SimSun" w:cs="Times New Roman"/>
+          <w:rFonts w:hint="eastAsia" w:ascii="Times New Roman" w:hAnsi="Times New Roman" w:eastAsia="FangSong" w:cs="Times New Roman"/>
         </w:rPr>
         <w:t>共顶点</w:t>
       </w:r>
@@ -7081,7 +7081,7 @@
       </w:r>
       <w:r>
         <w:rPr>
-          <w:rFonts w:hint="eastAsia" w:ascii="Times New Roman" w:hAnsi="Times New Roman" w:eastAsia="SimSun" w:cs="Times New Roman"/>
+          <w:rFonts w:hint="eastAsia" w:ascii="Times New Roman" w:hAnsi="Times New Roman" w:eastAsia="FangSong" w:cs="Times New Roman"/>
         </w:rPr>
         <w:t>共棱</w:t>
       </w:r>
@@ -7093,7 +7093,7 @@
       </w:r>
       <w:r>
         <w:rPr>
-          <w:rFonts w:hint="eastAsia" w:ascii="Times New Roman" w:hAnsi="Times New Roman" w:eastAsia="SimSun" w:cs="Times New Roman"/>
+          <w:rFonts w:hint="eastAsia" w:ascii="Times New Roman" w:hAnsi="Times New Roman" w:eastAsia="FangSong" w:cs="Times New Roman"/>
         </w:rPr>
         <w:t>共面的稳定性并不一样</w:t>
       </w:r>
@@ -7104,7 +7104,7 @@
       </w:pPr>
       <w:r>
         <w:rPr>
-          <w:rFonts w:hint="eastAsia" w:ascii="Times New Roman" w:hAnsi="Times New Roman" w:eastAsia="SimSun" w:cs="Times New Roman"/>
+          <w:rFonts w:hint="eastAsia" w:ascii="Times New Roman" w:hAnsi="Times New Roman" w:eastAsia="FangSong" w:cs="Times New Roman"/>
         </w:rPr>
         <w:t>很多高阶晶体题</w:t>
       </w:r>
@@ -7116,7 +7116,7 @@
       </w:r>
       <w:r>
         <w:rPr>
-          <w:rFonts w:hint="eastAsia" w:ascii="Times New Roman" w:hAnsi="Times New Roman" w:eastAsia="SimSun" w:cs="Times New Roman"/>
+          <w:rFonts w:hint="eastAsia" w:ascii="Times New Roman" w:hAnsi="Times New Roman" w:eastAsia="FangSong" w:cs="Times New Roman"/>
         </w:rPr>
         <w:t>实际上就在考这种多面体连接语言</w:t>
       </w:r>
@@ -7165,7 +7165,7 @@
       </w:pPr>
       <w:r>
         <w:rPr>
-          <w:rFonts w:hint="eastAsia" w:ascii="Times New Roman" w:hAnsi="Times New Roman" w:eastAsia="SimSun" w:cs="Times New Roman"/>
+          <w:rFonts w:hint="eastAsia" w:ascii="Times New Roman" w:hAnsi="Times New Roman" w:eastAsia="FangSong" w:cs="Times New Roman"/>
         </w:rPr>
         <w:t xml:space="preserve">尖晶石</w:t>
       </w:r>
@@ -7203,7 +7203,7 @@
       </w:r>
       <w:r>
         <w:rPr>
-          <w:rFonts w:hint="eastAsia" w:ascii="Times New Roman" w:hAnsi="Times New Roman" w:eastAsia="SimSun" w:cs="Times New Roman"/>
+          <w:rFonts w:hint="eastAsia" w:ascii="Times New Roman" w:hAnsi="Times New Roman" w:eastAsia="FangSong" w:cs="Times New Roman"/>
         </w:rPr>
         <w:t>最核心的结构语句是</w:t>
       </w:r>
@@ -7243,7 +7243,7 @@
       </w:r>
       <w:r>
         <w:rPr>
-          <w:rFonts w:hint="eastAsia" w:ascii="Times New Roman" w:hAnsi="Times New Roman" w:eastAsia="SimSun" w:cs="Times New Roman"/>
+          <w:rFonts w:hint="eastAsia" w:ascii="Times New Roman" w:hAnsi="Times New Roman" w:eastAsia="FangSong" w:cs="Times New Roman"/>
         </w:rPr>
         <w:t xml:space="preserve">先做</w:t>
       </w:r>
@@ -7255,7 +7255,7 @@
       </w:r>
       <w:r>
         <w:rPr>
-          <w:rFonts w:hint="eastAsia" w:ascii="Times New Roman" w:hAnsi="Times New Roman" w:eastAsia="SimSun" w:cs="Times New Roman"/>
+          <w:rFonts w:hint="eastAsia" w:ascii="Times New Roman" w:hAnsi="Times New Roman" w:eastAsia="FangSong" w:cs="Times New Roman"/>
         </w:rPr>
         <w:t xml:space="preserve">骨架</w:t>
       </w:r>
@@ -7289,7 +7289,7 @@
       </w:r>
       <w:r>
         <w:rPr>
-          <w:rFonts w:hint="eastAsia" w:ascii="Times New Roman" w:hAnsi="Times New Roman" w:eastAsia="SimSun" w:cs="Times New Roman"/>
+          <w:rFonts w:hint="eastAsia" w:ascii="Times New Roman" w:hAnsi="Times New Roman" w:eastAsia="FangSong" w:cs="Times New Roman"/>
         </w:rPr>
         <w:t xml:space="preserve">填一部分四面体空隙</w:t>
       </w:r>
@@ -7323,7 +7323,7 @@
       </w:r>
       <w:r>
         <w:rPr>
-          <w:rFonts w:hint="eastAsia" w:ascii="Times New Roman" w:hAnsi="Times New Roman" w:eastAsia="SimSun" w:cs="Times New Roman"/>
+          <w:rFonts w:hint="eastAsia" w:ascii="Times New Roman" w:hAnsi="Times New Roman" w:eastAsia="FangSong" w:cs="Times New Roman"/>
         </w:rPr>
         <w:t xml:space="preserve">填一部分八面体空隙</w:t>
       </w:r>
@@ -7448,7 +7448,7 @@
       </w:pPr>
       <w:r>
         <w:rPr>
-          <w:rFonts w:hint="eastAsia" w:ascii="Times New Roman" w:hAnsi="Times New Roman" w:eastAsia="SimSun" w:cs="Times New Roman"/>
+          <w:rFonts w:hint="eastAsia" w:ascii="Times New Roman" w:hAnsi="Times New Roman" w:eastAsia="FangSong" w:cs="Times New Roman"/>
         </w:rPr>
         <w:t>在竞赛里</w:t>
       </w:r>
@@ -7460,7 +7460,7 @@
       </w:r>
       <w:r>
         <w:rPr>
-          <w:rFonts w:hint="eastAsia" w:ascii="Times New Roman" w:hAnsi="Times New Roman" w:eastAsia="SimSun" w:cs="Times New Roman"/>
+          <w:rFonts w:hint="eastAsia" w:ascii="Times New Roman" w:hAnsi="Times New Roman" w:eastAsia="FangSong" w:cs="Times New Roman"/>
         </w:rPr>
         <w:t>尖晶石最常被用来训练三件事</w:t>
       </w:r>
@@ -7481,7 +7481,7 @@
       </w:pPr>
       <w:r>
         <w:rPr>
-          <w:rFonts w:hint="eastAsia" w:ascii="Times New Roman" w:hAnsi="Times New Roman" w:eastAsia="SimSun" w:cs="Times New Roman"/>
+          <w:rFonts w:hint="eastAsia" w:ascii="Times New Roman" w:hAnsi="Times New Roman" w:eastAsia="FangSong" w:cs="Times New Roman"/>
         </w:rPr>
         <w:t>用</w:t>
       </w:r>
@@ -7493,7 +7493,7 @@
       </w:r>
       <w:r>
         <w:rPr>
-          <w:rFonts w:hint="eastAsia" w:ascii="Times New Roman" w:hAnsi="Times New Roman" w:eastAsia="SimSun" w:cs="Times New Roman"/>
+          <w:rFonts w:hint="eastAsia" w:ascii="Times New Roman" w:hAnsi="Times New Roman" w:eastAsia="FangSong" w:cs="Times New Roman"/>
         </w:rPr>
         <w:t>骨架</w:t>
       </w:r>
@@ -7505,7 +7505,7 @@
       </w:r>
       <w:r>
         <w:rPr>
-          <w:rFonts w:hint="eastAsia" w:ascii="Times New Roman" w:hAnsi="Times New Roman" w:eastAsia="SimSun" w:cs="Times New Roman"/>
+          <w:rFonts w:hint="eastAsia" w:ascii="Times New Roman" w:hAnsi="Times New Roman" w:eastAsia="FangSong" w:cs="Times New Roman"/>
         </w:rPr>
         <w:t>填隙</w:t>
       </w:r>
@@ -7517,7 +7517,7 @@
       </w:r>
       <w:r>
         <w:rPr>
-          <w:rFonts w:hint="eastAsia" w:ascii="Times New Roman" w:hAnsi="Times New Roman" w:eastAsia="SimSun" w:cs="Times New Roman"/>
+          <w:rFonts w:hint="eastAsia" w:ascii="Times New Roman" w:hAnsi="Times New Roman" w:eastAsia="FangSong" w:cs="Times New Roman"/>
         </w:rPr>
         <w:t>语言拆结构</w:t>
       </w:r>
@@ -7532,7 +7532,7 @@
       </w:pPr>
       <w:r>
         <w:rPr>
-          <w:rFonts w:hint="eastAsia" w:ascii="Times New Roman" w:hAnsi="Times New Roman" w:eastAsia="SimSun" w:cs="Times New Roman"/>
+          <w:rFonts w:hint="eastAsia" w:ascii="Times New Roman" w:hAnsi="Times New Roman" w:eastAsia="FangSong" w:cs="Times New Roman"/>
         </w:rPr>
         <w:t xml:space="preserve">做复杂晶胞计数</w:t>
       </w:r>
@@ -7547,7 +7547,7 @@
       </w:pPr>
       <w:r>
         <w:rPr>
-          <w:rFonts w:hint="eastAsia" w:ascii="Times New Roman" w:hAnsi="Times New Roman" w:eastAsia="SimSun" w:cs="Times New Roman"/>
+          <w:rFonts w:hint="eastAsia" w:ascii="Times New Roman" w:hAnsi="Times New Roman" w:eastAsia="FangSong" w:cs="Times New Roman"/>
         </w:rPr>
         <w:t xml:space="preserve">理解常式尖晶石与反式尖晶石的占位变化</w:t>
       </w:r>
@@ -7558,7 +7558,7 @@
       </w:pPr>
       <w:r>
         <w:rPr>
-          <w:rFonts w:hint="eastAsia" w:ascii="Times New Roman" w:hAnsi="Times New Roman" w:eastAsia="SimSun" w:cs="Times New Roman"/>
+          <w:rFonts w:hint="eastAsia" w:ascii="Times New Roman" w:hAnsi="Times New Roman" w:eastAsia="FangSong" w:cs="Times New Roman"/>
           <w:b/>
           <w:bCs/>
         </w:rPr>
@@ -7572,7 +7572,7 @@
       </w:r>
       <w:r>
         <w:rPr>
-          <w:rFonts w:hint="eastAsia" w:ascii="Times New Roman" w:hAnsi="Times New Roman" w:eastAsia="SimSun" w:cs="Times New Roman"/>
+          <w:rFonts w:hint="eastAsia" w:ascii="Times New Roman" w:hAnsi="Times New Roman" w:eastAsia="FangSong" w:cs="Times New Roman"/>
         </w:rPr>
         <w:t>看到</w:t>
       </w:r>
@@ -7620,7 +7620,7 @@
       </w:r>
       <w:r>
         <w:rPr>
-          <w:rFonts w:hint="eastAsia" w:ascii="Times New Roman" w:hAnsi="Times New Roman" w:eastAsia="SimSun" w:cs="Times New Roman"/>
+          <w:rFonts w:hint="eastAsia" w:ascii="Times New Roman" w:hAnsi="Times New Roman" w:eastAsia="FangSong" w:cs="Times New Roman"/>
         </w:rPr>
         <w:t>不要急着数所有原子</w:t>
       </w:r>
@@ -7632,7 +7632,7 @@
       </w:r>
       <w:r>
         <w:rPr>
-          <w:rFonts w:hint="eastAsia" w:ascii="Times New Roman" w:hAnsi="Times New Roman" w:eastAsia="SimSun" w:cs="Times New Roman"/>
+          <w:rFonts w:hint="eastAsia" w:ascii="Times New Roman" w:hAnsi="Times New Roman" w:eastAsia="FangSong" w:cs="Times New Roman"/>
         </w:rPr>
         <w:t>先问自己</w:t>
       </w:r>
@@ -7644,7 +7644,7 @@
       </w:r>
       <w:r>
         <w:rPr>
-          <w:rFonts w:hint="eastAsia" w:ascii="Times New Roman" w:hAnsi="Times New Roman" w:eastAsia="SimSun" w:cs="Times New Roman"/>
+          <w:rFonts w:hint="eastAsia" w:ascii="Times New Roman" w:hAnsi="Times New Roman" w:eastAsia="FangSong" w:cs="Times New Roman"/>
         </w:rPr>
         <w:t>阴离子骨架是什么</w:t>
       </w:r>
@@ -7662,7 +7662,7 @@
       </w:r>
       <w:r>
         <w:rPr>
-          <w:rFonts w:hint="eastAsia" w:ascii="Times New Roman" w:hAnsi="Times New Roman" w:eastAsia="SimSun" w:cs="Times New Roman"/>
+          <w:rFonts w:hint="eastAsia" w:ascii="Times New Roman" w:hAnsi="Times New Roman" w:eastAsia="FangSong" w:cs="Times New Roman"/>
         </w:rPr>
         <w:t>去了四面体位还是八面体位</w:t>
       </w:r>
@@ -7711,7 +7711,7 @@
       </w:pPr>
       <w:r>
         <w:rPr>
-          <w:rFonts w:hint="eastAsia" w:ascii="Times New Roman" w:hAnsi="Times New Roman" w:eastAsia="SimSun" w:cs="Times New Roman"/>
+          <w:rFonts w:hint="eastAsia" w:ascii="Times New Roman" w:hAnsi="Times New Roman" w:eastAsia="FangSong" w:cs="Times New Roman"/>
         </w:rPr>
         <w:t xml:space="preserve">钙钛矿</w:t>
       </w:r>
@@ -7736,7 +7736,7 @@
       </w:r>
       <w:r>
         <w:rPr>
-          <w:rFonts w:hint="eastAsia" w:ascii="Times New Roman" w:hAnsi="Times New Roman" w:eastAsia="SimSun" w:cs="Times New Roman"/>
+          <w:rFonts w:hint="eastAsia" w:ascii="Times New Roman" w:hAnsi="Times New Roman" w:eastAsia="FangSong" w:cs="Times New Roman"/>
         </w:rPr>
         <w:t>的主线非常清楚</w:t>
       </w:r>
@@ -7763,7 +7763,7 @@
       </w:r>
       <w:r>
         <w:rPr>
-          <w:rFonts w:hint="eastAsia" w:ascii="Times New Roman" w:hAnsi="Times New Roman" w:eastAsia="SimSun" w:cs="Times New Roman"/>
+          <w:rFonts w:hint="eastAsia" w:ascii="Times New Roman" w:hAnsi="Times New Roman" w:eastAsia="FangSong" w:cs="Times New Roman"/>
         </w:rPr>
         <w:t xml:space="preserve">常位于八面体中心</w:t>
       </w:r>
@@ -7784,7 +7784,7 @@
       </w:r>
       <w:r>
         <w:rPr>
-          <w:rFonts w:hint="eastAsia" w:ascii="Times New Roman" w:hAnsi="Times New Roman" w:eastAsia="SimSun" w:cs="Times New Roman"/>
+          <w:rFonts w:hint="eastAsia" w:ascii="Times New Roman" w:hAnsi="Times New Roman" w:eastAsia="FangSong" w:cs="Times New Roman"/>
         </w:rPr>
         <w:t xml:space="preserve">在八面体顶点</w:t>
       </w:r>
@@ -7805,7 +7805,7 @@
       </w:r>
       <w:r>
         <w:rPr>
-          <w:rFonts w:hint="eastAsia" w:ascii="Times New Roman" w:hAnsi="Times New Roman" w:eastAsia="SimSun" w:cs="Times New Roman"/>
+          <w:rFonts w:hint="eastAsia" w:ascii="Times New Roman" w:hAnsi="Times New Roman" w:eastAsia="FangSong" w:cs="Times New Roman"/>
         </w:rPr>
         <w:t xml:space="preserve">占据更大的空隙位</w:t>
       </w:r>
@@ -7820,7 +7820,7 @@
       </w:pPr>
       <w:r>
         <w:rPr>
-          <w:rFonts w:hint="eastAsia" w:ascii="Times New Roman" w:hAnsi="Times New Roman" w:eastAsia="SimSun" w:cs="Times New Roman"/>
+          <w:rFonts w:hint="eastAsia" w:ascii="Times New Roman" w:hAnsi="Times New Roman" w:eastAsia="FangSong" w:cs="Times New Roman"/>
         </w:rPr>
         <w:t xml:space="preserve">结构稳定性常和尺寸匹配有关</w:t>
       </w:r>
@@ -7945,7 +7945,7 @@
       </w:pPr>
       <w:r>
         <w:rPr>
-          <w:rFonts w:hint="eastAsia" w:ascii="Times New Roman" w:hAnsi="Times New Roman" w:eastAsia="SimSun" w:cs="Times New Roman"/>
+          <w:rFonts w:hint="eastAsia" w:ascii="Times New Roman" w:hAnsi="Times New Roman" w:eastAsia="FangSong" w:cs="Times New Roman"/>
         </w:rPr>
         <w:t>这一类题高频考点包括</w:t>
       </w:r>
@@ -7966,7 +7966,7 @@
       </w:pPr>
       <w:r>
         <w:rPr>
-          <w:rFonts w:hint="eastAsia" w:ascii="Times New Roman" w:hAnsi="Times New Roman" w:eastAsia="SimSun" w:cs="Times New Roman"/>
+          <w:rFonts w:hint="eastAsia" w:ascii="Times New Roman" w:hAnsi="Times New Roman" w:eastAsia="FangSong" w:cs="Times New Roman"/>
         </w:rPr>
         <w:t xml:space="preserve">配位数</w:t>
       </w:r>
@@ -7981,7 +7981,7 @@
       </w:pPr>
       <w:r>
         <w:rPr>
-          <w:rFonts w:hint="eastAsia" w:ascii="Times New Roman" w:hAnsi="Times New Roman" w:eastAsia="SimSun" w:cs="Times New Roman"/>
+          <w:rFonts w:hint="eastAsia" w:ascii="Times New Roman" w:hAnsi="Times New Roman" w:eastAsia="FangSong" w:cs="Times New Roman"/>
         </w:rPr>
         <w:t xml:space="preserve">晶胞计数</w:t>
       </w:r>
@@ -7996,7 +7996,7 @@
       </w:pPr>
       <w:r>
         <w:rPr>
-          <w:rFonts w:hint="eastAsia" w:ascii="Times New Roman" w:hAnsi="Times New Roman" w:eastAsia="SimSun" w:cs="Times New Roman"/>
+          <w:rFonts w:hint="eastAsia" w:ascii="Times New Roman" w:hAnsi="Times New Roman" w:eastAsia="FangSong" w:cs="Times New Roman"/>
         </w:rPr>
         <w:t xml:space="preserve">八面体连接方式</w:t>
       </w:r>
@@ -8011,7 +8011,7 @@
       </w:pPr>
       <w:r>
         <w:rPr>
-          <w:rFonts w:hint="eastAsia" w:ascii="Times New Roman" w:hAnsi="Times New Roman" w:eastAsia="SimSun" w:cs="Times New Roman"/>
+          <w:rFonts w:hint="eastAsia" w:ascii="Times New Roman" w:hAnsi="Times New Roman" w:eastAsia="FangSong" w:cs="Times New Roman"/>
         </w:rPr>
         <w:t xml:space="preserve">容忍因子与结构畸变</w:t>
       </w:r>
@@ -8026,7 +8026,7 @@
       </w:pPr>
       <w:r>
         <w:rPr>
-          <w:rFonts w:hint="eastAsia" w:ascii="Times New Roman" w:hAnsi="Times New Roman" w:eastAsia="SimSun" w:cs="Times New Roman"/>
+          <w:rFonts w:hint="eastAsia" w:ascii="Times New Roman" w:hAnsi="Times New Roman" w:eastAsia="FangSong" w:cs="Times New Roman"/>
         </w:rPr>
         <w:t xml:space="preserve">铁电</w:t>
       </w:r>
@@ -8038,7 +8038,7 @@
       </w:r>
       <w:r>
         <w:rPr>
-          <w:rFonts w:hint="eastAsia" w:ascii="Times New Roman" w:hAnsi="Times New Roman" w:eastAsia="SimSun" w:cs="Times New Roman"/>
+          <w:rFonts w:hint="eastAsia" w:ascii="Times New Roman" w:hAnsi="Times New Roman" w:eastAsia="FangSong" w:cs="Times New Roman"/>
         </w:rPr>
         <w:t xml:space="preserve">顺电相变的结构背景</w:t>
       </w:r>
@@ -8049,7 +8049,7 @@
       </w:pPr>
       <w:r>
         <w:rPr>
-          <w:rFonts w:hint="eastAsia" w:ascii="Times New Roman" w:hAnsi="Times New Roman" w:eastAsia="SimSun" w:cs="Times New Roman"/>
+          <w:rFonts w:hint="eastAsia" w:ascii="Times New Roman" w:hAnsi="Times New Roman" w:eastAsia="FangSong" w:cs="Times New Roman"/>
         </w:rPr>
         <w:t>题</w:t>
       </w:r>
@@ -8061,7 +8061,7 @@
       </w:r>
       <w:r>
         <w:rPr>
-          <w:rFonts w:hint="eastAsia" w:ascii="Times New Roman" w:hAnsi="Times New Roman" w:eastAsia="SimSun" w:cs="Times New Roman"/>
+          <w:rFonts w:hint="eastAsia" w:ascii="Times New Roman" w:hAnsi="Times New Roman" w:eastAsia="FangSong" w:cs="Times New Roman"/>
         </w:rPr>
         <w:t>决</w:t>
       </w:r>
@@ -8073,7 +8073,7 @@
       </w:r>
       <w:r>
         <w:rPr>
-          <w:rFonts w:hint="eastAsia" w:ascii="Times New Roman" w:hAnsi="Times New Roman" w:eastAsia="SimSun" w:cs="Times New Roman"/>
+          <w:rFonts w:hint="eastAsia" w:ascii="Times New Roman" w:hAnsi="Times New Roman" w:eastAsia="FangSong" w:cs="Times New Roman"/>
         </w:rPr>
         <w:t>钙钛矿晶体结构</w:t>
       </w:r>
@@ -8085,7 +8085,7 @@
       </w:r>
       <w:r>
         <w:rPr>
-          <w:rFonts w:hint="eastAsia" w:ascii="Times New Roman" w:hAnsi="Times New Roman" w:eastAsia="SimSun" w:cs="Times New Roman"/>
+          <w:rFonts w:hint="eastAsia" w:ascii="Times New Roman" w:hAnsi="Times New Roman" w:eastAsia="FangSong" w:cs="Times New Roman"/>
         </w:rPr>
         <w:t>就是这条线的典型锚点</w:t>
       </w:r>
@@ -8122,7 +8122,7 @@
       </w:pPr>
       <w:r>
         <w:rPr>
-          <w:rFonts w:hint="eastAsia" w:ascii="Times New Roman" w:hAnsi="Times New Roman" w:eastAsia="SimSun" w:cs="Times New Roman"/>
+          <w:rFonts w:hint="eastAsia" w:ascii="Times New Roman" w:hAnsi="Times New Roman" w:eastAsia="FangSong" w:cs="Times New Roman"/>
         </w:rPr>
         <w:t>不管是金红石</w:t>
       </w:r>
@@ -8134,7 +8134,7 @@
       </w:r>
       <w:r>
         <w:rPr>
-          <w:rFonts w:hint="eastAsia" w:ascii="Times New Roman" w:hAnsi="Times New Roman" w:eastAsia="SimSun" w:cs="Times New Roman"/>
+          <w:rFonts w:hint="eastAsia" w:ascii="Times New Roman" w:hAnsi="Times New Roman" w:eastAsia="FangSong" w:cs="Times New Roman"/>
         </w:rPr>
         <w:t>尖晶石还是钙钛矿</w:t>
       </w:r>
@@ -8146,7 +8146,7 @@
       </w:r>
       <w:r>
         <w:rPr>
-          <w:rFonts w:hint="eastAsia" w:ascii="Times New Roman" w:hAnsi="Times New Roman" w:eastAsia="SimSun" w:cs="Times New Roman"/>
+          <w:rFonts w:hint="eastAsia" w:ascii="Times New Roman" w:hAnsi="Times New Roman" w:eastAsia="FangSong" w:cs="Times New Roman"/>
         </w:rPr>
         <w:t>都可以统一按这四步</w:t>
       </w:r>
@@ -8167,7 +8167,7 @@
       </w:pPr>
       <w:r>
         <w:rPr>
-          <w:rFonts w:hint="eastAsia" w:ascii="Times New Roman" w:hAnsi="Times New Roman" w:eastAsia="SimSun" w:cs="Times New Roman"/>
+          <w:rFonts w:hint="eastAsia" w:ascii="Times New Roman" w:hAnsi="Times New Roman" w:eastAsia="FangSong" w:cs="Times New Roman"/>
         </w:rPr>
         <w:t xml:space="preserve">先定阴离子或主骨架</w:t>
       </w:r>
@@ -8182,7 +8182,7 @@
       </w:pPr>
       <w:r>
         <w:rPr>
-          <w:rFonts w:hint="eastAsia" w:ascii="Times New Roman" w:hAnsi="Times New Roman" w:eastAsia="SimSun" w:cs="Times New Roman"/>
+          <w:rFonts w:hint="eastAsia" w:ascii="Times New Roman" w:hAnsi="Times New Roman" w:eastAsia="FangSong" w:cs="Times New Roman"/>
         </w:rPr>
         <w:t xml:space="preserve">再看阳离子分别去了什么位点</w:t>
       </w:r>
@@ -8197,7 +8197,7 @@
       </w:pPr>
       <w:r>
         <w:rPr>
-          <w:rFonts w:hint="eastAsia" w:ascii="Times New Roman" w:hAnsi="Times New Roman" w:eastAsia="SimSun" w:cs="Times New Roman"/>
+          <w:rFonts w:hint="eastAsia" w:ascii="Times New Roman" w:hAnsi="Times New Roman" w:eastAsia="FangSong" w:cs="Times New Roman"/>
         </w:rPr>
         <w:t xml:space="preserve">再看配位数与多面体连接</w:t>
       </w:r>
@@ -8212,7 +8212,7 @@
       </w:pPr>
       <w:r>
         <w:rPr>
-          <w:rFonts w:hint="eastAsia" w:ascii="Times New Roman" w:hAnsi="Times New Roman" w:eastAsia="SimSun" w:cs="Times New Roman"/>
+          <w:rFonts w:hint="eastAsia" w:ascii="Times New Roman" w:hAnsi="Times New Roman" w:eastAsia="FangSong" w:cs="Times New Roman"/>
         </w:rPr>
         <w:t>最后回到计数</w:t>
       </w:r>
@@ -8224,7 +8224,7 @@
       </w:r>
       <w:r>
         <w:rPr>
-          <w:rFonts w:hint="eastAsia" w:ascii="Times New Roman" w:hAnsi="Times New Roman" w:eastAsia="SimSun" w:cs="Times New Roman"/>
+          <w:rFonts w:hint="eastAsia" w:ascii="Times New Roman" w:hAnsi="Times New Roman" w:eastAsia="FangSong" w:cs="Times New Roman"/>
         </w:rPr>
         <w:t>稳定性和性质</w:t>
       </w:r>
@@ -8235,7 +8235,7 @@
       </w:pPr>
       <w:r>
         <w:rPr>
-          <w:rFonts w:hint="eastAsia" w:ascii="Times New Roman" w:hAnsi="Times New Roman" w:eastAsia="SimSun" w:cs="Times New Roman"/>
+          <w:rFonts w:hint="eastAsia" w:ascii="Times New Roman" w:hAnsi="Times New Roman" w:eastAsia="FangSong" w:cs="Times New Roman"/>
         </w:rPr>
         <w:t>这会比</w:t>
       </w:r>
@@ -8247,7 +8247,7 @@
       </w:r>
       <w:r>
         <w:rPr>
-          <w:rFonts w:hint="eastAsia" w:ascii="Times New Roman" w:hAnsi="Times New Roman" w:eastAsia="SimSun" w:cs="Times New Roman"/>
+          <w:rFonts w:hint="eastAsia" w:ascii="Times New Roman" w:hAnsi="Times New Roman" w:eastAsia="FangSong" w:cs="Times New Roman"/>
         </w:rPr>
         <w:t>背一堆结构名字</w:t>
       </w:r>
@@ -8259,7 +8259,7 @@
       </w:r>
       <w:r>
         <w:rPr>
-          <w:rFonts w:hint="eastAsia" w:ascii="Times New Roman" w:hAnsi="Times New Roman" w:eastAsia="SimSun" w:cs="Times New Roman"/>
+          <w:rFonts w:hint="eastAsia" w:ascii="Times New Roman" w:hAnsi="Times New Roman" w:eastAsia="FangSong" w:cs="Times New Roman"/>
         </w:rPr>
         <w:t>稳得多</w:t>
       </w:r>
@@ -8358,7 +8358,7 @@
       </w:pPr>
       <w:r>
         <w:rPr>
-          <w:rFonts w:hint="eastAsia" w:ascii="Times New Roman" w:hAnsi="Times New Roman" w:eastAsia="SimSun" w:cs="Times New Roman"/>
+          <w:rFonts w:hint="eastAsia" w:ascii="Times New Roman" w:hAnsi="Times New Roman" w:eastAsia="FangSong" w:cs="Times New Roman"/>
         </w:rPr>
         <w:t>很多学生在第一轮容易形成一种错觉</w:t>
       </w:r>
@@ -8376,7 +8376,7 @@
       </w:r>
       <w:r>
         <w:rPr>
-          <w:rFonts w:hint="eastAsia" w:ascii="Times New Roman" w:hAnsi="Times New Roman" w:eastAsia="SimSun" w:cs="Times New Roman"/>
+          <w:rFonts w:hint="eastAsia" w:ascii="Times New Roman" w:hAnsi="Times New Roman" w:eastAsia="FangSong" w:cs="Times New Roman"/>
         </w:rPr>
         <w:t>晶体化学式一定是整数比</w:t>
       </w:r>
@@ -8388,7 +8388,7 @@
       </w:r>
       <w:r>
         <w:rPr>
-          <w:rFonts w:hint="eastAsia" w:ascii="Times New Roman" w:hAnsi="Times New Roman" w:eastAsia="SimSun" w:cs="Times New Roman"/>
+          <w:rFonts w:hint="eastAsia" w:ascii="Times New Roman" w:hAnsi="Times New Roman" w:eastAsia="FangSong" w:cs="Times New Roman"/>
         </w:rPr>
         <w:t>结构一定完美有序</w:t>
       </w:r>
@@ -8405,7 +8405,7 @@
       </w:pPr>
       <w:r>
         <w:rPr>
-          <w:rFonts w:hint="eastAsia" w:ascii="Times New Roman" w:hAnsi="Times New Roman" w:eastAsia="SimSun" w:cs="Times New Roman"/>
+          <w:rFonts w:hint="eastAsia" w:ascii="Times New Roman" w:hAnsi="Times New Roman" w:eastAsia="FangSong" w:cs="Times New Roman"/>
         </w:rPr>
         <w:t>但真实晶体里经常出现</w:t>
       </w:r>
@@ -8426,7 +8426,7 @@
       </w:pPr>
       <w:r>
         <w:rPr>
-          <w:rFonts w:hint="eastAsia" w:ascii="Times New Roman" w:hAnsi="Times New Roman" w:eastAsia="SimSun" w:cs="Times New Roman"/>
+          <w:rFonts w:hint="eastAsia" w:ascii="Times New Roman" w:hAnsi="Times New Roman" w:eastAsia="FangSong" w:cs="Times New Roman"/>
         </w:rPr>
         <w:t xml:space="preserve">阳离子缺位</w:t>
       </w:r>
@@ -8441,7 +8441,7 @@
       </w:pPr>
       <w:r>
         <w:rPr>
-          <w:rFonts w:hint="eastAsia" w:ascii="Times New Roman" w:hAnsi="Times New Roman" w:eastAsia="SimSun" w:cs="Times New Roman"/>
+          <w:rFonts w:hint="eastAsia" w:ascii="Times New Roman" w:hAnsi="Times New Roman" w:eastAsia="FangSong" w:cs="Times New Roman"/>
         </w:rPr>
         <w:t xml:space="preserve">阴离子缺位</w:t>
       </w:r>
@@ -8456,7 +8456,7 @@
       </w:pPr>
       <w:r>
         <w:rPr>
-          <w:rFonts w:hint="eastAsia" w:ascii="Times New Roman" w:hAnsi="Times New Roman" w:eastAsia="SimSun" w:cs="Times New Roman"/>
+          <w:rFonts w:hint="eastAsia" w:ascii="Times New Roman" w:hAnsi="Times New Roman" w:eastAsia="FangSong" w:cs="Times New Roman"/>
         </w:rPr>
         <w:t xml:space="preserve">间隙原子</w:t>
       </w:r>
@@ -8471,7 +8471,7 @@
       </w:pPr>
       <w:r>
         <w:rPr>
-          <w:rFonts w:hint="eastAsia" w:ascii="Times New Roman" w:hAnsi="Times New Roman" w:eastAsia="SimSun" w:cs="Times New Roman"/>
+          <w:rFonts w:hint="eastAsia" w:ascii="Times New Roman" w:hAnsi="Times New Roman" w:eastAsia="FangSong" w:cs="Times New Roman"/>
         </w:rPr>
         <w:t xml:space="preserve">价态补偿</w:t>
       </w:r>
@@ -8482,7 +8482,7 @@
       </w:pPr>
       <w:r>
         <w:rPr>
-          <w:rFonts w:hint="eastAsia" w:ascii="Times New Roman" w:hAnsi="Times New Roman" w:eastAsia="SimSun" w:cs="Times New Roman"/>
+          <w:rFonts w:hint="eastAsia" w:ascii="Times New Roman" w:hAnsi="Times New Roman" w:eastAsia="FangSong" w:cs="Times New Roman"/>
         </w:rPr>
         <w:t xml:space="preserve">例如</w:t>
       </w:r>
@@ -8507,7 +8507,7 @@
       </w:r>
       <w:r>
         <w:rPr>
-          <w:rFonts w:hint="eastAsia" w:ascii="Times New Roman" w:hAnsi="Times New Roman" w:eastAsia="SimSun" w:cs="Times New Roman"/>
+          <w:rFonts w:hint="eastAsia" w:ascii="Times New Roman" w:hAnsi="Times New Roman" w:eastAsia="FangSong" w:cs="Times New Roman"/>
         </w:rPr>
         <w:t>这类非化学计量氧化物</w:t>
       </w:r>
@@ -8519,7 +8519,7 @@
       </w:r>
       <w:r>
         <w:rPr>
-          <w:rFonts w:hint="eastAsia" w:ascii="Times New Roman" w:hAnsi="Times New Roman" w:eastAsia="SimSun" w:cs="Times New Roman"/>
+          <w:rFonts w:hint="eastAsia" w:ascii="Times New Roman" w:hAnsi="Times New Roman" w:eastAsia="FangSong" w:cs="Times New Roman"/>
         </w:rPr>
         <w:t>核心不是</w:t>
       </w:r>
@@ -8531,7 +8531,7 @@
       </w:r>
       <w:r>
         <w:rPr>
-          <w:rFonts w:hint="eastAsia" w:ascii="Times New Roman" w:hAnsi="Times New Roman" w:eastAsia="SimSun" w:cs="Times New Roman"/>
+          <w:rFonts w:hint="eastAsia" w:ascii="Times New Roman" w:hAnsi="Times New Roman" w:eastAsia="FangSong" w:cs="Times New Roman"/>
         </w:rPr>
         <w:t>配比写不整齐</w:t>
       </w:r>
@@ -8543,7 +8543,7 @@
       </w:r>
       <w:r>
         <w:rPr>
-          <w:rFonts w:hint="eastAsia" w:ascii="Times New Roman" w:hAnsi="Times New Roman" w:eastAsia="SimSun" w:cs="Times New Roman"/>
+          <w:rFonts w:hint="eastAsia" w:ascii="Times New Roman" w:hAnsi="Times New Roman" w:eastAsia="FangSong" w:cs="Times New Roman"/>
         </w:rPr>
         <w:t>而是</w:t>
       </w:r>
@@ -8560,7 +8560,7 @@
       </w:pPr>
       <w:r>
         <w:rPr>
-          <w:rFonts w:hint="eastAsia" w:ascii="Times New Roman" w:hAnsi="Times New Roman" w:eastAsia="SimSun" w:cs="Times New Roman"/>
+          <w:rFonts w:hint="eastAsia" w:ascii="Times New Roman" w:hAnsi="Times New Roman" w:eastAsia="FangSong" w:cs="Times New Roman"/>
           <w:b/>
           <w:bCs/>
         </w:rPr>
@@ -8576,7 +8576,7 @@
       </w:r>
       <w:r>
         <w:rPr>
-          <w:rFonts w:hint="eastAsia" w:ascii="Times New Roman" w:hAnsi="Times New Roman" w:eastAsia="SimSun" w:cs="Times New Roman"/>
+          <w:rFonts w:hint="eastAsia" w:ascii="Times New Roman" w:hAnsi="Times New Roman" w:eastAsia="FangSong" w:cs="Times New Roman"/>
           <w:b/>
           <w:bCs/>
         </w:rPr>
@@ -8617,7 +8617,7 @@
       </w:pPr>
       <w:r>
         <w:rPr>
-          <w:rFonts w:hint="eastAsia" w:ascii="Times New Roman" w:hAnsi="Times New Roman" w:eastAsia="SimSun" w:cs="Times New Roman"/>
+          <w:rFonts w:hint="eastAsia" w:ascii="Times New Roman" w:hAnsi="Times New Roman" w:eastAsia="FangSong" w:cs="Times New Roman"/>
         </w:rPr>
         <w:t>缺陷题里最稳的抓手是</w:t>
       </w:r>
@@ -8638,7 +8638,7 @@
       </w:pPr>
       <w:r>
         <w:rPr>
-          <w:rFonts w:hint="eastAsia" w:ascii="Times New Roman" w:hAnsi="Times New Roman" w:eastAsia="SimSun" w:cs="Times New Roman"/>
+          <w:rFonts w:hint="eastAsia" w:ascii="Times New Roman" w:hAnsi="Times New Roman" w:eastAsia="FangSong" w:cs="Times New Roman"/>
         </w:rPr>
         <w:t xml:space="preserve">先看缺了谁</w:t>
       </w:r>
@@ -8653,7 +8653,7 @@
       </w:pPr>
       <w:r>
         <w:rPr>
-          <w:rFonts w:hint="eastAsia" w:ascii="Times New Roman" w:hAnsi="Times New Roman" w:eastAsia="SimSun" w:cs="Times New Roman"/>
+          <w:rFonts w:hint="eastAsia" w:ascii="Times New Roman" w:hAnsi="Times New Roman" w:eastAsia="FangSong" w:cs="Times New Roman"/>
         </w:rPr>
         <w:t xml:space="preserve">再问电荷怎么补偿</w:t>
       </w:r>
@@ -8668,7 +8668,7 @@
       </w:pPr>
       <w:r>
         <w:rPr>
-          <w:rFonts w:hint="eastAsia" w:ascii="Times New Roman" w:hAnsi="Times New Roman" w:eastAsia="SimSun" w:cs="Times New Roman"/>
+          <w:rFonts w:hint="eastAsia" w:ascii="Times New Roman" w:hAnsi="Times New Roman" w:eastAsia="FangSong" w:cs="Times New Roman"/>
         </w:rPr>
         <w:t xml:space="preserve">最后才谈结构和性质如何变化</w:t>
       </w:r>
@@ -8679,7 +8679,7 @@
       </w:pPr>
       <w:r>
         <w:rPr>
-          <w:rFonts w:hint="eastAsia" w:ascii="Times New Roman" w:hAnsi="Times New Roman" w:eastAsia="SimSun" w:cs="Times New Roman"/>
+          <w:rFonts w:hint="eastAsia" w:ascii="Times New Roman" w:hAnsi="Times New Roman" w:eastAsia="FangSong" w:cs="Times New Roman"/>
         </w:rPr>
         <w:t>所以很多</w:t>
       </w:r>
@@ -8691,7 +8691,7 @@
       </w:r>
       <w:r>
         <w:rPr>
-          <w:rFonts w:hint="eastAsia" w:ascii="Times New Roman" w:hAnsi="Times New Roman" w:eastAsia="SimSun" w:cs="Times New Roman"/>
+          <w:rFonts w:hint="eastAsia" w:ascii="Times New Roman" w:hAnsi="Times New Roman" w:eastAsia="FangSong" w:cs="Times New Roman"/>
         </w:rPr>
         <w:t>缺位导致导电性</w:t>
       </w:r>
@@ -8703,7 +8703,7 @@
       </w:r>
       <w:r>
         <w:rPr>
-          <w:rFonts w:hint="eastAsia" w:ascii="Times New Roman" w:hAnsi="Times New Roman" w:eastAsia="SimSun" w:cs="Times New Roman"/>
+          <w:rFonts w:hint="eastAsia" w:ascii="Times New Roman" w:hAnsi="Times New Roman" w:eastAsia="FangSong" w:cs="Times New Roman"/>
         </w:rPr>
         <w:t>颜色</w:t>
       </w:r>
@@ -8715,7 +8715,7 @@
       </w:r>
       <w:r>
         <w:rPr>
-          <w:rFonts w:hint="eastAsia" w:ascii="Times New Roman" w:hAnsi="Times New Roman" w:eastAsia="SimSun" w:cs="Times New Roman"/>
+          <w:rFonts w:hint="eastAsia" w:ascii="Times New Roman" w:hAnsi="Times New Roman" w:eastAsia="FangSong" w:cs="Times New Roman"/>
         </w:rPr>
         <w:t>离子迁移能力变化</w:t>
       </w:r>
@@ -8727,7 +8727,7 @@
       </w:r>
       <w:r>
         <w:rPr>
-          <w:rFonts w:hint="eastAsia" w:ascii="Times New Roman" w:hAnsi="Times New Roman" w:eastAsia="SimSun" w:cs="Times New Roman"/>
+          <w:rFonts w:hint="eastAsia" w:ascii="Times New Roman" w:hAnsi="Times New Roman" w:eastAsia="FangSong" w:cs="Times New Roman"/>
         </w:rPr>
         <w:t>的题</w:t>
       </w:r>
@@ -8739,7 +8739,7 @@
       </w:r>
       <w:r>
         <w:rPr>
-          <w:rFonts w:hint="eastAsia" w:ascii="Times New Roman" w:hAnsi="Times New Roman" w:eastAsia="SimSun" w:cs="Times New Roman"/>
+          <w:rFonts w:hint="eastAsia" w:ascii="Times New Roman" w:hAnsi="Times New Roman" w:eastAsia="FangSong" w:cs="Times New Roman"/>
         </w:rPr>
         <w:t>本质第一步仍然是守恒问题</w:t>
       </w:r>
@@ -8800,7 +8800,7 @@
       </w:pPr>
       <w:r>
         <w:rPr>
-          <w:rFonts w:hint="eastAsia" w:ascii="Times New Roman" w:hAnsi="Times New Roman" w:eastAsia="SimSun" w:cs="Times New Roman"/>
+          <w:rFonts w:hint="eastAsia" w:ascii="Times New Roman" w:hAnsi="Times New Roman" w:eastAsia="FangSong" w:cs="Times New Roman"/>
         </w:rPr>
         <w:t>高压</w:t>
       </w:r>
@@ -8812,7 +8812,7 @@
       </w:r>
       <w:r>
         <w:rPr>
-          <w:rFonts w:hint="eastAsia" w:ascii="Times New Roman" w:hAnsi="Times New Roman" w:eastAsia="SimSun" w:cs="Times New Roman"/>
+          <w:rFonts w:hint="eastAsia" w:ascii="Times New Roman" w:hAnsi="Times New Roman" w:eastAsia="FangSong" w:cs="Times New Roman"/>
         </w:rPr>
         <w:t>升温</w:t>
       </w:r>
@@ -8824,7 +8824,7 @@
       </w:r>
       <w:r>
         <w:rPr>
-          <w:rFonts w:hint="eastAsia" w:ascii="Times New Roman" w:hAnsi="Times New Roman" w:eastAsia="SimSun" w:cs="Times New Roman"/>
+          <w:rFonts w:hint="eastAsia" w:ascii="Times New Roman" w:hAnsi="Times New Roman" w:eastAsia="FangSong" w:cs="Times New Roman"/>
         </w:rPr>
         <w:t>降温都可能触发结构变化</w:t>
       </w:r>
@@ -8842,7 +8842,7 @@
       </w:r>
       <w:r>
         <w:rPr>
-          <w:rFonts w:hint="eastAsia" w:ascii="Times New Roman" w:hAnsi="Times New Roman" w:eastAsia="SimSun" w:cs="Times New Roman"/>
+          <w:rFonts w:hint="eastAsia" w:ascii="Times New Roman" w:hAnsi="Times New Roman" w:eastAsia="FangSong" w:cs="Times New Roman"/>
         </w:rPr>
         <w:t>最值得形成的总直觉是</w:t>
       </w:r>
@@ -8863,7 +8863,7 @@
       </w:pPr>
       <w:r>
         <w:rPr>
-          <w:rFonts w:hint="eastAsia" w:ascii="Times New Roman" w:hAnsi="Times New Roman" w:eastAsia="SimSun" w:cs="Times New Roman"/>
+          <w:rFonts w:hint="eastAsia" w:ascii="Times New Roman" w:hAnsi="Times New Roman" w:eastAsia="FangSong" w:cs="Times New Roman"/>
           <w:b/>
           <w:bCs/>
         </w:rPr>
@@ -8877,7 +8877,7 @@
       </w:r>
       <w:r>
         <w:rPr>
-          <w:rFonts w:hint="eastAsia" w:ascii="Times New Roman" w:hAnsi="Times New Roman" w:eastAsia="SimSun" w:cs="Times New Roman"/>
+          <w:rFonts w:hint="eastAsia" w:ascii="Times New Roman" w:hAnsi="Times New Roman" w:eastAsia="FangSong" w:cs="Times New Roman"/>
         </w:rPr>
         <w:t>常推动更高配位</w:t>
       </w:r>
@@ -8889,7 +8889,7 @@
       </w:r>
       <w:r>
         <w:rPr>
-          <w:rFonts w:hint="eastAsia" w:ascii="Times New Roman" w:hAnsi="Times New Roman" w:eastAsia="SimSun" w:cs="Times New Roman"/>
+          <w:rFonts w:hint="eastAsia" w:ascii="Times New Roman" w:hAnsi="Times New Roman" w:eastAsia="FangSong" w:cs="Times New Roman"/>
         </w:rPr>
         <w:t>更致密堆积</w:t>
       </w:r>
@@ -8904,7 +8904,7 @@
       </w:pPr>
       <w:r>
         <w:rPr>
-          <w:rFonts w:hint="eastAsia" w:ascii="Times New Roman" w:hAnsi="Times New Roman" w:eastAsia="SimSun" w:cs="Times New Roman"/>
+          <w:rFonts w:hint="eastAsia" w:ascii="Times New Roman" w:hAnsi="Times New Roman" w:eastAsia="FangSong" w:cs="Times New Roman"/>
           <w:b/>
           <w:bCs/>
         </w:rPr>
@@ -8918,7 +8918,7 @@
       </w:r>
       <w:r>
         <w:rPr>
-          <w:rFonts w:hint="eastAsia" w:ascii="Times New Roman" w:hAnsi="Times New Roman" w:eastAsia="SimSun" w:cs="Times New Roman"/>
+          <w:rFonts w:hint="eastAsia" w:ascii="Times New Roman" w:hAnsi="Times New Roman" w:eastAsia="FangSong" w:cs="Times New Roman"/>
         </w:rPr>
         <w:t xml:space="preserve">常增强无序和离子迁移</w:t>
       </w:r>
@@ -8933,7 +8933,7 @@
       </w:pPr>
       <w:r>
         <w:rPr>
-          <w:rFonts w:hint="eastAsia" w:ascii="Times New Roman" w:hAnsi="Times New Roman" w:eastAsia="SimSun" w:cs="Times New Roman"/>
+          <w:rFonts w:hint="eastAsia" w:ascii="Times New Roman" w:hAnsi="Times New Roman" w:eastAsia="FangSong" w:cs="Times New Roman"/>
           <w:b/>
           <w:bCs/>
         </w:rPr>
@@ -8947,7 +8947,7 @@
       </w:r>
       <w:r>
         <w:rPr>
-          <w:rFonts w:hint="eastAsia" w:ascii="Times New Roman" w:hAnsi="Times New Roman" w:eastAsia="SimSun" w:cs="Times New Roman"/>
+          <w:rFonts w:hint="eastAsia" w:ascii="Times New Roman" w:hAnsi="Times New Roman" w:eastAsia="FangSong" w:cs="Times New Roman"/>
         </w:rPr>
         <w:t xml:space="preserve">常导致畸变和对称性降低</w:t>
       </w:r>
@@ -8958,7 +8958,7 @@
       </w:pPr>
       <w:r>
         <w:rPr>
-          <w:rFonts w:hint="eastAsia" w:ascii="Times New Roman" w:hAnsi="Times New Roman" w:eastAsia="SimSun" w:cs="Times New Roman"/>
+          <w:rFonts w:hint="eastAsia" w:ascii="Times New Roman" w:hAnsi="Times New Roman" w:eastAsia="FangSong" w:cs="Times New Roman"/>
         </w:rPr>
         <w:t>这就是为什么晶体结构题常和</w:t>
       </w:r>
@@ -8979,7 +8979,7 @@
       </w:pPr>
       <w:r>
         <w:rPr>
-          <w:rFonts w:hint="eastAsia" w:ascii="Times New Roman" w:hAnsi="Times New Roman" w:eastAsia="SimSun" w:cs="Times New Roman"/>
+          <w:rFonts w:hint="eastAsia" w:ascii="Times New Roman" w:hAnsi="Times New Roman" w:eastAsia="FangSong" w:cs="Times New Roman"/>
         </w:rPr>
         <w:t xml:space="preserve">快离子导体</w:t>
       </w:r>
@@ -8994,7 +8994,7 @@
       </w:pPr>
       <w:r>
         <w:rPr>
-          <w:rFonts w:hint="eastAsia" w:ascii="Times New Roman" w:hAnsi="Times New Roman" w:eastAsia="SimSun" w:cs="Times New Roman"/>
+          <w:rFonts w:hint="eastAsia" w:ascii="Times New Roman" w:hAnsi="Times New Roman" w:eastAsia="FangSong" w:cs="Times New Roman"/>
         </w:rPr>
         <w:t xml:space="preserve">铁电材料</w:t>
       </w:r>
@@ -9009,7 +9009,7 @@
       </w:pPr>
       <w:r>
         <w:rPr>
-          <w:rFonts w:hint="eastAsia" w:ascii="Times New Roman" w:hAnsi="Times New Roman" w:eastAsia="SimSun" w:cs="Times New Roman"/>
+          <w:rFonts w:hint="eastAsia" w:ascii="Times New Roman" w:hAnsi="Times New Roman" w:eastAsia="FangSong" w:cs="Times New Roman"/>
         </w:rPr>
         <w:t xml:space="preserve">高压相</w:t>
       </w:r>
@@ -9024,7 +9024,7 @@
       </w:pPr>
       <w:r>
         <w:rPr>
-          <w:rFonts w:hint="eastAsia" w:ascii="Times New Roman" w:hAnsi="Times New Roman" w:eastAsia="SimSun" w:cs="Times New Roman"/>
+          <w:rFonts w:hint="eastAsia" w:ascii="Times New Roman" w:hAnsi="Times New Roman" w:eastAsia="FangSong" w:cs="Times New Roman"/>
         </w:rPr>
         <w:t xml:space="preserve">层状到三维网络转化</w:t>
       </w:r>
@@ -9035,7 +9035,7 @@
       </w:pPr>
       <w:r>
         <w:rPr>
-          <w:rFonts w:hint="eastAsia" w:ascii="Times New Roman" w:hAnsi="Times New Roman" w:eastAsia="SimSun" w:cs="Times New Roman"/>
+          <w:rFonts w:hint="eastAsia" w:ascii="Times New Roman" w:hAnsi="Times New Roman" w:eastAsia="FangSong" w:cs="Times New Roman"/>
         </w:rPr>
         <w:t>这些对象连在一起</w:t>
       </w:r>
@@ -9140,7 +9140,7 @@
       </w:pPr>
       <w:r>
         <w:rPr>
-          <w:rFonts w:hint="eastAsia" w:ascii="Times New Roman" w:hAnsi="Times New Roman" w:eastAsia="SimSun" w:cs="Times New Roman"/>
+          <w:rFonts w:hint="eastAsia" w:ascii="Times New Roman" w:hAnsi="Times New Roman" w:eastAsia="FangSong" w:cs="Times New Roman"/>
         </w:rPr>
         <w:t>典型锚点</w:t>
       </w:r>
@@ -9161,7 +9161,7 @@
       </w:pPr>
       <w:r>
         <w:rPr>
-          <w:rFonts w:hint="eastAsia" w:ascii="Times New Roman" w:hAnsi="Times New Roman" w:eastAsia="SimSun" w:cs="Times New Roman"/>
+          <w:rFonts w:hint="eastAsia" w:ascii="Times New Roman" w:hAnsi="Times New Roman" w:eastAsia="FangSong" w:cs="Times New Roman"/>
         </w:rPr>
         <w:t>题</w:t>
       </w:r>
@@ -9173,7 +9173,7 @@
       </w:r>
       <w:r>
         <w:rPr>
-          <w:rFonts w:hint="eastAsia" w:ascii="Times New Roman" w:hAnsi="Times New Roman" w:eastAsia="SimSun" w:cs="Times New Roman"/>
+          <w:rFonts w:hint="eastAsia" w:ascii="Times New Roman" w:hAnsi="Times New Roman" w:eastAsia="FangSong" w:cs="Times New Roman"/>
         </w:rPr>
         <w:t>决</w:t>
       </w:r>
@@ -9185,7 +9185,7 @@
       </w:r>
       <w:r>
         <w:rPr>
-          <w:rFonts w:hint="eastAsia" w:ascii="Times New Roman" w:hAnsi="Times New Roman" w:eastAsia="SimSun" w:cs="Times New Roman"/>
+          <w:rFonts w:hint="eastAsia" w:ascii="Times New Roman" w:hAnsi="Times New Roman" w:eastAsia="FangSong" w:cs="Times New Roman"/>
         </w:rPr>
         <w:t>锗酸铋晶体计算</w:t>
       </w:r>
@@ -9200,7 +9200,7 @@
       </w:pPr>
       <w:r>
         <w:rPr>
-          <w:rFonts w:hint="eastAsia" w:ascii="Times New Roman" w:hAnsi="Times New Roman" w:eastAsia="SimSun" w:cs="Times New Roman"/>
+          <w:rFonts w:hint="eastAsia" w:ascii="Times New Roman" w:hAnsi="Times New Roman" w:eastAsia="FangSong" w:cs="Times New Roman"/>
         </w:rPr>
         <w:t>题</w:t>
       </w:r>
@@ -9208,13 +9208,13 @@
         <w:rPr>
           <w:rFonts w:hint="eastAsia" w:ascii="Times New Roman" w:hAnsi="Times New Roman" w:eastAsia="Times New Roman" w:cs="Times New Roman"/>
         </w:rPr>
-        <w:t>-029-5-4-</w:t>
-      </w:r>
-      <w:r>
-        <w:rPr>
-          <w:rFonts w:hint="eastAsia" w:ascii="Times New Roman" w:hAnsi="Times New Roman" w:eastAsia="SimSun" w:cs="Times New Roman"/>
-        </w:rPr>
-        <w:t>晶体密度计算</w:t>
+        <w:t>-029-5-</w:t>
+      </w:r>
+      <w:r>
+        <w:rPr>
+          <w:rFonts w:hint="eastAsia" w:ascii="Times New Roman" w:hAnsi="Times New Roman" w:eastAsia="FangSong" w:cs="Times New Roman"/>
+        </w:rPr>
+        <w:t>晶胞原子数目</w:t>
       </w:r>
     </w:p>
     <w:p>
@@ -9223,7 +9223,7 @@
       </w:pPr>
       <w:r>
         <w:rPr>
-          <w:rFonts w:hint="eastAsia" w:ascii="Times New Roman" w:hAnsi="Times New Roman" w:eastAsia="SimSun" w:cs="Times New Roman"/>
+          <w:rFonts w:hint="eastAsia" w:ascii="Times New Roman" w:hAnsi="Times New Roman" w:eastAsia="FangSong" w:cs="Times New Roman"/>
         </w:rPr>
         <w:t>常见问法</w:t>
       </w:r>
@@ -9244,7 +9244,7 @@
       </w:pPr>
       <w:r>
         <w:rPr>
-          <w:rFonts w:hint="eastAsia" w:ascii="Times New Roman" w:hAnsi="Times New Roman" w:eastAsia="SimSun" w:cs="Times New Roman"/>
+          <w:rFonts w:hint="eastAsia" w:ascii="Times New Roman" w:hAnsi="Times New Roman" w:eastAsia="FangSong" w:cs="Times New Roman"/>
         </w:rPr>
         <w:t xml:space="preserve">一个晶胞里有几个化学式单位</w:t>
       </w:r>
@@ -9259,7 +9259,7 @@
       </w:pPr>
       <w:r>
         <w:rPr>
-          <w:rFonts w:hint="eastAsia" w:ascii="Times New Roman" w:hAnsi="Times New Roman" w:eastAsia="SimSun" w:cs="Times New Roman"/>
+          <w:rFonts w:hint="eastAsia" w:ascii="Times New Roman" w:hAnsi="Times New Roman" w:eastAsia="FangSong" w:cs="Times New Roman"/>
         </w:rPr>
         <w:t xml:space="preserve">已知</w:t>
       </w:r>
@@ -9310,7 +9310,7 @@
       </w:r>
       <w:r>
         <w:rPr>
-          <w:rFonts w:hint="eastAsia" w:ascii="Times New Roman" w:hAnsi="Times New Roman" w:eastAsia="SimSun" w:cs="Times New Roman"/>
+          <w:rFonts w:hint="eastAsia" w:ascii="Times New Roman" w:hAnsi="Times New Roman" w:eastAsia="FangSong" w:cs="Times New Roman"/>
         </w:rPr>
         <w:t xml:space="preserve">求密度</w:t>
       </w:r>
@@ -9325,7 +9325,7 @@
       </w:pPr>
       <w:r>
         <w:rPr>
-          <w:rFonts w:hint="eastAsia" w:ascii="Times New Roman" w:hAnsi="Times New Roman" w:eastAsia="SimSun" w:cs="Times New Roman"/>
+          <w:rFonts w:hint="eastAsia" w:ascii="Times New Roman" w:hAnsi="Times New Roman" w:eastAsia="FangSong" w:cs="Times New Roman"/>
         </w:rPr>
         <w:t xml:space="preserve">已知密度反推组成或原子量</w:t>
       </w:r>
@@ -9386,7 +9386,7 @@
       </w:pPr>
       <w:r>
         <w:rPr>
-          <w:rFonts w:hint="eastAsia" w:ascii="Times New Roman" w:hAnsi="Times New Roman" w:eastAsia="SimSun" w:cs="Times New Roman"/>
+          <w:rFonts w:hint="eastAsia" w:ascii="Times New Roman" w:hAnsi="Times New Roman" w:eastAsia="FangSong" w:cs="Times New Roman"/>
         </w:rPr>
         <w:t>典型锚点</w:t>
       </w:r>
@@ -9407,7 +9407,7 @@
       </w:pPr>
       <w:r>
         <w:rPr>
-          <w:rFonts w:hint="eastAsia" w:ascii="Times New Roman" w:hAnsi="Times New Roman" w:eastAsia="SimSun" w:cs="Times New Roman"/>
+          <w:rFonts w:hint="eastAsia" w:ascii="Times New Roman" w:hAnsi="Times New Roman" w:eastAsia="FangSong" w:cs="Times New Roman"/>
         </w:rPr>
         <w:t>题</w:t>
       </w:r>
@@ -9419,7 +9419,7 @@
       </w:r>
       <w:r>
         <w:rPr>
-          <w:rFonts w:hint="eastAsia" w:ascii="Times New Roman" w:hAnsi="Times New Roman" w:eastAsia="SimSun" w:cs="Times New Roman"/>
+          <w:rFonts w:hint="eastAsia" w:ascii="Times New Roman" w:hAnsi="Times New Roman" w:eastAsia="FangSong" w:cs="Times New Roman"/>
         </w:rPr>
         <w:t>决理</w:t>
       </w:r>
@@ -9431,7 +9431,7 @@
       </w:r>
       <w:r>
         <w:rPr>
-          <w:rFonts w:hint="eastAsia" w:ascii="Times New Roman" w:hAnsi="Times New Roman" w:eastAsia="SimSun" w:cs="Times New Roman"/>
+          <w:rFonts w:hint="eastAsia" w:ascii="Times New Roman" w:hAnsi="Times New Roman" w:eastAsia="FangSong" w:cs="Times New Roman"/>
         </w:rPr>
         <w:t>密堆积结构的变换和组合</w:t>
       </w:r>
@@ -9446,7 +9446,7 @@
       </w:pPr>
       <w:r>
         <w:rPr>
-          <w:rFonts w:hint="eastAsia" w:ascii="Times New Roman" w:hAnsi="Times New Roman" w:eastAsia="SimSun" w:cs="Times New Roman"/>
+          <w:rFonts w:hint="eastAsia" w:ascii="Times New Roman" w:hAnsi="Times New Roman" w:eastAsia="FangSong" w:cs="Times New Roman"/>
         </w:rPr>
         <w:t>题</w:t>
       </w:r>
@@ -9454,13 +9454,25 @@
         <w:rPr>
           <w:rFonts w:hint="eastAsia" w:ascii="Times New Roman" w:hAnsi="Times New Roman" w:eastAsia="Times New Roman" w:cs="Times New Roman"/>
         </w:rPr>
-        <w:t>-030-4-3-</w:t>
-      </w:r>
-      <w:r>
-        <w:rPr>
-          <w:rFonts w:hint="eastAsia" w:ascii="Times New Roman" w:hAnsi="Times New Roman" w:eastAsia="SimSun" w:cs="Times New Roman"/>
-        </w:rPr>
-        <w:t>负离子堆积方式与空隙类型</w:t>
+        <w:t>-030-4-</w:t>
+      </w:r>
+      <w:r>
+        <w:rPr>
+          <w:rFonts w:hint="eastAsia" w:ascii="Times New Roman" w:hAnsi="Times New Roman" w:eastAsia="FangSong" w:cs="Times New Roman"/>
+        </w:rPr>
+        <w:t>固体电解质化学式及</w:t>
+      </w:r>
+      <w:r>
+        <w:rPr>
+          <w:rFonts w:hint="eastAsia" w:ascii="Times New Roman" w:hAnsi="Times New Roman" w:eastAsia="Times New Roman" w:cs="Times New Roman"/>
+        </w:rPr>
+        <w:t>nm</w:t>
+      </w:r>
+      <w:r>
+        <w:rPr>
+          <w:rFonts w:hint="eastAsia" w:ascii="Times New Roman" w:hAnsi="Times New Roman" w:eastAsia="FangSong" w:cs="Times New Roman"/>
+        </w:rPr>
+        <w:t>值</w:t>
       </w:r>
     </w:p>
     <w:p>
@@ -9469,7 +9481,7 @@
       </w:pPr>
       <w:r>
         <w:rPr>
-          <w:rFonts w:hint="eastAsia" w:ascii="Times New Roman" w:hAnsi="Times New Roman" w:eastAsia="SimSun" w:cs="Times New Roman"/>
+          <w:rFonts w:hint="eastAsia" w:ascii="Times New Roman" w:hAnsi="Times New Roman" w:eastAsia="FangSong" w:cs="Times New Roman"/>
         </w:rPr>
         <w:t>常见问法</w:t>
       </w:r>
@@ -9490,7 +9502,7 @@
       </w:pPr>
       <w:r>
         <w:rPr>
-          <w:rFonts w:hint="eastAsia" w:ascii="Times New Roman" w:hAnsi="Times New Roman" w:eastAsia="SimSun" w:cs="Times New Roman"/>
+          <w:rFonts w:hint="eastAsia" w:ascii="Times New Roman" w:hAnsi="Times New Roman" w:eastAsia="FangSong" w:cs="Times New Roman"/>
         </w:rPr>
         <w:t xml:space="preserve">层序从</w:t>
       </w:r>
@@ -9515,7 +9527,7 @@
       </w:r>
       <w:r>
         <w:rPr>
-          <w:rFonts w:hint="eastAsia" w:ascii="Times New Roman" w:hAnsi="Times New Roman" w:eastAsia="SimSun" w:cs="Times New Roman"/>
+          <w:rFonts w:hint="eastAsia" w:ascii="Times New Roman" w:hAnsi="Times New Roman" w:eastAsia="FangSong" w:cs="Times New Roman"/>
         </w:rPr>
         <w:t xml:space="preserve">变到</w:t>
       </w:r>
@@ -9540,7 +9552,7 @@
       </w:r>
       <w:r>
         <w:rPr>
-          <w:rFonts w:hint="eastAsia" w:ascii="Times New Roman" w:hAnsi="Times New Roman" w:eastAsia="SimSun" w:cs="Times New Roman"/>
+          <w:rFonts w:hint="eastAsia" w:ascii="Times New Roman" w:hAnsi="Times New Roman" w:eastAsia="FangSong" w:cs="Times New Roman"/>
         </w:rPr>
         <w:t xml:space="preserve">会怎样</w:t>
       </w:r>
@@ -9555,7 +9567,7 @@
       </w:pPr>
       <w:r>
         <w:rPr>
-          <w:rFonts w:hint="eastAsia" w:ascii="Times New Roman" w:hAnsi="Times New Roman" w:eastAsia="SimSun" w:cs="Times New Roman"/>
+          <w:rFonts w:hint="eastAsia" w:ascii="Times New Roman" w:hAnsi="Times New Roman" w:eastAsia="FangSong" w:cs="Times New Roman"/>
         </w:rPr>
         <w:t xml:space="preserve">该结构填的是四面体空隙还是八面体空隙</w:t>
       </w:r>
@@ -9570,7 +9582,7 @@
       </w:pPr>
       <w:r>
         <w:rPr>
-          <w:rFonts w:hint="eastAsia" w:ascii="Times New Roman" w:hAnsi="Times New Roman" w:eastAsia="SimSun" w:cs="Times New Roman"/>
+          <w:rFonts w:hint="eastAsia" w:ascii="Times New Roman" w:hAnsi="Times New Roman" w:eastAsia="FangSong" w:cs="Times New Roman"/>
         </w:rPr>
         <w:t xml:space="preserve">某结构和另一结构能否视为同骨架的不同填隙版本</w:t>
       </w:r>
@@ -9619,7 +9631,7 @@
       </w:pPr>
       <w:r>
         <w:rPr>
-          <w:rFonts w:hint="eastAsia" w:ascii="Times New Roman" w:hAnsi="Times New Roman" w:eastAsia="SimSun" w:cs="Times New Roman"/>
+          <w:rFonts w:hint="eastAsia" w:ascii="Times New Roman" w:hAnsi="Times New Roman" w:eastAsia="FangSong" w:cs="Times New Roman"/>
         </w:rPr>
         <w:t>典型锚点</w:t>
       </w:r>
@@ -9640,7 +9652,7 @@
       </w:pPr>
       <w:r>
         <w:rPr>
-          <w:rFonts w:hint="eastAsia" w:ascii="Times New Roman" w:hAnsi="Times New Roman" w:eastAsia="SimSun" w:cs="Times New Roman"/>
+          <w:rFonts w:hint="eastAsia" w:ascii="Times New Roman" w:hAnsi="Times New Roman" w:eastAsia="FangSong" w:cs="Times New Roman"/>
         </w:rPr>
         <w:t>题</w:t>
       </w:r>
@@ -9652,7 +9664,7 @@
       </w:r>
       <w:r>
         <w:rPr>
-          <w:rFonts w:hint="eastAsia" w:ascii="Times New Roman" w:hAnsi="Times New Roman" w:eastAsia="SimSun" w:cs="Times New Roman"/>
+          <w:rFonts w:hint="eastAsia" w:ascii="Times New Roman" w:hAnsi="Times New Roman" w:eastAsia="FangSong" w:cs="Times New Roman"/>
         </w:rPr>
         <w:t>决</w:t>
       </w:r>
@@ -9664,7 +9676,7 @@
       </w:r>
       <w:r>
         <w:rPr>
-          <w:rFonts w:hint="eastAsia" w:ascii="Times New Roman" w:hAnsi="Times New Roman" w:eastAsia="SimSun" w:cs="Times New Roman"/>
+          <w:rFonts w:hint="eastAsia" w:ascii="Times New Roman" w:hAnsi="Times New Roman" w:eastAsia="FangSong" w:cs="Times New Roman"/>
         </w:rPr>
         <w:t>钙钛矿晶体结构</w:t>
       </w:r>
@@ -9679,7 +9691,7 @@
       </w:pPr>
       <w:r>
         <w:rPr>
-          <w:rFonts w:hint="eastAsia" w:ascii="Times New Roman" w:hAnsi="Times New Roman" w:eastAsia="SimSun" w:cs="Times New Roman"/>
+          <w:rFonts w:hint="eastAsia" w:ascii="Times New Roman" w:hAnsi="Times New Roman" w:eastAsia="FangSong" w:cs="Times New Roman"/>
         </w:rPr>
         <w:t>题</w:t>
       </w:r>
@@ -9691,7 +9703,7 @@
       </w:r>
       <w:r>
         <w:rPr>
-          <w:rFonts w:hint="eastAsia" w:ascii="Times New Roman" w:hAnsi="Times New Roman" w:eastAsia="SimSun" w:cs="Times New Roman"/>
+          <w:rFonts w:hint="eastAsia" w:ascii="Times New Roman" w:hAnsi="Times New Roman" w:eastAsia="FangSong" w:cs="Times New Roman"/>
         </w:rPr>
         <w:t>决</w:t>
       </w:r>
@@ -9703,7 +9715,7 @@
       </w:r>
       <w:r>
         <w:rPr>
-          <w:rFonts w:hint="eastAsia" w:ascii="Times New Roman" w:hAnsi="Times New Roman" w:eastAsia="SimSun" w:cs="Times New Roman"/>
+          <w:rFonts w:hint="eastAsia" w:ascii="Times New Roman" w:hAnsi="Times New Roman" w:eastAsia="FangSong" w:cs="Times New Roman"/>
         </w:rPr>
         <w:t>相晶体结构</w:t>
       </w:r>
@@ -9714,7 +9726,7 @@
       </w:pPr>
       <w:r>
         <w:rPr>
-          <w:rFonts w:hint="eastAsia" w:ascii="Times New Roman" w:hAnsi="Times New Roman" w:eastAsia="SimSun" w:cs="Times New Roman"/>
+          <w:rFonts w:hint="eastAsia" w:ascii="Times New Roman" w:hAnsi="Times New Roman" w:eastAsia="FangSong" w:cs="Times New Roman"/>
         </w:rPr>
         <w:t>常见问法</w:t>
       </w:r>
@@ -9735,7 +9747,7 @@
       </w:pPr>
       <w:r>
         <w:rPr>
-          <w:rFonts w:hint="eastAsia" w:ascii="Times New Roman" w:hAnsi="Times New Roman" w:eastAsia="SimSun" w:cs="Times New Roman"/>
+          <w:rFonts w:hint="eastAsia" w:ascii="Times New Roman" w:hAnsi="Times New Roman" w:eastAsia="FangSong" w:cs="Times New Roman"/>
         </w:rPr>
         <w:t xml:space="preserve">怎样从骨架和空隙快速理解复杂晶型</w:t>
       </w:r>
@@ -9750,7 +9762,7 @@
       </w:pPr>
       <w:r>
         <w:rPr>
-          <w:rFonts w:hint="eastAsia" w:ascii="Times New Roman" w:hAnsi="Times New Roman" w:eastAsia="SimSun" w:cs="Times New Roman"/>
+          <w:rFonts w:hint="eastAsia" w:ascii="Times New Roman" w:hAnsi="Times New Roman" w:eastAsia="FangSong" w:cs="Times New Roman"/>
         </w:rPr>
         <w:t xml:space="preserve">配位多面体如何连接</w:t>
       </w:r>
@@ -9765,7 +9777,7 @@
       </w:pPr>
       <w:r>
         <w:rPr>
-          <w:rFonts w:hint="eastAsia" w:ascii="Times New Roman" w:hAnsi="Times New Roman" w:eastAsia="SimSun" w:cs="Times New Roman"/>
+          <w:rFonts w:hint="eastAsia" w:ascii="Times New Roman" w:hAnsi="Times New Roman" w:eastAsia="FangSong" w:cs="Times New Roman"/>
         </w:rPr>
         <w:t>为什么同样是层状</w:t>
       </w:r>
@@ -9777,7 +9789,7 @@
       </w:r>
       <w:r>
         <w:rPr>
-          <w:rFonts w:hint="eastAsia" w:ascii="Times New Roman" w:hAnsi="Times New Roman" w:eastAsia="SimSun" w:cs="Times New Roman"/>
+          <w:rFonts w:hint="eastAsia" w:ascii="Times New Roman" w:hAnsi="Times New Roman" w:eastAsia="FangSong" w:cs="Times New Roman"/>
         </w:rPr>
         <w:t>结构和性质却差很多</w:t>
       </w:r>
@@ -9838,7 +9850,7 @@
       </w:pPr>
       <w:r>
         <w:rPr>
-          <w:rFonts w:hint="eastAsia" w:ascii="Times New Roman" w:hAnsi="Times New Roman" w:eastAsia="SimSun" w:cs="Times New Roman"/>
+          <w:rFonts w:hint="eastAsia" w:ascii="Times New Roman" w:hAnsi="Times New Roman" w:eastAsia="FangSong" w:cs="Times New Roman"/>
         </w:rPr>
         <w:t>典型锚点</w:t>
       </w:r>
@@ -9859,7 +9871,7 @@
       </w:pPr>
       <w:r>
         <w:rPr>
-          <w:rFonts w:hint="eastAsia" w:ascii="Times New Roman" w:hAnsi="Times New Roman" w:eastAsia="SimSun" w:cs="Times New Roman"/>
+          <w:rFonts w:hint="eastAsia" w:ascii="Times New Roman" w:hAnsi="Times New Roman" w:eastAsia="FangSong" w:cs="Times New Roman"/>
         </w:rPr>
         <w:t>题</w:t>
       </w:r>
@@ -9867,13 +9879,13 @@
         <w:rPr>
           <w:rFonts w:hint="eastAsia" w:ascii="Times New Roman" w:hAnsi="Times New Roman" w:eastAsia="Times New Roman" w:cs="Times New Roman"/>
         </w:rPr>
-        <w:t>-038-5-2-1-SrSb</w:t>
-      </w:r>
-      <w:r>
-        <w:rPr>
-          <w:rFonts w:hint="eastAsia" w:ascii="Times New Roman" w:hAnsi="Times New Roman" w:eastAsia="SimSun" w:cs="Times New Roman"/>
-        </w:rPr>
-        <w:t>晶胞坐标</w:t>
+        <w:t>-038-5-1-FeCr</w:t>
+      </w:r>
+      <w:r>
+        <w:rPr>
+          <w:rFonts w:hint="eastAsia" w:ascii="Times New Roman" w:hAnsi="Times New Roman" w:eastAsia="FangSong" w:cs="Times New Roman"/>
+        </w:rPr>
+        <w:t>合金晶胞组成</w:t>
       </w:r>
     </w:p>
     <w:p>
@@ -9886,7 +9898,7 @@
       </w:pPr>
       <w:r>
         <w:rPr>
-          <w:rFonts w:hint="eastAsia" w:ascii="Times New Roman" w:hAnsi="Times New Roman" w:eastAsia="SimSun" w:cs="Times New Roman"/>
+          <w:rFonts w:hint="eastAsia" w:ascii="Times New Roman" w:hAnsi="Times New Roman" w:eastAsia="FangSong" w:cs="Times New Roman"/>
         </w:rPr>
         <w:t>题</w:t>
       </w:r>
@@ -9898,7 +9910,7 @@
       </w:r>
       <w:r>
         <w:rPr>
-          <w:rFonts w:hint="eastAsia" w:ascii="Times New Roman" w:hAnsi="Times New Roman" w:eastAsia="SimSun" w:cs="Times New Roman"/>
+          <w:rFonts w:hint="eastAsia" w:ascii="Times New Roman" w:hAnsi="Times New Roman" w:eastAsia="FangSong" w:cs="Times New Roman"/>
         </w:rPr>
         <w:t>决理</w:t>
       </w:r>
@@ -9910,7 +9922,7 @@
       </w:r>
       <w:r>
         <w:rPr>
-          <w:rFonts w:hint="eastAsia" w:ascii="Times New Roman" w:hAnsi="Times New Roman" w:eastAsia="SimSun" w:cs="Times New Roman"/>
+          <w:rFonts w:hint="eastAsia" w:ascii="Times New Roman" w:hAnsi="Times New Roman" w:eastAsia="FangSong" w:cs="Times New Roman"/>
         </w:rPr>
         <w:t>晶体交错生长</w:t>
       </w:r>
@@ -9921,7 +9933,7 @@
       </w:pPr>
       <w:r>
         <w:rPr>
-          <w:rFonts w:hint="eastAsia" w:ascii="Times New Roman" w:hAnsi="Times New Roman" w:eastAsia="SimSun" w:cs="Times New Roman"/>
+          <w:rFonts w:hint="eastAsia" w:ascii="Times New Roman" w:hAnsi="Times New Roman" w:eastAsia="FangSong" w:cs="Times New Roman"/>
         </w:rPr>
         <w:t>常见问法</w:t>
       </w:r>
@@ -9942,7 +9954,7 @@
       </w:pPr>
       <w:r>
         <w:rPr>
-          <w:rFonts w:hint="eastAsia" w:ascii="Times New Roman" w:hAnsi="Times New Roman" w:eastAsia="SimSun" w:cs="Times New Roman"/>
+          <w:rFonts w:hint="eastAsia" w:ascii="Times New Roman" w:hAnsi="Times New Roman" w:eastAsia="FangSong" w:cs="Times New Roman"/>
         </w:rPr>
         <w:t>已知投影图</w:t>
       </w:r>
@@ -9954,7 +9966,7 @@
       </w:r>
       <w:r>
         <w:rPr>
-          <w:rFonts w:hint="eastAsia" w:ascii="Times New Roman" w:hAnsi="Times New Roman" w:eastAsia="SimSun" w:cs="Times New Roman"/>
+          <w:rFonts w:hint="eastAsia" w:ascii="Times New Roman" w:hAnsi="Times New Roman" w:eastAsia="FangSong" w:cs="Times New Roman"/>
         </w:rPr>
         <w:t>判断原子分数坐标</w:t>
       </w:r>
@@ -9969,7 +9981,7 @@
       </w:pPr>
       <w:r>
         <w:rPr>
-          <w:rFonts w:hint="eastAsia" w:ascii="Times New Roman" w:hAnsi="Times New Roman" w:eastAsia="SimSun" w:cs="Times New Roman"/>
+          <w:rFonts w:hint="eastAsia" w:ascii="Times New Roman" w:hAnsi="Times New Roman" w:eastAsia="FangSong" w:cs="Times New Roman"/>
         </w:rPr>
         <w:t>已知晶胞图</w:t>
       </w:r>
@@ -9981,7 +9993,7 @@
       </w:r>
       <w:r>
         <w:rPr>
-          <w:rFonts w:hint="eastAsia" w:ascii="Times New Roman" w:hAnsi="Times New Roman" w:eastAsia="SimSun" w:cs="Times New Roman"/>
+          <w:rFonts w:hint="eastAsia" w:ascii="Times New Roman" w:hAnsi="Times New Roman" w:eastAsia="FangSong" w:cs="Times New Roman"/>
         </w:rPr>
         <w:t>补全对称等价位置</w:t>
       </w:r>
@@ -9996,7 +10008,7 @@
       </w:pPr>
       <w:r>
         <w:rPr>
-          <w:rFonts w:hint="eastAsia" w:ascii="Times New Roman" w:hAnsi="Times New Roman" w:eastAsia="SimSun" w:cs="Times New Roman"/>
+          <w:rFonts w:hint="eastAsia" w:ascii="Times New Roman" w:hAnsi="Times New Roman" w:eastAsia="FangSong" w:cs="Times New Roman"/>
         </w:rPr>
         <w:t>已知交错或层状生长</w:t>
       </w:r>
@@ -10008,7 +10020,7 @@
       </w:r>
       <w:r>
         <w:rPr>
-          <w:rFonts w:hint="eastAsia" w:ascii="Times New Roman" w:hAnsi="Times New Roman" w:eastAsia="SimSun" w:cs="Times New Roman"/>
+          <w:rFonts w:hint="eastAsia" w:ascii="Times New Roman" w:hAnsi="Times New Roman" w:eastAsia="FangSong" w:cs="Times New Roman"/>
         </w:rPr>
         <w:t>判断三维连接方式</w:t>
       </w:r>
@@ -10057,7 +10069,7 @@
       </w:pPr>
       <w:r>
         <w:rPr>
-          <w:rFonts w:hint="eastAsia" w:ascii="Times New Roman" w:hAnsi="Times New Roman" w:eastAsia="SimSun" w:cs="Times New Roman"/>
+          <w:rFonts w:hint="eastAsia" w:ascii="Times New Roman" w:hAnsi="Times New Roman" w:eastAsia="FangSong" w:cs="Times New Roman"/>
         </w:rPr>
         <w:t>典型锚点</w:t>
       </w:r>
@@ -10078,7 +10090,7 @@
       </w:pPr>
       <w:r>
         <w:rPr>
-          <w:rFonts w:hint="eastAsia" w:ascii="Times New Roman" w:hAnsi="Times New Roman" w:eastAsia="SimSun" w:cs="Times New Roman"/>
+          <w:rFonts w:hint="eastAsia" w:ascii="Times New Roman" w:hAnsi="Times New Roman" w:eastAsia="FangSong" w:cs="Times New Roman"/>
         </w:rPr>
         <w:t>题</w:t>
       </w:r>
@@ -10090,7 +10102,7 @@
       </w:r>
       <w:r>
         <w:rPr>
-          <w:rFonts w:hint="eastAsia" w:ascii="Times New Roman" w:hAnsi="Times New Roman" w:eastAsia="SimSun" w:cs="Times New Roman"/>
+          <w:rFonts w:hint="eastAsia" w:ascii="Times New Roman" w:hAnsi="Times New Roman" w:eastAsia="FangSong" w:cs="Times New Roman"/>
         </w:rPr>
         <w:t>决</w:t>
       </w:r>
@@ -10102,7 +10114,7 @@
       </w:r>
       <w:r>
         <w:rPr>
-          <w:rFonts w:hint="eastAsia" w:ascii="Times New Roman" w:hAnsi="Times New Roman" w:eastAsia="SimSun" w:cs="Times New Roman"/>
+          <w:rFonts w:hint="eastAsia" w:ascii="Times New Roman" w:hAnsi="Times New Roman" w:eastAsia="FangSong" w:cs="Times New Roman"/>
         </w:rPr>
         <w:t>钙钛矿晶体结构</w:t>
       </w:r>
@@ -10117,7 +10129,7 @@
       </w:pPr>
       <w:r>
         <w:rPr>
-          <w:rFonts w:hint="eastAsia" w:ascii="Times New Roman" w:hAnsi="Times New Roman" w:eastAsia="SimSun" w:cs="Times New Roman"/>
+          <w:rFonts w:hint="eastAsia" w:ascii="Times New Roman" w:hAnsi="Times New Roman" w:eastAsia="FangSong" w:cs="Times New Roman"/>
         </w:rPr>
         <w:t>题</w:t>
       </w:r>
@@ -10129,7 +10141,7 @@
       </w:r>
       <w:r>
         <w:rPr>
-          <w:rFonts w:hint="eastAsia" w:ascii="Times New Roman" w:hAnsi="Times New Roman" w:eastAsia="SimSun" w:cs="Times New Roman"/>
+          <w:rFonts w:hint="eastAsia" w:ascii="Times New Roman" w:hAnsi="Times New Roman" w:eastAsia="FangSong" w:cs="Times New Roman"/>
         </w:rPr>
         <w:t>决理</w:t>
       </w:r>
@@ -10141,7 +10153,7 @@
       </w:r>
       <w:r>
         <w:rPr>
-          <w:rFonts w:hint="eastAsia" w:ascii="Times New Roman" w:hAnsi="Times New Roman" w:eastAsia="SimSun" w:cs="Times New Roman"/>
+          <w:rFonts w:hint="eastAsia" w:ascii="Times New Roman" w:hAnsi="Times New Roman" w:eastAsia="FangSong" w:cs="Times New Roman"/>
         </w:rPr>
         <w:t>晶体交错生长</w:t>
       </w:r>
@@ -10152,7 +10164,7 @@
       </w:pPr>
       <w:r>
         <w:rPr>
-          <w:rFonts w:hint="eastAsia" w:ascii="Times New Roman" w:hAnsi="Times New Roman" w:eastAsia="SimSun" w:cs="Times New Roman"/>
+          <w:rFonts w:hint="eastAsia" w:ascii="Times New Roman" w:hAnsi="Times New Roman" w:eastAsia="FangSong" w:cs="Times New Roman"/>
         </w:rPr>
         <w:t>常见问法</w:t>
       </w:r>
@@ -10173,7 +10185,7 @@
       </w:pPr>
       <w:r>
         <w:rPr>
-          <w:rFonts w:hint="eastAsia" w:ascii="Times New Roman" w:hAnsi="Times New Roman" w:eastAsia="SimSun" w:cs="Times New Roman"/>
+          <w:rFonts w:hint="eastAsia" w:ascii="Times New Roman" w:hAnsi="Times New Roman" w:eastAsia="FangSong" w:cs="Times New Roman"/>
         </w:rPr>
         <w:t xml:space="preserve">为什么不是理想立方对称</w:t>
       </w:r>
@@ -10188,7 +10200,7 @@
       </w:pPr>
       <w:r>
         <w:rPr>
-          <w:rFonts w:hint="eastAsia" w:ascii="Times New Roman" w:hAnsi="Times New Roman" w:eastAsia="SimSun" w:cs="Times New Roman"/>
+          <w:rFonts w:hint="eastAsia" w:ascii="Times New Roman" w:hAnsi="Times New Roman" w:eastAsia="FangSong" w:cs="Times New Roman"/>
         </w:rPr>
         <w:t>为什么会出现畸变</w:t>
       </w:r>
@@ -10200,7 +10212,7 @@
       </w:r>
       <w:r>
         <w:rPr>
-          <w:rFonts w:hint="eastAsia" w:ascii="Times New Roman" w:hAnsi="Times New Roman" w:eastAsia="SimSun" w:cs="Times New Roman"/>
+          <w:rFonts w:hint="eastAsia" w:ascii="Times New Roman" w:hAnsi="Times New Roman" w:eastAsia="FangSong" w:cs="Times New Roman"/>
         </w:rPr>
         <w:t>缺位或相变</w:t>
       </w:r>
@@ -10215,7 +10227,7 @@
       </w:pPr>
       <w:r>
         <w:rPr>
-          <w:rFonts w:hint="eastAsia" w:ascii="Times New Roman" w:hAnsi="Times New Roman" w:eastAsia="SimSun" w:cs="Times New Roman"/>
+          <w:rFonts w:hint="eastAsia" w:ascii="Times New Roman" w:hAnsi="Times New Roman" w:eastAsia="FangSong" w:cs="Times New Roman"/>
         </w:rPr>
         <w:t>为什么结构变化会牵动导电性</w:t>
       </w:r>
@@ -10227,7 +10239,7 @@
       </w:r>
       <w:r>
         <w:rPr>
-          <w:rFonts w:hint="eastAsia" w:ascii="Times New Roman" w:hAnsi="Times New Roman" w:eastAsia="SimSun" w:cs="Times New Roman"/>
+          <w:rFonts w:hint="eastAsia" w:ascii="Times New Roman" w:hAnsi="Times New Roman" w:eastAsia="FangSong" w:cs="Times New Roman"/>
         </w:rPr>
         <w:t>离子迁移或稳定性</w:t>
       </w:r>
@@ -10344,7 +10356,7 @@
             </w:pPr>
             <w:r>
               <w:rPr>
-                <w:rFonts w:hint="eastAsia" w:ascii="Times New Roman" w:hAnsi="Times New Roman" w:eastAsia="SimSun" w:cs="Times New Roman"/>
+                <w:rFonts w:hint="eastAsia" w:ascii="Times New Roman" w:hAnsi="Times New Roman" w:eastAsia="FangSong" w:cs="Times New Roman"/>
               </w:rPr>
               <w:t xml:space="preserve">给出一串</w:t>
             </w:r>
@@ -10369,7 +10381,7 @@
             </w:r>
             <w:r>
               <w:rPr>
-                <w:rFonts w:hint="eastAsia" w:ascii="Times New Roman" w:hAnsi="Times New Roman" w:eastAsia="SimSun" w:cs="Times New Roman"/>
+                <w:rFonts w:hint="eastAsia" w:ascii="Times New Roman" w:hAnsi="Times New Roman" w:eastAsia="FangSong" w:cs="Times New Roman"/>
               </w:rPr>
               <w:t xml:space="preserve">或</w:t>
             </w:r>
@@ -10394,7 +10406,7 @@
             </w:r>
             <w:r>
               <w:rPr>
-                <w:rFonts w:hint="eastAsia" w:ascii="Times New Roman" w:hAnsi="Times New Roman" w:eastAsia="SimSun" w:cs="Times New Roman"/>
+                <w:rFonts w:hint="eastAsia" w:ascii="Times New Roman" w:hAnsi="Times New Roman" w:eastAsia="FangSong" w:cs="Times New Roman"/>
               </w:rPr>
               <w:t xml:space="preserve">比值</w:t>
             </w:r>
@@ -10415,7 +10427,7 @@
             </w:r>
             <w:r>
               <w:rPr>
-                <w:rFonts w:hint="eastAsia" w:ascii="Times New Roman" w:hAnsi="Times New Roman" w:eastAsia="SimSun" w:cs="Times New Roman"/>
+                <w:rFonts w:hint="eastAsia" w:ascii="Times New Roman" w:hAnsi="Times New Roman" w:eastAsia="FangSong" w:cs="Times New Roman"/>
               </w:rPr>
               <w:t xml:space="preserve">方程</w:t>
             </w:r>
@@ -10427,7 +10439,7 @@
             </w:r>
             <w:r>
               <w:rPr>
-                <w:rFonts w:hint="eastAsia" w:ascii="Times New Roman" w:hAnsi="Times New Roman" w:eastAsia="SimSun" w:cs="Times New Roman"/>
+                <w:rFonts w:hint="eastAsia" w:ascii="Times New Roman" w:hAnsi="Times New Roman" w:eastAsia="FangSong" w:cs="Times New Roman"/>
               </w:rPr>
               <w:t xml:space="preserve">允许反射序列</w:t>
             </w:r>
@@ -10442,7 +10454,7 @@
             </w:pPr>
             <w:r>
               <w:rPr>
-                <w:rFonts w:hint="eastAsia" w:ascii="Times New Roman" w:hAnsi="Times New Roman" w:eastAsia="SimSun" w:cs="Times New Roman"/>
+                <w:rFonts w:hint="eastAsia" w:ascii="Times New Roman" w:hAnsi="Times New Roman" w:eastAsia="FangSong" w:cs="Times New Roman"/>
               </w:rPr>
               <w:t xml:space="preserve">峰位比</w:t>
             </w:r>
@@ -10454,7 +10466,7 @@
             </w:r>
             <w:r>
               <w:rPr>
-                <w:rFonts w:hint="eastAsia" w:ascii="Times New Roman" w:hAnsi="Times New Roman" w:eastAsia="SimSun" w:cs="Times New Roman"/>
+                <w:rFonts w:hint="eastAsia" w:ascii="Times New Roman" w:hAnsi="Times New Roman" w:eastAsia="FangSong" w:cs="Times New Roman"/>
               </w:rPr>
               <w:t xml:space="preserve">晶格类型</w:t>
             </w:r>
@@ -10488,7 +10500,7 @@
             </w:pPr>
             <w:r>
               <w:rPr>
-                <w:rFonts w:hint="eastAsia" w:ascii="Times New Roman" w:hAnsi="Times New Roman" w:eastAsia="SimSun" w:cs="Times New Roman"/>
+                <w:rFonts w:hint="eastAsia" w:ascii="Times New Roman" w:hAnsi="Times New Roman" w:eastAsia="FangSong" w:cs="Times New Roman"/>
               </w:rPr>
               <w:t>题</w:t>
             </w:r>
@@ -10500,7 +10512,7 @@
             </w:r>
             <w:r>
               <w:rPr>
-                <w:rFonts w:hint="eastAsia" w:ascii="Times New Roman" w:hAnsi="Times New Roman" w:eastAsia="SimSun" w:cs="Times New Roman"/>
+                <w:rFonts w:hint="eastAsia" w:ascii="Times New Roman" w:hAnsi="Times New Roman" w:eastAsia="FangSong" w:cs="Times New Roman"/>
               </w:rPr>
               <w:t>决</w:t>
             </w:r>
@@ -10512,7 +10524,7 @@
             </w:r>
             <w:r>
               <w:rPr>
-                <w:rFonts w:hint="eastAsia" w:ascii="Times New Roman" w:hAnsi="Times New Roman" w:eastAsia="SimSun" w:cs="Times New Roman"/>
+                <w:rFonts w:hint="eastAsia" w:ascii="Times New Roman" w:hAnsi="Times New Roman" w:eastAsia="FangSong" w:cs="Times New Roman"/>
               </w:rPr>
               <w:t>锗酸铋晶体计算</w:t>
             </w:r>
@@ -10529,7 +10541,7 @@
             </w:pPr>
             <w:r>
               <w:rPr>
-                <w:rFonts w:hint="eastAsia" w:ascii="Times New Roman" w:hAnsi="Times New Roman" w:eastAsia="SimSun" w:cs="Times New Roman"/>
+                <w:rFonts w:hint="eastAsia" w:ascii="Times New Roman" w:hAnsi="Times New Roman" w:eastAsia="FangSong" w:cs="Times New Roman"/>
               </w:rPr>
               <w:t xml:space="preserve">题面反复提</w:t>
             </w:r>
@@ -10567,7 +10579,7 @@
             </w:r>
             <w:r>
               <w:rPr>
-                <w:rFonts w:hint="eastAsia" w:ascii="Times New Roman" w:hAnsi="Times New Roman" w:eastAsia="SimSun" w:cs="Times New Roman"/>
+                <w:rFonts w:hint="eastAsia" w:ascii="Times New Roman" w:hAnsi="Times New Roman" w:eastAsia="FangSong" w:cs="Times New Roman"/>
               </w:rPr>
               <w:t>填四面体位</w:t>
             </w:r>
@@ -10579,7 +10591,7 @@
             </w:r>
             <w:r>
               <w:rPr>
-                <w:rFonts w:hint="eastAsia" w:ascii="Times New Roman" w:hAnsi="Times New Roman" w:eastAsia="SimSun" w:cs="Times New Roman"/>
+                <w:rFonts w:hint="eastAsia" w:ascii="Times New Roman" w:hAnsi="Times New Roman" w:eastAsia="FangSong" w:cs="Times New Roman"/>
               </w:rPr>
               <w:t xml:space="preserve">八面体位</w:t>
             </w:r>
@@ -10594,7 +10606,7 @@
             </w:pPr>
             <w:r>
               <w:rPr>
-                <w:rFonts w:hint="eastAsia" w:ascii="Times New Roman" w:hAnsi="Times New Roman" w:eastAsia="SimSun" w:cs="Times New Roman"/>
+                <w:rFonts w:hint="eastAsia" w:ascii="Times New Roman" w:hAnsi="Times New Roman" w:eastAsia="FangSong" w:cs="Times New Roman"/>
               </w:rPr>
               <w:t xml:space="preserve">密堆积与填隙</w:t>
             </w:r>
@@ -10609,7 +10621,7 @@
             </w:pPr>
             <w:r>
               <w:rPr>
-                <w:rFonts w:hint="eastAsia" w:ascii="Times New Roman" w:hAnsi="Times New Roman" w:eastAsia="SimSun" w:cs="Times New Roman"/>
+                <w:rFonts w:hint="eastAsia" w:ascii="Times New Roman" w:hAnsi="Times New Roman" w:eastAsia="FangSong" w:cs="Times New Roman"/>
               </w:rPr>
               <w:t xml:space="preserve">骨架</w:t>
             </w:r>
@@ -10621,7 +10633,7 @@
             </w:r>
             <w:r>
               <w:rPr>
-                <w:rFonts w:hint="eastAsia" w:ascii="Times New Roman" w:hAnsi="Times New Roman" w:eastAsia="SimSun" w:cs="Times New Roman"/>
+                <w:rFonts w:hint="eastAsia" w:ascii="Times New Roman" w:hAnsi="Times New Roman" w:eastAsia="FangSong" w:cs="Times New Roman"/>
               </w:rPr>
               <w:t xml:space="preserve">空隙种类</w:t>
             </w:r>
@@ -10633,7 +10645,7 @@
             </w:r>
             <w:r>
               <w:rPr>
-                <w:rFonts w:hint="eastAsia" w:ascii="Times New Roman" w:hAnsi="Times New Roman" w:eastAsia="SimSun" w:cs="Times New Roman"/>
+                <w:rFonts w:hint="eastAsia" w:ascii="Times New Roman" w:hAnsi="Times New Roman" w:eastAsia="FangSong" w:cs="Times New Roman"/>
               </w:rPr>
               <w:t xml:space="preserve">填隙比例</w:t>
             </w:r>
@@ -10645,7 +10657,7 @@
             </w:r>
             <w:r>
               <w:rPr>
-                <w:rFonts w:hint="eastAsia" w:ascii="Times New Roman" w:hAnsi="Times New Roman" w:eastAsia="SimSun" w:cs="Times New Roman"/>
+                <w:rFonts w:hint="eastAsia" w:ascii="Times New Roman" w:hAnsi="Times New Roman" w:eastAsia="FangSong" w:cs="Times New Roman"/>
               </w:rPr>
               <w:t xml:space="preserve">配位数</w:t>
             </w:r>
@@ -10660,7 +10672,7 @@
             </w:pPr>
             <w:r>
               <w:rPr>
-                <w:rFonts w:hint="eastAsia" w:ascii="Times New Roman" w:hAnsi="Times New Roman" w:eastAsia="SimSun" w:cs="Times New Roman"/>
+                <w:rFonts w:hint="eastAsia" w:ascii="Times New Roman" w:hAnsi="Times New Roman" w:eastAsia="FangSong" w:cs="Times New Roman"/>
               </w:rPr>
               <w:t>题</w:t>
             </w:r>
@@ -10672,7 +10684,7 @@
             </w:r>
             <w:r>
               <w:rPr>
-                <w:rFonts w:hint="eastAsia" w:ascii="Times New Roman" w:hAnsi="Times New Roman" w:eastAsia="SimSun" w:cs="Times New Roman"/>
+                <w:rFonts w:hint="eastAsia" w:ascii="Times New Roman" w:hAnsi="Times New Roman" w:eastAsia="FangSong" w:cs="Times New Roman"/>
               </w:rPr>
               <w:t>决理</w:t>
             </w:r>
@@ -10684,7 +10696,7 @@
             </w:r>
             <w:r>
               <w:rPr>
-                <w:rFonts w:hint="eastAsia" w:ascii="Times New Roman" w:hAnsi="Times New Roman" w:eastAsia="SimSun" w:cs="Times New Roman"/>
+                <w:rFonts w:hint="eastAsia" w:ascii="Times New Roman" w:hAnsi="Times New Roman" w:eastAsia="FangSong" w:cs="Times New Roman"/>
               </w:rPr>
               <w:t>密堆积结构的变换和组合</w:t>
             </w:r>
@@ -10701,7 +10713,7 @@
             </w:pPr>
             <w:r>
               <w:rPr>
-                <w:rFonts w:hint="eastAsia" w:ascii="Times New Roman" w:hAnsi="Times New Roman" w:eastAsia="SimSun" w:cs="Times New Roman"/>
+                <w:rFonts w:hint="eastAsia" w:ascii="Times New Roman" w:hAnsi="Times New Roman" w:eastAsia="FangSong" w:cs="Times New Roman"/>
               </w:rPr>
               <w:t xml:space="preserve">出现</w:t>
             </w:r>
@@ -10749,7 +10761,7 @@
             </w:r>
             <w:r>
               <w:rPr>
-                <w:rFonts w:hint="eastAsia" w:ascii="Times New Roman" w:hAnsi="Times New Roman" w:eastAsia="SimSun" w:cs="Times New Roman"/>
+                <w:rFonts w:hint="eastAsia" w:ascii="Times New Roman" w:hAnsi="Times New Roman" w:eastAsia="FangSong" w:cs="Times New Roman"/>
               </w:rPr>
               <w:t>常式</w:t>
             </w:r>
@@ -10761,7 +10773,7 @@
             </w:r>
             <w:r>
               <w:rPr>
-                <w:rFonts w:hint="eastAsia" w:ascii="Times New Roman" w:hAnsi="Times New Roman" w:eastAsia="SimSun" w:cs="Times New Roman"/>
+                <w:rFonts w:hint="eastAsia" w:ascii="Times New Roman" w:hAnsi="Times New Roman" w:eastAsia="FangSong" w:cs="Times New Roman"/>
               </w:rPr>
               <w:t>反式</w:t>
             </w:r>
@@ -10773,7 +10785,7 @@
             </w:r>
             <w:r>
               <w:rPr>
-                <w:rFonts w:hint="eastAsia" w:ascii="Times New Roman" w:hAnsi="Times New Roman" w:eastAsia="SimSun" w:cs="Times New Roman"/>
+                <w:rFonts w:hint="eastAsia" w:ascii="Times New Roman" w:hAnsi="Times New Roman" w:eastAsia="FangSong" w:cs="Times New Roman"/>
               </w:rPr>
               <w:t>四面体位</w:t>
             </w:r>
@@ -10785,7 +10797,7 @@
             </w:r>
             <w:r>
               <w:rPr>
-                <w:rFonts w:hint="eastAsia" w:ascii="Times New Roman" w:hAnsi="Times New Roman" w:eastAsia="SimSun" w:cs="Times New Roman"/>
+                <w:rFonts w:hint="eastAsia" w:ascii="Times New Roman" w:hAnsi="Times New Roman" w:eastAsia="FangSong" w:cs="Times New Roman"/>
               </w:rPr>
               <w:t xml:space="preserve">八面体位</w:t>
             </w:r>
@@ -10800,7 +10812,7 @@
             </w:pPr>
             <w:r>
               <w:rPr>
-                <w:rFonts w:hint="eastAsia" w:ascii="Times New Roman" w:hAnsi="Times New Roman" w:eastAsia="SimSun" w:cs="Times New Roman"/>
+                <w:rFonts w:hint="eastAsia" w:ascii="Times New Roman" w:hAnsi="Times New Roman" w:eastAsia="FangSong" w:cs="Times New Roman"/>
               </w:rPr>
               <w:t xml:space="preserve">尖晶石分析法</w:t>
             </w:r>
@@ -10815,7 +10827,7 @@
             </w:pPr>
             <w:r>
               <w:rPr>
-                <w:rFonts w:hint="eastAsia" w:ascii="Times New Roman" w:hAnsi="Times New Roman" w:eastAsia="SimSun" w:cs="Times New Roman"/>
+                <w:rFonts w:hint="eastAsia" w:ascii="Times New Roman" w:hAnsi="Times New Roman" w:eastAsia="FangSong" w:cs="Times New Roman"/>
               </w:rPr>
               <w:t xml:space="preserve">阴离子</w:t>
             </w:r>
@@ -10827,7 +10839,7 @@
             </w:r>
             <w:r>
               <w:rPr>
-                <w:rFonts w:hint="eastAsia" w:ascii="Times New Roman" w:hAnsi="Times New Roman" w:eastAsia="SimSun" w:cs="Times New Roman"/>
+                <w:rFonts w:hint="eastAsia" w:ascii="Times New Roman" w:hAnsi="Times New Roman" w:eastAsia="FangSong" w:cs="Times New Roman"/>
               </w:rPr>
               <w:t xml:space="preserve">骨架</w:t>
             </w:r>
@@ -10839,7 +10851,7 @@
             </w:r>
             <w:r>
               <w:rPr>
-                <w:rFonts w:hint="eastAsia" w:ascii="Times New Roman" w:hAnsi="Times New Roman" w:eastAsia="SimSun" w:cs="Times New Roman"/>
+                <w:rFonts w:hint="eastAsia" w:ascii="Times New Roman" w:hAnsi="Times New Roman" w:eastAsia="FangSong" w:cs="Times New Roman"/>
               </w:rPr>
               <w:t xml:space="preserve">位点分配</w:t>
             </w:r>
@@ -10851,7 +10863,7 @@
             </w:r>
             <w:r>
               <w:rPr>
-                <w:rFonts w:hint="eastAsia" w:ascii="Times New Roman" w:hAnsi="Times New Roman" w:eastAsia="SimSun" w:cs="Times New Roman"/>
+                <w:rFonts w:hint="eastAsia" w:ascii="Times New Roman" w:hAnsi="Times New Roman" w:eastAsia="FangSong" w:cs="Times New Roman"/>
               </w:rPr>
               <w:t xml:space="preserve">晶胞计数</w:t>
             </w:r>
@@ -10866,7 +10878,7 @@
             </w:pPr>
             <w:r>
               <w:rPr>
-                <w:rFonts w:hint="eastAsia" w:ascii="Times New Roman" w:hAnsi="Times New Roman" w:eastAsia="SimSun" w:cs="Times New Roman"/>
+                <w:rFonts w:hint="eastAsia" w:ascii="Times New Roman" w:hAnsi="Times New Roman" w:eastAsia="FangSong" w:cs="Times New Roman"/>
               </w:rPr>
               <w:t>题</w:t>
             </w:r>
@@ -10878,7 +10890,7 @@
             </w:r>
             <w:r>
               <w:rPr>
-                <w:rFonts w:hint="eastAsia" w:ascii="Times New Roman" w:hAnsi="Times New Roman" w:eastAsia="SimSun" w:cs="Times New Roman"/>
+                <w:rFonts w:hint="eastAsia" w:ascii="Times New Roman" w:hAnsi="Times New Roman" w:eastAsia="FangSong" w:cs="Times New Roman"/>
               </w:rPr>
               <w:t>决</w:t>
             </w:r>
@@ -10890,7 +10902,7 @@
             </w:r>
             <w:r>
               <w:rPr>
-                <w:rFonts w:hint="eastAsia" w:ascii="Times New Roman" w:hAnsi="Times New Roman" w:eastAsia="SimSun" w:cs="Times New Roman"/>
+                <w:rFonts w:hint="eastAsia" w:ascii="Times New Roman" w:hAnsi="Times New Roman" w:eastAsia="FangSong" w:cs="Times New Roman"/>
               </w:rPr>
               <w:t>相晶体结构</w:t>
             </w:r>
@@ -10907,7 +10919,7 @@
             </w:pPr>
             <w:r>
               <w:rPr>
-                <w:rFonts w:hint="eastAsia" w:ascii="Times New Roman" w:hAnsi="Times New Roman" w:eastAsia="SimSun" w:cs="Times New Roman"/>
+                <w:rFonts w:hint="eastAsia" w:ascii="Times New Roman" w:hAnsi="Times New Roman" w:eastAsia="FangSong" w:cs="Times New Roman"/>
               </w:rPr>
               <w:t xml:space="preserve">出现</w:t>
             </w:r>
@@ -10940,7 +10952,7 @@
             </w:r>
             <w:r>
               <w:rPr>
-                <w:rFonts w:hint="eastAsia" w:ascii="Times New Roman" w:hAnsi="Times New Roman" w:eastAsia="SimSun" w:cs="Times New Roman"/>
+                <w:rFonts w:hint="eastAsia" w:ascii="Times New Roman" w:hAnsi="Times New Roman" w:eastAsia="FangSong" w:cs="Times New Roman"/>
               </w:rPr>
               <w:t>八面体骨架</w:t>
             </w:r>
@@ -10952,7 +10964,7 @@
             </w:r>
             <w:r>
               <w:rPr>
-                <w:rFonts w:hint="eastAsia" w:ascii="Times New Roman" w:hAnsi="Times New Roman" w:eastAsia="SimSun" w:cs="Times New Roman"/>
+                <w:rFonts w:hint="eastAsia" w:ascii="Times New Roman" w:hAnsi="Times New Roman" w:eastAsia="FangSong" w:cs="Times New Roman"/>
               </w:rPr>
               <w:t>容忍因子</w:t>
             </w:r>
@@ -10964,7 +10976,7 @@
             </w:r>
             <w:r>
               <w:rPr>
-                <w:rFonts w:hint="eastAsia" w:ascii="Times New Roman" w:hAnsi="Times New Roman" w:eastAsia="SimSun" w:cs="Times New Roman"/>
+                <w:rFonts w:hint="eastAsia" w:ascii="Times New Roman" w:hAnsi="Times New Roman" w:eastAsia="FangSong" w:cs="Times New Roman"/>
               </w:rPr>
               <w:t>畸变</w:t>
             </w:r>
@@ -10979,7 +10991,7 @@
             </w:pPr>
             <w:r>
               <w:rPr>
-                <w:rFonts w:hint="eastAsia" w:ascii="Times New Roman" w:hAnsi="Times New Roman" w:eastAsia="SimSun" w:cs="Times New Roman"/>
+                <w:rFonts w:hint="eastAsia" w:ascii="Times New Roman" w:hAnsi="Times New Roman" w:eastAsia="FangSong" w:cs="Times New Roman"/>
               </w:rPr>
               <w:t xml:space="preserve">钙钛矿主线</w:t>
             </w:r>
@@ -10994,7 +11006,7 @@
             </w:pPr>
             <w:r>
               <w:rPr>
-                <w:rFonts w:hint="eastAsia" w:ascii="Times New Roman" w:hAnsi="Times New Roman" w:eastAsia="SimSun" w:cs="Times New Roman"/>
+                <w:rFonts w:hint="eastAsia" w:ascii="Times New Roman" w:hAnsi="Times New Roman" w:eastAsia="FangSong" w:cs="Times New Roman"/>
               </w:rPr>
               <w:t xml:space="preserve">配位多面体</w:t>
             </w:r>
@@ -11006,7 +11018,7 @@
             </w:r>
             <w:r>
               <w:rPr>
-                <w:rFonts w:hint="eastAsia" w:ascii="Times New Roman" w:hAnsi="Times New Roman" w:eastAsia="SimSun" w:cs="Times New Roman"/>
+                <w:rFonts w:hint="eastAsia" w:ascii="Times New Roman" w:hAnsi="Times New Roman" w:eastAsia="FangSong" w:cs="Times New Roman"/>
               </w:rPr>
               <w:t xml:space="preserve">连接方式</w:t>
             </w:r>
@@ -11018,7 +11030,7 @@
             </w:r>
             <w:r>
               <w:rPr>
-                <w:rFonts w:hint="eastAsia" w:ascii="Times New Roman" w:hAnsi="Times New Roman" w:eastAsia="SimSun" w:cs="Times New Roman"/>
+                <w:rFonts w:hint="eastAsia" w:ascii="Times New Roman" w:hAnsi="Times New Roman" w:eastAsia="FangSong" w:cs="Times New Roman"/>
               </w:rPr>
               <w:t xml:space="preserve">尺寸匹配</w:t>
             </w:r>
@@ -11030,7 +11042,7 @@
             </w:r>
             <w:r>
               <w:rPr>
-                <w:rFonts w:hint="eastAsia" w:ascii="Times New Roman" w:hAnsi="Times New Roman" w:eastAsia="SimSun" w:cs="Times New Roman"/>
+                <w:rFonts w:hint="eastAsia" w:ascii="Times New Roman" w:hAnsi="Times New Roman" w:eastAsia="FangSong" w:cs="Times New Roman"/>
               </w:rPr>
               <w:t xml:space="preserve">相变</w:t>
             </w:r>
@@ -11045,7 +11057,7 @@
             </w:pPr>
             <w:r>
               <w:rPr>
-                <w:rFonts w:hint="eastAsia" w:ascii="Times New Roman" w:hAnsi="Times New Roman" w:eastAsia="SimSun" w:cs="Times New Roman"/>
+                <w:rFonts w:hint="eastAsia" w:ascii="Times New Roman" w:hAnsi="Times New Roman" w:eastAsia="FangSong" w:cs="Times New Roman"/>
               </w:rPr>
               <w:t>题</w:t>
             </w:r>
@@ -11057,7 +11069,7 @@
             </w:r>
             <w:r>
               <w:rPr>
-                <w:rFonts w:hint="eastAsia" w:ascii="Times New Roman" w:hAnsi="Times New Roman" w:eastAsia="SimSun" w:cs="Times New Roman"/>
+                <w:rFonts w:hint="eastAsia" w:ascii="Times New Roman" w:hAnsi="Times New Roman" w:eastAsia="FangSong" w:cs="Times New Roman"/>
               </w:rPr>
               <w:t>决</w:t>
             </w:r>
@@ -11069,7 +11081,7 @@
             </w:r>
             <w:r>
               <w:rPr>
-                <w:rFonts w:hint="eastAsia" w:ascii="Times New Roman" w:hAnsi="Times New Roman" w:eastAsia="SimSun" w:cs="Times New Roman"/>
+                <w:rFonts w:hint="eastAsia" w:ascii="Times New Roman" w:hAnsi="Times New Roman" w:eastAsia="FangSong" w:cs="Times New Roman"/>
               </w:rPr>
               <w:t>钙钛矿晶体结构</w:t>
             </w:r>
@@ -11086,7 +11098,7 @@
             </w:pPr>
             <w:r>
               <w:rPr>
-                <w:rFonts w:hint="eastAsia" w:ascii="Times New Roman" w:hAnsi="Times New Roman" w:eastAsia="SimSun" w:cs="Times New Roman"/>
+                <w:rFonts w:hint="eastAsia" w:ascii="Times New Roman" w:hAnsi="Times New Roman" w:eastAsia="FangSong" w:cs="Times New Roman"/>
               </w:rPr>
               <w:t>题面强调缺位</w:t>
             </w:r>
@@ -11098,7 +11110,7 @@
             </w:r>
             <w:r>
               <w:rPr>
-                <w:rFonts w:hint="eastAsia" w:ascii="Times New Roman" w:hAnsi="Times New Roman" w:eastAsia="SimSun" w:cs="Times New Roman"/>
+                <w:rFonts w:hint="eastAsia" w:ascii="Times New Roman" w:hAnsi="Times New Roman" w:eastAsia="FangSong" w:cs="Times New Roman"/>
               </w:rPr>
               <w:t>非整数配比</w:t>
             </w:r>
@@ -11110,7 +11122,7 @@
             </w:r>
             <w:r>
               <w:rPr>
-                <w:rFonts w:hint="eastAsia" w:ascii="Times New Roman" w:hAnsi="Times New Roman" w:eastAsia="SimSun" w:cs="Times New Roman"/>
+                <w:rFonts w:hint="eastAsia" w:ascii="Times New Roman" w:hAnsi="Times New Roman" w:eastAsia="FangSong" w:cs="Times New Roman"/>
               </w:rPr>
               <w:t>导电性异常</w:t>
             </w:r>
@@ -11125,7 +11137,7 @@
             </w:pPr>
             <w:r>
               <w:rPr>
-                <w:rFonts w:hint="eastAsia" w:ascii="Times New Roman" w:hAnsi="Times New Roman" w:eastAsia="SimSun" w:cs="Times New Roman"/>
+                <w:rFonts w:hint="eastAsia" w:ascii="Times New Roman" w:hAnsi="Times New Roman" w:eastAsia="FangSong" w:cs="Times New Roman"/>
               </w:rPr>
               <w:t xml:space="preserve">缺陷化学</w:t>
             </w:r>
@@ -11140,7 +11152,7 @@
             </w:pPr>
             <w:r>
               <w:rPr>
-                <w:rFonts w:hint="eastAsia" w:ascii="Times New Roman" w:hAnsi="Times New Roman" w:eastAsia="SimSun" w:cs="Times New Roman"/>
+                <w:rFonts w:hint="eastAsia" w:ascii="Times New Roman" w:hAnsi="Times New Roman" w:eastAsia="FangSong" w:cs="Times New Roman"/>
               </w:rPr>
               <w:t xml:space="preserve">缺了谁</w:t>
             </w:r>
@@ -11152,7 +11164,7 @@
             </w:r>
             <w:r>
               <w:rPr>
-                <w:rFonts w:hint="eastAsia" w:ascii="Times New Roman" w:hAnsi="Times New Roman" w:eastAsia="SimSun" w:cs="Times New Roman"/>
+                <w:rFonts w:hint="eastAsia" w:ascii="Times New Roman" w:hAnsi="Times New Roman" w:eastAsia="FangSong" w:cs="Times New Roman"/>
               </w:rPr>
               <w:t xml:space="preserve">电荷补偿</w:t>
             </w:r>
@@ -11164,7 +11176,7 @@
             </w:r>
             <w:r>
               <w:rPr>
-                <w:rFonts w:hint="eastAsia" w:ascii="Times New Roman" w:hAnsi="Times New Roman" w:eastAsia="SimSun" w:cs="Times New Roman"/>
+                <w:rFonts w:hint="eastAsia" w:ascii="Times New Roman" w:hAnsi="Times New Roman" w:eastAsia="FangSong" w:cs="Times New Roman"/>
               </w:rPr>
               <w:t xml:space="preserve">结构</w:t>
             </w:r>
@@ -11176,7 +11188,7 @@
             </w:r>
             <w:r>
               <w:rPr>
-                <w:rFonts w:hint="eastAsia" w:ascii="Times New Roman" w:hAnsi="Times New Roman" w:eastAsia="SimSun" w:cs="Times New Roman"/>
+                <w:rFonts w:hint="eastAsia" w:ascii="Times New Roman" w:hAnsi="Times New Roman" w:eastAsia="FangSong" w:cs="Times New Roman"/>
               </w:rPr>
               <w:t xml:space="preserve">性质变化</w:t>
             </w:r>
@@ -11191,7 +11203,7 @@
             </w:pPr>
             <w:r>
               <w:rPr>
-                <w:rFonts w:hint="eastAsia" w:ascii="Times New Roman" w:hAnsi="Times New Roman" w:eastAsia="SimSun" w:cs="Times New Roman"/>
+                <w:rFonts w:hint="eastAsia" w:ascii="Times New Roman" w:hAnsi="Times New Roman" w:eastAsia="FangSong" w:cs="Times New Roman"/>
               </w:rPr>
               <w:t>题</w:t>
             </w:r>
@@ -11203,7 +11215,7 @@
             </w:r>
             <w:r>
               <w:rPr>
-                <w:rFonts w:hint="eastAsia" w:ascii="Times New Roman" w:hAnsi="Times New Roman" w:eastAsia="SimSun" w:cs="Times New Roman"/>
+                <w:rFonts w:hint="eastAsia" w:ascii="Times New Roman" w:hAnsi="Times New Roman" w:eastAsia="FangSong" w:cs="Times New Roman"/>
               </w:rPr>
               <w:t>决理</w:t>
             </w:r>
@@ -11215,7 +11227,7 @@
             </w:r>
             <w:r>
               <w:rPr>
-                <w:rFonts w:hint="eastAsia" w:ascii="Times New Roman" w:hAnsi="Times New Roman" w:eastAsia="SimSun" w:cs="Times New Roman"/>
+                <w:rFonts w:hint="eastAsia" w:ascii="Times New Roman" w:hAnsi="Times New Roman" w:eastAsia="FangSong" w:cs="Times New Roman"/>
               </w:rPr>
               <w:t>晶体交错生长</w:t>
             </w:r>
@@ -11305,7 +11317,7 @@
       </w:pPr>
       <w:r>
         <w:rPr>
-          <w:rFonts w:hint="eastAsia" w:ascii="Times New Roman" w:hAnsi="Times New Roman" w:eastAsia="SimSun" w:cs="Times New Roman"/>
+          <w:rFonts w:hint="eastAsia" w:ascii="Times New Roman" w:hAnsi="Times New Roman" w:eastAsia="FangSong" w:cs="Times New Roman"/>
           <w:b/>
           <w:bCs/>
         </w:rPr>
@@ -11319,7 +11331,7 @@
       </w:r>
       <w:r>
         <w:rPr>
-          <w:rFonts w:hint="eastAsia" w:ascii="Times New Roman" w:hAnsi="Times New Roman" w:eastAsia="SimSun" w:cs="Times New Roman"/>
+          <w:rFonts w:hint="eastAsia" w:ascii="Times New Roman" w:hAnsi="Times New Roman" w:eastAsia="FangSong" w:cs="Times New Roman"/>
         </w:rPr>
         <w:t>为什么在同一个立方晶胞中</w:t>
       </w:r>
@@ -11344,7 +11356,7 @@
       </w:r>
       <w:r>
         <w:rPr>
-          <w:rFonts w:hint="eastAsia" w:ascii="Times New Roman" w:hAnsi="Times New Roman" w:eastAsia="SimSun" w:cs="Times New Roman"/>
+          <w:rFonts w:hint="eastAsia" w:ascii="Times New Roman" w:hAnsi="Times New Roman" w:eastAsia="FangSong" w:cs="Times New Roman"/>
         </w:rPr>
         <w:t xml:space="preserve">的晶面间距一定小于</w:t>
       </w:r>
@@ -11374,7 +11386,7 @@
       </w:pPr>
       <w:r>
         <w:rPr>
-          <w:rFonts w:hint="eastAsia" w:ascii="Times New Roman" w:hAnsi="Times New Roman" w:eastAsia="SimSun" w:cs="Times New Roman"/>
+          <w:rFonts w:hint="eastAsia" w:ascii="Times New Roman" w:hAnsi="Times New Roman" w:eastAsia="FangSong" w:cs="Times New Roman"/>
           <w:b/>
           <w:bCs/>
         </w:rPr>
@@ -11397,7 +11409,7 @@
       </w:pPr>
       <w:r>
         <w:rPr>
-          <w:rFonts w:hint="eastAsia" w:ascii="Times New Roman" w:hAnsi="Times New Roman" w:eastAsia="SimSun" w:cs="Times New Roman"/>
+          <w:rFonts w:hint="eastAsia" w:ascii="Times New Roman" w:hAnsi="Times New Roman" w:eastAsia="FangSong" w:cs="Times New Roman"/>
         </w:rPr>
         <w:t xml:space="preserve">立方晶系中</w:t>
       </w:r>
@@ -11431,7 +11443,7 @@
       </w:pPr>
       <w:r>
         <w:rPr>
-          <w:rFonts w:hint="eastAsia" w:ascii="Times New Roman" w:hAnsi="Times New Roman" w:eastAsia="SimSun" w:cs="Times New Roman"/>
+          <w:rFonts w:hint="eastAsia" w:ascii="Times New Roman" w:hAnsi="Times New Roman" w:eastAsia="FangSong" w:cs="Times New Roman"/>
         </w:rPr>
         <w:t xml:space="preserve">对</w:t>
       </w:r>
@@ -11456,7 +11468,7 @@
       </w:r>
       <w:r>
         <w:rPr>
-          <w:rFonts w:hint="eastAsia" w:ascii="Times New Roman" w:hAnsi="Times New Roman" w:eastAsia="SimSun" w:cs="Times New Roman"/>
+          <w:rFonts w:hint="eastAsia" w:ascii="Times New Roman" w:hAnsi="Times New Roman" w:eastAsia="FangSong" w:cs="Times New Roman"/>
         </w:rPr>
         <w:t>有</w:t>
       </w:r>
@@ -11490,7 +11502,7 @@
       </w:pPr>
       <w:r>
         <w:rPr>
-          <w:rFonts w:hint="eastAsia" w:ascii="Times New Roman" w:hAnsi="Times New Roman" w:eastAsia="SimSun" w:cs="Times New Roman"/>
+          <w:rFonts w:hint="eastAsia" w:ascii="Times New Roman" w:hAnsi="Times New Roman" w:eastAsia="FangSong" w:cs="Times New Roman"/>
         </w:rPr>
         <w:t xml:space="preserve">对</w:t>
       </w:r>
@@ -11515,7 +11527,7 @@
       </w:r>
       <w:r>
         <w:rPr>
-          <w:rFonts w:hint="eastAsia" w:ascii="Times New Roman" w:hAnsi="Times New Roman" w:eastAsia="SimSun" w:cs="Times New Roman"/>
+          <w:rFonts w:hint="eastAsia" w:ascii="Times New Roman" w:hAnsi="Times New Roman" w:eastAsia="FangSong" w:cs="Times New Roman"/>
         </w:rPr>
         <w:t>有</w:t>
       </w:r>
@@ -11549,7 +11561,7 @@
       </w:pPr>
       <w:r>
         <w:rPr>
-          <w:rFonts w:hint="eastAsia" w:ascii="Times New Roman" w:hAnsi="Times New Roman" w:eastAsia="SimSun" w:cs="Times New Roman"/>
+          <w:rFonts w:hint="eastAsia" w:ascii="Times New Roman" w:hAnsi="Times New Roman" w:eastAsia="FangSong" w:cs="Times New Roman"/>
         </w:rPr>
         <w:t xml:space="preserve">因此</w:t>
       </w:r>
@@ -11574,7 +11586,7 @@
       </w:r>
       <w:r>
         <w:rPr>
-          <w:rFonts w:hint="eastAsia" w:ascii="Times New Roman" w:hAnsi="Times New Roman" w:eastAsia="SimSun" w:cs="Times New Roman"/>
+          <w:rFonts w:hint="eastAsia" w:ascii="Times New Roman" w:hAnsi="Times New Roman" w:eastAsia="FangSong" w:cs="Times New Roman"/>
         </w:rPr>
         <w:t>对应更密的晶面组</w:t>
       </w:r>
@@ -11586,7 +11598,7 @@
       </w:r>
       <w:r>
         <w:rPr>
-          <w:rFonts w:hint="eastAsia" w:ascii="Times New Roman" w:hAnsi="Times New Roman" w:eastAsia="SimSun" w:cs="Times New Roman"/>
+          <w:rFonts w:hint="eastAsia" w:ascii="Times New Roman" w:hAnsi="Times New Roman" w:eastAsia="FangSong" w:cs="Times New Roman"/>
         </w:rPr>
         <w:t>晶面间距更小</w:t>
       </w:r>
@@ -11659,7 +11671,7 @@
       </w:pPr>
       <w:r>
         <w:rPr>
-          <w:rFonts w:hint="eastAsia" w:ascii="Times New Roman" w:hAnsi="Times New Roman" w:eastAsia="SimSun" w:cs="Times New Roman"/>
+          <w:rFonts w:hint="eastAsia" w:ascii="Times New Roman" w:hAnsi="Times New Roman" w:eastAsia="FangSong" w:cs="Times New Roman"/>
           <w:b/>
           <w:bCs/>
         </w:rPr>
@@ -11673,7 +11685,7 @@
       </w:r>
       <w:r>
         <w:rPr>
-          <w:rFonts w:hint="eastAsia" w:ascii="Times New Roman" w:hAnsi="Times New Roman" w:eastAsia="SimSun" w:cs="Times New Roman"/>
+          <w:rFonts w:hint="eastAsia" w:ascii="Times New Roman" w:hAnsi="Times New Roman" w:eastAsia="FangSong" w:cs="Times New Roman"/>
         </w:rPr>
         <w:t>某立方晶体首四个衍射峰满足</w:t>
       </w:r>
@@ -11698,7 +11710,7 @@
       </w:r>
       <w:r>
         <w:rPr>
-          <w:rFonts w:hint="eastAsia" w:ascii="Times New Roman" w:hAnsi="Times New Roman" w:eastAsia="SimSun" w:cs="Times New Roman"/>
+          <w:rFonts w:hint="eastAsia" w:ascii="Times New Roman" w:hAnsi="Times New Roman" w:eastAsia="FangSong" w:cs="Times New Roman"/>
         </w:rPr>
         <w:t xml:space="preserve">比约为</w:t>
       </w:r>
@@ -11723,7 +11735,7 @@
       </w:r>
       <w:r>
         <w:rPr>
-          <w:rFonts w:hint="eastAsia" w:ascii="Times New Roman" w:hAnsi="Times New Roman" w:eastAsia="SimSun" w:cs="Times New Roman"/>
+          <w:rFonts w:hint="eastAsia" w:ascii="Times New Roman" w:hAnsi="Times New Roman" w:eastAsia="FangSong" w:cs="Times New Roman"/>
         </w:rPr>
         <w:t>最可能是什么晶格类型</w:t>
       </w:r>
@@ -11740,7 +11752,7 @@
       </w:pPr>
       <w:r>
         <w:rPr>
-          <w:rFonts w:hint="eastAsia" w:ascii="Times New Roman" w:hAnsi="Times New Roman" w:eastAsia="SimSun" w:cs="Times New Roman"/>
+          <w:rFonts w:hint="eastAsia" w:ascii="Times New Roman" w:hAnsi="Times New Roman" w:eastAsia="FangSong" w:cs="Times New Roman"/>
           <w:b/>
           <w:bCs/>
         </w:rPr>
@@ -11763,7 +11775,7 @@
       </w:pPr>
       <w:r>
         <w:rPr>
-          <w:rFonts w:hint="eastAsia" w:ascii="Times New Roman" w:hAnsi="Times New Roman" w:eastAsia="SimSun" w:cs="Times New Roman"/>
+          <w:rFonts w:hint="eastAsia" w:ascii="Times New Roman" w:hAnsi="Times New Roman" w:eastAsia="FangSong" w:cs="Times New Roman"/>
         </w:rPr>
         <w:t xml:space="preserve">简单立方首项应从</w:t>
       </w:r>
@@ -11775,7 +11787,7 @@
       </w:r>
       <w:r>
         <w:rPr>
-          <w:rFonts w:hint="eastAsia" w:ascii="Times New Roman" w:hAnsi="Times New Roman" w:eastAsia="SimSun" w:cs="Times New Roman"/>
+          <w:rFonts w:hint="eastAsia" w:ascii="Times New Roman" w:hAnsi="Times New Roman" w:eastAsia="FangSong" w:cs="Times New Roman"/>
         </w:rPr>
         <w:t>开始</w:t>
       </w:r>
@@ -11796,7 +11808,7 @@
       </w:pPr>
       <w:r>
         <w:rPr>
-          <w:rFonts w:hint="eastAsia" w:ascii="Times New Roman" w:hAnsi="Times New Roman" w:eastAsia="SimSun" w:cs="Times New Roman"/>
+          <w:rFonts w:hint="eastAsia" w:ascii="Times New Roman" w:hAnsi="Times New Roman" w:eastAsia="FangSong" w:cs="Times New Roman"/>
         </w:rPr>
         <w:t xml:space="preserve">面心立方首项应从</w:t>
       </w:r>
@@ -11808,7 +11820,7 @@
       </w:r>
       <w:r>
         <w:rPr>
-          <w:rFonts w:hint="eastAsia" w:ascii="Times New Roman" w:hAnsi="Times New Roman" w:eastAsia="SimSun" w:cs="Times New Roman"/>
+          <w:rFonts w:hint="eastAsia" w:ascii="Times New Roman" w:hAnsi="Times New Roman" w:eastAsia="FangSong" w:cs="Times New Roman"/>
         </w:rPr>
         <w:t>开始</w:t>
       </w:r>
@@ -11829,7 +11841,7 @@
       </w:pPr>
       <w:r>
         <w:rPr>
-          <w:rFonts w:hint="eastAsia" w:ascii="Times New Roman" w:hAnsi="Times New Roman" w:eastAsia="SimSun" w:cs="Times New Roman"/>
+          <w:rFonts w:hint="eastAsia" w:ascii="Times New Roman" w:hAnsi="Times New Roman" w:eastAsia="FangSong" w:cs="Times New Roman"/>
         </w:rPr>
         <w:t xml:space="preserve">体心立方允许反射的前几项恰是</w:t>
       </w:r>
@@ -11850,7 +11862,7 @@
       </w:pPr>
       <w:r>
         <w:rPr>
-          <w:rFonts w:hint="eastAsia" w:ascii="Times New Roman" w:hAnsi="Times New Roman" w:eastAsia="SimSun" w:cs="Times New Roman"/>
+          <w:rFonts w:hint="eastAsia" w:ascii="Times New Roman" w:hAnsi="Times New Roman" w:eastAsia="FangSong" w:cs="Times New Roman"/>
         </w:rPr>
         <w:t xml:space="preserve">因此最可能是</w:t>
       </w:r>
@@ -11917,7 +11929,7 @@
       </w:pPr>
       <w:r>
         <w:rPr>
-          <w:rFonts w:hint="eastAsia" w:ascii="Times New Roman" w:hAnsi="Times New Roman" w:eastAsia="SimSun" w:cs="Times New Roman"/>
+          <w:rFonts w:hint="eastAsia" w:ascii="Times New Roman" w:hAnsi="Times New Roman" w:eastAsia="FangSong" w:cs="Times New Roman"/>
           <w:b/>
           <w:bCs/>
         </w:rPr>
@@ -11931,7 +11943,7 @@
       </w:r>
       <w:r>
         <w:rPr>
-          <w:rFonts w:hint="eastAsia" w:ascii="Times New Roman" w:hAnsi="Times New Roman" w:eastAsia="SimSun" w:cs="Times New Roman"/>
+          <w:rFonts w:hint="eastAsia" w:ascii="Times New Roman" w:hAnsi="Times New Roman" w:eastAsia="FangSong" w:cs="Times New Roman"/>
         </w:rPr>
         <w:t>为什么说</w:t>
       </w:r>
@@ -11956,7 +11968,7 @@
       </w:r>
       <w:r>
         <w:rPr>
-          <w:rFonts w:hint="eastAsia" w:ascii="Times New Roman" w:hAnsi="Times New Roman" w:eastAsia="SimSun" w:cs="Times New Roman"/>
+          <w:rFonts w:hint="eastAsia" w:ascii="Times New Roman" w:hAnsi="Times New Roman" w:eastAsia="FangSong" w:cs="Times New Roman"/>
         </w:rPr>
         <w:t>型</w:t>
       </w:r>
@@ -11974,7 +11986,7 @@
       </w:r>
       <w:r>
         <w:rPr>
-          <w:rFonts w:hint="eastAsia" w:ascii="Times New Roman" w:hAnsi="Times New Roman" w:eastAsia="SimSun" w:cs="Times New Roman"/>
+          <w:rFonts w:hint="eastAsia" w:ascii="Times New Roman" w:hAnsi="Times New Roman" w:eastAsia="FangSong" w:cs="Times New Roman"/>
         </w:rPr>
         <w:t xml:space="preserve">型和刚玉型可以被看成同一</w:t>
       </w:r>
@@ -11986,7 +11998,7 @@
       </w:r>
       <w:r>
         <w:rPr>
-          <w:rFonts w:hint="eastAsia" w:ascii="Times New Roman" w:hAnsi="Times New Roman" w:eastAsia="SimSun" w:cs="Times New Roman"/>
+          <w:rFonts w:hint="eastAsia" w:ascii="Times New Roman" w:hAnsi="Times New Roman" w:eastAsia="FangSong" w:cs="Times New Roman"/>
         </w:rPr>
         <w:t>骨架下的不同填隙版本</w:t>
       </w:r>
@@ -12003,7 +12015,7 @@
       </w:pPr>
       <w:r>
         <w:rPr>
-          <w:rFonts w:hint="eastAsia" w:ascii="Times New Roman" w:hAnsi="Times New Roman" w:eastAsia="SimSun" w:cs="Times New Roman"/>
+          <w:rFonts w:hint="eastAsia" w:ascii="Times New Roman" w:hAnsi="Times New Roman" w:eastAsia="FangSong" w:cs="Times New Roman"/>
           <w:b/>
           <w:bCs/>
         </w:rPr>
@@ -12026,7 +12038,7 @@
       </w:pPr>
       <w:r>
         <w:rPr>
-          <w:rFonts w:hint="eastAsia" w:ascii="Times New Roman" w:hAnsi="Times New Roman" w:eastAsia="SimSun" w:cs="Times New Roman"/>
+          <w:rFonts w:hint="eastAsia" w:ascii="Times New Roman" w:hAnsi="Times New Roman" w:eastAsia="FangSong" w:cs="Times New Roman"/>
         </w:rPr>
         <w:t xml:space="preserve">三者都可以先看成阴离子做</w:t>
       </w:r>
@@ -12038,7 +12050,7 @@
       </w:r>
       <w:r>
         <w:rPr>
-          <w:rFonts w:hint="eastAsia" w:ascii="Times New Roman" w:hAnsi="Times New Roman" w:eastAsia="SimSun" w:cs="Times New Roman"/>
+          <w:rFonts w:hint="eastAsia" w:ascii="Times New Roman" w:hAnsi="Times New Roman" w:eastAsia="FangSong" w:cs="Times New Roman"/>
         </w:rPr>
         <w:t>骨架</w:t>
       </w:r>
@@ -12059,7 +12071,7 @@
       </w:pPr>
       <w:r>
         <w:rPr>
-          <w:rFonts w:hint="eastAsia" w:ascii="Times New Roman" w:hAnsi="Times New Roman" w:eastAsia="SimSun" w:cs="Times New Roman"/>
+          <w:rFonts w:hint="eastAsia" w:ascii="Times New Roman" w:hAnsi="Times New Roman" w:eastAsia="FangSong" w:cs="Times New Roman"/>
         </w:rPr>
         <w:t>差别主要在八面体空隙填了多少</w:t>
       </w:r>
@@ -12071,7 +12083,7 @@
       </w:r>
       <w:r>
         <w:rPr>
-          <w:rFonts w:hint="eastAsia" w:ascii="Times New Roman" w:hAnsi="Times New Roman" w:eastAsia="SimSun" w:cs="Times New Roman"/>
+          <w:rFonts w:hint="eastAsia" w:ascii="Times New Roman" w:hAnsi="Times New Roman" w:eastAsia="FangSong" w:cs="Times New Roman"/>
         </w:rPr>
         <w:t>怎样填</w:t>
       </w:r>
@@ -12111,7 +12123,7 @@
       </w:r>
       <w:r>
         <w:rPr>
-          <w:rFonts w:hint="eastAsia" w:ascii="Times New Roman" w:hAnsi="Times New Roman" w:eastAsia="SimSun" w:cs="Times New Roman"/>
+          <w:rFonts w:hint="eastAsia" w:ascii="Times New Roman" w:hAnsi="Times New Roman" w:eastAsia="FangSong" w:cs="Times New Roman"/>
         </w:rPr>
         <w:t>型偏层状</w:t>
       </w:r>
@@ -12129,7 +12141,7 @@
       </w:r>
       <w:r>
         <w:rPr>
-          <w:rFonts w:hint="eastAsia" w:ascii="Times New Roman" w:hAnsi="Times New Roman" w:eastAsia="SimSun" w:cs="Times New Roman"/>
+          <w:rFonts w:hint="eastAsia" w:ascii="Times New Roman" w:hAnsi="Times New Roman" w:eastAsia="FangSong" w:cs="Times New Roman"/>
         </w:rPr>
         <w:t>型更接近三维填满</w:t>
       </w:r>
@@ -12141,7 +12153,7 @@
       </w:r>
       <w:r>
         <w:rPr>
-          <w:rFonts w:hint="eastAsia" w:ascii="Times New Roman" w:hAnsi="Times New Roman" w:eastAsia="SimSun" w:cs="Times New Roman"/>
+          <w:rFonts w:hint="eastAsia" w:ascii="Times New Roman" w:hAnsi="Times New Roman" w:eastAsia="FangSong" w:cs="Times New Roman"/>
         </w:rPr>
         <w:t>刚玉型则是</w:t>
       </w:r>
@@ -12166,7 +12178,7 @@
       </w:r>
       <w:r>
         <w:rPr>
-          <w:rFonts w:hint="eastAsia" w:ascii="Times New Roman" w:hAnsi="Times New Roman" w:eastAsia="SimSun" w:cs="Times New Roman"/>
+          <w:rFonts w:hint="eastAsia" w:ascii="Times New Roman" w:hAnsi="Times New Roman" w:eastAsia="FangSong" w:cs="Times New Roman"/>
         </w:rPr>
         <w:t>八面体位占据</w:t>
       </w:r>
@@ -12187,7 +12199,7 @@
       </w:pPr>
       <w:r>
         <w:rPr>
-          <w:rFonts w:hint="eastAsia" w:ascii="Times New Roman" w:hAnsi="Times New Roman" w:eastAsia="SimSun" w:cs="Times New Roman"/>
+          <w:rFonts w:hint="eastAsia" w:ascii="Times New Roman" w:hAnsi="Times New Roman" w:eastAsia="FangSong" w:cs="Times New Roman"/>
         </w:rPr>
         <w:t>所以它们的共性在骨架</w:t>
       </w:r>
@@ -12199,7 +12211,7 @@
       </w:r>
       <w:r>
         <w:rPr>
-          <w:rFonts w:hint="eastAsia" w:ascii="Times New Roman" w:hAnsi="Times New Roman" w:eastAsia="SimSun" w:cs="Times New Roman"/>
+          <w:rFonts w:hint="eastAsia" w:ascii="Times New Roman" w:hAnsi="Times New Roman" w:eastAsia="FangSong" w:cs="Times New Roman"/>
         </w:rPr>
         <w:t>相异在填隙比例与连接方式</w:t>
       </w:r>
@@ -12272,7 +12284,7 @@
       </w:pPr>
       <w:r>
         <w:rPr>
-          <w:rFonts w:hint="eastAsia" w:ascii="Times New Roman" w:hAnsi="Times New Roman" w:eastAsia="SimSun" w:cs="Times New Roman"/>
+          <w:rFonts w:hint="eastAsia" w:ascii="Times New Roman" w:hAnsi="Times New Roman" w:eastAsia="FangSong" w:cs="Times New Roman"/>
           <w:b/>
           <w:bCs/>
         </w:rPr>
@@ -12286,7 +12298,7 @@
       </w:r>
       <w:r>
         <w:rPr>
-          <w:rFonts w:hint="eastAsia" w:ascii="Times New Roman" w:hAnsi="Times New Roman" w:eastAsia="SimSun" w:cs="Times New Roman"/>
+          <w:rFonts w:hint="eastAsia" w:ascii="Times New Roman" w:hAnsi="Times New Roman" w:eastAsia="FangSong" w:cs="Times New Roman"/>
         </w:rPr>
         <w:t>分析尖晶石型结构时</w:t>
       </w:r>
@@ -12298,7 +12310,7 @@
       </w:r>
       <w:r>
         <w:rPr>
-          <w:rFonts w:hint="eastAsia" w:ascii="Times New Roman" w:hAnsi="Times New Roman" w:eastAsia="SimSun" w:cs="Times New Roman"/>
+          <w:rFonts w:hint="eastAsia" w:ascii="Times New Roman" w:hAnsi="Times New Roman" w:eastAsia="FangSong" w:cs="Times New Roman"/>
         </w:rPr>
         <w:t>为什么</w:t>
       </w:r>
@@ -12310,7 +12322,7 @@
       </w:r>
       <w:r>
         <w:rPr>
-          <w:rFonts w:hint="eastAsia" w:ascii="Times New Roman" w:hAnsi="Times New Roman" w:eastAsia="SimSun" w:cs="Times New Roman"/>
+          <w:rFonts w:hint="eastAsia" w:ascii="Times New Roman" w:hAnsi="Times New Roman" w:eastAsia="FangSong" w:cs="Times New Roman"/>
         </w:rPr>
         <w:t>先数氧</w:t>
       </w:r>
@@ -12322,7 +12334,7 @@
       </w:r>
       <w:r>
         <w:rPr>
-          <w:rFonts w:hint="eastAsia" w:ascii="Times New Roman" w:hAnsi="Times New Roman" w:eastAsia="SimSun" w:cs="Times New Roman"/>
+          <w:rFonts w:hint="eastAsia" w:ascii="Times New Roman" w:hAnsi="Times New Roman" w:eastAsia="FangSong" w:cs="Times New Roman"/>
         </w:rPr>
         <w:t>再数阳离子</w:t>
       </w:r>
@@ -12334,7 +12346,7 @@
       </w:r>
       <w:r>
         <w:rPr>
-          <w:rFonts w:hint="eastAsia" w:ascii="Times New Roman" w:hAnsi="Times New Roman" w:eastAsia="SimSun" w:cs="Times New Roman"/>
+          <w:rFonts w:hint="eastAsia" w:ascii="Times New Roman" w:hAnsi="Times New Roman" w:eastAsia="FangSong" w:cs="Times New Roman"/>
         </w:rPr>
         <w:t>往往比直接硬数全部原子更稳</w:t>
       </w:r>
@@ -12351,7 +12363,7 @@
       </w:pPr>
       <w:r>
         <w:rPr>
-          <w:rFonts w:hint="eastAsia" w:ascii="Times New Roman" w:hAnsi="Times New Roman" w:eastAsia="SimSun" w:cs="Times New Roman"/>
+          <w:rFonts w:hint="eastAsia" w:ascii="Times New Roman" w:hAnsi="Times New Roman" w:eastAsia="FangSong" w:cs="Times New Roman"/>
           <w:b/>
           <w:bCs/>
         </w:rPr>
@@ -12374,7 +12386,7 @@
       </w:pPr>
       <w:r>
         <w:rPr>
-          <w:rFonts w:hint="eastAsia" w:ascii="Times New Roman" w:hAnsi="Times New Roman" w:eastAsia="SimSun" w:cs="Times New Roman"/>
+          <w:rFonts w:hint="eastAsia" w:ascii="Times New Roman" w:hAnsi="Times New Roman" w:eastAsia="FangSong" w:cs="Times New Roman"/>
         </w:rPr>
         <w:t xml:space="preserve">尖晶石最稳定的出发点是</w:t>
       </w:r>
@@ -12399,7 +12411,7 @@
       </w:r>
       <w:r>
         <w:rPr>
-          <w:rFonts w:hint="eastAsia" w:ascii="Times New Roman" w:hAnsi="Times New Roman" w:eastAsia="SimSun" w:cs="Times New Roman"/>
+          <w:rFonts w:hint="eastAsia" w:ascii="Times New Roman" w:hAnsi="Times New Roman" w:eastAsia="FangSong" w:cs="Times New Roman"/>
         </w:rPr>
         <w:t xml:space="preserve">做</w:t>
       </w:r>
@@ -12411,7 +12423,7 @@
       </w:r>
       <w:r>
         <w:rPr>
-          <w:rFonts w:hint="eastAsia" w:ascii="Times New Roman" w:hAnsi="Times New Roman" w:eastAsia="SimSun" w:cs="Times New Roman"/>
+          <w:rFonts w:hint="eastAsia" w:ascii="Times New Roman" w:hAnsi="Times New Roman" w:eastAsia="FangSong" w:cs="Times New Roman"/>
         </w:rPr>
         <w:t>骨架</w:t>
       </w:r>
@@ -12432,7 +12444,7 @@
       </w:pPr>
       <w:r>
         <w:rPr>
-          <w:rFonts w:hint="eastAsia" w:ascii="Times New Roman" w:hAnsi="Times New Roman" w:eastAsia="SimSun" w:cs="Times New Roman"/>
+          <w:rFonts w:hint="eastAsia" w:ascii="Times New Roman" w:hAnsi="Times New Roman" w:eastAsia="FangSong" w:cs="Times New Roman"/>
         </w:rPr>
         <w:t>阴离子骨架确定后</w:t>
       </w:r>
@@ -12444,7 +12456,7 @@
       </w:r>
       <w:r>
         <w:rPr>
-          <w:rFonts w:hint="eastAsia" w:ascii="Times New Roman" w:hAnsi="Times New Roman" w:eastAsia="SimSun" w:cs="Times New Roman"/>
+          <w:rFonts w:hint="eastAsia" w:ascii="Times New Roman" w:hAnsi="Times New Roman" w:eastAsia="FangSong" w:cs="Times New Roman"/>
         </w:rPr>
         <w:t>四面体位和八面体位的总数也随之确定</w:t>
       </w:r>
@@ -12465,7 +12477,7 @@
       </w:pPr>
       <w:r>
         <w:rPr>
-          <w:rFonts w:hint="eastAsia" w:ascii="Times New Roman" w:hAnsi="Times New Roman" w:eastAsia="SimSun" w:cs="Times New Roman"/>
+          <w:rFonts w:hint="eastAsia" w:ascii="Times New Roman" w:hAnsi="Times New Roman" w:eastAsia="FangSong" w:cs="Times New Roman"/>
         </w:rPr>
         <w:t xml:space="preserve">然后只需判断</w:t>
       </w:r>
@@ -12477,7 +12489,7 @@
       </w:r>
       <w:r>
         <w:rPr>
-          <w:rFonts w:hint="eastAsia" w:ascii="Times New Roman" w:hAnsi="Times New Roman" w:eastAsia="SimSun" w:cs="Times New Roman"/>
+          <w:rFonts w:hint="eastAsia" w:ascii="Times New Roman" w:hAnsi="Times New Roman" w:eastAsia="FangSong" w:cs="Times New Roman"/>
         </w:rPr>
         <w:t>分别占据哪类位点</w:t>
       </w:r>
@@ -12489,7 +12501,7 @@
       </w:r>
       <w:r>
         <w:rPr>
-          <w:rFonts w:hint="eastAsia" w:ascii="Times New Roman" w:hAnsi="Times New Roman" w:eastAsia="SimSun" w:cs="Times New Roman"/>
+          <w:rFonts w:hint="eastAsia" w:ascii="Times New Roman" w:hAnsi="Times New Roman" w:eastAsia="FangSong" w:cs="Times New Roman"/>
         </w:rPr>
         <w:t>占据多少比例</w:t>
       </w:r>
@@ -12510,7 +12522,7 @@
       </w:pPr>
       <w:r>
         <w:rPr>
-          <w:rFonts w:hint="eastAsia" w:ascii="Times New Roman" w:hAnsi="Times New Roman" w:eastAsia="SimSun" w:cs="Times New Roman"/>
+          <w:rFonts w:hint="eastAsia" w:ascii="Times New Roman" w:hAnsi="Times New Roman" w:eastAsia="FangSong" w:cs="Times New Roman"/>
         </w:rPr>
         <w:t>这比在三维图里直接数所有阳离子更不容易丢位点</w:t>
       </w:r>
@@ -12583,7 +12595,7 @@
       </w:pPr>
       <w:r>
         <w:rPr>
-          <w:rFonts w:hint="eastAsia" w:ascii="Times New Roman" w:hAnsi="Times New Roman" w:eastAsia="SimSun" w:cs="Times New Roman"/>
+          <w:rFonts w:hint="eastAsia" w:ascii="Times New Roman" w:hAnsi="Times New Roman" w:eastAsia="FangSong" w:cs="Times New Roman"/>
           <w:b/>
           <w:bCs/>
         </w:rPr>
@@ -12597,7 +12609,7 @@
       </w:r>
       <w:r>
         <w:rPr>
-          <w:rFonts w:hint="eastAsia" w:ascii="Times New Roman" w:hAnsi="Times New Roman" w:eastAsia="SimSun" w:cs="Times New Roman"/>
+          <w:rFonts w:hint="eastAsia" w:ascii="Times New Roman" w:hAnsi="Times New Roman" w:eastAsia="FangSong" w:cs="Times New Roman"/>
         </w:rPr>
         <w:t>题面若说明某氧化物不是严格整数配比</w:t>
       </w:r>
@@ -12609,7 +12621,7 @@
       </w:r>
       <w:r>
         <w:rPr>
-          <w:rFonts w:hint="eastAsia" w:ascii="Times New Roman" w:hAnsi="Times New Roman" w:eastAsia="SimSun" w:cs="Times New Roman"/>
+          <w:rFonts w:hint="eastAsia" w:ascii="Times New Roman" w:hAnsi="Times New Roman" w:eastAsia="FangSong" w:cs="Times New Roman"/>
         </w:rPr>
         <w:t>并伴随导电性变化</w:t>
       </w:r>
@@ -12621,7 +12633,7 @@
       </w:r>
       <w:r>
         <w:rPr>
-          <w:rFonts w:hint="eastAsia" w:ascii="Times New Roman" w:hAnsi="Times New Roman" w:eastAsia="SimSun" w:cs="Times New Roman"/>
+          <w:rFonts w:hint="eastAsia" w:ascii="Times New Roman" w:hAnsi="Times New Roman" w:eastAsia="FangSong" w:cs="Times New Roman"/>
         </w:rPr>
         <w:t>第一反应应优先分析什么</w:t>
       </w:r>
@@ -12638,7 +12650,7 @@
       </w:pPr>
       <w:r>
         <w:rPr>
-          <w:rFonts w:hint="eastAsia" w:ascii="Times New Roman" w:hAnsi="Times New Roman" w:eastAsia="SimSun" w:cs="Times New Roman"/>
+          <w:rFonts w:hint="eastAsia" w:ascii="Times New Roman" w:hAnsi="Times New Roman" w:eastAsia="FangSong" w:cs="Times New Roman"/>
           <w:b/>
           <w:bCs/>
         </w:rPr>
@@ -12661,7 +12673,7 @@
       </w:pPr>
       <w:r>
         <w:rPr>
-          <w:rFonts w:hint="eastAsia" w:ascii="Times New Roman" w:hAnsi="Times New Roman" w:eastAsia="SimSun" w:cs="Times New Roman"/>
+          <w:rFonts w:hint="eastAsia" w:ascii="Times New Roman" w:hAnsi="Times New Roman" w:eastAsia="FangSong" w:cs="Times New Roman"/>
         </w:rPr>
         <w:t>先看是否存在阳离子或阴离子缺位</w:t>
       </w:r>
@@ -12682,7 +12694,7 @@
       </w:pPr>
       <w:r>
         <w:rPr>
-          <w:rFonts w:hint="eastAsia" w:ascii="Times New Roman" w:hAnsi="Times New Roman" w:eastAsia="SimSun" w:cs="Times New Roman"/>
+          <w:rFonts w:hint="eastAsia" w:ascii="Times New Roman" w:hAnsi="Times New Roman" w:eastAsia="FangSong" w:cs="Times New Roman"/>
         </w:rPr>
         <w:t>再问价态如何补偿</w:t>
       </w:r>
@@ -12694,7 +12706,7 @@
       </w:r>
       <w:r>
         <w:rPr>
-          <w:rFonts w:hint="eastAsia" w:ascii="Times New Roman" w:hAnsi="Times New Roman" w:eastAsia="SimSun" w:cs="Times New Roman"/>
+          <w:rFonts w:hint="eastAsia" w:ascii="Times New Roman" w:hAnsi="Times New Roman" w:eastAsia="FangSong" w:cs="Times New Roman"/>
         </w:rPr>
         <w:t>电子或空穴如何重新分配</w:t>
       </w:r>
@@ -12715,7 +12727,7 @@
       </w:pPr>
       <w:r>
         <w:rPr>
-          <w:rFonts w:hint="eastAsia" w:ascii="Times New Roman" w:hAnsi="Times New Roman" w:eastAsia="SimSun" w:cs="Times New Roman"/>
+          <w:rFonts w:hint="eastAsia" w:ascii="Times New Roman" w:hAnsi="Times New Roman" w:eastAsia="FangSong" w:cs="Times New Roman"/>
         </w:rPr>
         <w:t>然后才讨论结构畸变</w:t>
       </w:r>
@@ -12727,7 +12739,7 @@
       </w:r>
       <w:r>
         <w:rPr>
-          <w:rFonts w:hint="eastAsia" w:ascii="Times New Roman" w:hAnsi="Times New Roman" w:eastAsia="SimSun" w:cs="Times New Roman"/>
+          <w:rFonts w:hint="eastAsia" w:ascii="Times New Roman" w:hAnsi="Times New Roman" w:eastAsia="FangSong" w:cs="Times New Roman"/>
         </w:rPr>
         <w:t>迁移能力或导电性变化</w:t>
       </w:r>
@@ -12748,7 +12760,7 @@
       </w:pPr>
       <w:r>
         <w:rPr>
-          <w:rFonts w:hint="eastAsia" w:ascii="Times New Roman" w:hAnsi="Times New Roman" w:eastAsia="SimSun" w:cs="Times New Roman"/>
+          <w:rFonts w:hint="eastAsia" w:ascii="Times New Roman" w:hAnsi="Times New Roman" w:eastAsia="FangSong" w:cs="Times New Roman"/>
         </w:rPr>
         <w:t>先守恒</w:t>
       </w:r>
@@ -12760,7 +12772,7 @@
       </w:r>
       <w:r>
         <w:rPr>
-          <w:rFonts w:hint="eastAsia" w:ascii="Times New Roman" w:hAnsi="Times New Roman" w:eastAsia="SimSun" w:cs="Times New Roman"/>
+          <w:rFonts w:hint="eastAsia" w:ascii="Times New Roman" w:hAnsi="Times New Roman" w:eastAsia="FangSong" w:cs="Times New Roman"/>
         </w:rPr>
         <w:t>后谈性质</w:t>
       </w:r>
@@ -12772,7 +12784,7 @@
       </w:r>
       <w:r>
         <w:rPr>
-          <w:rFonts w:hint="eastAsia" w:ascii="Times New Roman" w:hAnsi="Times New Roman" w:eastAsia="SimSun" w:cs="Times New Roman"/>
+          <w:rFonts w:hint="eastAsia" w:ascii="Times New Roman" w:hAnsi="Times New Roman" w:eastAsia="FangSong" w:cs="Times New Roman"/>
         </w:rPr>
         <w:t>是这类题最稳的顺序</w:t>
       </w:r>
@@ -12839,7 +12851,7 @@
       </w:pPr>
       <w:r>
         <w:rPr>
-          <w:rFonts w:hint="eastAsia" w:ascii="Times New Roman" w:hAnsi="Times New Roman" w:eastAsia="SimSun" w:cs="Times New Roman"/>
+          <w:rFonts w:hint="eastAsia" w:ascii="Times New Roman" w:hAnsi="Times New Roman" w:eastAsia="FangSong" w:cs="Times New Roman"/>
         </w:rPr>
         <w:t xml:space="preserve">为什么</w:t>
       </w:r>
@@ -12851,7 +12863,7 @@
       </w:r>
       <w:r>
         <w:rPr>
-          <w:rFonts w:hint="eastAsia" w:ascii="Times New Roman" w:hAnsi="Times New Roman" w:eastAsia="SimSun" w:cs="Times New Roman"/>
+          <w:rFonts w:hint="eastAsia" w:ascii="Times New Roman" w:hAnsi="Times New Roman" w:eastAsia="FangSong" w:cs="Times New Roman"/>
         </w:rPr>
         <w:t>指数越大</w:t>
       </w:r>
@@ -12863,7 +12875,7 @@
       </w:r>
       <w:r>
         <w:rPr>
-          <w:rFonts w:hint="eastAsia" w:ascii="Times New Roman" w:hAnsi="Times New Roman" w:eastAsia="SimSun" w:cs="Times New Roman"/>
+          <w:rFonts w:hint="eastAsia" w:ascii="Times New Roman" w:hAnsi="Times New Roman" w:eastAsia="FangSong" w:cs="Times New Roman"/>
         </w:rPr>
         <w:t>通常意味着晶面间距越小</w:t>
       </w:r>
@@ -12884,7 +12896,7 @@
       </w:pPr>
       <w:r>
         <w:rPr>
-          <w:rFonts w:hint="eastAsia" w:ascii="Times New Roman" w:hAnsi="Times New Roman" w:eastAsia="SimSun" w:cs="Times New Roman"/>
+          <w:rFonts w:hint="eastAsia" w:ascii="Times New Roman" w:hAnsi="Times New Roman" w:eastAsia="FangSong" w:cs="Times New Roman"/>
         </w:rPr>
         <w:t>为什么在立方晶系粉末衍射中</w:t>
       </w:r>
@@ -12909,7 +12921,7 @@
       </w:r>
       <w:r>
         <w:rPr>
-          <w:rFonts w:hint="eastAsia" w:ascii="Times New Roman" w:hAnsi="Times New Roman" w:eastAsia="SimSun" w:cs="Times New Roman"/>
+          <w:rFonts w:hint="eastAsia" w:ascii="Times New Roman" w:hAnsi="Times New Roman" w:eastAsia="FangSong" w:cs="Times New Roman"/>
         </w:rPr>
         <w:t>的比值能拿来快判晶格类型</w:t>
       </w:r>
@@ -12930,7 +12942,7 @@
       </w:pPr>
       <w:r>
         <w:rPr>
-          <w:rFonts w:hint="eastAsia" w:ascii="Times New Roman" w:hAnsi="Times New Roman" w:eastAsia="SimSun" w:cs="Times New Roman"/>
+          <w:rFonts w:hint="eastAsia" w:ascii="Times New Roman" w:hAnsi="Times New Roman" w:eastAsia="FangSong" w:cs="Times New Roman"/>
         </w:rPr>
         <w:t>为什么系统消光本质上是相消干涉</w:t>
       </w:r>
@@ -12942,7 +12954,7 @@
       </w:r>
       <w:r>
         <w:rPr>
-          <w:rFonts w:hint="eastAsia" w:ascii="Times New Roman" w:hAnsi="Times New Roman" w:eastAsia="SimSun" w:cs="Times New Roman"/>
+          <w:rFonts w:hint="eastAsia" w:ascii="Times New Roman" w:hAnsi="Times New Roman" w:eastAsia="FangSong" w:cs="Times New Roman"/>
         </w:rPr>
         <w:t>而不是某些原子</w:t>
       </w:r>
@@ -12954,7 +12966,7 @@
       </w:r>
       <w:r>
         <w:rPr>
-          <w:rFonts w:hint="eastAsia" w:ascii="Times New Roman" w:hAnsi="Times New Roman" w:eastAsia="SimSun" w:cs="Times New Roman"/>
+          <w:rFonts w:hint="eastAsia" w:ascii="Times New Roman" w:hAnsi="Times New Roman" w:eastAsia="FangSong" w:cs="Times New Roman"/>
         </w:rPr>
         <w:t>不散射</w:t>
       </w:r>
@@ -12995,7 +13007,7 @@
       </w:pPr>
       <w:r>
         <w:rPr>
-          <w:rFonts w:hint="eastAsia" w:ascii="Times New Roman" w:hAnsi="Times New Roman" w:eastAsia="SimSun" w:cs="Times New Roman"/>
+          <w:rFonts w:hint="eastAsia" w:ascii="Times New Roman" w:hAnsi="Times New Roman" w:eastAsia="FangSong" w:cs="Times New Roman"/>
         </w:rPr>
         <w:t>试比较简单立方</w:t>
       </w:r>
@@ -13013,7 +13025,7 @@
       </w:r>
       <w:r>
         <w:rPr>
-          <w:rFonts w:hint="eastAsia" w:ascii="Times New Roman" w:hAnsi="Times New Roman" w:eastAsia="SimSun" w:cs="Times New Roman"/>
+          <w:rFonts w:hint="eastAsia" w:ascii="Times New Roman" w:hAnsi="Times New Roman" w:eastAsia="FangSong" w:cs="Times New Roman"/>
         </w:rPr>
         <w:t xml:space="preserve">三者的首峰分别为什么常对应</w:t>
       </w:r>
@@ -13073,7 +13085,7 @@
       </w:pPr>
       <w:r>
         <w:rPr>
-          <w:rFonts w:hint="eastAsia" w:ascii="Times New Roman" w:hAnsi="Times New Roman" w:eastAsia="SimSun" w:cs="Times New Roman"/>
+          <w:rFonts w:hint="eastAsia" w:ascii="Times New Roman" w:hAnsi="Times New Roman" w:eastAsia="FangSong" w:cs="Times New Roman"/>
         </w:rPr>
         <w:t>试说明为什么</w:t>
       </w:r>
@@ -13091,7 +13103,7 @@
       </w:r>
       <w:r>
         <w:rPr>
-          <w:rFonts w:hint="eastAsia" w:ascii="Times New Roman" w:hAnsi="Times New Roman" w:eastAsia="SimSun" w:cs="Times New Roman"/>
+          <w:rFonts w:hint="eastAsia" w:ascii="Times New Roman" w:hAnsi="Times New Roman" w:eastAsia="FangSong" w:cs="Times New Roman"/>
         </w:rPr>
         <w:t xml:space="preserve">骨架</w:t>
       </w:r>
@@ -13103,7 +13115,7 @@
       </w:r>
       <w:r>
         <w:rPr>
-          <w:rFonts w:hint="eastAsia" w:ascii="Times New Roman" w:hAnsi="Times New Roman" w:eastAsia="SimSun" w:cs="Times New Roman"/>
+          <w:rFonts w:hint="eastAsia" w:ascii="Times New Roman" w:hAnsi="Times New Roman" w:eastAsia="FangSong" w:cs="Times New Roman"/>
         </w:rPr>
         <w:t>不同填隙比例</w:t>
       </w:r>
@@ -13115,7 +13127,7 @@
       </w:r>
       <w:r>
         <w:rPr>
-          <w:rFonts w:hint="eastAsia" w:ascii="Times New Roman" w:hAnsi="Times New Roman" w:eastAsia="SimSun" w:cs="Times New Roman"/>
+          <w:rFonts w:hint="eastAsia" w:ascii="Times New Roman" w:hAnsi="Times New Roman" w:eastAsia="FangSong" w:cs="Times New Roman"/>
         </w:rPr>
         <w:t>是一种很强的结构归纳方法</w:t>
       </w:r>
@@ -13136,7 +13148,7 @@
       </w:pPr>
       <w:r>
         <w:rPr>
-          <w:rFonts w:hint="eastAsia" w:ascii="Times New Roman" w:hAnsi="Times New Roman" w:eastAsia="SimSun" w:cs="Times New Roman"/>
+          <w:rFonts w:hint="eastAsia" w:ascii="Times New Roman" w:hAnsi="Times New Roman" w:eastAsia="FangSong" w:cs="Times New Roman"/>
         </w:rPr>
         <w:t>试用</w:t>
       </w:r>
@@ -13148,7 +13160,7 @@
       </w:r>
       <w:r>
         <w:rPr>
-          <w:rFonts w:hint="eastAsia" w:ascii="Times New Roman" w:hAnsi="Times New Roman" w:eastAsia="SimSun" w:cs="Times New Roman"/>
+          <w:rFonts w:hint="eastAsia" w:ascii="Times New Roman" w:hAnsi="Times New Roman" w:eastAsia="FangSong" w:cs="Times New Roman"/>
         </w:rPr>
         <w:t>骨架</w:t>
       </w:r>
@@ -13160,7 +13172,7 @@
       </w:r>
       <w:r>
         <w:rPr>
-          <w:rFonts w:hint="eastAsia" w:ascii="Times New Roman" w:hAnsi="Times New Roman" w:eastAsia="SimSun" w:cs="Times New Roman"/>
+          <w:rFonts w:hint="eastAsia" w:ascii="Times New Roman" w:hAnsi="Times New Roman" w:eastAsia="FangSong" w:cs="Times New Roman"/>
         </w:rPr>
         <w:t xml:space="preserve">位点</w:t>
       </w:r>
@@ -13172,7 +13184,7 @@
       </w:r>
       <w:r>
         <w:rPr>
-          <w:rFonts w:hint="eastAsia" w:ascii="Times New Roman" w:hAnsi="Times New Roman" w:eastAsia="SimSun" w:cs="Times New Roman"/>
+          <w:rFonts w:hint="eastAsia" w:ascii="Times New Roman" w:hAnsi="Times New Roman" w:eastAsia="FangSong" w:cs="Times New Roman"/>
         </w:rPr>
         <w:t>配位多面体连接</w:t>
       </w:r>
@@ -13184,7 +13196,7 @@
       </w:r>
       <w:r>
         <w:rPr>
-          <w:rFonts w:hint="eastAsia" w:ascii="Times New Roman" w:hAnsi="Times New Roman" w:eastAsia="SimSun" w:cs="Times New Roman"/>
+          <w:rFonts w:hint="eastAsia" w:ascii="Times New Roman" w:hAnsi="Times New Roman" w:eastAsia="FangSong" w:cs="Times New Roman"/>
         </w:rPr>
         <w:t>三步</w:t>
       </w:r>
@@ -13196,7 +13208,7 @@
       </w:r>
       <w:r>
         <w:rPr>
-          <w:rFonts w:hint="eastAsia" w:ascii="Times New Roman" w:hAnsi="Times New Roman" w:eastAsia="SimSun" w:cs="Times New Roman"/>
+          <w:rFonts w:hint="eastAsia" w:ascii="Times New Roman" w:hAnsi="Times New Roman" w:eastAsia="FangSong" w:cs="Times New Roman"/>
         </w:rPr>
         <w:t>概括尖晶石和钙钛矿的分析框架</w:t>
       </w:r>
@@ -13237,7 +13249,7 @@
       </w:pPr>
       <w:r>
         <w:rPr>
-          <w:rFonts w:hint="eastAsia" w:ascii="Times New Roman" w:hAnsi="Times New Roman" w:eastAsia="SimSun" w:cs="Times New Roman"/>
+          <w:rFonts w:hint="eastAsia" w:ascii="Times New Roman" w:hAnsi="Times New Roman" w:eastAsia="FangSong" w:cs="Times New Roman"/>
         </w:rPr>
         <w:t xml:space="preserve">试说明</w:t>
       </w:r>
@@ -13249,7 +13261,7 @@
       </w:r>
       <w:r>
         <w:rPr>
-          <w:rFonts w:hint="eastAsia" w:ascii="Times New Roman" w:hAnsi="Times New Roman" w:eastAsia="SimSun" w:cs="Times New Roman"/>
+          <w:rFonts w:hint="eastAsia" w:ascii="Times New Roman" w:hAnsi="Times New Roman" w:eastAsia="FangSong" w:cs="Times New Roman"/>
         </w:rPr>
         <w:t>题</w:t>
       </w:r>
@@ -13261,7 +13273,7 @@
       </w:r>
       <w:r>
         <w:rPr>
-          <w:rFonts w:hint="eastAsia" w:ascii="Times New Roman" w:hAnsi="Times New Roman" w:eastAsia="SimSun" w:cs="Times New Roman"/>
+          <w:rFonts w:hint="eastAsia" w:ascii="Times New Roman" w:hAnsi="Times New Roman" w:eastAsia="FangSong" w:cs="Times New Roman"/>
         </w:rPr>
         <w:t>决理</w:t>
       </w:r>
@@ -13273,7 +13285,7 @@
       </w:r>
       <w:r>
         <w:rPr>
-          <w:rFonts w:hint="eastAsia" w:ascii="Times New Roman" w:hAnsi="Times New Roman" w:eastAsia="SimSun" w:cs="Times New Roman"/>
+          <w:rFonts w:hint="eastAsia" w:ascii="Times New Roman" w:hAnsi="Times New Roman" w:eastAsia="FangSong" w:cs="Times New Roman"/>
         </w:rPr>
         <w:t>密堆积结构的变换和组合</w:t>
       </w:r>
@@ -13285,7 +13297,7 @@
       </w:r>
       <w:r>
         <w:rPr>
-          <w:rFonts w:hint="eastAsia" w:ascii="Times New Roman" w:hAnsi="Times New Roman" w:eastAsia="SimSun" w:cs="Times New Roman"/>
+          <w:rFonts w:hint="eastAsia" w:ascii="Times New Roman" w:hAnsi="Times New Roman" w:eastAsia="FangSong" w:cs="Times New Roman"/>
         </w:rPr>
         <w:t>中</w:t>
       </w:r>
@@ -13297,7 +13309,7 @@
       </w:r>
       <w:r>
         <w:rPr>
-          <w:rFonts w:hint="eastAsia" w:ascii="Times New Roman" w:hAnsi="Times New Roman" w:eastAsia="SimSun" w:cs="Times New Roman"/>
+          <w:rFonts w:hint="eastAsia" w:ascii="Times New Roman" w:hAnsi="Times New Roman" w:eastAsia="FangSong" w:cs="Times New Roman"/>
         </w:rPr>
         <w:t>为什么</w:t>
       </w:r>
@@ -13309,7 +13321,7 @@
       </w:r>
       <w:r>
         <w:rPr>
-          <w:rFonts w:hint="eastAsia" w:ascii="Times New Roman" w:hAnsi="Times New Roman" w:eastAsia="SimSun" w:cs="Times New Roman"/>
+          <w:rFonts w:hint="eastAsia" w:ascii="Times New Roman" w:hAnsi="Times New Roman" w:eastAsia="FangSong" w:cs="Times New Roman"/>
         </w:rPr>
         <w:t>先认堆积层序</w:t>
       </w:r>
@@ -13321,7 +13333,7 @@
       </w:r>
       <w:r>
         <w:rPr>
-          <w:rFonts w:hint="eastAsia" w:ascii="Times New Roman" w:hAnsi="Times New Roman" w:eastAsia="SimSun" w:cs="Times New Roman"/>
+          <w:rFonts w:hint="eastAsia" w:ascii="Times New Roman" w:hAnsi="Times New Roman" w:eastAsia="FangSong" w:cs="Times New Roman"/>
         </w:rPr>
         <w:t>再谈结构变换</w:t>
       </w:r>
@@ -13333,7 +13345,7 @@
       </w:r>
       <w:r>
         <w:rPr>
-          <w:rFonts w:hint="eastAsia" w:ascii="Times New Roman" w:hAnsi="Times New Roman" w:eastAsia="SimSun" w:cs="Times New Roman"/>
+          <w:rFonts w:hint="eastAsia" w:ascii="Times New Roman" w:hAnsi="Times New Roman" w:eastAsia="FangSong" w:cs="Times New Roman"/>
         </w:rPr>
         <w:t>比一上来背结构名更稳</w:t>
       </w:r>
@@ -13354,7 +13366,7 @@
       </w:pPr>
       <w:r>
         <w:rPr>
-          <w:rFonts w:hint="eastAsia" w:ascii="Times New Roman" w:hAnsi="Times New Roman" w:eastAsia="SimSun" w:cs="Times New Roman"/>
+          <w:rFonts w:hint="eastAsia" w:ascii="Times New Roman" w:hAnsi="Times New Roman" w:eastAsia="FangSong" w:cs="Times New Roman"/>
         </w:rPr>
         <w:t>试用</w:t>
       </w:r>
@@ -13366,7 +13378,7 @@
       </w:r>
       <w:r>
         <w:rPr>
-          <w:rFonts w:hint="eastAsia" w:ascii="Times New Roman" w:hAnsi="Times New Roman" w:eastAsia="SimSun" w:cs="Times New Roman"/>
+          <w:rFonts w:hint="eastAsia" w:ascii="Times New Roman" w:hAnsi="Times New Roman" w:eastAsia="FangSong" w:cs="Times New Roman"/>
         </w:rPr>
         <w:t>峰位比</w:t>
       </w:r>
@@ -13378,7 +13390,7 @@
       </w:r>
       <w:r>
         <w:rPr>
-          <w:rFonts w:hint="eastAsia" w:ascii="Times New Roman" w:hAnsi="Times New Roman" w:eastAsia="SimSun" w:cs="Times New Roman"/>
+          <w:rFonts w:hint="eastAsia" w:ascii="Times New Roman" w:hAnsi="Times New Roman" w:eastAsia="FangSong" w:cs="Times New Roman"/>
         </w:rPr>
         <w:t>消光</w:t>
       </w:r>
@@ -13390,7 +13402,7 @@
       </w:r>
       <w:r>
         <w:rPr>
-          <w:rFonts w:hint="eastAsia" w:ascii="Times New Roman" w:hAnsi="Times New Roman" w:eastAsia="SimSun" w:cs="Times New Roman"/>
+          <w:rFonts w:hint="eastAsia" w:ascii="Times New Roman" w:hAnsi="Times New Roman" w:eastAsia="FangSong" w:cs="Times New Roman"/>
         </w:rPr>
         <w:t>晶胞参数</w:t>
       </w:r>
@@ -13402,7 +13414,7 @@
       </w:r>
       <w:r>
         <w:rPr>
-          <w:rFonts w:hint="eastAsia" w:ascii="Times New Roman" w:hAnsi="Times New Roman" w:eastAsia="SimSun" w:cs="Times New Roman"/>
+          <w:rFonts w:hint="eastAsia" w:ascii="Times New Roman" w:hAnsi="Times New Roman" w:eastAsia="FangSong" w:cs="Times New Roman"/>
         </w:rPr>
         <w:t>三步</w:t>
       </w:r>
@@ -13414,7 +13426,7 @@
       </w:r>
       <w:r>
         <w:rPr>
-          <w:rFonts w:hint="eastAsia" w:ascii="Times New Roman" w:hAnsi="Times New Roman" w:eastAsia="SimSun" w:cs="Times New Roman"/>
+          <w:rFonts w:hint="eastAsia" w:ascii="Times New Roman" w:hAnsi="Times New Roman" w:eastAsia="FangSong" w:cs="Times New Roman"/>
         </w:rPr>
         <w:t>概括粉末衍射判型的最稳流程</w:t>
       </w:r>
@@ -13435,7 +13447,7 @@
       </w:pPr>
       <w:r>
         <w:rPr>
-          <w:rFonts w:hint="eastAsia" w:ascii="Times New Roman" w:hAnsi="Times New Roman" w:eastAsia="SimSun" w:cs="Times New Roman"/>
+          <w:rFonts w:hint="eastAsia" w:ascii="Times New Roman" w:hAnsi="Times New Roman" w:eastAsia="FangSong" w:cs="Times New Roman"/>
         </w:rPr>
         <w:t>试说明为什么真实晶体题里</w:t>
       </w:r>
@@ -13447,7 +13459,7 @@
       </w:r>
       <w:r>
         <w:rPr>
-          <w:rFonts w:hint="eastAsia" w:ascii="Times New Roman" w:hAnsi="Times New Roman" w:eastAsia="SimSun" w:cs="Times New Roman"/>
+          <w:rFonts w:hint="eastAsia" w:ascii="Times New Roman" w:hAnsi="Times New Roman" w:eastAsia="FangSong" w:cs="Times New Roman"/>
         </w:rPr>
         <w:t>缺位</w:t>
       </w:r>
@@ -13459,7 +13471,7 @@
       </w:r>
       <w:r>
         <w:rPr>
-          <w:rFonts w:hint="eastAsia" w:ascii="Times New Roman" w:hAnsi="Times New Roman" w:eastAsia="SimSun" w:cs="Times New Roman"/>
+          <w:rFonts w:hint="eastAsia" w:ascii="Times New Roman" w:hAnsi="Times New Roman" w:eastAsia="FangSong" w:cs="Times New Roman"/>
         </w:rPr>
         <w:t>畸变和相变常常要连在一起看</w:t>
       </w:r>
@@ -13507,7 +13519,7 @@
       </w:pPr>
       <w:r>
         <w:rPr>
-          <w:rFonts w:hint="eastAsia" w:ascii="Times New Roman" w:hAnsi="Times New Roman" w:eastAsia="SimSun" w:cs="Times New Roman"/>
+          <w:rFonts w:hint="eastAsia" w:ascii="Times New Roman" w:hAnsi="Times New Roman" w:eastAsia="FangSong" w:cs="Times New Roman"/>
         </w:rPr>
         <w:t xml:space="preserve">因为</w:t>
       </w:r>
@@ -13532,7 +13544,7 @@
       </w:r>
       <w:r>
         <w:rPr>
-          <w:rFonts w:hint="eastAsia" w:ascii="Times New Roman" w:hAnsi="Times New Roman" w:eastAsia="SimSun" w:cs="Times New Roman"/>
+          <w:rFonts w:hint="eastAsia" w:ascii="Times New Roman" w:hAnsi="Times New Roman" w:eastAsia="FangSong" w:cs="Times New Roman"/>
         </w:rPr>
         <w:t>通常与指数平方和的平方根成反比</w:t>
       </w:r>
@@ -13544,7 +13556,7 @@
       </w:r>
       <w:r>
         <w:rPr>
-          <w:rFonts w:hint="eastAsia" w:ascii="Times New Roman" w:hAnsi="Times New Roman" w:eastAsia="SimSun" w:cs="Times New Roman"/>
+          <w:rFonts w:hint="eastAsia" w:ascii="Times New Roman" w:hAnsi="Times New Roman" w:eastAsia="FangSong" w:cs="Times New Roman"/>
         </w:rPr>
         <w:t>指数越大</w:t>
       </w:r>
@@ -13556,7 +13568,7 @@
       </w:r>
       <w:r>
         <w:rPr>
-          <w:rFonts w:hint="eastAsia" w:ascii="Times New Roman" w:hAnsi="Times New Roman" w:eastAsia="SimSun" w:cs="Times New Roman"/>
+          <w:rFonts w:hint="eastAsia" w:ascii="Times New Roman" w:hAnsi="Times New Roman" w:eastAsia="FangSong" w:cs="Times New Roman"/>
         </w:rPr>
         <w:t>对应晶面切割越密</w:t>
       </w:r>
@@ -13577,7 +13589,7 @@
       </w:pPr>
       <w:r>
         <w:rPr>
-          <w:rFonts w:hint="eastAsia" w:ascii="Times New Roman" w:hAnsi="Times New Roman" w:eastAsia="SimSun" w:cs="Times New Roman"/>
+          <w:rFonts w:hint="eastAsia" w:ascii="Times New Roman" w:hAnsi="Times New Roman" w:eastAsia="FangSong" w:cs="Times New Roman"/>
         </w:rPr>
         <w:t xml:space="preserve">因为立方晶系下</w:t>
       </w:r>
@@ -13602,7 +13614,7 @@
       </w:r>
       <w:r>
         <w:rPr>
-          <w:rFonts w:hint="eastAsia" w:ascii="Times New Roman" w:hAnsi="Times New Roman" w:eastAsia="SimSun" w:cs="Times New Roman"/>
+          <w:rFonts w:hint="eastAsia" w:ascii="Times New Roman" w:hAnsi="Times New Roman" w:eastAsia="FangSong" w:cs="Times New Roman"/>
         </w:rPr>
         <w:t xml:space="preserve">正比于</w:t>
       </w:r>
@@ -13627,7 +13639,7 @@
       </w:r>
       <w:r>
         <w:rPr>
-          <w:rFonts w:hint="eastAsia" w:ascii="Times New Roman" w:hAnsi="Times New Roman" w:eastAsia="SimSun" w:cs="Times New Roman"/>
+          <w:rFonts w:hint="eastAsia" w:ascii="Times New Roman" w:hAnsi="Times New Roman" w:eastAsia="FangSong" w:cs="Times New Roman"/>
         </w:rPr>
         <w:t>而不同晶格的允许反射序列不同</w:t>
       </w:r>
@@ -13648,7 +13660,7 @@
       </w:pPr>
       <w:r>
         <w:rPr>
-          <w:rFonts w:hint="eastAsia" w:ascii="Times New Roman" w:hAnsi="Times New Roman" w:eastAsia="SimSun" w:cs="Times New Roman"/>
+          <w:rFonts w:hint="eastAsia" w:ascii="Times New Roman" w:hAnsi="Times New Roman" w:eastAsia="FangSong" w:cs="Times New Roman"/>
         </w:rPr>
         <w:t>因为系统消光来自晶胞内散射振幅在相位上相互抵消</w:t>
       </w:r>
@@ -13660,7 +13672,7 @@
       </w:r>
       <w:r>
         <w:rPr>
-          <w:rFonts w:hint="eastAsia" w:ascii="Times New Roman" w:hAnsi="Times New Roman" w:eastAsia="SimSun" w:cs="Times New Roman"/>
+          <w:rFonts w:hint="eastAsia" w:ascii="Times New Roman" w:hAnsi="Times New Roman" w:eastAsia="FangSong" w:cs="Times New Roman"/>
         </w:rPr>
         <w:t>不是原子失去散射能力</w:t>
       </w:r>
@@ -13681,7 +13693,7 @@
       </w:pPr>
       <w:r>
         <w:rPr>
-          <w:rFonts w:hint="eastAsia" w:ascii="Times New Roman" w:hAnsi="Times New Roman" w:eastAsia="SimSun" w:cs="Times New Roman"/>
+          <w:rFonts w:hint="eastAsia" w:ascii="Times New Roman" w:hAnsi="Times New Roman" w:eastAsia="FangSong" w:cs="Times New Roman"/>
         </w:rPr>
         <w:t>因为三种晶格的允许反射条件不同</w:t>
       </w:r>
@@ -13693,7 +13705,7 @@
       </w:r>
       <w:r>
         <w:rPr>
-          <w:rFonts w:hint="eastAsia" w:ascii="Times New Roman" w:hAnsi="Times New Roman" w:eastAsia="SimSun" w:cs="Times New Roman"/>
+          <w:rFonts w:hint="eastAsia" w:ascii="Times New Roman" w:hAnsi="Times New Roman" w:eastAsia="FangSong" w:cs="Times New Roman"/>
         </w:rPr>
         <w:t>最先不被消去的那组晶面也不同</w:t>
       </w:r>
@@ -13714,7 +13726,7 @@
       </w:pPr>
       <w:r>
         <w:rPr>
-          <w:rFonts w:hint="eastAsia" w:ascii="Times New Roman" w:hAnsi="Times New Roman" w:eastAsia="SimSun" w:cs="Times New Roman"/>
+          <w:rFonts w:hint="eastAsia" w:ascii="Times New Roman" w:hAnsi="Times New Roman" w:eastAsia="FangSong" w:cs="Times New Roman"/>
         </w:rPr>
         <w:t>因为这样能把很多看似零散的结构放到同一语言里</w:t>
       </w:r>
@@ -13726,7 +13738,7 @@
       </w:r>
       <w:r>
         <w:rPr>
-          <w:rFonts w:hint="eastAsia" w:ascii="Times New Roman" w:hAnsi="Times New Roman" w:eastAsia="SimSun" w:cs="Times New Roman"/>
+          <w:rFonts w:hint="eastAsia" w:ascii="Times New Roman" w:hAnsi="Times New Roman" w:eastAsia="FangSong" w:cs="Times New Roman"/>
         </w:rPr>
         <w:t>快速判断配位与层状</w:t>
       </w:r>
@@ -13738,7 +13750,7 @@
       </w:r>
       <w:r>
         <w:rPr>
-          <w:rFonts w:hint="eastAsia" w:ascii="Times New Roman" w:hAnsi="Times New Roman" w:eastAsia="SimSun" w:cs="Times New Roman"/>
+          <w:rFonts w:hint="eastAsia" w:ascii="Times New Roman" w:hAnsi="Times New Roman" w:eastAsia="FangSong" w:cs="Times New Roman"/>
         </w:rPr>
         <w:t>三维特征</w:t>
       </w:r>
@@ -13759,7 +13771,7 @@
       </w:pPr>
       <w:r>
         <w:rPr>
-          <w:rFonts w:hint="eastAsia" w:ascii="Times New Roman" w:hAnsi="Times New Roman" w:eastAsia="SimSun" w:cs="Times New Roman"/>
+          <w:rFonts w:hint="eastAsia" w:ascii="Times New Roman" w:hAnsi="Times New Roman" w:eastAsia="FangSong" w:cs="Times New Roman"/>
         </w:rPr>
         <w:t>先找谁搭骨架</w:t>
       </w:r>
@@ -13771,7 +13783,7 @@
       </w:r>
       <w:r>
         <w:rPr>
-          <w:rFonts w:hint="eastAsia" w:ascii="Times New Roman" w:hAnsi="Times New Roman" w:eastAsia="SimSun" w:cs="Times New Roman"/>
+          <w:rFonts w:hint="eastAsia" w:ascii="Times New Roman" w:hAnsi="Times New Roman" w:eastAsia="FangSong" w:cs="Times New Roman"/>
         </w:rPr>
         <w:t>再看阳离子去四面体位还是八面体位</w:t>
       </w:r>
@@ -13783,7 +13795,7 @@
       </w:r>
       <w:r>
         <w:rPr>
-          <w:rFonts w:hint="eastAsia" w:ascii="Times New Roman" w:hAnsi="Times New Roman" w:eastAsia="SimSun" w:cs="Times New Roman"/>
+          <w:rFonts w:hint="eastAsia" w:ascii="Times New Roman" w:hAnsi="Times New Roman" w:eastAsia="FangSong" w:cs="Times New Roman"/>
         </w:rPr>
         <w:t>最后看多面体是共顶点还是共棱连接</w:t>
       </w:r>
@@ -13804,7 +13816,7 @@
       </w:pPr>
       <w:r>
         <w:rPr>
-          <w:rFonts w:hint="eastAsia" w:ascii="Times New Roman" w:hAnsi="Times New Roman" w:eastAsia="SimSun" w:cs="Times New Roman"/>
+          <w:rFonts w:hint="eastAsia" w:ascii="Times New Roman" w:hAnsi="Times New Roman" w:eastAsia="FangSong" w:cs="Times New Roman"/>
         </w:rPr>
         <w:t>因为结构变换题本质往往是在比较同一骨架的不同层序和填隙版本</w:t>
       </w:r>
@@ -13816,7 +13828,7 @@
       </w:r>
       <w:r>
         <w:rPr>
-          <w:rFonts w:hint="eastAsia" w:ascii="Times New Roman" w:hAnsi="Times New Roman" w:eastAsia="SimSun" w:cs="Times New Roman"/>
+          <w:rFonts w:hint="eastAsia" w:ascii="Times New Roman" w:hAnsi="Times New Roman" w:eastAsia="FangSong" w:cs="Times New Roman"/>
         </w:rPr>
         <w:t>先认骨架最稳</w:t>
       </w:r>
@@ -13837,7 +13849,7 @@
       </w:pPr>
       <w:r>
         <w:rPr>
-          <w:rFonts w:hint="eastAsia" w:ascii="Times New Roman" w:hAnsi="Times New Roman" w:eastAsia="SimSun" w:cs="Times New Roman"/>
+          <w:rFonts w:hint="eastAsia" w:ascii="Times New Roman" w:hAnsi="Times New Roman" w:eastAsia="FangSong" w:cs="Times New Roman"/>
         </w:rPr>
         <w:t>先把峰位转成比值</w:t>
       </w:r>
@@ -13849,7 +13861,7 @@
       </w:r>
       <w:r>
         <w:rPr>
-          <w:rFonts w:hint="eastAsia" w:ascii="Times New Roman" w:hAnsi="Times New Roman" w:eastAsia="SimSun" w:cs="Times New Roman"/>
+          <w:rFonts w:hint="eastAsia" w:ascii="Times New Roman" w:hAnsi="Times New Roman" w:eastAsia="FangSong" w:cs="Times New Roman"/>
         </w:rPr>
         <w:t>再用消光规则排结构类型</w:t>
       </w:r>
@@ -13861,7 +13873,7 @@
       </w:r>
       <w:r>
         <w:rPr>
-          <w:rFonts w:hint="eastAsia" w:ascii="Times New Roman" w:hAnsi="Times New Roman" w:eastAsia="SimSun" w:cs="Times New Roman"/>
+          <w:rFonts w:hint="eastAsia" w:ascii="Times New Roman" w:hAnsi="Times New Roman" w:eastAsia="FangSong" w:cs="Times New Roman"/>
         </w:rPr>
         <w:t>最后才用</w:t>
       </w:r>
@@ -13873,7 +13885,7 @@
       </w:r>
       <w:r>
         <w:rPr>
-          <w:rFonts w:hint="eastAsia" w:ascii="Times New Roman" w:hAnsi="Times New Roman" w:eastAsia="SimSun" w:cs="Times New Roman"/>
+          <w:rFonts w:hint="eastAsia" w:ascii="Times New Roman" w:hAnsi="Times New Roman" w:eastAsia="FangSong" w:cs="Times New Roman"/>
         </w:rPr>
         <w:t>方程回算晶胞参数</w:t>
       </w:r>
@@ -13894,7 +13906,7 @@
       </w:pPr>
       <w:r>
         <w:rPr>
-          <w:rFonts w:hint="eastAsia" w:ascii="Times New Roman" w:hAnsi="Times New Roman" w:eastAsia="SimSun" w:cs="Times New Roman"/>
+          <w:rFonts w:hint="eastAsia" w:ascii="Times New Roman" w:hAnsi="Times New Roman" w:eastAsia="FangSong" w:cs="Times New Roman"/>
         </w:rPr>
         <w:t>因为真实晶体偏离理想模型时</w:t>
       </w:r>
@@ -13906,7 +13918,7 @@
       </w:r>
       <w:r>
         <w:rPr>
-          <w:rFonts w:hint="eastAsia" w:ascii="Times New Roman" w:hAnsi="Times New Roman" w:eastAsia="SimSun" w:cs="Times New Roman"/>
+          <w:rFonts w:hint="eastAsia" w:ascii="Times New Roman" w:hAnsi="Times New Roman" w:eastAsia="FangSong" w:cs="Times New Roman"/>
         </w:rPr>
         <w:t>局部缺陷常会牵动配位环境</w:t>
       </w:r>
@@ -13918,7 +13930,7 @@
       </w:r>
       <w:r>
         <w:rPr>
-          <w:rFonts w:hint="eastAsia" w:ascii="Times New Roman" w:hAnsi="Times New Roman" w:eastAsia="SimSun" w:cs="Times New Roman"/>
+          <w:rFonts w:hint="eastAsia" w:ascii="Times New Roman" w:hAnsi="Times New Roman" w:eastAsia="FangSong" w:cs="Times New Roman"/>
         </w:rPr>
         <w:t>对称性和宏观性质一起变化</w:t>
       </w:r>
@@ -13965,7 +13977,7 @@
       </w:pPr>
       <w:r>
         <w:rPr>
-          <w:rFonts w:hint="eastAsia" w:ascii="Times New Roman" w:hAnsi="Times New Roman" w:eastAsia="SimSun" w:cs="Times New Roman"/>
+          <w:rFonts w:hint="eastAsia" w:ascii="Times New Roman" w:hAnsi="Times New Roman" w:eastAsia="FangSong" w:cs="Times New Roman"/>
         </w:rPr>
         <w:t>晶体结构题最稳的开题顺序是</w:t>
       </w:r>
@@ -13977,7 +13989,7 @@
       </w:r>
       <w:r>
         <w:rPr>
-          <w:rFonts w:hint="eastAsia" w:ascii="Times New Roman" w:hAnsi="Times New Roman" w:eastAsia="SimSun" w:cs="Times New Roman"/>
+          <w:rFonts w:hint="eastAsia" w:ascii="Times New Roman" w:hAnsi="Times New Roman" w:eastAsia="FangSong" w:cs="Times New Roman"/>
         </w:rPr>
         <w:t>计数</w:t>
       </w:r>
@@ -13989,7 +14001,7 @@
       </w:r>
       <w:r>
         <w:rPr>
-          <w:rFonts w:hint="eastAsia" w:ascii="Times New Roman" w:hAnsi="Times New Roman" w:eastAsia="SimSun" w:cs="Times New Roman"/>
+          <w:rFonts w:hint="eastAsia" w:ascii="Times New Roman" w:hAnsi="Times New Roman" w:eastAsia="FangSong" w:cs="Times New Roman"/>
         </w:rPr>
         <w:t xml:space="preserve">骨架</w:t>
       </w:r>
@@ -14001,7 +14013,7 @@
       </w:r>
       <w:r>
         <w:rPr>
-          <w:rFonts w:hint="eastAsia" w:ascii="Times New Roman" w:hAnsi="Times New Roman" w:eastAsia="SimSun" w:cs="Times New Roman"/>
+          <w:rFonts w:hint="eastAsia" w:ascii="Times New Roman" w:hAnsi="Times New Roman" w:eastAsia="FangSong" w:cs="Times New Roman"/>
         </w:rPr>
         <w:t xml:space="preserve">配位</w:t>
       </w:r>
@@ -14013,7 +14025,7 @@
       </w:r>
       <w:r>
         <w:rPr>
-          <w:rFonts w:hint="eastAsia" w:ascii="Times New Roman" w:hAnsi="Times New Roman" w:eastAsia="SimSun" w:cs="Times New Roman"/>
+          <w:rFonts w:hint="eastAsia" w:ascii="Times New Roman" w:hAnsi="Times New Roman" w:eastAsia="FangSong" w:cs="Times New Roman"/>
         </w:rPr>
         <w:t xml:space="preserve">衍射</w:t>
       </w:r>
@@ -14025,7 +14037,7 @@
       </w:r>
       <w:r>
         <w:rPr>
-          <w:rFonts w:hint="eastAsia" w:ascii="Times New Roman" w:hAnsi="Times New Roman" w:eastAsia="SimSun" w:cs="Times New Roman"/>
+          <w:rFonts w:hint="eastAsia" w:ascii="Times New Roman" w:hAnsi="Times New Roman" w:eastAsia="FangSong" w:cs="Times New Roman"/>
         </w:rPr>
         <w:t>性质</w:t>
       </w:r>
@@ -14052,7 +14064,7 @@
       </w:r>
       <w:r>
         <w:rPr>
-          <w:rFonts w:hint="eastAsia" w:ascii="Times New Roman" w:hAnsi="Times New Roman" w:eastAsia="SimSun" w:cs="Times New Roman"/>
+          <w:rFonts w:hint="eastAsia" w:ascii="Times New Roman" w:hAnsi="Times New Roman" w:eastAsia="FangSong" w:cs="Times New Roman"/>
         </w:rPr>
         <w:t>指数是晶面语言</w:t>
       </w:r>
@@ -14064,7 +14076,7 @@
       </w:r>
       <w:r>
         <w:rPr>
-          <w:rFonts w:hint="eastAsia" w:ascii="Times New Roman" w:hAnsi="Times New Roman" w:eastAsia="SimSun" w:cs="Times New Roman"/>
+          <w:rFonts w:hint="eastAsia" w:ascii="Times New Roman" w:hAnsi="Times New Roman" w:eastAsia="FangSong" w:cs="Times New Roman"/>
         </w:rPr>
         <w:t>不是截距本身</w:t>
       </w:r>
@@ -14085,7 +14097,7 @@
       </w:pPr>
       <w:r>
         <w:rPr>
-          <w:rFonts w:hint="eastAsia" w:ascii="Times New Roman" w:hAnsi="Times New Roman" w:eastAsia="SimSun" w:cs="Times New Roman"/>
+          <w:rFonts w:hint="eastAsia" w:ascii="Times New Roman" w:hAnsi="Times New Roman" w:eastAsia="FangSong" w:cs="Times New Roman"/>
         </w:rPr>
         <w:t>粉末衍射的峰位比</w:t>
       </w:r>
@@ -14097,7 +14109,7 @@
       </w:r>
       <w:r>
         <w:rPr>
-          <w:rFonts w:hint="eastAsia" w:ascii="Times New Roman" w:hAnsi="Times New Roman" w:eastAsia="SimSun" w:cs="Times New Roman"/>
+          <w:rFonts w:hint="eastAsia" w:ascii="Times New Roman" w:hAnsi="Times New Roman" w:eastAsia="FangSong" w:cs="Times New Roman"/>
         </w:rPr>
         <w:t>本质是在读</w:t>
       </w:r>
@@ -14122,7 +14134,7 @@
       </w:r>
       <w:r>
         <w:rPr>
-          <w:rFonts w:hint="eastAsia" w:ascii="Times New Roman" w:hAnsi="Times New Roman" w:eastAsia="SimSun" w:cs="Times New Roman"/>
+          <w:rFonts w:hint="eastAsia" w:ascii="Times New Roman" w:hAnsi="Times New Roman" w:eastAsia="FangSong" w:cs="Times New Roman"/>
         </w:rPr>
         <w:t>的允许序列</w:t>
       </w:r>
@@ -14149,7 +14161,7 @@
       </w:r>
       <w:r>
         <w:rPr>
-          <w:rFonts w:hint="eastAsia" w:ascii="Times New Roman" w:hAnsi="Times New Roman" w:eastAsia="SimSun" w:cs="Times New Roman"/>
+          <w:rFonts w:hint="eastAsia" w:ascii="Times New Roman" w:hAnsi="Times New Roman" w:eastAsia="FangSong" w:cs="Times New Roman"/>
         </w:rPr>
         <w:t>的系统消光最好理解</w:t>
       </w:r>
@@ -14161,7 +14173,7 @@
       </w:r>
       <w:r>
         <w:rPr>
-          <w:rFonts w:hint="eastAsia" w:ascii="Times New Roman" w:hAnsi="Times New Roman" w:eastAsia="SimSun" w:cs="Times New Roman"/>
+          <w:rFonts w:hint="eastAsia" w:ascii="Times New Roman" w:hAnsi="Times New Roman" w:eastAsia="FangSong" w:cs="Times New Roman"/>
         </w:rPr>
         <w:t>不要只背</w:t>
       </w:r>
@@ -14182,7 +14194,7 @@
       </w:pPr>
       <w:r>
         <w:rPr>
-          <w:rFonts w:hint="eastAsia" w:ascii="Times New Roman" w:hAnsi="Times New Roman" w:eastAsia="SimSun" w:cs="Times New Roman"/>
+          <w:rFonts w:hint="eastAsia" w:ascii="Times New Roman" w:hAnsi="Times New Roman" w:eastAsia="FangSong" w:cs="Times New Roman"/>
         </w:rPr>
         <w:t>很多复杂结构都能化归成</w:t>
       </w:r>
@@ -14194,7 +14206,7 @@
       </w:r>
       <w:r>
         <w:rPr>
-          <w:rFonts w:hint="eastAsia" w:ascii="Times New Roman" w:hAnsi="Times New Roman" w:eastAsia="SimSun" w:cs="Times New Roman"/>
+          <w:rFonts w:hint="eastAsia" w:ascii="Times New Roman" w:hAnsi="Times New Roman" w:eastAsia="FangSong" w:cs="Times New Roman"/>
         </w:rPr>
         <w:t>谁搭骨架</w:t>
       </w:r>
@@ -14206,7 +14218,7 @@
       </w:r>
       <w:r>
         <w:rPr>
-          <w:rFonts w:hint="eastAsia" w:ascii="Times New Roman" w:hAnsi="Times New Roman" w:eastAsia="SimSun" w:cs="Times New Roman"/>
+          <w:rFonts w:hint="eastAsia" w:ascii="Times New Roman" w:hAnsi="Times New Roman" w:eastAsia="FangSong" w:cs="Times New Roman"/>
         </w:rPr>
         <w:t>谁填空隙</w:t>
       </w:r>
@@ -14233,7 +14245,7 @@
       </w:r>
       <w:r>
         <w:rPr>
-          <w:rFonts w:hint="eastAsia" w:ascii="Times New Roman" w:hAnsi="Times New Roman" w:eastAsia="SimSun" w:cs="Times New Roman"/>
+          <w:rFonts w:hint="eastAsia" w:ascii="Times New Roman" w:hAnsi="Times New Roman" w:eastAsia="FangSong" w:cs="Times New Roman"/>
         </w:rPr>
         <w:t>不是一个孤立结构</w:t>
       </w:r>
@@ -14245,7 +14257,7 @@
       </w:r>
       <w:r>
         <w:rPr>
-          <w:rFonts w:hint="eastAsia" w:ascii="Times New Roman" w:hAnsi="Times New Roman" w:eastAsia="SimSun" w:cs="Times New Roman"/>
+          <w:rFonts w:hint="eastAsia" w:ascii="Times New Roman" w:hAnsi="Times New Roman" w:eastAsia="FangSong" w:cs="Times New Roman"/>
         </w:rPr>
         <w:t>而是一整条衍生结构家族的母体</w:t>
       </w:r>
@@ -14266,7 +14278,7 @@
       </w:pPr>
       <w:r>
         <w:rPr>
-          <w:rFonts w:hint="eastAsia" w:ascii="Times New Roman" w:hAnsi="Times New Roman" w:eastAsia="SimSun" w:cs="Times New Roman"/>
+          <w:rFonts w:hint="eastAsia" w:ascii="Times New Roman" w:hAnsi="Times New Roman" w:eastAsia="FangSong" w:cs="Times New Roman"/>
         </w:rPr>
         <w:t>真实晶体常常不理想</w:t>
       </w:r>
@@ -14278,7 +14290,7 @@
       </w:r>
       <w:r>
         <w:rPr>
-          <w:rFonts w:hint="eastAsia" w:ascii="Times New Roman" w:hAnsi="Times New Roman" w:eastAsia="SimSun" w:cs="Times New Roman"/>
+          <w:rFonts w:hint="eastAsia" w:ascii="Times New Roman" w:hAnsi="Times New Roman" w:eastAsia="FangSong" w:cs="Times New Roman"/>
         </w:rPr>
         <w:t>缺位</w:t>
       </w:r>
@@ -14290,7 +14302,7 @@
       </w:r>
       <w:r>
         <w:rPr>
-          <w:rFonts w:hint="eastAsia" w:ascii="Times New Roman" w:hAnsi="Times New Roman" w:eastAsia="SimSun" w:cs="Times New Roman"/>
+          <w:rFonts w:hint="eastAsia" w:ascii="Times New Roman" w:hAnsi="Times New Roman" w:eastAsia="FangSong" w:cs="Times New Roman"/>
         </w:rPr>
         <w:t>畸变和相变本来就是结构化学的一部分</w:t>
       </w:r>
@@ -14337,7 +14349,7 @@
       </w:pPr>
       <w:r>
         <w:rPr>
-          <w:rFonts w:hint="eastAsia" w:ascii="Times New Roman" w:hAnsi="Times New Roman" w:eastAsia="SimSun" w:cs="Times New Roman"/>
+          <w:rFonts w:hint="eastAsia" w:ascii="Times New Roman" w:hAnsi="Times New Roman" w:eastAsia="FangSong" w:cs="Times New Roman"/>
         </w:rPr>
         <w:t>若你最卡的是</w:t>
       </w:r>
@@ -14349,7 +14361,7 @@
       </w:r>
       <w:r>
         <w:rPr>
-          <w:rFonts w:hint="eastAsia" w:ascii="Times New Roman" w:hAnsi="Times New Roman" w:eastAsia="SimSun" w:cs="Times New Roman"/>
+          <w:rFonts w:hint="eastAsia" w:ascii="Times New Roman" w:hAnsi="Times New Roman" w:eastAsia="FangSong" w:cs="Times New Roman"/>
         </w:rPr>
         <w:t>晶胞和堆积老混</w:t>
       </w:r>
@@ -14361,7 +14373,7 @@
       </w:r>
       <w:r>
         <w:rPr>
-          <w:rFonts w:hint="eastAsia" w:ascii="Times New Roman" w:hAnsi="Times New Roman" w:eastAsia="SimSun" w:cs="Times New Roman"/>
+          <w:rFonts w:hint="eastAsia" w:ascii="Times New Roman" w:hAnsi="Times New Roman" w:eastAsia="FangSong" w:cs="Times New Roman"/>
         </w:rPr>
         <w:t>先回看</w:t>
       </w:r>
@@ -14373,7 +14385,7 @@
       </w:r>
       <w:r>
         <w:rPr>
-          <w:rFonts w:hint="eastAsia" w:ascii="Times New Roman" w:hAnsi="Times New Roman" w:eastAsia="SimSun" w:cs="Times New Roman"/>
+          <w:rFonts w:hint="eastAsia" w:ascii="Times New Roman" w:hAnsi="Times New Roman" w:eastAsia="FangSong" w:cs="Times New Roman"/>
         </w:rPr>
         <w:t>晶体结构基础</w:t>
       </w:r>
@@ -14385,7 +14397,7 @@
       </w:r>
       <w:r>
         <w:rPr>
-          <w:rFonts w:hint="eastAsia" w:ascii="Times New Roman" w:hAnsi="Times New Roman" w:eastAsia="SimSun" w:cs="Times New Roman"/>
+          <w:rFonts w:hint="eastAsia" w:ascii="Times New Roman" w:hAnsi="Times New Roman" w:eastAsia="FangSong" w:cs="Times New Roman"/>
         </w:rPr>
         <w:t>超级充实版</w:t>
       </w:r>
@@ -14397,7 +14409,7 @@
       </w:r>
       <w:r>
         <w:rPr>
-          <w:rFonts w:hint="eastAsia" w:ascii="Times New Roman" w:hAnsi="Times New Roman" w:eastAsia="SimSun" w:cs="Times New Roman"/>
+          <w:rFonts w:hint="eastAsia" w:ascii="Times New Roman" w:hAnsi="Times New Roman" w:eastAsia="FangSong" w:cs="Times New Roman"/>
         </w:rPr>
         <w:t>自学完整</w:t>
       </w:r>
@@ -14418,7 +14430,7 @@
       </w:pPr>
       <w:r>
         <w:rPr>
-          <w:rFonts w:hint="eastAsia" w:ascii="Times New Roman" w:hAnsi="Times New Roman" w:eastAsia="SimSun" w:cs="Times New Roman"/>
+          <w:rFonts w:hint="eastAsia" w:ascii="Times New Roman" w:hAnsi="Times New Roman" w:eastAsia="FangSong" w:cs="Times New Roman"/>
         </w:rPr>
         <w:t>若你最卡的是</w:t>
       </w:r>
@@ -14430,7 +14442,7 @@
       </w:r>
       <w:r>
         <w:rPr>
-          <w:rFonts w:hint="eastAsia" w:ascii="Times New Roman" w:hAnsi="Times New Roman" w:eastAsia="SimSun" w:cs="Times New Roman"/>
+          <w:rFonts w:hint="eastAsia" w:ascii="Times New Roman" w:hAnsi="Times New Roman" w:eastAsia="FangSong" w:cs="Times New Roman"/>
         </w:rPr>
         <w:t>投影图和计数</w:t>
       </w:r>
@@ -14442,7 +14454,7 @@
       </w:r>
       <w:r>
         <w:rPr>
-          <w:rFonts w:hint="eastAsia" w:ascii="Times New Roman" w:hAnsi="Times New Roman" w:eastAsia="SimSun" w:cs="Times New Roman"/>
+          <w:rFonts w:hint="eastAsia" w:ascii="Times New Roman" w:hAnsi="Times New Roman" w:eastAsia="FangSong" w:cs="Times New Roman"/>
         </w:rPr>
         <w:t>回看</w:t>
       </w:r>
@@ -14454,7 +14466,7 @@
       </w:r>
       <w:r>
         <w:rPr>
-          <w:rFonts w:hint="eastAsia" w:ascii="Times New Roman" w:hAnsi="Times New Roman" w:eastAsia="SimSun" w:cs="Times New Roman"/>
+          <w:rFonts w:hint="eastAsia" w:ascii="Times New Roman" w:hAnsi="Times New Roman" w:eastAsia="FangSong" w:cs="Times New Roman"/>
         </w:rPr>
         <w:t>专题</w:t>
       </w:r>
@@ -14466,7 +14478,7 @@
       </w:r>
       <w:r>
         <w:rPr>
-          <w:rFonts w:hint="eastAsia" w:ascii="Times New Roman" w:hAnsi="Times New Roman" w:eastAsia="SimSun" w:cs="Times New Roman"/>
+          <w:rFonts w:hint="eastAsia" w:ascii="Times New Roman" w:hAnsi="Times New Roman" w:eastAsia="FangSong" w:cs="Times New Roman"/>
         </w:rPr>
         <w:t>晶体结构计算</w:t>
       </w:r>
@@ -14481,7 +14493,7 @@
       </w:pPr>
       <w:r>
         <w:rPr>
-          <w:rFonts w:hint="eastAsia" w:ascii="Times New Roman" w:hAnsi="Times New Roman" w:eastAsia="SimSun" w:cs="Times New Roman"/>
+          <w:rFonts w:hint="eastAsia" w:ascii="Times New Roman" w:hAnsi="Times New Roman" w:eastAsia="FangSong" w:cs="Times New Roman"/>
         </w:rPr>
         <w:t>若你最卡的是</w:t>
       </w:r>
@@ -14493,7 +14505,7 @@
       </w:r>
       <w:r>
         <w:rPr>
-          <w:rFonts w:hint="eastAsia" w:ascii="Times New Roman" w:hAnsi="Times New Roman" w:eastAsia="SimSun" w:cs="Times New Roman"/>
+          <w:rFonts w:hint="eastAsia" w:ascii="Times New Roman" w:hAnsi="Times New Roman" w:eastAsia="FangSong" w:cs="Times New Roman"/>
         </w:rPr>
         <w:t>复杂结构怎么拆</w:t>
       </w:r>
@@ -14505,7 +14517,7 @@
       </w:r>
       <w:r>
         <w:rPr>
-          <w:rFonts w:hint="eastAsia" w:ascii="Times New Roman" w:hAnsi="Times New Roman" w:eastAsia="SimSun" w:cs="Times New Roman"/>
+          <w:rFonts w:hint="eastAsia" w:ascii="Times New Roman" w:hAnsi="Times New Roman" w:eastAsia="FangSong" w:cs="Times New Roman"/>
         </w:rPr>
         <w:t>回看</w:t>
       </w:r>
@@ -14517,7 +14529,7 @@
       </w:r>
       <w:r>
         <w:rPr>
-          <w:rFonts w:hint="eastAsia" w:ascii="Times New Roman" w:hAnsi="Times New Roman" w:eastAsia="SimSun" w:cs="Times New Roman"/>
+          <w:rFonts w:hint="eastAsia" w:ascii="Times New Roman" w:hAnsi="Times New Roman" w:eastAsia="FangSong" w:cs="Times New Roman"/>
         </w:rPr>
         <w:t xml:space="preserve">晶体结构深化</w:t>
       </w:r>
@@ -14532,7 +14544,7 @@
       </w:pPr>
       <w:r>
         <w:rPr>
-          <w:rFonts w:hint="eastAsia" w:ascii="Times New Roman" w:hAnsi="Times New Roman" w:eastAsia="SimSun" w:cs="Times New Roman"/>
+          <w:rFonts w:hint="eastAsia" w:ascii="Times New Roman" w:hAnsi="Times New Roman" w:eastAsia="FangSong" w:cs="Times New Roman"/>
         </w:rPr>
         <w:t>若你最卡的是</w:t>
       </w:r>
@@ -14544,7 +14556,7 @@
       </w:r>
       <w:r>
         <w:rPr>
-          <w:rFonts w:hint="eastAsia" w:ascii="Times New Roman" w:hAnsi="Times New Roman" w:eastAsia="SimSun" w:cs="Times New Roman"/>
+          <w:rFonts w:hint="eastAsia" w:ascii="Times New Roman" w:hAnsi="Times New Roman" w:eastAsia="FangSong" w:cs="Times New Roman"/>
         </w:rPr>
         <w:t>配位多面体怎么连</w:t>
       </w:r>
@@ -14556,7 +14568,7 @@
       </w:r>
       <w:r>
         <w:rPr>
-          <w:rFonts w:hint="eastAsia" w:ascii="Times New Roman" w:hAnsi="Times New Roman" w:eastAsia="SimSun" w:cs="Times New Roman"/>
+          <w:rFonts w:hint="eastAsia" w:ascii="Times New Roman" w:hAnsi="Times New Roman" w:eastAsia="FangSong" w:cs="Times New Roman"/>
         </w:rPr>
         <w:t>可与</w:t>
       </w:r>
@@ -14568,7 +14580,7 @@
       </w:r>
       <w:r>
         <w:rPr>
-          <w:rFonts w:hint="eastAsia" w:ascii="Times New Roman" w:hAnsi="Times New Roman" w:eastAsia="SimSun" w:cs="Times New Roman"/>
+          <w:rFonts w:hint="eastAsia" w:ascii="Times New Roman" w:hAnsi="Times New Roman" w:eastAsia="FangSong" w:cs="Times New Roman"/>
         </w:rPr>
         <w:t>配合物深化</w:t>
       </w:r>
@@ -14580,7 +14592,7 @@
       </w:r>
       <w:r>
         <w:rPr>
-          <w:rFonts w:hint="eastAsia" w:ascii="Times New Roman" w:hAnsi="Times New Roman" w:eastAsia="SimSun" w:cs="Times New Roman"/>
+          <w:rFonts w:hint="eastAsia" w:ascii="Times New Roman" w:hAnsi="Times New Roman" w:eastAsia="FangSong" w:cs="Times New Roman"/>
         </w:rPr>
         <w:t>超级充实版</w:t>
       </w:r>
@@ -14592,7 +14604,7 @@
       </w:r>
       <w:r>
         <w:rPr>
-          <w:rFonts w:hint="eastAsia" w:ascii="Times New Roman" w:hAnsi="Times New Roman" w:eastAsia="SimSun" w:cs="Times New Roman"/>
+          <w:rFonts w:hint="eastAsia" w:ascii="Times New Roman" w:hAnsi="Times New Roman" w:eastAsia="FangSong" w:cs="Times New Roman"/>
         </w:rPr>
         <w:t>自学完整</w:t>
       </w:r>
@@ -14610,7 +14622,7 @@
       </w:r>
       <w:r>
         <w:rPr>
-          <w:rFonts w:hint="eastAsia" w:ascii="Times New Roman" w:hAnsi="Times New Roman" w:eastAsia="SimSun" w:cs="Times New Roman"/>
+          <w:rFonts w:hint="eastAsia" w:ascii="Times New Roman" w:hAnsi="Times New Roman" w:eastAsia="FangSong" w:cs="Times New Roman"/>
         </w:rPr>
         <w:t xml:space="preserve">对照着看</w:t>
       </w:r>
@@ -14625,7 +14637,7 @@
       </w:pPr>
       <w:r>
         <w:rPr>
-          <w:rFonts w:hint="eastAsia" w:ascii="Times New Roman" w:hAnsi="Times New Roman" w:eastAsia="SimSun" w:cs="Times New Roman"/>
+          <w:rFonts w:hint="eastAsia" w:ascii="Times New Roman" w:hAnsi="Times New Roman" w:eastAsia="FangSong" w:cs="Times New Roman"/>
         </w:rPr>
         <w:t>下一步若继续深化</w:t>
       </w:r>
@@ -14637,7 +14649,7 @@
       </w:r>
       <w:r>
         <w:rPr>
-          <w:rFonts w:hint="eastAsia" w:ascii="Times New Roman" w:hAnsi="Times New Roman" w:eastAsia="SimSun" w:cs="Times New Roman"/>
+          <w:rFonts w:hint="eastAsia" w:ascii="Times New Roman" w:hAnsi="Times New Roman" w:eastAsia="FangSong" w:cs="Times New Roman"/>
         </w:rPr>
         <w:t>最自然的扩展方向是</w:t>
       </w:r>
@@ -14649,7 +14661,7 @@
       </w:r>
       <w:r>
         <w:rPr>
-          <w:rFonts w:hint="eastAsia" w:ascii="Times New Roman" w:hAnsi="Times New Roman" w:eastAsia="SimSun" w:cs="Times New Roman"/>
+          <w:rFonts w:hint="eastAsia" w:ascii="Times New Roman" w:hAnsi="Times New Roman" w:eastAsia="FangSong" w:cs="Times New Roman"/>
         </w:rPr>
         <w:t>倒易点阵与单晶衍射</w:t>
       </w:r>
@@ -14661,7 +14673,7 @@
       </w:r>
       <w:r>
         <w:rPr>
-          <w:rFonts w:hint="eastAsia" w:ascii="Times New Roman" w:hAnsi="Times New Roman" w:eastAsia="SimSun" w:cs="Times New Roman"/>
+          <w:rFonts w:hint="eastAsia" w:ascii="Times New Roman" w:hAnsi="Times New Roman" w:eastAsia="FangSong" w:cs="Times New Roman"/>
         </w:rPr>
         <w:t>缺陷化学记号系统</w:t>
       </w:r>
@@ -14673,7 +14685,7 @@
       </w:r>
       <w:r>
         <w:rPr>
-          <w:rFonts w:hint="eastAsia" w:ascii="Times New Roman" w:hAnsi="Times New Roman" w:eastAsia="SimSun" w:cs="Times New Roman"/>
+          <w:rFonts w:hint="eastAsia" w:ascii="Times New Roman" w:hAnsi="Times New Roman" w:eastAsia="FangSong" w:cs="Times New Roman"/>
         </w:rPr>
         <w:t>结构到能带与导电性的统一语言</w:t>
       </w:r>
@@ -15853,7 +15865,7 @@
     <ns0:name ns0:val="Normal"/>
     <ns0:qFormat/>
     <ns0:rPr>
-      <ns0:rFonts ns0:ascii="Times New Roman" ns0:cs="Times New Roman" ns0:eastAsia="SimSun" ns0:hAnsi="Times New Roman"/>
+      <ns0:rFonts ns0:ascii="Times New Roman" ns0:cs="Times New Roman" ns0:eastAsia="FangSong" ns0:hAnsi="Times New Roman"/>
       <ns0:b ns0:val="0"/>
       <ns0:sz ns0:val="23"/>
     </ns0:rPr>
@@ -15867,7 +15879,7 @@
       <ns0:spacing ns0:after="180" ns0:before="180"/>
     </ns0:pPr>
     <ns0:rPr>
-      <ns0:rFonts ns0:ascii="Times New Roman" ns0:hAnsi="Times New Roman" ns0:eastAsia="SimSun" ns0:cs="Times New Roman"/>
+      <ns0:rFonts ns0:ascii="Times New Roman" ns0:hAnsi="Times New Roman" ns0:eastAsia="FangSong" ns0:cs="Times New Roman"/>
     </ns0:rPr>
   </ns0:style>
   <ns0:style ns0:customStyle="1" ns0:styleId="FirstParagraph" ns0:type="paragraph">
@@ -15876,7 +15888,7 @@
     <ns0:next ns0:val="BodyText"/>
     <ns0:qFormat/>
     <ns0:rPr>
-      <ns0:rFonts ns0:ascii="Times New Roman" ns0:hAnsi="Times New Roman" ns0:eastAsia="SimSun" ns0:cs="Times New Roman"/>
+      <ns0:rFonts ns0:ascii="Times New Roman" ns0:hAnsi="Times New Roman" ns0:eastAsia="FangSong" ns0:cs="Times New Roman"/>
     </ns0:rPr>
   </ns0:style>
   <ns0:style ns0:customStyle="1" ns0:styleId="Compact" ns0:type="paragraph">
@@ -15887,7 +15899,7 @@
       <ns0:spacing ns0:after="36" ns0:before="36"/>
     </ns0:pPr>
     <ns0:rPr>
-      <ns0:rFonts ns0:ascii="Times New Roman" ns0:hAnsi="Times New Roman" ns0:eastAsia="SimSun" ns0:cs="Times New Roman"/>
+      <ns0:rFonts ns0:ascii="Times New Roman" ns0:hAnsi="Times New Roman" ns0:eastAsia="FangSong" ns0:cs="Times New Roman"/>
     </ns0:rPr>
   </ns0:style>
   <ns0:style ns0:styleId="Title" ns0:type="paragraph">
@@ -15918,7 +15930,7 @@
     <ns0:uiPriority ns0:val="10"/>
     <ns0:rsid ns0:val="00A10FD9"/>
     <ns0:rPr>
-      <ns0:rFonts ns0:ascii="Times New Roman" ns0:hAnsi="Times New Roman" ns0:eastAsia="SimSun" ns0:cs="Times New Roman"/>
+      <ns0:rFonts ns0:ascii="Times New Roman" ns0:hAnsi="Times New Roman" ns0:eastAsia="FangSong" ns0:cs="Times New Roman"/>
       <ns0:sz ns0:val="56"/>
       <ns0:szCs ns0:val="56"/>
     </ns0:rPr>
@@ -15937,7 +15949,7 @@
       </ns0:numPr>
     </ns0:pPr>
     <ns0:rPr>
-      <ns0:rFonts ns0:ascii="Times New Roman" ns0:cs="Times New Roman" ns0:eastAsia="SimSun" ns0:hAnsi="Times New Roman"/>
+      <ns0:rFonts ns0:ascii="Times New Roman" ns0:cs="Times New Roman" ns0:eastAsia="SimHei" ns0:hAnsi="Times New Roman"/>
       <ns0:b ns0:val="0"/>
       <ns0:color ns0:val="5B6975"/>
       <ns0:sz ns0:val="24"/>
@@ -15951,7 +15963,7 @@
     <ns0:uiPriority ns0:val="11"/>
     <ns0:rsid ns0:val="00A10FD9"/>
     <ns0:rPr>
-      <ns0:rFonts ns0:ascii="Times New Roman" ns0:hAnsi="Times New Roman" ns0:eastAsia="SimSun" ns0:cs="Times New Roman"/>
+      <ns0:rFonts ns0:ascii="Times New Roman" ns0:hAnsi="Times New Roman" ns0:eastAsia="FangSong" ns0:cs="Times New Roman"/>
       <ns0:color ns0:themeColor="text1" ns0:themeTint="A6" ns0:val="595959"/>
       <ns0:sz ns0:val="28"/>
       <ns0:szCs ns0:val="28"/>
@@ -15967,7 +15979,7 @@
       <ns0:keepLines/>
     </ns0:pPr>
     <ns0:rPr>
-      <ns0:rFonts ns0:ascii="Times New Roman" ns0:hAnsi="Times New Roman" ns0:eastAsia="SimSun" ns0:cs="Times New Roman"/>
+      <ns0:rFonts ns0:ascii="Times New Roman" ns0:hAnsi="Times New Roman" ns0:eastAsia="FangSong" ns0:cs="Times New Roman"/>
       <ns0:sz ns0:val="24"/>
       <ns0:szCs ns0:val="24"/>
     </ns0:rPr>
@@ -15982,7 +15994,7 @@
       <ns0:keepLines/>
     </ns0:pPr>
     <ns0:rPr>
-      <ns0:rFonts ns0:ascii="Times New Roman" ns0:hAnsi="Times New Roman" ns0:eastAsia="SimSun" ns0:cs="Times New Roman"/>
+      <ns0:rFonts ns0:ascii="Times New Roman" ns0:hAnsi="Times New Roman" ns0:eastAsia="FangSong" ns0:cs="Times New Roman"/>
       <ns0:sz ns0:val="24"/>
       <ns0:szCs ns0:val="24"/>
     </ns0:rPr>
@@ -15999,7 +16011,7 @@
       <ns0:jc ns0:val="center"/>
     </ns0:pPr>
     <ns0:rPr>
-      <ns0:rFonts ns0:ascii="Times New Roman" ns0:hAnsi="Times New Roman" ns0:eastAsia="SimSun" ns0:cs="Times New Roman"/>
+      <ns0:rFonts ns0:ascii="Times New Roman" ns0:hAnsi="Times New Roman" ns0:eastAsia="FangSong" ns0:cs="Times New Roman"/>
       <ns0:b/>
       <ns0:sz ns0:val="20"/>
       <ns0:szCs ns0:val="20"/>
@@ -16016,7 +16028,7 @@
       <ns0:spacing ns0:after="300" ns0:before="100"/>
     </ns0:pPr>
     <ns0:rPr>
-      <ns0:rFonts ns0:ascii="Times New Roman" ns0:hAnsi="Times New Roman" ns0:eastAsia="SimSun" ns0:cs="Times New Roman"/>
+      <ns0:rFonts ns0:ascii="Times New Roman" ns0:hAnsi="Times New Roman" ns0:eastAsia="FangSong" ns0:cs="Times New Roman"/>
       <ns0:sz ns0:val="20"/>
       <ns0:szCs ns0:val="20"/>
     </ns0:rPr>
@@ -16028,7 +16040,7 @@
     <ns0:qFormat/>
     <ns0:pPr/>
     <ns0:rPr>
-      <ns0:rFonts ns0:ascii="Times New Roman" ns0:hAnsi="Times New Roman" ns0:eastAsia="SimSun" ns0:cs="Times New Roman"/>
+      <ns0:rFonts ns0:ascii="Times New Roman" ns0:hAnsi="Times New Roman" ns0:eastAsia="FangSong" ns0:cs="Times New Roman"/>
     </ns0:rPr>
   </ns0:style>
   <ns0:style ns0:styleId="Heading1" ns0:type="paragraph">
@@ -16364,7 +16376,7 @@
       <ns0:ind ns0:firstLine="0" ns0:left="480" ns0:right="480"/>
     </ns0:pPr>
     <ns0:rPr>
-      <ns0:rFonts ns0:ascii="Times New Roman" ns0:hAnsi="Times New Roman" ns0:eastAsia="SimSun" ns0:cs="Times New Roman"/>
+      <ns0:rFonts ns0:ascii="Times New Roman" ns0:hAnsi="Times New Roman" ns0:eastAsia="FangSong" ns0:cs="Times New Roman"/>
     </ns0:rPr>
   </ns0:style>
   <ns0:style ns0:styleId="FootnoteText" ns0:type="paragraph">
@@ -16375,7 +16387,7 @@
     <ns0:unhideWhenUsed/>
     <ns0:qFormat/>
     <ns0:rPr>
-      <ns0:rFonts ns0:ascii="Times New Roman" ns0:hAnsi="Times New Roman" ns0:eastAsia="SimSun" ns0:cs="Times New Roman"/>
+      <ns0:rFonts ns0:ascii="Times New Roman" ns0:hAnsi="Times New Roman" ns0:eastAsia="FangSong" ns0:cs="Times New Roman"/>
     </ns0:rPr>
   </ns0:style>
   <ns0:style ns0:styleId="FootnoteBlockText" ns0:type="paragraph">
@@ -16390,7 +16402,7 @@
       <ns0:ind ns0:firstLine="0" ns0:left="480" ns0:right="480"/>
     </ns0:pPr>
     <ns0:rPr>
-      <ns0:rFonts ns0:ascii="Times New Roman" ns0:hAnsi="Times New Roman" ns0:eastAsia="SimSun" ns0:cs="Times New Roman"/>
+      <ns0:rFonts ns0:ascii="Times New Roman" ns0:hAnsi="Times New Roman" ns0:eastAsia="FangSong" ns0:cs="Times New Roman"/>
     </ns0:rPr>
   </ns0:style>
   <ns0:style ns0:default="1" ns0:styleId="DefaultParagraphFont" ns0:type="character">
@@ -16398,7 +16410,7 @@
     <ns0:semiHidden/>
     <ns0:unhideWhenUsed/>
     <ns0:rPr>
-      <ns0:rFonts ns0:ascii="Times New Roman" ns0:hAnsi="Times New Roman" ns0:eastAsia="SimSun" ns0:cs="Times New Roman"/>
+      <ns0:rFonts ns0:ascii="Times New Roman" ns0:hAnsi="Times New Roman" ns0:eastAsia="FangSong" ns0:cs="Times New Roman"/>
     </ns0:rPr>
   </ns0:style>
   <ns0:style ns0:default="1" ns0:styleId="Table" ns0:type="table">
@@ -16408,7 +16420,7 @@
     <ns0:unhideWhenUsed/>
     <ns0:qFormat/>
     <ns0:rPr>
-      <ns0:rFonts ns0:ascii="Times New Roman" ns0:hAnsi="Times New Roman" ns0:eastAsia="SimSun" ns0:cs="Times New Roman"/>
+      <ns0:rFonts ns0:ascii="Times New Roman" ns0:hAnsi="Times New Roman" ns0:eastAsia="FangSong" ns0:cs="Times New Roman"/>
     </ns0:rPr>
     <ns0:tblPr>
       <ns0:tblInd ns0:type="dxa" ns0:w="0"/>
@@ -16438,7 +16450,7 @@
       <ns0:spacing ns0:after="0"/>
     </ns0:pPr>
     <ns0:rPr>
-      <ns0:rFonts ns0:ascii="Times New Roman" ns0:hAnsi="Times New Roman" ns0:eastAsia="SimSun" ns0:cs="Times New Roman"/>
+      <ns0:rFonts ns0:ascii="Times New Roman" ns0:hAnsi="Times New Roman" ns0:eastAsia="FangSong" ns0:cs="Times New Roman"/>
       <ns0:b/>
     </ns0:rPr>
   </ns0:style>
@@ -16446,7 +16458,7 @@
     <ns0:name ns0:val="Definition"/>
     <ns0:basedOn ns0:val="Normal"/>
     <ns0:rPr>
-      <ns0:rFonts ns0:ascii="Times New Roman" ns0:hAnsi="Times New Roman" ns0:eastAsia="SimSun" ns0:cs="Times New Roman"/>
+      <ns0:rFonts ns0:ascii="Times New Roman" ns0:hAnsi="Times New Roman" ns0:eastAsia="FangSong" ns0:cs="Times New Roman"/>
     </ns0:rPr>
   </ns0:style>
   <ns0:style ns0:styleId="Caption" ns0:type="paragraph">
@@ -16470,21 +16482,21 @@
       <ns0:keepNext/>
     </ns0:pPr>
     <ns0:rPr>
-      <ns0:rFonts ns0:ascii="Times New Roman" ns0:hAnsi="Times New Roman" ns0:eastAsia="SimSun" ns0:cs="Times New Roman"/>
+      <ns0:rFonts ns0:ascii="Times New Roman" ns0:hAnsi="Times New Roman" ns0:eastAsia="FangSong" ns0:cs="Times New Roman"/>
     </ns0:rPr>
   </ns0:style>
   <ns0:style ns0:customStyle="1" ns0:styleId="ImageCaption" ns0:type="paragraph">
     <ns0:name ns0:val="Image Caption"/>
     <ns0:basedOn ns0:val="Caption"/>
     <ns0:rPr>
-      <ns0:rFonts ns0:ascii="Times New Roman" ns0:hAnsi="Times New Roman" ns0:eastAsia="SimSun" ns0:cs="Times New Roman"/>
+      <ns0:rFonts ns0:ascii="Times New Roman" ns0:hAnsi="Times New Roman" ns0:eastAsia="FangSong" ns0:cs="Times New Roman"/>
     </ns0:rPr>
   </ns0:style>
   <ns0:style ns0:customStyle="1" ns0:styleId="Figure" ns0:type="paragraph">
     <ns0:name ns0:val="Figure"/>
     <ns0:basedOn ns0:val="Normal"/>
     <ns0:rPr>
-      <ns0:rFonts ns0:ascii="Times New Roman" ns0:hAnsi="Times New Roman" ns0:eastAsia="SimSun" ns0:cs="Times New Roman"/>
+      <ns0:rFonts ns0:ascii="Times New Roman" ns0:hAnsi="Times New Roman" ns0:eastAsia="FangSong" ns0:cs="Times New Roman"/>
     </ns0:rPr>
   </ns0:style>
   <ns0:style ns0:customStyle="1" ns0:styleId="CaptionedFigure" ns0:type="paragraph">
@@ -16494,7 +16506,7 @@
       <ns0:keepNext/>
     </ns0:pPr>
     <ns0:rPr>
-      <ns0:rFonts ns0:ascii="Times New Roman" ns0:hAnsi="Times New Roman" ns0:eastAsia="SimSun" ns0:cs="Times New Roman"/>
+      <ns0:rFonts ns0:ascii="Times New Roman" ns0:hAnsi="Times New Roman" ns0:eastAsia="FangSong" ns0:cs="Times New Roman"/>
     </ns0:rPr>
   </ns0:style>
   <ns0:style ns0:customStyle="1" ns0:styleId="BodyTextChar" ns0:type="character">
@@ -16502,14 +16514,14 @@
     <ns0:basedOn ns0:val="DefaultParagraphFont"/>
     <ns0:link ns0:val="BodyText"/>
     <ns0:rPr>
-      <ns0:rFonts ns0:ascii="Times New Roman" ns0:hAnsi="Times New Roman" ns0:eastAsia="SimSun" ns0:cs="Times New Roman"/>
+      <ns0:rFonts ns0:ascii="Times New Roman" ns0:hAnsi="Times New Roman" ns0:eastAsia="FangSong" ns0:cs="Times New Roman"/>
     </ns0:rPr>
   </ns0:style>
   <ns0:style ns0:customStyle="1" ns0:styleId="VerbatimChar" ns0:type="character">
     <ns0:name ns0:val="Verbatim Char"/>
     <ns0:basedOn ns0:val="BodyTextChar"/>
     <ns0:rPr>
-      <ns0:rFonts ns0:ascii="Times New Roman" ns0:cs="Times New Roman" ns0:eastAsia="SimSun" ns0:hAnsi="Times New Roman"/>
+      <ns0:rFonts ns0:ascii="Times New Roman" ns0:cs="Times New Roman" ns0:eastAsia="FangSong" ns0:hAnsi="Times New Roman"/>
       <ns0:b ns0:val="0"/>
       <ns0:sz ns0:val="20"/>
     </ns0:rPr>
@@ -16518,14 +16530,14 @@
     <ns0:name ns0:val="Section Number"/>
     <ns0:basedOn ns0:val="BodyTextChar"/>
     <ns0:rPr>
-      <ns0:rFonts ns0:ascii="Times New Roman" ns0:hAnsi="Times New Roman" ns0:eastAsia="SimSun" ns0:cs="Times New Roman"/>
+      <ns0:rFonts ns0:ascii="Times New Roman" ns0:hAnsi="Times New Roman" ns0:eastAsia="FangSong" ns0:cs="Times New Roman"/>
     </ns0:rPr>
   </ns0:style>
   <ns0:style ns0:styleId="FootnoteReference" ns0:type="character">
     <ns0:name ns0:val="Footnote Reference"/>
     <ns0:basedOn ns0:val="BodyTextChar"/>
     <ns0:rPr>
-      <ns0:rFonts ns0:ascii="Times New Roman" ns0:hAnsi="Times New Roman" ns0:eastAsia="SimSun" ns0:cs="Times New Roman"/>
+      <ns0:rFonts ns0:ascii="Times New Roman" ns0:hAnsi="Times New Roman" ns0:eastAsia="FangSong" ns0:cs="Times New Roman"/>
       <ns0:vertAlign ns0:val="superscript"/>
     </ns0:rPr>
   </ns0:style>
@@ -16533,7 +16545,7 @@
     <ns0:name ns0:val="Hyperlink"/>
     <ns0:basedOn ns0:val="BodyTextChar"/>
     <ns0:rPr>
-      <ns0:rFonts ns0:ascii="Times New Roman" ns0:hAnsi="Times New Roman" ns0:eastAsia="SimSun" ns0:cs="Times New Roman"/>
+      <ns0:rFonts ns0:ascii="Times New Roman" ns0:hAnsi="Times New Roman" ns0:eastAsia="FangSong" ns0:cs="Times New Roman"/>
       <ns0:color ns0:themeColor="accent1" ns0:val="4F81BD"/>
     </ns0:rPr>
   </ns0:style>
@@ -16560,7 +16572,7 @@
     <w:basedOn w:val="BodyText"/>
     <w:qFormat/>
     <ns0:rPr>
-      <w:rFonts ns0:ascii="Times New Roman" ns0:hAnsi="Times New Roman" ns0:eastAsia="SimSun" ns0:cs="Times New Roman"/>
+      <w:rFonts ns0:ascii="Times New Roman" ns0:hAnsi="Times New Roman" ns0:eastAsia="FangSong" ns0:cs="Times New Roman"/>
     </ns0:rPr>
   </w:style>
   <w:style w:type="paragraph" w:customStyle="1" w:styleId="SourceCode">
@@ -16571,14 +16583,14 @@
       <w:wordWrap w:val="off"/>
     </w:pPr>
     <ns0:rPr>
-      <w:rFonts ns0:ascii="Times New Roman" ns0:hAnsi="Times New Roman" ns0:eastAsia="SimSun" ns0:cs="Times New Roman"/>
+      <w:rFonts ns0:ascii="Times New Roman" ns0:hAnsi="Times New Roman" ns0:eastAsia="FangSong" ns0:cs="Times New Roman"/>
     </ns0:rPr>
   </w:style>
   <w:style w:type="character" w:customStyle="1" w:styleId="KeywordTok">
     <w:name w:val="KeywordTok"/>
     <w:basedOn w:val="VerbatimChar"/>
     <w:rPr>
-      <w:rFonts w:ascii="Times New Roman" w:hAnsi="Times New Roman" w:eastAsia="SimSun" w:cs="Times New Roman"/>
+      <w:rFonts w:ascii="Times New Roman" w:hAnsi="Times New Roman" w:eastAsia="FangSong" w:cs="Times New Roman"/>
       <w:b/>
       <w:color w:val="007020"/>
     </w:rPr>
@@ -16587,7 +16599,7 @@
     <w:name w:val="DataTypeTok"/>
     <w:basedOn w:val="VerbatimChar"/>
     <w:rPr>
-      <w:rFonts w:ascii="Times New Roman" w:hAnsi="Times New Roman" w:eastAsia="SimSun" w:cs="Times New Roman"/>
+      <w:rFonts w:ascii="Times New Roman" w:hAnsi="Times New Roman" w:eastAsia="FangSong" w:cs="Times New Roman"/>
       <w:color w:val="902000"/>
     </w:rPr>
   </w:style>
@@ -16595,7 +16607,7 @@
     <w:name w:val="DecValTok"/>
     <w:basedOn w:val="VerbatimChar"/>
     <w:rPr>
-      <w:rFonts w:ascii="Times New Roman" w:hAnsi="Times New Roman" w:eastAsia="SimSun" w:cs="Times New Roman"/>
+      <w:rFonts w:ascii="Times New Roman" w:hAnsi="Times New Roman" w:eastAsia="FangSong" w:cs="Times New Roman"/>
       <w:color w:val="40a070"/>
     </w:rPr>
   </w:style>
@@ -16603,7 +16615,7 @@
     <w:name w:val="BaseNTok"/>
     <w:basedOn w:val="VerbatimChar"/>
     <w:rPr>
-      <w:rFonts w:ascii="Times New Roman" w:hAnsi="Times New Roman" w:eastAsia="SimSun" w:cs="Times New Roman"/>
+      <w:rFonts w:ascii="Times New Roman" w:hAnsi="Times New Roman" w:eastAsia="FangSong" w:cs="Times New Roman"/>
       <w:color w:val="40a070"/>
     </w:rPr>
   </w:style>
@@ -16611,7 +16623,7 @@
     <w:name w:val="FloatTok"/>
     <w:basedOn w:val="VerbatimChar"/>
     <w:rPr>
-      <w:rFonts w:ascii="Times New Roman" w:hAnsi="Times New Roman" w:eastAsia="SimSun" w:cs="Times New Roman"/>
+      <w:rFonts w:ascii="Times New Roman" w:hAnsi="Times New Roman" w:eastAsia="FangSong" w:cs="Times New Roman"/>
       <w:color w:val="40a070"/>
     </w:rPr>
   </w:style>
@@ -16619,7 +16631,7 @@
     <w:name w:val="ConstantTok"/>
     <w:basedOn w:val="VerbatimChar"/>
     <w:rPr>
-      <w:rFonts w:ascii="Times New Roman" w:hAnsi="Times New Roman" w:eastAsia="SimSun" w:cs="Times New Roman"/>
+      <w:rFonts w:ascii="Times New Roman" w:hAnsi="Times New Roman" w:eastAsia="FangSong" w:cs="Times New Roman"/>
       <w:color w:val="880000"/>
     </w:rPr>
   </w:style>
@@ -16627,7 +16639,7 @@
     <w:name w:val="CharTok"/>
     <w:basedOn w:val="VerbatimChar"/>
     <w:rPr>
-      <w:rFonts w:ascii="Times New Roman" w:hAnsi="Times New Roman" w:eastAsia="SimSun" w:cs="Times New Roman"/>
+      <w:rFonts w:ascii="Times New Roman" w:hAnsi="Times New Roman" w:eastAsia="FangSong" w:cs="Times New Roman"/>
       <w:color w:val="4070a0"/>
     </w:rPr>
   </w:style>
@@ -16635,7 +16647,7 @@
     <w:name w:val="SpecialCharTok"/>
     <w:basedOn w:val="VerbatimChar"/>
     <w:rPr>
-      <w:rFonts w:ascii="Times New Roman" w:hAnsi="Times New Roman" w:eastAsia="SimSun" w:cs="Times New Roman"/>
+      <w:rFonts w:ascii="Times New Roman" w:hAnsi="Times New Roman" w:eastAsia="FangSong" w:cs="Times New Roman"/>
       <w:color w:val="4070a0"/>
     </w:rPr>
   </w:style>
@@ -16643,7 +16655,7 @@
     <w:name w:val="StringTok"/>
     <w:basedOn w:val="VerbatimChar"/>
     <w:rPr>
-      <w:rFonts w:ascii="Times New Roman" w:hAnsi="Times New Roman" w:eastAsia="SimSun" w:cs="Times New Roman"/>
+      <w:rFonts w:ascii="Times New Roman" w:hAnsi="Times New Roman" w:eastAsia="FangSong" w:cs="Times New Roman"/>
       <w:color w:val="4070a0"/>
     </w:rPr>
   </w:style>
@@ -16651,7 +16663,7 @@
     <w:name w:val="VerbatimStringTok"/>
     <w:basedOn w:val="VerbatimChar"/>
     <w:rPr>
-      <w:rFonts w:ascii="Times New Roman" w:hAnsi="Times New Roman" w:eastAsia="SimSun" w:cs="Times New Roman"/>
+      <w:rFonts w:ascii="Times New Roman" w:hAnsi="Times New Roman" w:eastAsia="FangSong" w:cs="Times New Roman"/>
       <w:color w:val="4070a0"/>
     </w:rPr>
   </w:style>
@@ -16659,7 +16671,7 @@
     <w:name w:val="SpecialStringTok"/>
     <w:basedOn w:val="VerbatimChar"/>
     <w:rPr>
-      <w:rFonts w:ascii="Times New Roman" w:hAnsi="Times New Roman" w:eastAsia="SimSun" w:cs="Times New Roman"/>
+      <w:rFonts w:ascii="Times New Roman" w:hAnsi="Times New Roman" w:eastAsia="FangSong" w:cs="Times New Roman"/>
       <w:color w:val="bb6688"/>
     </w:rPr>
   </w:style>
@@ -16667,7 +16679,7 @@
     <w:name w:val="ImportTok"/>
     <w:basedOn w:val="VerbatimChar"/>
     <w:rPr>
-      <w:rFonts w:ascii="Times New Roman" w:hAnsi="Times New Roman" w:eastAsia="SimSun" w:cs="Times New Roman"/>
+      <w:rFonts w:ascii="Times New Roman" w:hAnsi="Times New Roman" w:eastAsia="FangSong" w:cs="Times New Roman"/>
       <w:b/>
       <w:color w:val="008000"/>
     </w:rPr>
@@ -16676,7 +16688,7 @@
     <w:name w:val="CommentTok"/>
     <w:basedOn w:val="VerbatimChar"/>
     <w:rPr>
-      <w:rFonts w:ascii="Times New Roman" w:hAnsi="Times New Roman" w:eastAsia="SimSun" w:cs="Times New Roman"/>
+      <w:rFonts w:ascii="Times New Roman" w:hAnsi="Times New Roman" w:eastAsia="FangSong" w:cs="Times New Roman"/>
       <w:i/>
       <w:color w:val="60a0b0"/>
     </w:rPr>
@@ -16685,7 +16697,7 @@
     <w:name w:val="DocumentationTok"/>
     <w:basedOn w:val="VerbatimChar"/>
     <w:rPr>
-      <w:rFonts w:ascii="Times New Roman" w:hAnsi="Times New Roman" w:eastAsia="SimSun" w:cs="Times New Roman"/>
+      <w:rFonts w:ascii="Times New Roman" w:hAnsi="Times New Roman" w:eastAsia="FangSong" w:cs="Times New Roman"/>
       <w:i/>
       <w:color w:val="ba2121"/>
     </w:rPr>
@@ -16694,7 +16706,7 @@
     <w:name w:val="AnnotationTok"/>
     <w:basedOn w:val="VerbatimChar"/>
     <w:rPr>
-      <w:rFonts w:ascii="Times New Roman" w:hAnsi="Times New Roman" w:eastAsia="SimSun" w:cs="Times New Roman"/>
+      <w:rFonts w:ascii="Times New Roman" w:hAnsi="Times New Roman" w:eastAsia="FangSong" w:cs="Times New Roman"/>
       <w:b/>
       <w:i/>
       <w:color w:val="60a0b0"/>
@@ -16704,7 +16716,7 @@
     <w:name w:val="CommentVarTok"/>
     <w:basedOn w:val="VerbatimChar"/>
     <w:rPr>
-      <w:rFonts w:ascii="Times New Roman" w:hAnsi="Times New Roman" w:eastAsia="SimSun" w:cs="Times New Roman"/>
+      <w:rFonts w:ascii="Times New Roman" w:hAnsi="Times New Roman" w:eastAsia="FangSong" w:cs="Times New Roman"/>
       <w:b/>
       <w:i/>
       <w:color w:val="60a0b0"/>
@@ -16714,7 +16726,7 @@
     <w:name w:val="OtherTok"/>
     <w:basedOn w:val="VerbatimChar"/>
     <w:rPr>
-      <w:rFonts w:ascii="Times New Roman" w:hAnsi="Times New Roman" w:eastAsia="SimSun" w:cs="Times New Roman"/>
+      <w:rFonts w:ascii="Times New Roman" w:hAnsi="Times New Roman" w:eastAsia="FangSong" w:cs="Times New Roman"/>
       <w:color w:val="007020"/>
     </w:rPr>
   </w:style>
@@ -16722,7 +16734,7 @@
     <w:name w:val="FunctionTok"/>
     <w:basedOn w:val="VerbatimChar"/>
     <w:rPr>
-      <w:rFonts w:ascii="Times New Roman" w:hAnsi="Times New Roman" w:eastAsia="SimSun" w:cs="Times New Roman"/>
+      <w:rFonts w:ascii="Times New Roman" w:hAnsi="Times New Roman" w:eastAsia="FangSong" w:cs="Times New Roman"/>
       <w:color w:val="06287e"/>
     </w:rPr>
   </w:style>
@@ -16730,7 +16742,7 @@
     <w:name w:val="VariableTok"/>
     <w:basedOn w:val="VerbatimChar"/>
     <w:rPr>
-      <w:rFonts w:ascii="Times New Roman" w:hAnsi="Times New Roman" w:eastAsia="SimSun" w:cs="Times New Roman"/>
+      <w:rFonts w:ascii="Times New Roman" w:hAnsi="Times New Roman" w:eastAsia="FangSong" w:cs="Times New Roman"/>
       <w:color w:val="19177c"/>
     </w:rPr>
   </w:style>
@@ -16738,7 +16750,7 @@
     <w:name w:val="ControlFlowTok"/>
     <w:basedOn w:val="VerbatimChar"/>
     <w:rPr>
-      <w:rFonts w:ascii="Times New Roman" w:hAnsi="Times New Roman" w:eastAsia="SimSun" w:cs="Times New Roman"/>
+      <w:rFonts w:ascii="Times New Roman" w:hAnsi="Times New Roman" w:eastAsia="FangSong" w:cs="Times New Roman"/>
       <w:b/>
       <w:color w:val="007020"/>
     </w:rPr>
@@ -16747,7 +16759,7 @@
     <w:name w:val="OperatorTok"/>
     <w:basedOn w:val="VerbatimChar"/>
     <w:rPr>
-      <w:rFonts w:ascii="Times New Roman" w:hAnsi="Times New Roman" w:eastAsia="SimSun" w:cs="Times New Roman"/>
+      <w:rFonts w:ascii="Times New Roman" w:hAnsi="Times New Roman" w:eastAsia="FangSong" w:cs="Times New Roman"/>
       <w:color w:val="666666"/>
     </w:rPr>
   </w:style>
@@ -16755,7 +16767,7 @@
     <w:name w:val="BuiltInTok"/>
     <w:basedOn w:val="VerbatimChar"/>
     <w:rPr>
-      <w:rFonts w:ascii="Times New Roman" w:hAnsi="Times New Roman" w:eastAsia="SimSun" w:cs="Times New Roman"/>
+      <w:rFonts w:ascii="Times New Roman" w:hAnsi="Times New Roman" w:eastAsia="FangSong" w:cs="Times New Roman"/>
       <w:color w:val="008000"/>
     </w:rPr>
   </w:style>
@@ -16763,14 +16775,14 @@
     <w:name w:val="ExtensionTok"/>
     <w:basedOn w:val="VerbatimChar"/>
     <w:rPr>
-      <w:rFonts w:ascii="Times New Roman" w:hAnsi="Times New Roman" w:eastAsia="SimSun" w:cs="Times New Roman"/>
+      <w:rFonts w:ascii="Times New Roman" w:hAnsi="Times New Roman" w:eastAsia="FangSong" w:cs="Times New Roman"/>
     </w:rPr>
   </w:style>
   <w:style w:type="character" w:customStyle="1" w:styleId="PreprocessorTok">
     <w:name w:val="PreprocessorTok"/>
     <w:basedOn w:val="VerbatimChar"/>
     <w:rPr>
-      <w:rFonts w:ascii="Times New Roman" w:hAnsi="Times New Roman" w:eastAsia="SimSun" w:cs="Times New Roman"/>
+      <w:rFonts w:ascii="Times New Roman" w:hAnsi="Times New Roman" w:eastAsia="FangSong" w:cs="Times New Roman"/>
       <w:color w:val="bc7a00"/>
     </w:rPr>
   </w:style>
@@ -16778,7 +16790,7 @@
     <w:name w:val="AttributeTok"/>
     <w:basedOn w:val="VerbatimChar"/>
     <w:rPr>
-      <w:rFonts w:ascii="Times New Roman" w:hAnsi="Times New Roman" w:eastAsia="SimSun" w:cs="Times New Roman"/>
+      <w:rFonts w:ascii="Times New Roman" w:hAnsi="Times New Roman" w:eastAsia="FangSong" w:cs="Times New Roman"/>
       <w:color w:val="7d9029"/>
     </w:rPr>
   </w:style>
@@ -16786,14 +16798,14 @@
     <w:name w:val="RegionMarkerTok"/>
     <w:basedOn w:val="VerbatimChar"/>
     <w:rPr>
-      <w:rFonts w:ascii="Times New Roman" w:hAnsi="Times New Roman" w:eastAsia="SimSun" w:cs="Times New Roman"/>
+      <w:rFonts w:ascii="Times New Roman" w:hAnsi="Times New Roman" w:eastAsia="FangSong" w:cs="Times New Roman"/>
     </w:rPr>
   </w:style>
   <w:style w:type="character" w:customStyle="1" w:styleId="InformationTok">
     <w:name w:val="InformationTok"/>
     <w:basedOn w:val="VerbatimChar"/>
     <w:rPr>
-      <w:rFonts w:ascii="Times New Roman" w:hAnsi="Times New Roman" w:eastAsia="SimSun" w:cs="Times New Roman"/>
+      <w:rFonts w:ascii="Times New Roman" w:hAnsi="Times New Roman" w:eastAsia="FangSong" w:cs="Times New Roman"/>
       <w:b/>
       <w:i/>
       <w:color w:val="60a0b0"/>
@@ -16803,7 +16815,7 @@
     <w:name w:val="WarningTok"/>
     <w:basedOn w:val="VerbatimChar"/>
     <w:rPr>
-      <w:rFonts w:ascii="Times New Roman" w:hAnsi="Times New Roman" w:eastAsia="SimSun" w:cs="Times New Roman"/>
+      <w:rFonts w:ascii="Times New Roman" w:hAnsi="Times New Roman" w:eastAsia="FangSong" w:cs="Times New Roman"/>
       <w:b/>
       <w:i/>
       <w:color w:val="60a0b0"/>
@@ -16813,7 +16825,7 @@
     <w:name w:val="AlertTok"/>
     <w:basedOn w:val="VerbatimChar"/>
     <w:rPr>
-      <w:rFonts w:ascii="Times New Roman" w:hAnsi="Times New Roman" w:eastAsia="SimSun" w:cs="Times New Roman"/>
+      <w:rFonts w:ascii="Times New Roman" w:hAnsi="Times New Roman" w:eastAsia="FangSong" w:cs="Times New Roman"/>
       <w:b/>
       <w:color w:val="ff0000"/>
     </w:rPr>
@@ -16822,7 +16834,7 @@
     <w:name w:val="ErrorTok"/>
     <w:basedOn w:val="VerbatimChar"/>
     <w:rPr>
-      <w:rFonts w:ascii="Times New Roman" w:hAnsi="Times New Roman" w:eastAsia="SimSun" w:cs="Times New Roman"/>
+      <w:rFonts w:ascii="Times New Roman" w:hAnsi="Times New Roman" w:eastAsia="FangSong" w:cs="Times New Roman"/>
       <w:b/>
       <w:color w:val="ff0000"/>
     </w:rPr>
@@ -16831,7 +16843,7 @@
     <w:name w:val="NormalTok"/>
     <w:basedOn w:val="VerbatimChar"/>
     <w:rPr>
-      <w:rFonts w:ascii="Times New Roman" w:hAnsi="Times New Roman" w:eastAsia="SimSun" w:cs="Times New Roman"/>
+      <w:rFonts w:ascii="Times New Roman" w:hAnsi="Times New Roman" w:eastAsia="FangSong" w:cs="Times New Roman"/>
     </w:rPr>
   </w:style>
 </ns0:styles>
